--- a/9_Работа_с_файлами/Макарчук_9_Работа_с_файлами.docx
+++ b/9_Работа_с_файлами/Макарчук_9_Работа_с_файлами.docx
@@ -1,6 +1,6 @@
 
 <file path=word/document.xml><?xml version="1.0" encoding="utf-8"?>
-<w:document xmlns:wpc="http://schemas.microsoft.com/office/word/2010/wordprocessingCanvas" xmlns:cx="http://schemas.microsoft.com/office/drawing/2014/chartex" xmlns:cx1="http://schemas.microsoft.com/office/drawing/2015/9/8/chartex" xmlns:cx2="http://schemas.microsoft.com/office/drawing/2015/10/21/chartex" xmlns:cx3="http://schemas.microsoft.com/office/drawing/2016/5/9/chartex" xmlns:cx4="http://schemas.microsoft.com/office/drawing/2016/5/10/chartex" xmlns:cx5="http://schemas.microsoft.com/office/drawing/2016/5/11/chartex" xmlns:cx6="http://schemas.microsoft.com/office/drawing/2016/5/12/chartex" xmlns:cx7="http://schemas.microsoft.com/office/drawing/2016/5/13/chartex" xmlns:cx8="http://schemas.microsoft.com/office/drawing/2016/5/14/chartex" xmlns:mc="http://schemas.openxmlformats.org/markup-compatibility/2006" xmlns:aink="http://schemas.microsoft.com/office/drawing/2016/ink" xmlns:am3d="http://schemas.microsoft.com/office/drawing/2017/model3d" xmlns:o="urn:schemas-microsoft-com:office:office" xmlns:oel="http://schemas.microsoft.com/office/2019/extlst" xmlns:r="http://schemas.openxmlformats.org/officeDocument/2006/relationships" xmlns:m="http://schemas.openxmlformats.org/officeDocument/2006/math" xmlns:v="urn:schemas-microsoft-com:vml" xmlns:wp14="http://schemas.microsoft.com/office/word/2010/wordprocessingDrawing" xmlns:wp="http://schemas.openxmlformats.org/drawingml/2006/wordprocessingDrawing" xmlns:w10="urn:schemas-microsoft-com:office:word" xmlns:w="http://schemas.openxmlformats.org/wordprocessingml/2006/main" xmlns:w14="http://schemas.microsoft.com/office/word/2010/wordml" xmlns:w15="http://schemas.microsoft.com/office/word/2012/wordml" xmlns:w16cex="http://schemas.microsoft.com/office/word/2018/wordml/cex" xmlns:w16cid="http://schemas.microsoft.com/office/word/2016/wordml/cid" xmlns:w16="http://schemas.microsoft.com/office/word/2018/wordml" xmlns:w16sdtdh="http://schemas.microsoft.com/office/word/2020/wordml/sdtdatahash" xmlns:w16se="http://schemas.microsoft.com/office/word/2015/wordml/symex" xmlns:wpg="http://schemas.microsoft.com/office/word/2010/wordprocessingGroup" xmlns:wpi="http://schemas.microsoft.com/office/word/2010/wordprocessingInk" xmlns:wne="http://schemas.microsoft.com/office/word/2006/wordml" xmlns:wps="http://schemas.microsoft.com/office/word/2010/wordprocessingShape" mc:Ignorable="w14 w15 w16se w16cid w16 w16cex w16sdtdh wp14">
+<w:document xmlns:wpc="http://schemas.microsoft.com/office/word/2010/wordprocessingCanvas" xmlns:cx="http://schemas.microsoft.com/office/drawing/2014/chartex" xmlns:cx1="http://schemas.microsoft.com/office/drawing/2015/9/8/chartex" xmlns:cx2="http://schemas.microsoft.com/office/drawing/2015/10/21/chartex" xmlns:cx3="http://schemas.microsoft.com/office/drawing/2016/5/9/chartex" xmlns:cx4="http://schemas.microsoft.com/office/drawing/2016/5/10/chartex" xmlns:cx5="http://schemas.microsoft.com/office/drawing/2016/5/11/chartex" xmlns:cx6="http://schemas.microsoft.com/office/drawing/2016/5/12/chartex" xmlns:cx7="http://schemas.microsoft.com/office/drawing/2016/5/13/chartex" xmlns:cx8="http://schemas.microsoft.com/office/drawing/2016/5/14/chartex" xmlns:mc="http://schemas.openxmlformats.org/markup-compatibility/2006" xmlns:aink="http://schemas.microsoft.com/office/drawing/2016/ink" xmlns:am3d="http://schemas.microsoft.com/office/drawing/2017/model3d" xmlns:o="urn:schemas-microsoft-com:office:office" xmlns:oel="http://schemas.microsoft.com/office/2019/extlst" xmlns:r="http://schemas.openxmlformats.org/officeDocument/2006/relationships" xmlns:m="http://schemas.openxmlformats.org/officeDocument/2006/math" xmlns:v="urn:schemas-microsoft-com:vml" xmlns:wp14="http://schemas.microsoft.com/office/word/2010/wordprocessingDrawing" xmlns:wp="http://schemas.openxmlformats.org/drawingml/2006/wordprocessingDrawing" xmlns:w10="urn:schemas-microsoft-com:office:word" xmlns:w="http://schemas.openxmlformats.org/wordprocessingml/2006/main" xmlns:w14="http://schemas.microsoft.com/office/word/2010/wordml" xmlns:w15="http://schemas.microsoft.com/office/word/2012/wordml" xmlns:w16cex="http://schemas.microsoft.com/office/word/2018/wordml/cex" xmlns:w16cid="http://schemas.microsoft.com/office/word/2016/wordml/cid" xmlns:w16="http://schemas.microsoft.com/office/word/2018/wordml" xmlns:w16du="http://schemas.microsoft.com/office/word/2023/wordml/word16du" xmlns:w16sdtdh="http://schemas.microsoft.com/office/word/2020/wordml/sdtdatahash" xmlns:w16sdtfl="http://schemas.microsoft.com/office/word/2024/wordml/sdtformatlock" xmlns:w16se="http://schemas.microsoft.com/office/word/2015/wordml/symex" xmlns:wpg="http://schemas.microsoft.com/office/word/2010/wordprocessingGroup" xmlns:wpi="http://schemas.microsoft.com/office/word/2010/wordprocessingInk" xmlns:wne="http://schemas.microsoft.com/office/word/2006/wordml" xmlns:wps="http://schemas.microsoft.com/office/word/2010/wordprocessingShape" mc:Ignorable="w14 w15 w16se w16cid w16 w16cex w16sdtdh w16sdtfl w16du wp14">
   <w:body>
     <w:p>
       <w:pPr>
@@ -100,25 +100,7 @@
           <w:sz w:val="28"/>
           <w:szCs w:val="28"/>
         </w:rPr>
-        <w:t xml:space="preserve">1. </w:t>
-      </w:r>
-      <w:proofErr w:type="spellStart"/>
-      <w:r>
-        <w:rPr>
-          <w:color w:val="000000"/>
-          <w:sz w:val="28"/>
-          <w:szCs w:val="28"/>
-        </w:rPr>
-        <w:t>FileManager</w:t>
-      </w:r>
-      <w:proofErr w:type="spellEnd"/>
-      <w:r>
-        <w:rPr>
-          <w:color w:val="000000"/>
-          <w:sz w:val="28"/>
-          <w:szCs w:val="28"/>
-        </w:rPr>
-        <w:t xml:space="preserve"> – отвечает за создание, удаление, копирование, перемещение файлов.</w:t>
+        <w:t>1. FileManager – отвечает за создание, удаление, копирование, перемещение файлов.</w:t>
       </w:r>
     </w:p>
     <w:p>
@@ -142,25 +124,7 @@
           <w:sz w:val="28"/>
           <w:szCs w:val="28"/>
         </w:rPr>
-        <w:t xml:space="preserve">2. </w:t>
-      </w:r>
-      <w:proofErr w:type="spellStart"/>
-      <w:r>
-        <w:rPr>
-          <w:color w:val="000000"/>
-          <w:sz w:val="28"/>
-          <w:szCs w:val="28"/>
-        </w:rPr>
-        <w:t>FileInfoProvider</w:t>
-      </w:r>
-      <w:proofErr w:type="spellEnd"/>
-      <w:r>
-        <w:rPr>
-          <w:color w:val="000000"/>
-          <w:sz w:val="28"/>
-          <w:szCs w:val="28"/>
-        </w:rPr>
-        <w:t xml:space="preserve"> – получает информацию о файле (размер, дата создания, дата</w:t>
+        <w:t>2. FileInfoProvider – получает информацию о файле (размер, дата создания, дата</w:t>
       </w:r>
     </w:p>
     <w:p>
@@ -448,25 +412,7 @@
           <w:sz w:val="28"/>
           <w:szCs w:val="28"/>
         </w:rPr>
-        <w:t xml:space="preserve">расширением </w:t>
-      </w:r>
-      <w:proofErr w:type="spellStart"/>
-      <w:r>
-        <w:rPr>
-          <w:color w:val="000000"/>
-          <w:sz w:val="28"/>
-          <w:szCs w:val="28"/>
-        </w:rPr>
-        <w:t>ii</w:t>
-      </w:r>
-      <w:proofErr w:type="spellEnd"/>
-      <w:r>
-        <w:rPr>
-          <w:color w:val="000000"/>
-          <w:sz w:val="28"/>
-          <w:szCs w:val="28"/>
-        </w:rPr>
-        <w:t xml:space="preserve"> (см. выше)</w:t>
+        <w:t>расширением ii (см. выше)</w:t>
       </w:r>
     </w:p>
     <w:p>
@@ -573,6 +519,7 @@
           <w:color w:val="000000"/>
           <w:sz w:val="28"/>
           <w:szCs w:val="28"/>
+          <w:lang w:val="en-US"/>
         </w:rPr>
       </w:pPr>
       <w:r>
@@ -588,6 +535,7 @@
           <w:color w:val="000000"/>
           <w:sz w:val="28"/>
           <w:szCs w:val="28"/>
+          <w:lang w:val="en-US"/>
         </w:rPr>
         <w:t xml:space="preserve"> </w:t>
       </w:r>
@@ -604,6 +552,7 @@
           <w:color w:val="000000"/>
           <w:sz w:val="28"/>
           <w:szCs w:val="28"/>
+          <w:lang w:val="en-US"/>
         </w:rPr>
         <w:t>:</w:t>
       </w:r>
@@ -715,27 +664,7 @@
           <w:szCs w:val="28"/>
           <w:lang w:val="en-US"/>
         </w:rPr>
-        <w:t xml:space="preserve">        public static void </w:t>
-      </w:r>
-      <w:proofErr w:type="gramStart"/>
-      <w:r>
-        <w:rPr>
-          <w:color w:val="000000" w:themeColor="text1"/>
-          <w:sz w:val="28"/>
-          <w:szCs w:val="28"/>
-          <w:lang w:val="en-US"/>
-        </w:rPr>
-        <w:t>Main(</w:t>
-      </w:r>
-      <w:proofErr w:type="gramEnd"/>
-      <w:r>
-        <w:rPr>
-          <w:color w:val="000000" w:themeColor="text1"/>
-          <w:sz w:val="28"/>
-          <w:szCs w:val="28"/>
-          <w:lang w:val="en-US"/>
-        </w:rPr>
-        <w:t>)</w:t>
+        <w:t xml:space="preserve">        public static void Main()</w:t>
       </w:r>
     </w:p>
     <w:p>
@@ -779,58 +708,7 @@
           <w:szCs w:val="28"/>
           <w:lang w:val="en-US"/>
         </w:rPr>
-        <w:t xml:space="preserve">            </w:t>
-      </w:r>
-      <w:proofErr w:type="spellStart"/>
-      <w:r>
-        <w:rPr>
-          <w:color w:val="000000" w:themeColor="text1"/>
-          <w:sz w:val="28"/>
-          <w:szCs w:val="28"/>
-          <w:lang w:val="en-US"/>
-        </w:rPr>
-        <w:t>FileManager</w:t>
-      </w:r>
-      <w:proofErr w:type="spellEnd"/>
-      <w:r>
-        <w:rPr>
-          <w:color w:val="000000" w:themeColor="text1"/>
-          <w:sz w:val="28"/>
-          <w:szCs w:val="28"/>
-          <w:lang w:val="en-US"/>
-        </w:rPr>
-        <w:t xml:space="preserve"> manager = new </w:t>
-      </w:r>
-      <w:proofErr w:type="spellStart"/>
-      <w:proofErr w:type="gramStart"/>
-      <w:r>
-        <w:rPr>
-          <w:color w:val="000000" w:themeColor="text1"/>
-          <w:sz w:val="28"/>
-          <w:szCs w:val="28"/>
-          <w:lang w:val="en-US"/>
-        </w:rPr>
-        <w:t>FileManager</w:t>
-      </w:r>
-      <w:proofErr w:type="spellEnd"/>
-      <w:r>
-        <w:rPr>
-          <w:color w:val="000000" w:themeColor="text1"/>
-          <w:sz w:val="28"/>
-          <w:szCs w:val="28"/>
-          <w:lang w:val="en-US"/>
-        </w:rPr>
-        <w:t>(</w:t>
-      </w:r>
-      <w:proofErr w:type="gramEnd"/>
-      <w:r>
-        <w:rPr>
-          <w:color w:val="000000" w:themeColor="text1"/>
-          <w:sz w:val="28"/>
-          <w:szCs w:val="28"/>
-          <w:lang w:val="en-US"/>
-        </w:rPr>
-        <w:t>);</w:t>
+        <w:t xml:space="preserve">            FileManager manager = new FileManager();</w:t>
       </w:r>
     </w:p>
     <w:p>
@@ -852,58 +730,7 @@
           <w:szCs w:val="28"/>
           <w:lang w:val="en-US"/>
         </w:rPr>
-        <w:t xml:space="preserve">            </w:t>
-      </w:r>
-      <w:proofErr w:type="spellStart"/>
-      <w:r>
-        <w:rPr>
-          <w:color w:val="000000" w:themeColor="text1"/>
-          <w:sz w:val="28"/>
-          <w:szCs w:val="28"/>
-          <w:lang w:val="en-US"/>
-        </w:rPr>
-        <w:t>FileManagerProvider</w:t>
-      </w:r>
-      <w:proofErr w:type="spellEnd"/>
-      <w:r>
-        <w:rPr>
-          <w:color w:val="000000" w:themeColor="text1"/>
-          <w:sz w:val="28"/>
-          <w:szCs w:val="28"/>
-          <w:lang w:val="en-US"/>
-        </w:rPr>
-        <w:t xml:space="preserve"> provider = new </w:t>
-      </w:r>
-      <w:proofErr w:type="spellStart"/>
-      <w:proofErr w:type="gramStart"/>
-      <w:r>
-        <w:rPr>
-          <w:color w:val="000000" w:themeColor="text1"/>
-          <w:sz w:val="28"/>
-          <w:szCs w:val="28"/>
-          <w:lang w:val="en-US"/>
-        </w:rPr>
-        <w:t>FileManagerProvider</w:t>
-      </w:r>
-      <w:proofErr w:type="spellEnd"/>
-      <w:r>
-        <w:rPr>
-          <w:color w:val="000000" w:themeColor="text1"/>
-          <w:sz w:val="28"/>
-          <w:szCs w:val="28"/>
-          <w:lang w:val="en-US"/>
-        </w:rPr>
-        <w:t>(</w:t>
-      </w:r>
-      <w:proofErr w:type="gramEnd"/>
-      <w:r>
-        <w:rPr>
-          <w:color w:val="000000" w:themeColor="text1"/>
-          <w:sz w:val="28"/>
-          <w:szCs w:val="28"/>
-          <w:lang w:val="en-US"/>
-        </w:rPr>
-        <w:t>);</w:t>
+        <w:t xml:space="preserve">            FileManagerProvider provider = new FileManagerProvider();</w:t>
       </w:r>
     </w:p>
     <w:p>
@@ -925,27 +752,7 @@
           <w:szCs w:val="28"/>
           <w:lang w:val="en-US"/>
         </w:rPr>
-        <w:t xml:space="preserve">            </w:t>
-      </w:r>
-      <w:proofErr w:type="gramStart"/>
-      <w:r>
-        <w:rPr>
-          <w:color w:val="000000" w:themeColor="text1"/>
-          <w:sz w:val="28"/>
-          <w:szCs w:val="28"/>
-          <w:lang w:val="en-US"/>
-        </w:rPr>
-        <w:t>manager.CreateFile</w:t>
-      </w:r>
-      <w:proofErr w:type="gramEnd"/>
-      <w:r>
-        <w:rPr>
-          <w:color w:val="000000" w:themeColor="text1"/>
-          <w:sz w:val="28"/>
-          <w:szCs w:val="28"/>
-          <w:lang w:val="en-US"/>
-        </w:rPr>
-        <w:t>("/Users/boga/Desktop/КПиЯП/9_Работа_с_файлами/Topic_9/input.txt");</w:t>
+        <w:t xml:space="preserve">            manager.CreateFile("/Users/boga/Desktop/КПиЯП/9_Работа_с_файлами/Topic_9/input.txt");</w:t>
       </w:r>
     </w:p>
     <w:p>
@@ -967,27 +774,7 @@
           <w:szCs w:val="28"/>
           <w:lang w:val="en-US"/>
         </w:rPr>
-        <w:t xml:space="preserve">            </w:t>
-      </w:r>
-      <w:proofErr w:type="spellStart"/>
-      <w:r>
-        <w:rPr>
-          <w:color w:val="000000" w:themeColor="text1"/>
-          <w:sz w:val="28"/>
-          <w:szCs w:val="28"/>
-          <w:lang w:val="en-US"/>
-        </w:rPr>
-        <w:t>FileInfo</w:t>
-      </w:r>
-      <w:proofErr w:type="spellEnd"/>
-      <w:r>
-        <w:rPr>
-          <w:color w:val="000000" w:themeColor="text1"/>
-          <w:sz w:val="28"/>
-          <w:szCs w:val="28"/>
-          <w:lang w:val="en-US"/>
-        </w:rPr>
-        <w:t xml:space="preserve"> file = new FileInfo("/Users/boga/Desktop/КПиЯП/9_Работа_с_файлами/Topic_9/input.txt");</w:t>
+        <w:t xml:space="preserve">            FileInfo file = new FileInfo("/Users/boga/Desktop/КПиЯП/9_Работа_с_файлами/Topic_9/input.txt");</w:t>
       </w:r>
     </w:p>
     <w:p>
@@ -1009,49 +796,7 @@
           <w:szCs w:val="28"/>
           <w:lang w:val="en-US"/>
         </w:rPr>
-        <w:t xml:space="preserve">            </w:t>
-      </w:r>
-      <w:proofErr w:type="spellStart"/>
-      <w:r>
-        <w:rPr>
-          <w:color w:val="000000" w:themeColor="text1"/>
-          <w:sz w:val="28"/>
-          <w:szCs w:val="28"/>
-          <w:lang w:val="en-US"/>
-        </w:rPr>
-        <w:t>File.WriteAllText</w:t>
-      </w:r>
-      <w:proofErr w:type="spellEnd"/>
-      <w:r>
-        <w:rPr>
-          <w:color w:val="000000" w:themeColor="text1"/>
-          <w:sz w:val="28"/>
-          <w:szCs w:val="28"/>
-          <w:lang w:val="en-US"/>
-        </w:rPr>
-        <w:t>(</w:t>
-      </w:r>
-      <w:proofErr w:type="spellStart"/>
-      <w:proofErr w:type="gramStart"/>
-      <w:r>
-        <w:rPr>
-          <w:color w:val="000000" w:themeColor="text1"/>
-          <w:sz w:val="28"/>
-          <w:szCs w:val="28"/>
-          <w:lang w:val="en-US"/>
-        </w:rPr>
-        <w:t>file.FullName</w:t>
-      </w:r>
-      <w:proofErr w:type="spellEnd"/>
-      <w:proofErr w:type="gramEnd"/>
-      <w:r>
-        <w:rPr>
-          <w:color w:val="000000" w:themeColor="text1"/>
-          <w:sz w:val="28"/>
-          <w:szCs w:val="28"/>
-          <w:lang w:val="en-US"/>
-        </w:rPr>
-        <w:t>, "Hello world!");</w:t>
+        <w:t xml:space="preserve">            File.WriteAllText(file.FullName, "Hello world!");</w:t>
       </w:r>
     </w:p>
     <w:p>
@@ -1073,69 +818,7 @@
           <w:szCs w:val="28"/>
           <w:lang w:val="en-US"/>
         </w:rPr>
-        <w:t xml:space="preserve">            </w:t>
-      </w:r>
-      <w:proofErr w:type="spellStart"/>
-      <w:r>
-        <w:rPr>
-          <w:color w:val="000000" w:themeColor="text1"/>
-          <w:sz w:val="28"/>
-          <w:szCs w:val="28"/>
-          <w:lang w:val="en-US"/>
-        </w:rPr>
-        <w:t>Console.WriteLine</w:t>
-      </w:r>
-      <w:proofErr w:type="spellEnd"/>
-      <w:r>
-        <w:rPr>
-          <w:color w:val="000000" w:themeColor="text1"/>
-          <w:sz w:val="28"/>
-          <w:szCs w:val="28"/>
-          <w:lang w:val="en-US"/>
-        </w:rPr>
-        <w:t>(</w:t>
-      </w:r>
-      <w:proofErr w:type="spellStart"/>
-      <w:r>
-        <w:rPr>
-          <w:color w:val="000000" w:themeColor="text1"/>
-          <w:sz w:val="28"/>
-          <w:szCs w:val="28"/>
-          <w:lang w:val="en-US"/>
-        </w:rPr>
-        <w:t>File.ReadAllText</w:t>
-      </w:r>
-      <w:proofErr w:type="spellEnd"/>
-      <w:r>
-        <w:rPr>
-          <w:color w:val="000000" w:themeColor="text1"/>
-          <w:sz w:val="28"/>
-          <w:szCs w:val="28"/>
-          <w:lang w:val="en-US"/>
-        </w:rPr>
-        <w:t>(</w:t>
-      </w:r>
-      <w:proofErr w:type="spellStart"/>
-      <w:proofErr w:type="gramStart"/>
-      <w:r>
-        <w:rPr>
-          <w:color w:val="000000" w:themeColor="text1"/>
-          <w:sz w:val="28"/>
-          <w:szCs w:val="28"/>
-          <w:lang w:val="en-US"/>
-        </w:rPr>
-        <w:t>file.FullName</w:t>
-      </w:r>
-      <w:proofErr w:type="spellEnd"/>
-      <w:proofErr w:type="gramEnd"/>
-      <w:r>
-        <w:rPr>
-          <w:color w:val="000000" w:themeColor="text1"/>
-          <w:sz w:val="28"/>
-          <w:szCs w:val="28"/>
-          <w:lang w:val="en-US"/>
-        </w:rPr>
-        <w:t>));</w:t>
+        <w:t xml:space="preserve">            Console.WriteLine(File.ReadAllText(file.FullName));</w:t>
       </w:r>
       <w:r>
         <w:rPr>
@@ -1167,49 +850,7 @@
           <w:lang w:val="en-US"/>
         </w:rPr>
         <w:lastRenderedPageBreak/>
-        <w:t xml:space="preserve">            </w:t>
-      </w:r>
-      <w:proofErr w:type="spellStart"/>
-      <w:proofErr w:type="gramStart"/>
-      <w:r>
-        <w:rPr>
-          <w:color w:val="000000" w:themeColor="text1"/>
-          <w:sz w:val="28"/>
-          <w:szCs w:val="28"/>
-          <w:lang w:val="en-US"/>
-        </w:rPr>
-        <w:t>provider.GetInfoFile</w:t>
-      </w:r>
-      <w:proofErr w:type="spellEnd"/>
-      <w:proofErr w:type="gramEnd"/>
-      <w:r>
-        <w:rPr>
-          <w:color w:val="000000" w:themeColor="text1"/>
-          <w:sz w:val="28"/>
-          <w:szCs w:val="28"/>
-          <w:lang w:val="en-US"/>
-        </w:rPr>
-        <w:t>(</w:t>
-      </w:r>
-      <w:proofErr w:type="spellStart"/>
-      <w:r>
-        <w:rPr>
-          <w:color w:val="000000" w:themeColor="text1"/>
-          <w:sz w:val="28"/>
-          <w:szCs w:val="28"/>
-          <w:lang w:val="en-US"/>
-        </w:rPr>
-        <w:t>file.FullName</w:t>
-      </w:r>
-      <w:proofErr w:type="spellEnd"/>
-      <w:r>
-        <w:rPr>
-          <w:color w:val="000000" w:themeColor="text1"/>
-          <w:sz w:val="28"/>
-          <w:szCs w:val="28"/>
-          <w:lang w:val="en-US"/>
-        </w:rPr>
-        <w:t>);</w:t>
+        <w:t xml:space="preserve">            provider.GetInfoFile(file.FullName);</w:t>
       </w:r>
     </w:p>
     <w:p>
@@ -1231,49 +872,7 @@
           <w:szCs w:val="28"/>
           <w:lang w:val="en-US"/>
         </w:rPr>
-        <w:t xml:space="preserve">            </w:t>
-      </w:r>
-      <w:proofErr w:type="spellStart"/>
-      <w:proofErr w:type="gramStart"/>
-      <w:r>
-        <w:rPr>
-          <w:color w:val="000000" w:themeColor="text1"/>
-          <w:sz w:val="28"/>
-          <w:szCs w:val="28"/>
-          <w:lang w:val="en-US"/>
-        </w:rPr>
-        <w:t>provider.GetSizeFile</w:t>
-      </w:r>
-      <w:proofErr w:type="spellEnd"/>
-      <w:proofErr w:type="gramEnd"/>
-      <w:r>
-        <w:rPr>
-          <w:color w:val="000000" w:themeColor="text1"/>
-          <w:sz w:val="28"/>
-          <w:szCs w:val="28"/>
-          <w:lang w:val="en-US"/>
-        </w:rPr>
-        <w:t>(</w:t>
-      </w:r>
-      <w:proofErr w:type="spellStart"/>
-      <w:r>
-        <w:rPr>
-          <w:color w:val="000000" w:themeColor="text1"/>
-          <w:sz w:val="28"/>
-          <w:szCs w:val="28"/>
-          <w:lang w:val="en-US"/>
-        </w:rPr>
-        <w:t>file.FullName</w:t>
-      </w:r>
-      <w:proofErr w:type="spellEnd"/>
-      <w:r>
-        <w:rPr>
-          <w:color w:val="000000" w:themeColor="text1"/>
-          <w:sz w:val="28"/>
-          <w:szCs w:val="28"/>
-          <w:lang w:val="en-US"/>
-        </w:rPr>
-        <w:t>);</w:t>
+        <w:t xml:space="preserve">            provider.GetSizeFile(file.FullName);</w:t>
       </w:r>
     </w:p>
     <w:p>
@@ -1295,27 +894,7 @@
           <w:szCs w:val="28"/>
           <w:lang w:val="en-US"/>
         </w:rPr>
-        <w:t xml:space="preserve">            string </w:t>
-      </w:r>
-      <w:proofErr w:type="spellStart"/>
-      <w:r>
-        <w:rPr>
-          <w:color w:val="000000" w:themeColor="text1"/>
-          <w:sz w:val="28"/>
-          <w:szCs w:val="28"/>
-          <w:lang w:val="en-US"/>
-        </w:rPr>
-        <w:t>copyFile</w:t>
-      </w:r>
-      <w:proofErr w:type="spellEnd"/>
-      <w:r>
-        <w:rPr>
-          <w:color w:val="000000" w:themeColor="text1"/>
-          <w:sz w:val="28"/>
-          <w:szCs w:val="28"/>
-          <w:lang w:val="en-US"/>
-        </w:rPr>
-        <w:t xml:space="preserve"> = "/Users/boga/Desktop/КПиЯП/9_Работа_с_файлами/Topic_9/input_copy.txt";</w:t>
+        <w:t xml:space="preserve">            string copyFile = "/Users/boga/Desktop/КПиЯП/9_Работа_с_файлами/Topic_9/input_copy.txt";</w:t>
       </w:r>
     </w:p>
     <w:p>
@@ -1337,58 +916,7 @@
           <w:szCs w:val="28"/>
           <w:lang w:val="en-US"/>
         </w:rPr>
-        <w:t xml:space="preserve">            if </w:t>
-      </w:r>
-      <w:proofErr w:type="gramStart"/>
-      <w:r>
-        <w:rPr>
-          <w:color w:val="000000" w:themeColor="text1"/>
-          <w:sz w:val="28"/>
-          <w:szCs w:val="28"/>
-          <w:lang w:val="en-US"/>
-        </w:rPr>
-        <w:t>(!</w:t>
-      </w:r>
-      <w:proofErr w:type="spellStart"/>
-      <w:r>
-        <w:rPr>
-          <w:color w:val="000000" w:themeColor="text1"/>
-          <w:sz w:val="28"/>
-          <w:szCs w:val="28"/>
-          <w:lang w:val="en-US"/>
-        </w:rPr>
-        <w:t>File.Exists</w:t>
-      </w:r>
-      <w:proofErr w:type="spellEnd"/>
-      <w:proofErr w:type="gramEnd"/>
-      <w:r>
-        <w:rPr>
-          <w:color w:val="000000" w:themeColor="text1"/>
-          <w:sz w:val="28"/>
-          <w:szCs w:val="28"/>
-          <w:lang w:val="en-US"/>
-        </w:rPr>
-        <w:t>(</w:t>
-      </w:r>
-      <w:proofErr w:type="spellStart"/>
-      <w:r>
-        <w:rPr>
-          <w:color w:val="000000" w:themeColor="text1"/>
-          <w:sz w:val="28"/>
-          <w:szCs w:val="28"/>
-          <w:lang w:val="en-US"/>
-        </w:rPr>
-        <w:t>copyFile</w:t>
-      </w:r>
-      <w:proofErr w:type="spellEnd"/>
-      <w:r>
-        <w:rPr>
-          <w:color w:val="000000" w:themeColor="text1"/>
-          <w:sz w:val="28"/>
-          <w:szCs w:val="28"/>
-          <w:lang w:val="en-US"/>
-        </w:rPr>
-        <w:t>))</w:t>
+        <w:t xml:space="preserve">            if (!File.Exists(copyFile))</w:t>
       </w:r>
     </w:p>
     <w:p>
@@ -1432,69 +960,7 @@
           <w:szCs w:val="28"/>
           <w:lang w:val="en-US"/>
         </w:rPr>
-        <w:t xml:space="preserve">                </w:t>
-      </w:r>
-      <w:proofErr w:type="spellStart"/>
-      <w:proofErr w:type="gramStart"/>
-      <w:r>
-        <w:rPr>
-          <w:color w:val="000000" w:themeColor="text1"/>
-          <w:sz w:val="28"/>
-          <w:szCs w:val="28"/>
-          <w:lang w:val="en-US"/>
-        </w:rPr>
-        <w:t>manager.CopyFile</w:t>
-      </w:r>
-      <w:proofErr w:type="spellEnd"/>
-      <w:proofErr w:type="gramEnd"/>
-      <w:r>
-        <w:rPr>
-          <w:color w:val="000000" w:themeColor="text1"/>
-          <w:sz w:val="28"/>
-          <w:szCs w:val="28"/>
-          <w:lang w:val="en-US"/>
-        </w:rPr>
-        <w:t>(</w:t>
-      </w:r>
-      <w:proofErr w:type="spellStart"/>
-      <w:r>
-        <w:rPr>
-          <w:color w:val="000000" w:themeColor="text1"/>
-          <w:sz w:val="28"/>
-          <w:szCs w:val="28"/>
-          <w:lang w:val="en-US"/>
-        </w:rPr>
-        <w:t>file.FullName</w:t>
-      </w:r>
-      <w:proofErr w:type="spellEnd"/>
-      <w:r>
-        <w:rPr>
-          <w:color w:val="000000" w:themeColor="text1"/>
-          <w:sz w:val="28"/>
-          <w:szCs w:val="28"/>
-          <w:lang w:val="en-US"/>
-        </w:rPr>
-        <w:t xml:space="preserve">, </w:t>
-      </w:r>
-      <w:proofErr w:type="spellStart"/>
-      <w:r>
-        <w:rPr>
-          <w:color w:val="000000" w:themeColor="text1"/>
-          <w:sz w:val="28"/>
-          <w:szCs w:val="28"/>
-          <w:lang w:val="en-US"/>
-        </w:rPr>
-        <w:t>copyFile</w:t>
-      </w:r>
-      <w:proofErr w:type="spellEnd"/>
-      <w:r>
-        <w:rPr>
-          <w:color w:val="000000" w:themeColor="text1"/>
-          <w:sz w:val="28"/>
-          <w:szCs w:val="28"/>
-          <w:lang w:val="en-US"/>
-        </w:rPr>
-        <w:t>);</w:t>
+        <w:t xml:space="preserve">                manager.CopyFile(file.FullName, copyFile);</w:t>
       </w:r>
     </w:p>
     <w:p>
@@ -1551,47 +1017,7 @@
           <w:szCs w:val="28"/>
           <w:lang w:val="en-US"/>
         </w:rPr>
-        <w:t xml:space="preserve">            if (</w:t>
-      </w:r>
-      <w:proofErr w:type="spellStart"/>
-      <w:r>
-        <w:rPr>
-          <w:color w:val="000000" w:themeColor="text1"/>
-          <w:sz w:val="28"/>
-          <w:szCs w:val="28"/>
-          <w:lang w:val="en-US"/>
-        </w:rPr>
-        <w:t>File.Exists</w:t>
-      </w:r>
-      <w:proofErr w:type="spellEnd"/>
-      <w:r>
-        <w:rPr>
-          <w:color w:val="000000" w:themeColor="text1"/>
-          <w:sz w:val="28"/>
-          <w:szCs w:val="28"/>
-          <w:lang w:val="en-US"/>
-        </w:rPr>
-        <w:t>(</w:t>
-      </w:r>
-      <w:proofErr w:type="spellStart"/>
-      <w:r>
-        <w:rPr>
-          <w:color w:val="000000" w:themeColor="text1"/>
-          <w:sz w:val="28"/>
-          <w:szCs w:val="28"/>
-          <w:lang w:val="en-US"/>
-        </w:rPr>
-        <w:t>copyFile</w:t>
-      </w:r>
-      <w:proofErr w:type="spellEnd"/>
-      <w:r>
-        <w:rPr>
-          <w:color w:val="000000" w:themeColor="text1"/>
-          <w:sz w:val="28"/>
-          <w:szCs w:val="28"/>
-          <w:lang w:val="en-US"/>
-        </w:rPr>
-        <w:t>))</w:t>
+        <w:t xml:space="preserve">            if (File.Exists(copyFile))</w:t>
       </w:r>
     </w:p>
     <w:p>
@@ -1635,67 +1061,7 @@
           <w:szCs w:val="28"/>
           <w:lang w:val="en-US"/>
         </w:rPr>
-        <w:t xml:space="preserve">                </w:t>
-      </w:r>
-      <w:proofErr w:type="spellStart"/>
-      <w:r>
-        <w:rPr>
-          <w:color w:val="000000" w:themeColor="text1"/>
-          <w:sz w:val="28"/>
-          <w:szCs w:val="28"/>
-          <w:lang w:val="en-US"/>
-        </w:rPr>
-        <w:t>Console.WriteLine</w:t>
-      </w:r>
-      <w:proofErr w:type="spellEnd"/>
-      <w:r>
-        <w:rPr>
-          <w:color w:val="000000" w:themeColor="text1"/>
-          <w:sz w:val="28"/>
-          <w:szCs w:val="28"/>
-          <w:lang w:val="en-US"/>
-        </w:rPr>
-        <w:t>("</w:t>
-      </w:r>
-      <w:proofErr w:type="spellStart"/>
-      <w:r>
-        <w:rPr>
-          <w:color w:val="000000" w:themeColor="text1"/>
-          <w:sz w:val="28"/>
-          <w:szCs w:val="28"/>
-          <w:lang w:val="en-US"/>
-        </w:rPr>
-        <w:t>Файл</w:t>
-      </w:r>
-      <w:proofErr w:type="spellEnd"/>
-      <w:r>
-        <w:rPr>
-          <w:color w:val="000000" w:themeColor="text1"/>
-          <w:sz w:val="28"/>
-          <w:szCs w:val="28"/>
-          <w:lang w:val="en-US"/>
-        </w:rPr>
-        <w:t xml:space="preserve"> </w:t>
-      </w:r>
-      <w:proofErr w:type="spellStart"/>
-      <w:r>
-        <w:rPr>
-          <w:color w:val="000000" w:themeColor="text1"/>
-          <w:sz w:val="28"/>
-          <w:szCs w:val="28"/>
-          <w:lang w:val="en-US"/>
-        </w:rPr>
-        <w:t>существет</w:t>
-      </w:r>
-      <w:proofErr w:type="spellEnd"/>
-      <w:r>
-        <w:rPr>
-          <w:color w:val="000000" w:themeColor="text1"/>
-          <w:sz w:val="28"/>
-          <w:szCs w:val="28"/>
-          <w:lang w:val="en-US"/>
-        </w:rPr>
-        <w:t>.");</w:t>
+        <w:t xml:space="preserve">                Console.WriteLine("Файл существет.");</w:t>
       </w:r>
     </w:p>
     <w:p>
@@ -1739,27 +1105,7 @@
           <w:szCs w:val="28"/>
           <w:lang w:val="en-US"/>
         </w:rPr>
-        <w:t xml:space="preserve">            if </w:t>
-      </w:r>
-      <w:proofErr w:type="gramStart"/>
-      <w:r>
-        <w:rPr>
-          <w:color w:val="000000" w:themeColor="text1"/>
-          <w:sz w:val="28"/>
-          <w:szCs w:val="28"/>
-          <w:lang w:val="en-US"/>
-        </w:rPr>
-        <w:t>(!File.Exists</w:t>
-      </w:r>
-      <w:proofErr w:type="gramEnd"/>
-      <w:r>
-        <w:rPr>
-          <w:color w:val="000000" w:themeColor="text1"/>
-          <w:sz w:val="28"/>
-          <w:szCs w:val="28"/>
-          <w:lang w:val="en-US"/>
-        </w:rPr>
-        <w:t>("/Users/boga/Desktop/КПиЯП/9_Работа_с_файлами/input_copy_moved.txt"))</w:t>
+        <w:t xml:space="preserve">            if (!File.Exists("/Users/boga/Desktop/КПиЯП/9_Работа_с_файлами/input_copy_moved.txt"))</w:t>
       </w:r>
     </w:p>
     <w:p>
@@ -1803,49 +1149,7 @@
           <w:szCs w:val="28"/>
           <w:lang w:val="en-US"/>
         </w:rPr>
-        <w:t xml:space="preserve">                </w:t>
-      </w:r>
-      <w:proofErr w:type="spellStart"/>
-      <w:proofErr w:type="gramStart"/>
-      <w:r>
-        <w:rPr>
-          <w:color w:val="000000" w:themeColor="text1"/>
-          <w:sz w:val="28"/>
-          <w:szCs w:val="28"/>
-          <w:lang w:val="en-US"/>
-        </w:rPr>
-        <w:t>manager.TransperentFile</w:t>
-      </w:r>
-      <w:proofErr w:type="spellEnd"/>
-      <w:proofErr w:type="gramEnd"/>
-      <w:r>
-        <w:rPr>
-          <w:color w:val="000000" w:themeColor="text1"/>
-          <w:sz w:val="28"/>
-          <w:szCs w:val="28"/>
-          <w:lang w:val="en-US"/>
-        </w:rPr>
-        <w:t>(</w:t>
-      </w:r>
-      <w:proofErr w:type="spellStart"/>
-      <w:r>
-        <w:rPr>
-          <w:color w:val="000000" w:themeColor="text1"/>
-          <w:sz w:val="28"/>
-          <w:szCs w:val="28"/>
-          <w:lang w:val="en-US"/>
-        </w:rPr>
-        <w:t>copyFile</w:t>
-      </w:r>
-      <w:proofErr w:type="spellEnd"/>
-      <w:r>
-        <w:rPr>
-          <w:color w:val="000000" w:themeColor="text1"/>
-          <w:sz w:val="28"/>
-          <w:szCs w:val="28"/>
-          <w:lang w:val="en-US"/>
-        </w:rPr>
-        <w:t>, "/Users/boga/Desktop/КПиЯП/9_Работа_с_файлами/input_copy_moved.txt");</w:t>
+        <w:t xml:space="preserve">                manager.TransperentFile(copyFile, "/Users/boga/Desktop/КПиЯП/9_Работа_с_файлами/input_copy_moved.txt");</w:t>
       </w:r>
     </w:p>
     <w:p>
@@ -1889,27 +1193,7 @@
           <w:szCs w:val="28"/>
           <w:lang w:val="en-US"/>
         </w:rPr>
-        <w:t xml:space="preserve">            if </w:t>
-      </w:r>
-      <w:proofErr w:type="gramStart"/>
-      <w:r>
-        <w:rPr>
-          <w:color w:val="000000" w:themeColor="text1"/>
-          <w:sz w:val="28"/>
-          <w:szCs w:val="28"/>
-          <w:lang w:val="en-US"/>
-        </w:rPr>
-        <w:t>(!File.Exists</w:t>
-      </w:r>
-      <w:proofErr w:type="gramEnd"/>
-      <w:r>
-        <w:rPr>
-          <w:color w:val="000000" w:themeColor="text1"/>
-          <w:sz w:val="28"/>
-          <w:szCs w:val="28"/>
-          <w:lang w:val="en-US"/>
-        </w:rPr>
-        <w:t>("/Users/boga/Desktop/КПиЯП/9_Работа_с_файлами/Topic_9/Макарчук.БВ"))</w:t>
+        <w:t xml:space="preserve">            if (!File.Exists("/Users/boga/Desktop/КПиЯП/9_Работа_с_файлами/Topic_9/Макарчук.БВ"))</w:t>
       </w:r>
     </w:p>
     <w:p>
@@ -1953,49 +1237,7 @@
           <w:szCs w:val="28"/>
           <w:lang w:val="en-US"/>
         </w:rPr>
-        <w:t xml:space="preserve">                </w:t>
-      </w:r>
-      <w:proofErr w:type="spellStart"/>
-      <w:r>
-        <w:rPr>
-          <w:color w:val="000000" w:themeColor="text1"/>
-          <w:sz w:val="28"/>
-          <w:szCs w:val="28"/>
-          <w:lang w:val="en-US"/>
-        </w:rPr>
-        <w:t>File.Move</w:t>
-      </w:r>
-      <w:proofErr w:type="spellEnd"/>
-      <w:r>
-        <w:rPr>
-          <w:color w:val="000000" w:themeColor="text1"/>
-          <w:sz w:val="28"/>
-          <w:szCs w:val="28"/>
-          <w:lang w:val="en-US"/>
-        </w:rPr>
-        <w:t>(</w:t>
-      </w:r>
-      <w:proofErr w:type="spellStart"/>
-      <w:proofErr w:type="gramStart"/>
-      <w:r>
-        <w:rPr>
-          <w:color w:val="000000" w:themeColor="text1"/>
-          <w:sz w:val="28"/>
-          <w:szCs w:val="28"/>
-          <w:lang w:val="en-US"/>
-        </w:rPr>
-        <w:t>file.FullName</w:t>
-      </w:r>
-      <w:proofErr w:type="spellEnd"/>
-      <w:proofErr w:type="gramEnd"/>
-      <w:r>
-        <w:rPr>
-          <w:color w:val="000000" w:themeColor="text1"/>
-          <w:sz w:val="28"/>
-          <w:szCs w:val="28"/>
-          <w:lang w:val="en-US"/>
-        </w:rPr>
-        <w:t>, "/Users/boga/Desktop/КПиЯП/9_Работа_с_файлами/Topic_9/Макарчук.БВ");</w:t>
+        <w:t xml:space="preserve">                File.Move(file.FullName, "/Users/boga/Desktop/КПиЯП/9_Работа_с_файлами/Topic_9/Макарчук.БВ");</w:t>
       </w:r>
     </w:p>
     <w:p>
@@ -2039,89 +1281,7 @@
           <w:szCs w:val="28"/>
           <w:lang w:val="en-US"/>
         </w:rPr>
-        <w:t xml:space="preserve">            if (</w:t>
-      </w:r>
-      <w:proofErr w:type="spellStart"/>
-      <w:proofErr w:type="gramStart"/>
-      <w:r>
-        <w:rPr>
-          <w:color w:val="000000" w:themeColor="text1"/>
-          <w:sz w:val="28"/>
-          <w:szCs w:val="28"/>
-          <w:lang w:val="en-US"/>
-        </w:rPr>
-        <w:t>provider.GetSizeFile</w:t>
-      </w:r>
-      <w:proofErr w:type="spellEnd"/>
-      <w:proofErr w:type="gramEnd"/>
-      <w:r>
-        <w:rPr>
-          <w:color w:val="000000" w:themeColor="text1"/>
-          <w:sz w:val="28"/>
-          <w:szCs w:val="28"/>
-          <w:lang w:val="en-US"/>
-        </w:rPr>
-        <w:t>(</w:t>
-      </w:r>
-      <w:proofErr w:type="spellStart"/>
-      <w:r>
-        <w:rPr>
-          <w:color w:val="000000" w:themeColor="text1"/>
-          <w:sz w:val="28"/>
-          <w:szCs w:val="28"/>
-          <w:lang w:val="en-US"/>
-        </w:rPr>
-        <w:t>file.FullName</w:t>
-      </w:r>
-      <w:proofErr w:type="spellEnd"/>
-      <w:r>
-        <w:rPr>
-          <w:color w:val="000000" w:themeColor="text1"/>
-          <w:sz w:val="28"/>
-          <w:szCs w:val="28"/>
-          <w:lang w:val="en-US"/>
-        </w:rPr>
-        <w:t xml:space="preserve">) == </w:t>
-      </w:r>
-      <w:proofErr w:type="spellStart"/>
-      <w:r>
-        <w:rPr>
-          <w:color w:val="000000" w:themeColor="text1"/>
-          <w:sz w:val="28"/>
-          <w:szCs w:val="28"/>
-          <w:lang w:val="en-US"/>
-        </w:rPr>
-        <w:t>provider.GetSizeFile</w:t>
-      </w:r>
-      <w:proofErr w:type="spellEnd"/>
-      <w:r>
-        <w:rPr>
-          <w:color w:val="000000" w:themeColor="text1"/>
-          <w:sz w:val="28"/>
-          <w:szCs w:val="28"/>
-          <w:lang w:val="en-US"/>
-        </w:rPr>
-        <w:t>(</w:t>
-      </w:r>
-      <w:proofErr w:type="spellStart"/>
-      <w:r>
-        <w:rPr>
-          <w:color w:val="000000" w:themeColor="text1"/>
-          <w:sz w:val="28"/>
-          <w:szCs w:val="28"/>
-          <w:lang w:val="en-US"/>
-        </w:rPr>
-        <w:t>copyFile</w:t>
-      </w:r>
-      <w:proofErr w:type="spellEnd"/>
-      <w:r>
-        <w:rPr>
-          <w:color w:val="000000" w:themeColor="text1"/>
-          <w:sz w:val="28"/>
-          <w:szCs w:val="28"/>
-          <w:lang w:val="en-US"/>
-        </w:rPr>
-        <w:t>))</w:t>
+        <w:t xml:space="preserve">            if (provider.GetSizeFile(file.FullName) == provider.GetSizeFile(copyFile))</w:t>
       </w:r>
     </w:p>
     <w:p>
@@ -2165,67 +1325,7 @@
           <w:szCs w:val="28"/>
           <w:lang w:val="en-US"/>
         </w:rPr>
-        <w:t xml:space="preserve">                </w:t>
-      </w:r>
-      <w:proofErr w:type="spellStart"/>
-      <w:r>
-        <w:rPr>
-          <w:color w:val="000000" w:themeColor="text1"/>
-          <w:sz w:val="28"/>
-          <w:szCs w:val="28"/>
-          <w:lang w:val="en-US"/>
-        </w:rPr>
-        <w:t>Console.WriteLine</w:t>
-      </w:r>
-      <w:proofErr w:type="spellEnd"/>
-      <w:r>
-        <w:rPr>
-          <w:color w:val="000000" w:themeColor="text1"/>
-          <w:sz w:val="28"/>
-          <w:szCs w:val="28"/>
-          <w:lang w:val="en-US"/>
-        </w:rPr>
-        <w:t>("</w:t>
-      </w:r>
-      <w:proofErr w:type="spellStart"/>
-      <w:r>
-        <w:rPr>
-          <w:color w:val="000000" w:themeColor="text1"/>
-          <w:sz w:val="28"/>
-          <w:szCs w:val="28"/>
-          <w:lang w:val="en-US"/>
-        </w:rPr>
-        <w:t>Файлы</w:t>
-      </w:r>
-      <w:proofErr w:type="spellEnd"/>
-      <w:r>
-        <w:rPr>
-          <w:color w:val="000000" w:themeColor="text1"/>
-          <w:sz w:val="28"/>
-          <w:szCs w:val="28"/>
-          <w:lang w:val="en-US"/>
-        </w:rPr>
-        <w:t xml:space="preserve"> </w:t>
-      </w:r>
-      <w:proofErr w:type="spellStart"/>
-      <w:r>
-        <w:rPr>
-          <w:color w:val="000000" w:themeColor="text1"/>
-          <w:sz w:val="28"/>
-          <w:szCs w:val="28"/>
-          <w:lang w:val="en-US"/>
-        </w:rPr>
-        <w:t>равны</w:t>
-      </w:r>
-      <w:proofErr w:type="spellEnd"/>
-      <w:r>
-        <w:rPr>
-          <w:color w:val="000000" w:themeColor="text1"/>
-          <w:sz w:val="28"/>
-          <w:szCs w:val="28"/>
-          <w:lang w:val="en-US"/>
-        </w:rPr>
-        <w:t>");</w:t>
+        <w:t xml:space="preserve">                Console.WriteLine("Файлы равны");</w:t>
       </w:r>
     </w:p>
     <w:p>
@@ -2349,15 +1449,25 @@
           <w:color w:val="000000" w:themeColor="text1"/>
           <w:sz w:val="28"/>
           <w:szCs w:val="28"/>
-        </w:rPr>
-      </w:pPr>
-      <w:r>
-        <w:rPr>
-          <w:color w:val="000000" w:themeColor="text1"/>
-          <w:sz w:val="28"/>
-          <w:szCs w:val="28"/>
-        </w:rPr>
-        <w:t xml:space="preserve">            }</w:t>
+          <w:lang w:val="en-US"/>
+        </w:rPr>
+      </w:pPr>
+      <w:r>
+        <w:rPr>
+          <w:color w:val="000000" w:themeColor="text1"/>
+          <w:sz w:val="28"/>
+          <w:szCs w:val="28"/>
+        </w:rPr>
+        <w:t xml:space="preserve">            </w:t>
+      </w:r>
+      <w:r>
+        <w:rPr>
+          <w:color w:val="000000" w:themeColor="text1"/>
+          <w:sz w:val="28"/>
+          <w:szCs w:val="28"/>
+          <w:lang w:val="en-US"/>
+        </w:rPr>
+        <w:t>}</w:t>
       </w:r>
     </w:p>
     <w:p>
@@ -2369,13 +1479,15 @@
           <w:color w:val="000000" w:themeColor="text1"/>
           <w:sz w:val="28"/>
           <w:szCs w:val="28"/>
-        </w:rPr>
-      </w:pPr>
-      <w:r>
-        <w:rPr>
-          <w:color w:val="000000" w:themeColor="text1"/>
-          <w:sz w:val="28"/>
-          <w:szCs w:val="28"/>
+          <w:lang w:val="en-US"/>
+        </w:rPr>
+      </w:pPr>
+      <w:r>
+        <w:rPr>
+          <w:color w:val="000000" w:themeColor="text1"/>
+          <w:sz w:val="28"/>
+          <w:szCs w:val="28"/>
+          <w:lang w:val="en-US"/>
         </w:rPr>
         <w:t xml:space="preserve">            </w:t>
       </w:r>
@@ -2393,6 +1505,7 @@
           <w:color w:val="000000" w:themeColor="text1"/>
           <w:sz w:val="28"/>
           <w:szCs w:val="28"/>
+          <w:lang w:val="en-US"/>
         </w:rPr>
         <w:t xml:space="preserve"> </w:t>
       </w:r>
@@ -2410,6 +1523,7 @@
           <w:color w:val="000000" w:themeColor="text1"/>
           <w:sz w:val="28"/>
           <w:szCs w:val="28"/>
+          <w:lang w:val="en-US"/>
         </w:rPr>
         <w:t xml:space="preserve"> = "/</w:t>
       </w:r>
@@ -2427,10 +1541,10 @@
           <w:color w:val="000000" w:themeColor="text1"/>
           <w:sz w:val="28"/>
           <w:szCs w:val="28"/>
+          <w:lang w:val="en-US"/>
         </w:rPr>
         <w:t>/</w:t>
       </w:r>
-      <w:proofErr w:type="spellStart"/>
       <w:r>
         <w:rPr>
           <w:color w:val="000000" w:themeColor="text1"/>
@@ -2440,12 +1554,12 @@
         </w:rPr>
         <w:t>boga</w:t>
       </w:r>
-      <w:proofErr w:type="spellEnd"/>
-      <w:r>
-        <w:rPr>
-          <w:color w:val="000000" w:themeColor="text1"/>
-          <w:sz w:val="28"/>
-          <w:szCs w:val="28"/>
+      <w:r>
+        <w:rPr>
+          <w:color w:val="000000" w:themeColor="text1"/>
+          <w:sz w:val="28"/>
+          <w:szCs w:val="28"/>
+          <w:lang w:val="en-US"/>
         </w:rPr>
         <w:t>/</w:t>
       </w:r>
@@ -2463,10 +1577,10 @@
           <w:color w:val="000000" w:themeColor="text1"/>
           <w:sz w:val="28"/>
           <w:szCs w:val="28"/>
+          <w:lang w:val="en-US"/>
         </w:rPr>
         <w:t>/</w:t>
       </w:r>
-      <w:proofErr w:type="spellStart"/>
       <w:r>
         <w:rPr>
           <w:color w:val="000000" w:themeColor="text1"/>
@@ -2475,14 +1589,65 @@
         </w:rPr>
         <w:t>КПиЯП</w:t>
       </w:r>
-      <w:proofErr w:type="spellEnd"/>
-      <w:r>
-        <w:rPr>
-          <w:color w:val="000000" w:themeColor="text1"/>
-          <w:sz w:val="28"/>
-          <w:szCs w:val="28"/>
-        </w:rPr>
-        <w:t>/9_Работа_с_файлами/</w:t>
+      <w:r>
+        <w:rPr>
+          <w:color w:val="000000" w:themeColor="text1"/>
+          <w:sz w:val="28"/>
+          <w:szCs w:val="28"/>
+          <w:lang w:val="en-US"/>
+        </w:rPr>
+        <w:t>/9_</w:t>
+      </w:r>
+      <w:r>
+        <w:rPr>
+          <w:color w:val="000000" w:themeColor="text1"/>
+          <w:sz w:val="28"/>
+          <w:szCs w:val="28"/>
+        </w:rPr>
+        <w:t>Работа</w:t>
+      </w:r>
+      <w:r>
+        <w:rPr>
+          <w:color w:val="000000" w:themeColor="text1"/>
+          <w:sz w:val="28"/>
+          <w:szCs w:val="28"/>
+          <w:lang w:val="en-US"/>
+        </w:rPr>
+        <w:t>_</w:t>
+      </w:r>
+      <w:r>
+        <w:rPr>
+          <w:color w:val="000000" w:themeColor="text1"/>
+          <w:sz w:val="28"/>
+          <w:szCs w:val="28"/>
+        </w:rPr>
+        <w:t>с</w:t>
+      </w:r>
+      <w:r>
+        <w:rPr>
+          <w:color w:val="000000" w:themeColor="text1"/>
+          <w:sz w:val="28"/>
+          <w:szCs w:val="28"/>
+          <w:lang w:val="en-US"/>
+        </w:rPr>
+        <w:t>_</w:t>
+      </w:r>
+      <w:r>
+        <w:rPr>
+          <w:color w:val="000000" w:themeColor="text1"/>
+          <w:sz w:val="28"/>
+          <w:szCs w:val="28"/>
+        </w:rPr>
+        <w:t>файлами</w:t>
+      </w:r>
+      <w:r>
+        <w:rPr>
+          <w:color w:val="000000" w:themeColor="text1"/>
+          <w:sz w:val="28"/>
+          <w:szCs w:val="28"/>
+          <w:lang w:val="en-US"/>
+        </w:rPr>
+        <w:t>/</w:t>
       </w:r>
       <w:r>
         <w:rPr>
@@ -2498,6 +1663,7 @@
           <w:color w:val="000000" w:themeColor="text1"/>
           <w:sz w:val="28"/>
           <w:szCs w:val="28"/>
+          <w:lang w:val="en-US"/>
         </w:rPr>
         <w:t>_9";</w:t>
       </w:r>
@@ -2511,6 +1677,7 @@
           <w:color w:val="000000" w:themeColor="text1"/>
           <w:sz w:val="28"/>
           <w:szCs w:val="28"/>
+          <w:lang w:val="en-US"/>
         </w:rPr>
       </w:pPr>
     </w:p>
@@ -2523,17 +1690,18 @@
           <w:color w:val="000000" w:themeColor="text1"/>
           <w:sz w:val="28"/>
           <w:szCs w:val="28"/>
-        </w:rPr>
-      </w:pPr>
-      <w:r>
-        <w:rPr>
-          <w:color w:val="000000" w:themeColor="text1"/>
-          <w:sz w:val="28"/>
-          <w:szCs w:val="28"/>
+          <w:lang w:val="en-US"/>
+        </w:rPr>
+      </w:pPr>
+      <w:r>
+        <w:rPr>
+          <w:color w:val="000000" w:themeColor="text1"/>
+          <w:sz w:val="28"/>
+          <w:szCs w:val="28"/>
+          <w:lang w:val="en-US"/>
         </w:rPr>
         <w:t xml:space="preserve">            </w:t>
       </w:r>
-      <w:proofErr w:type="gramStart"/>
       <w:r>
         <w:rPr>
           <w:color w:val="000000" w:themeColor="text1"/>
@@ -2548,17 +1716,9 @@
           <w:color w:val="000000" w:themeColor="text1"/>
           <w:sz w:val="28"/>
           <w:szCs w:val="28"/>
-        </w:rPr>
-        <w:t>[</w:t>
-      </w:r>
-      <w:proofErr w:type="gramEnd"/>
-      <w:r>
-        <w:rPr>
-          <w:color w:val="000000" w:themeColor="text1"/>
-          <w:sz w:val="28"/>
-          <w:szCs w:val="28"/>
-        </w:rPr>
-        <w:t xml:space="preserve">] </w:t>
+          <w:lang w:val="en-US"/>
+        </w:rPr>
+        <w:t xml:space="preserve">[] </w:t>
       </w:r>
       <w:r>
         <w:rPr>
@@ -2574,6 +1734,7 @@
           <w:color w:val="000000" w:themeColor="text1"/>
           <w:sz w:val="28"/>
           <w:szCs w:val="28"/>
+          <w:lang w:val="en-US"/>
         </w:rPr>
         <w:t xml:space="preserve"> = </w:t>
       </w:r>
@@ -2591,10 +1752,10 @@
           <w:color w:val="000000" w:themeColor="text1"/>
           <w:sz w:val="28"/>
           <w:szCs w:val="28"/>
+          <w:lang w:val="en-US"/>
         </w:rPr>
         <w:t>.</w:t>
       </w:r>
-      <w:proofErr w:type="spellStart"/>
       <w:r>
         <w:rPr>
           <w:color w:val="000000" w:themeColor="text1"/>
@@ -2604,12 +1765,12 @@
         </w:rPr>
         <w:t>GetFiles</w:t>
       </w:r>
-      <w:proofErr w:type="spellEnd"/>
-      <w:r>
-        <w:rPr>
-          <w:color w:val="000000" w:themeColor="text1"/>
-          <w:sz w:val="28"/>
-          <w:szCs w:val="28"/>
+      <w:r>
+        <w:rPr>
+          <w:color w:val="000000" w:themeColor="text1"/>
+          <w:sz w:val="28"/>
+          <w:szCs w:val="28"/>
+          <w:lang w:val="en-US"/>
         </w:rPr>
         <w:t>(</w:t>
       </w:r>
@@ -2627,8 +1788,26 @@
           <w:color w:val="000000" w:themeColor="text1"/>
           <w:sz w:val="28"/>
           <w:szCs w:val="28"/>
-        </w:rPr>
-        <w:t>, "*.БВ");</w:t>
+          <w:lang w:val="en-US"/>
+        </w:rPr>
+        <w:t>, "*.</w:t>
+      </w:r>
+      <w:r>
+        <w:rPr>
+          <w:color w:val="000000" w:themeColor="text1"/>
+          <w:sz w:val="28"/>
+          <w:szCs w:val="28"/>
+        </w:rPr>
+        <w:t>БВ</w:t>
+      </w:r>
+      <w:r>
+        <w:rPr>
+          <w:color w:val="000000" w:themeColor="text1"/>
+          <w:sz w:val="28"/>
+          <w:szCs w:val="28"/>
+          <w:lang w:val="en-US"/>
+        </w:rPr>
+        <w:t>");</w:t>
       </w:r>
     </w:p>
     <w:p>
@@ -2640,17 +1819,18 @@
           <w:color w:val="000000" w:themeColor="text1"/>
           <w:sz w:val="28"/>
           <w:szCs w:val="28"/>
-        </w:rPr>
-      </w:pPr>
-      <w:r>
-        <w:rPr>
-          <w:color w:val="000000" w:themeColor="text1"/>
-          <w:sz w:val="28"/>
-          <w:szCs w:val="28"/>
+          <w:lang w:val="en-US"/>
+        </w:rPr>
+      </w:pPr>
+      <w:r>
+        <w:rPr>
+          <w:color w:val="000000" w:themeColor="text1"/>
+          <w:sz w:val="28"/>
+          <w:szCs w:val="28"/>
+          <w:lang w:val="en-US"/>
         </w:rPr>
         <w:t xml:space="preserve">            </w:t>
       </w:r>
-      <w:proofErr w:type="gramStart"/>
       <w:r>
         <w:rPr>
           <w:color w:val="000000" w:themeColor="text1"/>
@@ -2665,19 +1845,10 @@
           <w:color w:val="000000" w:themeColor="text1"/>
           <w:sz w:val="28"/>
           <w:szCs w:val="28"/>
-        </w:rPr>
-        <w:t>[</w:t>
-      </w:r>
-      <w:proofErr w:type="gramEnd"/>
-      <w:r>
-        <w:rPr>
-          <w:color w:val="000000" w:themeColor="text1"/>
-          <w:sz w:val="28"/>
-          <w:szCs w:val="28"/>
-        </w:rPr>
-        <w:t xml:space="preserve">] </w:t>
-      </w:r>
-      <w:proofErr w:type="spellStart"/>
+          <w:lang w:val="en-US"/>
+        </w:rPr>
+        <w:t xml:space="preserve">[] </w:t>
+      </w:r>
       <w:r>
         <w:rPr>
           <w:color w:val="000000" w:themeColor="text1"/>
@@ -2687,12 +1858,12 @@
         </w:rPr>
         <w:t>allFiles</w:t>
       </w:r>
-      <w:proofErr w:type="spellEnd"/>
-      <w:r>
-        <w:rPr>
-          <w:color w:val="000000" w:themeColor="text1"/>
-          <w:sz w:val="28"/>
-          <w:szCs w:val="28"/>
+      <w:r>
+        <w:rPr>
+          <w:color w:val="000000" w:themeColor="text1"/>
+          <w:sz w:val="28"/>
+          <w:szCs w:val="28"/>
+          <w:lang w:val="en-US"/>
         </w:rPr>
         <w:t xml:space="preserve"> = </w:t>
       </w:r>
@@ -2710,10 +1881,10 @@
           <w:color w:val="000000" w:themeColor="text1"/>
           <w:sz w:val="28"/>
           <w:szCs w:val="28"/>
+          <w:lang w:val="en-US"/>
         </w:rPr>
         <w:t>.</w:t>
       </w:r>
-      <w:proofErr w:type="spellStart"/>
       <w:r>
         <w:rPr>
           <w:color w:val="000000" w:themeColor="text1"/>
@@ -2723,12 +1894,12 @@
         </w:rPr>
         <w:t>GetFiles</w:t>
       </w:r>
-      <w:proofErr w:type="spellEnd"/>
-      <w:r>
-        <w:rPr>
-          <w:color w:val="000000" w:themeColor="text1"/>
-          <w:sz w:val="28"/>
-          <w:szCs w:val="28"/>
+      <w:r>
+        <w:rPr>
+          <w:color w:val="000000" w:themeColor="text1"/>
+          <w:sz w:val="28"/>
+          <w:szCs w:val="28"/>
+          <w:lang w:val="en-US"/>
         </w:rPr>
         <w:t>(</w:t>
       </w:r>
@@ -2746,6 +1917,7 @@
           <w:color w:val="000000" w:themeColor="text1"/>
           <w:sz w:val="28"/>
           <w:szCs w:val="28"/>
+          <w:lang w:val="en-US"/>
         </w:rPr>
         <w:t>);</w:t>
       </w:r>
@@ -2759,13 +1931,15 @@
           <w:color w:val="000000" w:themeColor="text1"/>
           <w:sz w:val="28"/>
           <w:szCs w:val="28"/>
-        </w:rPr>
-      </w:pPr>
-      <w:r>
-        <w:rPr>
-          <w:color w:val="000000" w:themeColor="text1"/>
-          <w:sz w:val="28"/>
-          <w:szCs w:val="28"/>
+          <w:lang w:val="en-US"/>
+        </w:rPr>
+      </w:pPr>
+      <w:r>
+        <w:rPr>
+          <w:color w:val="000000" w:themeColor="text1"/>
+          <w:sz w:val="28"/>
+          <w:szCs w:val="28"/>
+          <w:lang w:val="en-US"/>
         </w:rPr>
         <w:t xml:space="preserve">            </w:t>
       </w:r>
@@ -2783,6 +1957,7 @@
           <w:color w:val="000000" w:themeColor="text1"/>
           <w:sz w:val="28"/>
           <w:szCs w:val="28"/>
+          <w:lang w:val="en-US"/>
         </w:rPr>
         <w:t xml:space="preserve"> </w:t>
       </w:r>
@@ -2800,6 +1975,7 @@
           <w:color w:val="000000" w:themeColor="text1"/>
           <w:sz w:val="28"/>
           <w:szCs w:val="28"/>
+          <w:lang w:val="en-US"/>
         </w:rPr>
         <w:t xml:space="preserve"> = "/</w:t>
       </w:r>
@@ -2817,10 +1993,10 @@
           <w:color w:val="000000" w:themeColor="text1"/>
           <w:sz w:val="28"/>
           <w:szCs w:val="28"/>
+          <w:lang w:val="en-US"/>
         </w:rPr>
         <w:t>/</w:t>
       </w:r>
-      <w:proofErr w:type="spellStart"/>
       <w:r>
         <w:rPr>
           <w:color w:val="000000" w:themeColor="text1"/>
@@ -2830,12 +2006,12 @@
         </w:rPr>
         <w:t>boga</w:t>
       </w:r>
-      <w:proofErr w:type="spellEnd"/>
-      <w:r>
-        <w:rPr>
-          <w:color w:val="000000" w:themeColor="text1"/>
-          <w:sz w:val="28"/>
-          <w:szCs w:val="28"/>
+      <w:r>
+        <w:rPr>
+          <w:color w:val="000000" w:themeColor="text1"/>
+          <w:sz w:val="28"/>
+          <w:szCs w:val="28"/>
+          <w:lang w:val="en-US"/>
         </w:rPr>
         <w:t>/</w:t>
       </w:r>
@@ -2853,10 +2029,10 @@
           <w:color w:val="000000" w:themeColor="text1"/>
           <w:sz w:val="28"/>
           <w:szCs w:val="28"/>
+          <w:lang w:val="en-US"/>
         </w:rPr>
         <w:t>/</w:t>
       </w:r>
-      <w:proofErr w:type="spellStart"/>
       <w:r>
         <w:rPr>
           <w:color w:val="000000" w:themeColor="text1"/>
@@ -2865,14 +2041,65 @@
         </w:rPr>
         <w:t>КПиЯП</w:t>
       </w:r>
-      <w:proofErr w:type="spellEnd"/>
-      <w:r>
-        <w:rPr>
-          <w:color w:val="000000" w:themeColor="text1"/>
-          <w:sz w:val="28"/>
-          <w:szCs w:val="28"/>
-        </w:rPr>
-        <w:t>/9_Работа_с_файлами/</w:t>
+      <w:r>
+        <w:rPr>
+          <w:color w:val="000000" w:themeColor="text1"/>
+          <w:sz w:val="28"/>
+          <w:szCs w:val="28"/>
+          <w:lang w:val="en-US"/>
+        </w:rPr>
+        <w:t>/9_</w:t>
+      </w:r>
+      <w:r>
+        <w:rPr>
+          <w:color w:val="000000" w:themeColor="text1"/>
+          <w:sz w:val="28"/>
+          <w:szCs w:val="28"/>
+        </w:rPr>
+        <w:t>Работа</w:t>
+      </w:r>
+      <w:r>
+        <w:rPr>
+          <w:color w:val="000000" w:themeColor="text1"/>
+          <w:sz w:val="28"/>
+          <w:szCs w:val="28"/>
+          <w:lang w:val="en-US"/>
+        </w:rPr>
+        <w:t>_</w:t>
+      </w:r>
+      <w:r>
+        <w:rPr>
+          <w:color w:val="000000" w:themeColor="text1"/>
+          <w:sz w:val="28"/>
+          <w:szCs w:val="28"/>
+        </w:rPr>
+        <w:t>с</w:t>
+      </w:r>
+      <w:r>
+        <w:rPr>
+          <w:color w:val="000000" w:themeColor="text1"/>
+          <w:sz w:val="28"/>
+          <w:szCs w:val="28"/>
+          <w:lang w:val="en-US"/>
+        </w:rPr>
+        <w:t>_</w:t>
+      </w:r>
+      <w:r>
+        <w:rPr>
+          <w:color w:val="000000" w:themeColor="text1"/>
+          <w:sz w:val="28"/>
+          <w:szCs w:val="28"/>
+        </w:rPr>
+        <w:t>файлами</w:t>
+      </w:r>
+      <w:r>
+        <w:rPr>
+          <w:color w:val="000000" w:themeColor="text1"/>
+          <w:sz w:val="28"/>
+          <w:szCs w:val="28"/>
+          <w:lang w:val="en-US"/>
+        </w:rPr>
+        <w:t>/</w:t>
       </w:r>
       <w:r>
         <w:rPr>
@@ -2888,6 +2115,7 @@
           <w:color w:val="000000" w:themeColor="text1"/>
           <w:sz w:val="28"/>
           <w:szCs w:val="28"/>
+          <w:lang w:val="en-US"/>
         </w:rPr>
         <w:t>_9/</w:t>
       </w:r>
@@ -2905,6 +2133,7 @@
           <w:color w:val="000000" w:themeColor="text1"/>
           <w:sz w:val="28"/>
           <w:szCs w:val="28"/>
+          <w:lang w:val="en-US"/>
         </w:rPr>
         <w:t>.</w:t>
       </w:r>
@@ -2922,6 +2151,7 @@
           <w:color w:val="000000" w:themeColor="text1"/>
           <w:sz w:val="28"/>
           <w:szCs w:val="28"/>
+          <w:lang w:val="en-US"/>
         </w:rPr>
         <w:t>";</w:t>
       </w:r>
@@ -2935,13 +2165,15 @@
           <w:color w:val="000000" w:themeColor="text1"/>
           <w:sz w:val="28"/>
           <w:szCs w:val="28"/>
-        </w:rPr>
-      </w:pPr>
-      <w:r>
-        <w:rPr>
-          <w:color w:val="000000" w:themeColor="text1"/>
-          <w:sz w:val="28"/>
-          <w:szCs w:val="28"/>
+          <w:lang w:val="en-US"/>
+        </w:rPr>
+      </w:pPr>
+      <w:r>
+        <w:rPr>
+          <w:color w:val="000000" w:themeColor="text1"/>
+          <w:sz w:val="28"/>
+          <w:szCs w:val="28"/>
+          <w:lang w:val="en-US"/>
         </w:rPr>
         <w:lastRenderedPageBreak/>
         <w:t xml:space="preserve">            </w:t>
@@ -2960,6 +2192,7 @@
           <w:color w:val="000000" w:themeColor="text1"/>
           <w:sz w:val="28"/>
           <w:szCs w:val="28"/>
+          <w:lang w:val="en-US"/>
         </w:rPr>
         <w:t xml:space="preserve"> </w:t>
       </w:r>
@@ -2977,6 +2210,7 @@
           <w:color w:val="000000" w:themeColor="text1"/>
           <w:sz w:val="28"/>
           <w:szCs w:val="28"/>
+          <w:lang w:val="en-US"/>
         </w:rPr>
         <w:t>1 = "/</w:t>
       </w:r>
@@ -2994,10 +2228,10 @@
           <w:color w:val="000000" w:themeColor="text1"/>
           <w:sz w:val="28"/>
           <w:szCs w:val="28"/>
+          <w:lang w:val="en-US"/>
         </w:rPr>
         <w:t>/</w:t>
       </w:r>
-      <w:proofErr w:type="spellStart"/>
       <w:r>
         <w:rPr>
           <w:color w:val="000000" w:themeColor="text1"/>
@@ -3007,12 +2241,12 @@
         </w:rPr>
         <w:t>boga</w:t>
       </w:r>
-      <w:proofErr w:type="spellEnd"/>
-      <w:r>
-        <w:rPr>
-          <w:color w:val="000000" w:themeColor="text1"/>
-          <w:sz w:val="28"/>
-          <w:szCs w:val="28"/>
+      <w:r>
+        <w:rPr>
+          <w:color w:val="000000" w:themeColor="text1"/>
+          <w:sz w:val="28"/>
+          <w:szCs w:val="28"/>
+          <w:lang w:val="en-US"/>
         </w:rPr>
         <w:t>/</w:t>
       </w:r>
@@ -3030,10 +2264,10 @@
           <w:color w:val="000000" w:themeColor="text1"/>
           <w:sz w:val="28"/>
           <w:szCs w:val="28"/>
+          <w:lang w:val="en-US"/>
         </w:rPr>
         <w:t>/</w:t>
       </w:r>
-      <w:proofErr w:type="spellStart"/>
       <w:r>
         <w:rPr>
           <w:color w:val="000000" w:themeColor="text1"/>
@@ -3042,14 +2276,65 @@
         </w:rPr>
         <w:t>КПиЯП</w:t>
       </w:r>
-      <w:proofErr w:type="spellEnd"/>
-      <w:r>
-        <w:rPr>
-          <w:color w:val="000000" w:themeColor="text1"/>
-          <w:sz w:val="28"/>
-          <w:szCs w:val="28"/>
-        </w:rPr>
-        <w:t>/9_Работа_с_файлами/</w:t>
+      <w:r>
+        <w:rPr>
+          <w:color w:val="000000" w:themeColor="text1"/>
+          <w:sz w:val="28"/>
+          <w:szCs w:val="28"/>
+          <w:lang w:val="en-US"/>
+        </w:rPr>
+        <w:t>/9_</w:t>
+      </w:r>
+      <w:r>
+        <w:rPr>
+          <w:color w:val="000000" w:themeColor="text1"/>
+          <w:sz w:val="28"/>
+          <w:szCs w:val="28"/>
+        </w:rPr>
+        <w:t>Работа</w:t>
+      </w:r>
+      <w:r>
+        <w:rPr>
+          <w:color w:val="000000" w:themeColor="text1"/>
+          <w:sz w:val="28"/>
+          <w:szCs w:val="28"/>
+          <w:lang w:val="en-US"/>
+        </w:rPr>
+        <w:t>_</w:t>
+      </w:r>
+      <w:r>
+        <w:rPr>
+          <w:color w:val="000000" w:themeColor="text1"/>
+          <w:sz w:val="28"/>
+          <w:szCs w:val="28"/>
+        </w:rPr>
+        <w:t>с</w:t>
+      </w:r>
+      <w:r>
+        <w:rPr>
+          <w:color w:val="000000" w:themeColor="text1"/>
+          <w:sz w:val="28"/>
+          <w:szCs w:val="28"/>
+          <w:lang w:val="en-US"/>
+        </w:rPr>
+        <w:t>_</w:t>
+      </w:r>
+      <w:r>
+        <w:rPr>
+          <w:color w:val="000000" w:themeColor="text1"/>
+          <w:sz w:val="28"/>
+          <w:szCs w:val="28"/>
+        </w:rPr>
+        <w:t>файлами</w:t>
+      </w:r>
+      <w:r>
+        <w:rPr>
+          <w:color w:val="000000" w:themeColor="text1"/>
+          <w:sz w:val="28"/>
+          <w:szCs w:val="28"/>
+          <w:lang w:val="en-US"/>
+        </w:rPr>
+        <w:t>/</w:t>
       </w:r>
       <w:r>
         <w:rPr>
@@ -3065,6 +2350,7 @@
           <w:color w:val="000000" w:themeColor="text1"/>
           <w:sz w:val="28"/>
           <w:szCs w:val="28"/>
+          <w:lang w:val="en-US"/>
         </w:rPr>
         <w:t>_9/</w:t>
       </w:r>
@@ -3082,6 +2368,7 @@
           <w:color w:val="000000" w:themeColor="text1"/>
           <w:sz w:val="28"/>
           <w:szCs w:val="28"/>
+          <w:lang w:val="en-US"/>
         </w:rPr>
         <w:t>.</w:t>
       </w:r>
@@ -3099,6 +2386,7 @@
           <w:color w:val="000000" w:themeColor="text1"/>
           <w:sz w:val="28"/>
           <w:szCs w:val="28"/>
+          <w:lang w:val="en-US"/>
         </w:rPr>
         <w:t>";</w:t>
       </w:r>
@@ -3112,6 +2400,7 @@
           <w:color w:val="000000" w:themeColor="text1"/>
           <w:sz w:val="28"/>
           <w:szCs w:val="28"/>
+          <w:lang w:val="en-US"/>
         </w:rPr>
       </w:pPr>
     </w:p>
@@ -3132,10 +2421,10 @@
           <w:color w:val="000000" w:themeColor="text1"/>
           <w:sz w:val="28"/>
           <w:szCs w:val="28"/>
+          <w:lang w:val="en-US"/>
         </w:rPr>
         <w:t xml:space="preserve">            </w:t>
       </w:r>
-      <w:proofErr w:type="spellStart"/>
       <w:r>
         <w:rPr>
           <w:color w:val="000000" w:themeColor="text1"/>
@@ -3143,69 +2432,8 @@
           <w:szCs w:val="28"/>
           <w:lang w:val="fr-FR"/>
         </w:rPr>
-        <w:t>FileAttributes</w:t>
-      </w:r>
-      <w:proofErr w:type="spellEnd"/>
-      <w:r>
-        <w:rPr>
-          <w:color w:val="000000" w:themeColor="text1"/>
-          <w:sz w:val="28"/>
-          <w:szCs w:val="28"/>
-          <w:lang w:val="fr-FR"/>
-        </w:rPr>
-        <w:t xml:space="preserve"> </w:t>
-      </w:r>
-      <w:proofErr w:type="spellStart"/>
-      <w:r>
-        <w:rPr>
-          <w:color w:val="000000" w:themeColor="text1"/>
-          <w:sz w:val="28"/>
-          <w:szCs w:val="28"/>
-          <w:lang w:val="fr-FR"/>
-        </w:rPr>
-        <w:t>attr</w:t>
-      </w:r>
-      <w:proofErr w:type="spellEnd"/>
-      <w:r>
-        <w:rPr>
-          <w:color w:val="000000" w:themeColor="text1"/>
-          <w:sz w:val="28"/>
-          <w:szCs w:val="28"/>
-          <w:lang w:val="fr-FR"/>
-        </w:rPr>
-        <w:t xml:space="preserve"> = </w:t>
-      </w:r>
-      <w:proofErr w:type="spellStart"/>
-      <w:r>
-        <w:rPr>
-          <w:color w:val="000000" w:themeColor="text1"/>
-          <w:sz w:val="28"/>
-          <w:szCs w:val="28"/>
-          <w:lang w:val="fr-FR"/>
-        </w:rPr>
-        <w:t>File.GetAttributes</w:t>
-      </w:r>
-      <w:proofErr w:type="spellEnd"/>
-      <w:r>
-        <w:rPr>
-          <w:color w:val="000000" w:themeColor="text1"/>
-          <w:sz w:val="28"/>
-          <w:szCs w:val="28"/>
-          <w:lang w:val="fr-FR"/>
-        </w:rPr>
-        <w:t>(path1</w:t>
-      </w:r>
-      <w:proofErr w:type="gramStart"/>
-      <w:r>
-        <w:rPr>
-          <w:color w:val="000000" w:themeColor="text1"/>
-          <w:sz w:val="28"/>
-          <w:szCs w:val="28"/>
-          <w:lang w:val="fr-FR"/>
-        </w:rPr>
-        <w:t>);</w:t>
-      </w:r>
-      <w:proofErr w:type="gramEnd"/>
+        <w:t>FileAttributes attr = File.GetAttributes(path1);</w:t>
+      </w:r>
     </w:p>
     <w:p>
       <w:pPr>
@@ -3248,67 +2476,7 @@
           <w:szCs w:val="28"/>
           <w:lang w:val="en-US"/>
         </w:rPr>
-        <w:t>if ((</w:t>
-      </w:r>
-      <w:proofErr w:type="spellStart"/>
-      <w:r>
-        <w:rPr>
-          <w:color w:val="000000" w:themeColor="text1"/>
-          <w:sz w:val="28"/>
-          <w:szCs w:val="28"/>
-          <w:lang w:val="en-US"/>
-        </w:rPr>
-        <w:t>attr</w:t>
-      </w:r>
-      <w:proofErr w:type="spellEnd"/>
-      <w:r>
-        <w:rPr>
-          <w:color w:val="000000" w:themeColor="text1"/>
-          <w:sz w:val="28"/>
-          <w:szCs w:val="28"/>
-          <w:lang w:val="en-US"/>
-        </w:rPr>
-        <w:t xml:space="preserve"> &amp; </w:t>
-      </w:r>
-      <w:proofErr w:type="spellStart"/>
-      <w:r>
-        <w:rPr>
-          <w:color w:val="000000" w:themeColor="text1"/>
-          <w:sz w:val="28"/>
-          <w:szCs w:val="28"/>
-          <w:lang w:val="en-US"/>
-        </w:rPr>
-        <w:t>FileAttributes.ReadOnly</w:t>
-      </w:r>
-      <w:proofErr w:type="spellEnd"/>
-      <w:r>
-        <w:rPr>
-          <w:color w:val="000000" w:themeColor="text1"/>
-          <w:sz w:val="28"/>
-          <w:szCs w:val="28"/>
-          <w:lang w:val="en-US"/>
-        </w:rPr>
-        <w:t xml:space="preserve">) == </w:t>
-      </w:r>
-      <w:proofErr w:type="spellStart"/>
-      <w:r>
-        <w:rPr>
-          <w:color w:val="000000" w:themeColor="text1"/>
-          <w:sz w:val="28"/>
-          <w:szCs w:val="28"/>
-          <w:lang w:val="en-US"/>
-        </w:rPr>
-        <w:t>FileAttributes.ReadOnly</w:t>
-      </w:r>
-      <w:proofErr w:type="spellEnd"/>
-      <w:r>
-        <w:rPr>
-          <w:color w:val="000000" w:themeColor="text1"/>
-          <w:sz w:val="28"/>
-          <w:szCs w:val="28"/>
-          <w:lang w:val="en-US"/>
-        </w:rPr>
-        <w:t>)</w:t>
+        <w:t>if ((attr &amp; FileAttributes.ReadOnly) == FileAttributes.ReadOnly)</w:t>
       </w:r>
     </w:p>
     <w:p>
@@ -3566,47 +2734,7 @@
           <w:szCs w:val="28"/>
           <w:lang w:val="en-US"/>
         </w:rPr>
-        <w:t xml:space="preserve">            </w:t>
-      </w:r>
-      <w:proofErr w:type="spellStart"/>
-      <w:r>
-        <w:rPr>
-          <w:color w:val="000000" w:themeColor="text1"/>
-          <w:sz w:val="28"/>
-          <w:szCs w:val="28"/>
-          <w:lang w:val="en-US"/>
-        </w:rPr>
-        <w:t>File.SetAttributes</w:t>
-      </w:r>
-      <w:proofErr w:type="spellEnd"/>
-      <w:r>
-        <w:rPr>
-          <w:color w:val="000000" w:themeColor="text1"/>
-          <w:sz w:val="28"/>
-          <w:szCs w:val="28"/>
-          <w:lang w:val="en-US"/>
-        </w:rPr>
-        <w:t xml:space="preserve">(path, </w:t>
-      </w:r>
-      <w:proofErr w:type="spellStart"/>
-      <w:r>
-        <w:rPr>
-          <w:color w:val="000000" w:themeColor="text1"/>
-          <w:sz w:val="28"/>
-          <w:szCs w:val="28"/>
-          <w:lang w:val="en-US"/>
-        </w:rPr>
-        <w:t>FileAttributes.ReadOnly</w:t>
-      </w:r>
-      <w:proofErr w:type="spellEnd"/>
-      <w:r>
-        <w:rPr>
-          <w:color w:val="000000" w:themeColor="text1"/>
-          <w:sz w:val="28"/>
-          <w:szCs w:val="28"/>
-          <w:lang w:val="en-US"/>
-        </w:rPr>
-        <w:t>);</w:t>
+        <w:t xml:space="preserve">            File.SetAttributes(path, FileAttributes.ReadOnly);</w:t>
       </w:r>
     </w:p>
     <w:p>
@@ -3685,67 +2813,7 @@
           <w:szCs w:val="28"/>
           <w:lang w:val="en-US"/>
         </w:rPr>
-        <w:t xml:space="preserve">                </w:t>
-      </w:r>
-      <w:proofErr w:type="spellStart"/>
-      <w:r>
-        <w:rPr>
-          <w:color w:val="000000" w:themeColor="text1"/>
-          <w:sz w:val="28"/>
-          <w:szCs w:val="28"/>
-          <w:lang w:val="en-US"/>
-        </w:rPr>
-        <w:t>File.WriteAllText</w:t>
-      </w:r>
-      <w:proofErr w:type="spellEnd"/>
-      <w:r>
-        <w:rPr>
-          <w:color w:val="000000" w:themeColor="text1"/>
-          <w:sz w:val="28"/>
-          <w:szCs w:val="28"/>
-          <w:lang w:val="en-US"/>
-        </w:rPr>
-        <w:t>(path, "</w:t>
-      </w:r>
-      <w:proofErr w:type="spellStart"/>
-      <w:r>
-        <w:rPr>
-          <w:color w:val="000000" w:themeColor="text1"/>
-          <w:sz w:val="28"/>
-          <w:szCs w:val="28"/>
-          <w:lang w:val="en-US"/>
-        </w:rPr>
-        <w:t>Новый</w:t>
-      </w:r>
-      <w:proofErr w:type="spellEnd"/>
-      <w:r>
-        <w:rPr>
-          <w:color w:val="000000" w:themeColor="text1"/>
-          <w:sz w:val="28"/>
-          <w:szCs w:val="28"/>
-          <w:lang w:val="en-US"/>
-        </w:rPr>
-        <w:t xml:space="preserve"> </w:t>
-      </w:r>
-      <w:proofErr w:type="spellStart"/>
-      <w:r>
-        <w:rPr>
-          <w:color w:val="000000" w:themeColor="text1"/>
-          <w:sz w:val="28"/>
-          <w:szCs w:val="28"/>
-          <w:lang w:val="en-US"/>
-        </w:rPr>
-        <w:t>текст</w:t>
-      </w:r>
-      <w:proofErr w:type="spellEnd"/>
-      <w:r>
-        <w:rPr>
-          <w:color w:val="000000" w:themeColor="text1"/>
-          <w:sz w:val="28"/>
-          <w:szCs w:val="28"/>
-          <w:lang w:val="en-US"/>
-        </w:rPr>
-        <w:t>");</w:t>
+        <w:t xml:space="preserve">                File.WriteAllText(path, "Новый текст");</w:t>
       </w:r>
     </w:p>
     <w:p>
@@ -3789,27 +2857,7 @@
           <w:szCs w:val="28"/>
           <w:lang w:val="en-US"/>
         </w:rPr>
-        <w:t xml:space="preserve">            catch (</w:t>
-      </w:r>
-      <w:proofErr w:type="spellStart"/>
-      <w:r>
-        <w:rPr>
-          <w:color w:val="000000" w:themeColor="text1"/>
-          <w:sz w:val="28"/>
-          <w:szCs w:val="28"/>
-          <w:lang w:val="en-US"/>
-        </w:rPr>
-        <w:t>UnauthorizedAccessException</w:t>
-      </w:r>
-      <w:proofErr w:type="spellEnd"/>
-      <w:r>
-        <w:rPr>
-          <w:color w:val="000000" w:themeColor="text1"/>
-          <w:sz w:val="28"/>
-          <w:szCs w:val="28"/>
-          <w:lang w:val="en-US"/>
-        </w:rPr>
-        <w:t>)</w:t>
+        <w:t xml:space="preserve">            catch (UnauthorizedAccessException)</w:t>
       </w:r>
     </w:p>
     <w:p>
@@ -3853,147 +2901,7 @@
           <w:szCs w:val="28"/>
           <w:lang w:val="en-US"/>
         </w:rPr>
-        <w:t xml:space="preserve">                </w:t>
-      </w:r>
-      <w:proofErr w:type="spellStart"/>
-      <w:r>
-        <w:rPr>
-          <w:color w:val="000000" w:themeColor="text1"/>
-          <w:sz w:val="28"/>
-          <w:szCs w:val="28"/>
-          <w:lang w:val="en-US"/>
-        </w:rPr>
-        <w:t>Console.WriteLine</w:t>
-      </w:r>
-      <w:proofErr w:type="spellEnd"/>
-      <w:r>
-        <w:rPr>
-          <w:color w:val="000000" w:themeColor="text1"/>
-          <w:sz w:val="28"/>
-          <w:szCs w:val="28"/>
-          <w:lang w:val="en-US"/>
-        </w:rPr>
-        <w:t>("</w:t>
-      </w:r>
-      <w:proofErr w:type="spellStart"/>
-      <w:r>
-        <w:rPr>
-          <w:color w:val="000000" w:themeColor="text1"/>
-          <w:sz w:val="28"/>
-          <w:szCs w:val="28"/>
-          <w:lang w:val="en-US"/>
-        </w:rPr>
-        <w:t>Запись</w:t>
-      </w:r>
-      <w:proofErr w:type="spellEnd"/>
-      <w:r>
-        <w:rPr>
-          <w:color w:val="000000" w:themeColor="text1"/>
-          <w:sz w:val="28"/>
-          <w:szCs w:val="28"/>
-          <w:lang w:val="en-US"/>
-        </w:rPr>
-        <w:t xml:space="preserve"> </w:t>
-      </w:r>
-      <w:proofErr w:type="spellStart"/>
-      <w:r>
-        <w:rPr>
-          <w:color w:val="000000" w:themeColor="text1"/>
-          <w:sz w:val="28"/>
-          <w:szCs w:val="28"/>
-          <w:lang w:val="en-US"/>
-        </w:rPr>
-        <w:t>запрещена</w:t>
-      </w:r>
-      <w:proofErr w:type="spellEnd"/>
-      <w:r>
-        <w:rPr>
-          <w:color w:val="000000" w:themeColor="text1"/>
-          <w:sz w:val="28"/>
-          <w:szCs w:val="28"/>
-          <w:lang w:val="en-US"/>
-        </w:rPr>
-        <w:t xml:space="preserve">: </w:t>
-      </w:r>
-      <w:proofErr w:type="spellStart"/>
-      <w:r>
-        <w:rPr>
-          <w:color w:val="000000" w:themeColor="text1"/>
-          <w:sz w:val="28"/>
-          <w:szCs w:val="28"/>
-          <w:lang w:val="en-US"/>
-        </w:rPr>
-        <w:t>файл</w:t>
-      </w:r>
-      <w:proofErr w:type="spellEnd"/>
-      <w:r>
-        <w:rPr>
-          <w:color w:val="000000" w:themeColor="text1"/>
-          <w:sz w:val="28"/>
-          <w:szCs w:val="28"/>
-          <w:lang w:val="en-US"/>
-        </w:rPr>
-        <w:t xml:space="preserve"> </w:t>
-      </w:r>
-      <w:proofErr w:type="spellStart"/>
-      <w:r>
-        <w:rPr>
-          <w:color w:val="000000" w:themeColor="text1"/>
-          <w:sz w:val="28"/>
-          <w:szCs w:val="28"/>
-          <w:lang w:val="en-US"/>
-        </w:rPr>
-        <w:t>только</w:t>
-      </w:r>
-      <w:proofErr w:type="spellEnd"/>
-      <w:r>
-        <w:rPr>
-          <w:color w:val="000000" w:themeColor="text1"/>
-          <w:sz w:val="28"/>
-          <w:szCs w:val="28"/>
-          <w:lang w:val="en-US"/>
-        </w:rPr>
-        <w:t xml:space="preserve"> </w:t>
-      </w:r>
-      <w:proofErr w:type="spellStart"/>
-      <w:r>
-        <w:rPr>
-          <w:color w:val="000000" w:themeColor="text1"/>
-          <w:sz w:val="28"/>
-          <w:szCs w:val="28"/>
-          <w:lang w:val="en-US"/>
-        </w:rPr>
-        <w:t>для</w:t>
-      </w:r>
-      <w:proofErr w:type="spellEnd"/>
-      <w:r>
-        <w:rPr>
-          <w:color w:val="000000" w:themeColor="text1"/>
-          <w:sz w:val="28"/>
-          <w:szCs w:val="28"/>
-          <w:lang w:val="en-US"/>
-        </w:rPr>
-        <w:t xml:space="preserve"> </w:t>
-      </w:r>
-      <w:proofErr w:type="spellStart"/>
-      <w:r>
-        <w:rPr>
-          <w:color w:val="000000" w:themeColor="text1"/>
-          <w:sz w:val="28"/>
-          <w:szCs w:val="28"/>
-          <w:lang w:val="en-US"/>
-        </w:rPr>
-        <w:t>чтения</w:t>
-      </w:r>
-      <w:proofErr w:type="spellEnd"/>
-      <w:r>
-        <w:rPr>
-          <w:color w:val="000000" w:themeColor="text1"/>
-          <w:sz w:val="28"/>
-          <w:szCs w:val="28"/>
-          <w:lang w:val="en-US"/>
-        </w:rPr>
-        <w:t>");</w:t>
+        <w:t xml:space="preserve">                Console.WriteLine("Запись запрещена: файл только для чтения");</w:t>
       </w:r>
     </w:p>
     <w:p>
@@ -4037,27 +2945,7 @@
           <w:szCs w:val="28"/>
           <w:lang w:val="en-US"/>
         </w:rPr>
-        <w:t xml:space="preserve">            foreach (string f in </w:t>
-      </w:r>
-      <w:proofErr w:type="spellStart"/>
-      <w:r>
-        <w:rPr>
-          <w:color w:val="000000" w:themeColor="text1"/>
-          <w:sz w:val="28"/>
-          <w:szCs w:val="28"/>
-          <w:lang w:val="en-US"/>
-        </w:rPr>
-        <w:t>allFiles</w:t>
-      </w:r>
-      <w:proofErr w:type="spellEnd"/>
-      <w:r>
-        <w:rPr>
-          <w:color w:val="000000" w:themeColor="text1"/>
-          <w:sz w:val="28"/>
-          <w:szCs w:val="28"/>
-          <w:lang w:val="en-US"/>
-        </w:rPr>
-        <w:t>)</w:t>
+        <w:t xml:space="preserve">            foreach (string f in allFiles)</w:t>
       </w:r>
     </w:p>
     <w:p>
@@ -4101,27 +2989,7 @@
           <w:szCs w:val="28"/>
           <w:lang w:val="en-US"/>
         </w:rPr>
-        <w:t xml:space="preserve">                </w:t>
-      </w:r>
-      <w:proofErr w:type="spellStart"/>
-      <w:r>
-        <w:rPr>
-          <w:color w:val="000000" w:themeColor="text1"/>
-          <w:sz w:val="28"/>
-          <w:szCs w:val="28"/>
-          <w:lang w:val="en-US"/>
-        </w:rPr>
-        <w:t>Console.WriteLine</w:t>
-      </w:r>
-      <w:proofErr w:type="spellEnd"/>
-      <w:r>
-        <w:rPr>
-          <w:color w:val="000000" w:themeColor="text1"/>
-          <w:sz w:val="28"/>
-          <w:szCs w:val="28"/>
-          <w:lang w:val="en-US"/>
-        </w:rPr>
-        <w:t>(f);</w:t>
+        <w:t xml:space="preserve">                Console.WriteLine(f);</w:t>
       </w:r>
     </w:p>
     <w:p>
@@ -4209,27 +3077,7 @@
           <w:szCs w:val="28"/>
           <w:lang w:val="en-US"/>
         </w:rPr>
-        <w:t xml:space="preserve">                </w:t>
-      </w:r>
-      <w:proofErr w:type="spellStart"/>
-      <w:r>
-        <w:rPr>
-          <w:color w:val="000000" w:themeColor="text1"/>
-          <w:sz w:val="28"/>
-          <w:szCs w:val="28"/>
-          <w:lang w:val="en-US"/>
-        </w:rPr>
-        <w:t>File.Delete</w:t>
-      </w:r>
-      <w:proofErr w:type="spellEnd"/>
-      <w:r>
-        <w:rPr>
-          <w:color w:val="000000" w:themeColor="text1"/>
-          <w:sz w:val="28"/>
-          <w:szCs w:val="28"/>
-          <w:lang w:val="en-US"/>
-        </w:rPr>
-        <w:t>(f);</w:t>
+        <w:t xml:space="preserve">                File.Delete(f);</w:t>
       </w:r>
     </w:p>
     <w:p>
@@ -4317,49 +3165,7 @@
           <w:szCs w:val="28"/>
           <w:lang w:val="en-US"/>
         </w:rPr>
-        <w:t xml:space="preserve">                if (</w:t>
-      </w:r>
-      <w:proofErr w:type="spellStart"/>
-      <w:r>
-        <w:rPr>
-          <w:color w:val="000000" w:themeColor="text1"/>
-          <w:sz w:val="28"/>
-          <w:szCs w:val="28"/>
-          <w:lang w:val="en-US"/>
-        </w:rPr>
-        <w:t>File.Exists</w:t>
-      </w:r>
-      <w:proofErr w:type="spellEnd"/>
-      <w:r>
-        <w:rPr>
-          <w:color w:val="000000" w:themeColor="text1"/>
-          <w:sz w:val="28"/>
-          <w:szCs w:val="28"/>
-          <w:lang w:val="en-US"/>
-        </w:rPr>
-        <w:t>(</w:t>
-      </w:r>
-      <w:proofErr w:type="spellStart"/>
-      <w:proofErr w:type="gramStart"/>
-      <w:r>
-        <w:rPr>
-          <w:color w:val="000000" w:themeColor="text1"/>
-          <w:sz w:val="28"/>
-          <w:szCs w:val="28"/>
-          <w:lang w:val="en-US"/>
-        </w:rPr>
-        <w:t>file.FullName</w:t>
-      </w:r>
-      <w:proofErr w:type="spellEnd"/>
-      <w:proofErr w:type="gramEnd"/>
-      <w:r>
-        <w:rPr>
-          <w:color w:val="000000" w:themeColor="text1"/>
-          <w:sz w:val="28"/>
-          <w:szCs w:val="28"/>
-          <w:lang w:val="en-US"/>
-        </w:rPr>
-        <w:t>))</w:t>
+        <w:t xml:space="preserve">                if (File.Exists(file.FullName))</w:t>
       </w:r>
     </w:p>
     <w:p>
@@ -4403,49 +3209,7 @@
           <w:szCs w:val="28"/>
           <w:lang w:val="en-US"/>
         </w:rPr>
-        <w:t xml:space="preserve">                    </w:t>
-      </w:r>
-      <w:proofErr w:type="spellStart"/>
-      <w:proofErr w:type="gramStart"/>
-      <w:r>
-        <w:rPr>
-          <w:color w:val="000000" w:themeColor="text1"/>
-          <w:sz w:val="28"/>
-          <w:szCs w:val="28"/>
-          <w:lang w:val="en-US"/>
-        </w:rPr>
-        <w:t>manager.DeleteFile</w:t>
-      </w:r>
-      <w:proofErr w:type="spellEnd"/>
-      <w:proofErr w:type="gramEnd"/>
-      <w:r>
-        <w:rPr>
-          <w:color w:val="000000" w:themeColor="text1"/>
-          <w:sz w:val="28"/>
-          <w:szCs w:val="28"/>
-          <w:lang w:val="en-US"/>
-        </w:rPr>
-        <w:t>(</w:t>
-      </w:r>
-      <w:proofErr w:type="spellStart"/>
-      <w:r>
-        <w:rPr>
-          <w:color w:val="000000" w:themeColor="text1"/>
-          <w:sz w:val="28"/>
-          <w:szCs w:val="28"/>
-          <w:lang w:val="en-US"/>
-        </w:rPr>
-        <w:t>file.FullName</w:t>
-      </w:r>
-      <w:proofErr w:type="spellEnd"/>
-      <w:r>
-        <w:rPr>
-          <w:color w:val="000000" w:themeColor="text1"/>
-          <w:sz w:val="28"/>
-          <w:szCs w:val="28"/>
-          <w:lang w:val="en-US"/>
-        </w:rPr>
-        <w:t>);</w:t>
+        <w:t xml:space="preserve">                    manager.DeleteFile(file.FullName);</w:t>
       </w:r>
     </w:p>
     <w:p>
@@ -4511,27 +3275,7 @@
           <w:szCs w:val="28"/>
           <w:lang w:val="en-US"/>
         </w:rPr>
-        <w:t xml:space="preserve">            catch (</w:t>
-      </w:r>
-      <w:proofErr w:type="spellStart"/>
-      <w:r>
-        <w:rPr>
-          <w:color w:val="000000" w:themeColor="text1"/>
-          <w:sz w:val="28"/>
-          <w:szCs w:val="28"/>
-          <w:lang w:val="en-US"/>
-        </w:rPr>
-        <w:t>FileNotFoundException</w:t>
-      </w:r>
-      <w:proofErr w:type="spellEnd"/>
-      <w:r>
-        <w:rPr>
-          <w:color w:val="000000" w:themeColor="text1"/>
-          <w:sz w:val="28"/>
-          <w:szCs w:val="28"/>
-          <w:lang w:val="en-US"/>
-        </w:rPr>
-        <w:t>)</w:t>
+        <w:t xml:space="preserve">            catch (FileNotFoundException)</w:t>
       </w:r>
     </w:p>
     <w:p>
@@ -4575,27 +3319,7 @@
           <w:szCs w:val="28"/>
           <w:lang w:val="en-US"/>
         </w:rPr>
-        <w:t xml:space="preserve">                </w:t>
-      </w:r>
-      <w:proofErr w:type="spellStart"/>
-      <w:r>
-        <w:rPr>
-          <w:color w:val="000000" w:themeColor="text1"/>
-          <w:sz w:val="28"/>
-          <w:szCs w:val="28"/>
-          <w:lang w:val="en-US"/>
-        </w:rPr>
-        <w:t>Console.WriteLine</w:t>
-      </w:r>
-      <w:proofErr w:type="spellEnd"/>
-      <w:r>
-        <w:rPr>
-          <w:color w:val="000000" w:themeColor="text1"/>
-          <w:sz w:val="28"/>
-          <w:szCs w:val="28"/>
-          <w:lang w:val="en-US"/>
-        </w:rPr>
-        <w:t>("File not found");</w:t>
+        <w:t xml:space="preserve">                Console.WriteLine("File not found");</w:t>
       </w:r>
     </w:p>
     <w:p>
@@ -4740,1975 +3464,6 @@
           <w:color w:val="000000" w:themeColor="text1"/>
           <w:sz w:val="28"/>
           <w:szCs w:val="28"/>
-          <w:lang w:val="en-US"/>
-        </w:rPr>
-      </w:pPr>
-    </w:p>
-    <w:p>
-      <w:pPr>
-        <w:pStyle w:val="aa"/>
-        <w:spacing w:before="0" w:beforeAutospacing="0" w:after="0" w:afterAutospacing="0"/>
-        <w:ind w:firstLine="709"/>
-        <w:rPr>
-          <w:color w:val="000000" w:themeColor="text1"/>
-          <w:sz w:val="28"/>
-          <w:szCs w:val="28"/>
-          <w:lang w:val="en-US"/>
-        </w:rPr>
-      </w:pPr>
-      <w:r>
-        <w:rPr>
-          <w:color w:val="000000" w:themeColor="text1"/>
-          <w:sz w:val="28"/>
-          <w:szCs w:val="28"/>
-          <w:lang w:val="en-US"/>
-        </w:rPr>
-        <w:t>namespace Task01</w:t>
-      </w:r>
-    </w:p>
-    <w:p>
-      <w:pPr>
-        <w:pStyle w:val="aa"/>
-        <w:spacing w:before="0" w:beforeAutospacing="0" w:after="0" w:afterAutospacing="0"/>
-        <w:ind w:firstLine="709"/>
-        <w:rPr>
-          <w:color w:val="000000" w:themeColor="text1"/>
-          <w:sz w:val="28"/>
-          <w:szCs w:val="28"/>
-          <w:lang w:val="en-US"/>
-        </w:rPr>
-      </w:pPr>
-      <w:r>
-        <w:rPr>
-          <w:color w:val="000000" w:themeColor="text1"/>
-          <w:sz w:val="28"/>
-          <w:szCs w:val="28"/>
-          <w:lang w:val="en-US"/>
-        </w:rPr>
-        <w:t>{</w:t>
-      </w:r>
-    </w:p>
-    <w:p>
-      <w:pPr>
-        <w:pStyle w:val="aa"/>
-        <w:spacing w:before="0" w:beforeAutospacing="0" w:after="0" w:afterAutospacing="0"/>
-        <w:ind w:firstLine="709"/>
-        <w:rPr>
-          <w:color w:val="000000" w:themeColor="text1"/>
-          <w:sz w:val="28"/>
-          <w:szCs w:val="28"/>
-          <w:lang w:val="en-US"/>
-        </w:rPr>
-      </w:pPr>
-      <w:r>
-        <w:rPr>
-          <w:color w:val="000000" w:themeColor="text1"/>
-          <w:sz w:val="28"/>
-          <w:szCs w:val="28"/>
-          <w:lang w:val="en-US"/>
-        </w:rPr>
-        <w:t xml:space="preserve">    public class </w:t>
-      </w:r>
-      <w:proofErr w:type="spellStart"/>
-      <w:r>
-        <w:rPr>
-          <w:color w:val="000000" w:themeColor="text1"/>
-          <w:sz w:val="28"/>
-          <w:szCs w:val="28"/>
-          <w:lang w:val="en-US"/>
-        </w:rPr>
-        <w:t>FileManagerProvider</w:t>
-      </w:r>
-      <w:proofErr w:type="spellEnd"/>
-    </w:p>
-    <w:p>
-      <w:pPr>
-        <w:pStyle w:val="aa"/>
-        <w:spacing w:before="0" w:beforeAutospacing="0" w:after="0" w:afterAutospacing="0"/>
-        <w:ind w:firstLine="709"/>
-        <w:rPr>
-          <w:color w:val="000000" w:themeColor="text1"/>
-          <w:sz w:val="28"/>
-          <w:szCs w:val="28"/>
-          <w:lang w:val="en-US"/>
-        </w:rPr>
-      </w:pPr>
-      <w:r>
-        <w:rPr>
-          <w:color w:val="000000" w:themeColor="text1"/>
-          <w:sz w:val="28"/>
-          <w:szCs w:val="28"/>
-          <w:lang w:val="en-US"/>
-        </w:rPr>
-        <w:t xml:space="preserve">    {</w:t>
-      </w:r>
-    </w:p>
-    <w:p>
-      <w:pPr>
-        <w:pStyle w:val="aa"/>
-        <w:spacing w:before="0" w:beforeAutospacing="0" w:after="0" w:afterAutospacing="0"/>
-        <w:ind w:firstLine="709"/>
-        <w:rPr>
-          <w:color w:val="000000" w:themeColor="text1"/>
-          <w:sz w:val="28"/>
-          <w:szCs w:val="28"/>
-          <w:lang w:val="en-US"/>
-        </w:rPr>
-      </w:pPr>
-      <w:r>
-        <w:rPr>
-          <w:color w:val="000000" w:themeColor="text1"/>
-          <w:sz w:val="28"/>
-          <w:szCs w:val="28"/>
-          <w:lang w:val="en-US"/>
-        </w:rPr>
-        <w:t xml:space="preserve">        public void </w:t>
-      </w:r>
-      <w:proofErr w:type="spellStart"/>
-      <w:proofErr w:type="gramStart"/>
-      <w:r>
-        <w:rPr>
-          <w:color w:val="000000" w:themeColor="text1"/>
-          <w:sz w:val="28"/>
-          <w:szCs w:val="28"/>
-          <w:lang w:val="en-US"/>
-        </w:rPr>
-        <w:t>GetInfoFile</w:t>
-      </w:r>
-      <w:proofErr w:type="spellEnd"/>
-      <w:r>
-        <w:rPr>
-          <w:color w:val="000000" w:themeColor="text1"/>
-          <w:sz w:val="28"/>
-          <w:szCs w:val="28"/>
-          <w:lang w:val="en-US"/>
-        </w:rPr>
-        <w:t>(</w:t>
-      </w:r>
-      <w:proofErr w:type="gramEnd"/>
-      <w:r>
-        <w:rPr>
-          <w:color w:val="000000" w:themeColor="text1"/>
-          <w:sz w:val="28"/>
-          <w:szCs w:val="28"/>
-          <w:lang w:val="en-US"/>
-        </w:rPr>
-        <w:t>string path)</w:t>
-      </w:r>
-    </w:p>
-    <w:p>
-      <w:pPr>
-        <w:pStyle w:val="aa"/>
-        <w:spacing w:before="0" w:beforeAutospacing="0" w:after="0" w:afterAutospacing="0"/>
-        <w:ind w:firstLine="709"/>
-        <w:rPr>
-          <w:color w:val="000000" w:themeColor="text1"/>
-          <w:sz w:val="28"/>
-          <w:szCs w:val="28"/>
-          <w:lang w:val="en-US"/>
-        </w:rPr>
-      </w:pPr>
-      <w:r>
-        <w:rPr>
-          <w:color w:val="000000" w:themeColor="text1"/>
-          <w:sz w:val="28"/>
-          <w:szCs w:val="28"/>
-          <w:lang w:val="en-US"/>
-        </w:rPr>
-        <w:t xml:space="preserve">        {</w:t>
-      </w:r>
-    </w:p>
-    <w:p>
-      <w:pPr>
-        <w:pStyle w:val="aa"/>
-        <w:spacing w:before="0" w:beforeAutospacing="0" w:after="0" w:afterAutospacing="0"/>
-        <w:ind w:firstLine="709"/>
-        <w:rPr>
-          <w:color w:val="000000" w:themeColor="text1"/>
-          <w:sz w:val="28"/>
-          <w:szCs w:val="28"/>
-          <w:lang w:val="en-US"/>
-        </w:rPr>
-      </w:pPr>
-      <w:r>
-        <w:rPr>
-          <w:color w:val="000000" w:themeColor="text1"/>
-          <w:sz w:val="28"/>
-          <w:szCs w:val="28"/>
-          <w:lang w:val="en-US"/>
-        </w:rPr>
-        <w:t xml:space="preserve">            </w:t>
-      </w:r>
-      <w:proofErr w:type="spellStart"/>
-      <w:r>
-        <w:rPr>
-          <w:color w:val="000000" w:themeColor="text1"/>
-          <w:sz w:val="28"/>
-          <w:szCs w:val="28"/>
-          <w:lang w:val="en-US"/>
-        </w:rPr>
-        <w:t>FileInfo</w:t>
-      </w:r>
-      <w:proofErr w:type="spellEnd"/>
-      <w:r>
-        <w:rPr>
-          <w:color w:val="000000" w:themeColor="text1"/>
-          <w:sz w:val="28"/>
-          <w:szCs w:val="28"/>
-          <w:lang w:val="en-US"/>
-        </w:rPr>
-        <w:t xml:space="preserve"> file = new </w:t>
-      </w:r>
-      <w:proofErr w:type="spellStart"/>
-      <w:r>
-        <w:rPr>
-          <w:color w:val="000000" w:themeColor="text1"/>
-          <w:sz w:val="28"/>
-          <w:szCs w:val="28"/>
-          <w:lang w:val="en-US"/>
-        </w:rPr>
-        <w:t>FileInfo</w:t>
-      </w:r>
-      <w:proofErr w:type="spellEnd"/>
-      <w:r>
-        <w:rPr>
-          <w:color w:val="000000" w:themeColor="text1"/>
-          <w:sz w:val="28"/>
-          <w:szCs w:val="28"/>
-          <w:lang w:val="en-US"/>
-        </w:rPr>
-        <w:t>(path);</w:t>
-      </w:r>
-    </w:p>
-    <w:p>
-      <w:pPr>
-        <w:pStyle w:val="aa"/>
-        <w:spacing w:before="0" w:beforeAutospacing="0" w:after="0" w:afterAutospacing="0"/>
-        <w:ind w:firstLine="709"/>
-        <w:rPr>
-          <w:color w:val="000000" w:themeColor="text1"/>
-          <w:sz w:val="28"/>
-          <w:szCs w:val="28"/>
-          <w:lang w:val="en-US"/>
-        </w:rPr>
-      </w:pPr>
-      <w:r>
-        <w:rPr>
-          <w:color w:val="000000" w:themeColor="text1"/>
-          <w:sz w:val="28"/>
-          <w:szCs w:val="28"/>
-          <w:lang w:val="en-US"/>
-        </w:rPr>
-        <w:t xml:space="preserve">            string date = </w:t>
-      </w:r>
-      <w:proofErr w:type="spellStart"/>
-      <w:r>
-        <w:rPr>
-          <w:color w:val="000000" w:themeColor="text1"/>
-          <w:sz w:val="28"/>
-          <w:szCs w:val="28"/>
-          <w:lang w:val="en-US"/>
-        </w:rPr>
-        <w:t>Convert.ToString</w:t>
-      </w:r>
-      <w:proofErr w:type="spellEnd"/>
-      <w:r>
-        <w:rPr>
-          <w:color w:val="000000" w:themeColor="text1"/>
-          <w:sz w:val="28"/>
-          <w:szCs w:val="28"/>
-          <w:lang w:val="en-US"/>
-        </w:rPr>
-        <w:t>(</w:t>
-      </w:r>
-      <w:proofErr w:type="spellStart"/>
-      <w:proofErr w:type="gramStart"/>
-      <w:r>
-        <w:rPr>
-          <w:color w:val="000000" w:themeColor="text1"/>
-          <w:sz w:val="28"/>
-          <w:szCs w:val="28"/>
-          <w:lang w:val="en-US"/>
-        </w:rPr>
-        <w:t>file.CreationTime</w:t>
-      </w:r>
-      <w:proofErr w:type="spellEnd"/>
-      <w:proofErr w:type="gramEnd"/>
-      <w:r>
-        <w:rPr>
-          <w:color w:val="000000" w:themeColor="text1"/>
-          <w:sz w:val="28"/>
-          <w:szCs w:val="28"/>
-          <w:lang w:val="en-US"/>
-        </w:rPr>
-        <w:t>);</w:t>
-      </w:r>
-    </w:p>
-    <w:p>
-      <w:pPr>
-        <w:pStyle w:val="aa"/>
-        <w:spacing w:before="0" w:beforeAutospacing="0" w:after="0" w:afterAutospacing="0"/>
-        <w:ind w:firstLine="709"/>
-        <w:rPr>
-          <w:color w:val="000000" w:themeColor="text1"/>
-          <w:sz w:val="28"/>
-          <w:szCs w:val="28"/>
-          <w:lang w:val="en-US"/>
-        </w:rPr>
-      </w:pPr>
-      <w:r>
-        <w:rPr>
-          <w:color w:val="000000" w:themeColor="text1"/>
-          <w:sz w:val="28"/>
-          <w:szCs w:val="28"/>
-          <w:lang w:val="en-US"/>
-        </w:rPr>
-        <w:t xml:space="preserve">            </w:t>
-      </w:r>
-      <w:proofErr w:type="spellStart"/>
-      <w:r>
-        <w:rPr>
-          <w:color w:val="000000" w:themeColor="text1"/>
-          <w:sz w:val="28"/>
-          <w:szCs w:val="28"/>
-          <w:lang w:val="en-US"/>
-        </w:rPr>
-        <w:t>Console.WriteLine</w:t>
-      </w:r>
-      <w:proofErr w:type="spellEnd"/>
-      <w:r>
-        <w:rPr>
-          <w:color w:val="000000" w:themeColor="text1"/>
-          <w:sz w:val="28"/>
-          <w:szCs w:val="28"/>
-          <w:lang w:val="en-US"/>
-        </w:rPr>
-        <w:t>("</w:t>
-      </w:r>
-      <w:proofErr w:type="spellStart"/>
-      <w:r>
-        <w:rPr>
-          <w:color w:val="000000" w:themeColor="text1"/>
-          <w:sz w:val="28"/>
-          <w:szCs w:val="28"/>
-          <w:lang w:val="en-US"/>
-        </w:rPr>
-        <w:t>Дата</w:t>
-      </w:r>
-      <w:proofErr w:type="spellEnd"/>
-      <w:r>
-        <w:rPr>
-          <w:color w:val="000000" w:themeColor="text1"/>
-          <w:sz w:val="28"/>
-          <w:szCs w:val="28"/>
-          <w:lang w:val="en-US"/>
-        </w:rPr>
-        <w:t xml:space="preserve"> </w:t>
-      </w:r>
-      <w:proofErr w:type="spellStart"/>
-      <w:r>
-        <w:rPr>
-          <w:color w:val="000000" w:themeColor="text1"/>
-          <w:sz w:val="28"/>
-          <w:szCs w:val="28"/>
-          <w:lang w:val="en-US"/>
-        </w:rPr>
-        <w:t>создания</w:t>
-      </w:r>
-      <w:proofErr w:type="spellEnd"/>
-      <w:r>
-        <w:rPr>
-          <w:color w:val="000000" w:themeColor="text1"/>
-          <w:sz w:val="28"/>
-          <w:szCs w:val="28"/>
-          <w:lang w:val="en-US"/>
-        </w:rPr>
-        <w:t>: " + date);</w:t>
-      </w:r>
-    </w:p>
-    <w:p>
-      <w:pPr>
-        <w:pStyle w:val="aa"/>
-        <w:spacing w:before="0" w:beforeAutospacing="0" w:after="0" w:afterAutospacing="0"/>
-        <w:ind w:firstLine="709"/>
-        <w:rPr>
-          <w:color w:val="000000" w:themeColor="text1"/>
-          <w:sz w:val="28"/>
-          <w:szCs w:val="28"/>
-          <w:lang w:val="en-US"/>
-        </w:rPr>
-      </w:pPr>
-      <w:r>
-        <w:rPr>
-          <w:color w:val="000000" w:themeColor="text1"/>
-          <w:sz w:val="28"/>
-          <w:szCs w:val="28"/>
-          <w:lang w:val="en-US"/>
-        </w:rPr>
-        <w:t xml:space="preserve">        }</w:t>
-      </w:r>
-    </w:p>
-    <w:p>
-      <w:pPr>
-        <w:pStyle w:val="aa"/>
-        <w:spacing w:before="0" w:beforeAutospacing="0" w:after="0" w:afterAutospacing="0"/>
-        <w:ind w:firstLine="709"/>
-        <w:rPr>
-          <w:color w:val="000000" w:themeColor="text1"/>
-          <w:sz w:val="28"/>
-          <w:szCs w:val="28"/>
-          <w:lang w:val="en-US"/>
-        </w:rPr>
-      </w:pPr>
-    </w:p>
-    <w:p>
-      <w:pPr>
-        <w:pStyle w:val="aa"/>
-        <w:spacing w:before="0" w:beforeAutospacing="0" w:after="0" w:afterAutospacing="0"/>
-        <w:ind w:firstLine="709"/>
-        <w:rPr>
-          <w:color w:val="000000" w:themeColor="text1"/>
-          <w:sz w:val="28"/>
-          <w:szCs w:val="28"/>
-          <w:lang w:val="en-US"/>
-        </w:rPr>
-      </w:pPr>
-      <w:r>
-        <w:rPr>
-          <w:color w:val="000000" w:themeColor="text1"/>
-          <w:sz w:val="28"/>
-          <w:szCs w:val="28"/>
-          <w:lang w:val="en-US"/>
-        </w:rPr>
-        <w:t xml:space="preserve">        public long </w:t>
-      </w:r>
-      <w:proofErr w:type="spellStart"/>
-      <w:proofErr w:type="gramStart"/>
-      <w:r>
-        <w:rPr>
-          <w:color w:val="000000" w:themeColor="text1"/>
-          <w:sz w:val="28"/>
-          <w:szCs w:val="28"/>
-          <w:lang w:val="en-US"/>
-        </w:rPr>
-        <w:t>GetSizeFile</w:t>
-      </w:r>
-      <w:proofErr w:type="spellEnd"/>
-      <w:r>
-        <w:rPr>
-          <w:color w:val="000000" w:themeColor="text1"/>
-          <w:sz w:val="28"/>
-          <w:szCs w:val="28"/>
-          <w:lang w:val="en-US"/>
-        </w:rPr>
-        <w:t>(</w:t>
-      </w:r>
-      <w:proofErr w:type="gramEnd"/>
-      <w:r>
-        <w:rPr>
-          <w:color w:val="000000" w:themeColor="text1"/>
-          <w:sz w:val="28"/>
-          <w:szCs w:val="28"/>
-          <w:lang w:val="en-US"/>
-        </w:rPr>
-        <w:t>string path)</w:t>
-      </w:r>
-    </w:p>
-    <w:p>
-      <w:pPr>
-        <w:pStyle w:val="aa"/>
-        <w:spacing w:before="0" w:beforeAutospacing="0" w:after="0" w:afterAutospacing="0"/>
-        <w:ind w:firstLine="709"/>
-        <w:rPr>
-          <w:color w:val="000000" w:themeColor="text1"/>
-          <w:sz w:val="28"/>
-          <w:szCs w:val="28"/>
-          <w:lang w:val="en-US"/>
-        </w:rPr>
-      </w:pPr>
-      <w:r>
-        <w:rPr>
-          <w:color w:val="000000" w:themeColor="text1"/>
-          <w:sz w:val="28"/>
-          <w:szCs w:val="28"/>
-          <w:lang w:val="en-US"/>
-        </w:rPr>
-        <w:t xml:space="preserve">        {</w:t>
-      </w:r>
-    </w:p>
-    <w:p>
-      <w:pPr>
-        <w:pStyle w:val="aa"/>
-        <w:spacing w:before="0" w:beforeAutospacing="0" w:after="0" w:afterAutospacing="0"/>
-        <w:ind w:firstLine="709"/>
-        <w:rPr>
-          <w:color w:val="000000" w:themeColor="text1"/>
-          <w:sz w:val="28"/>
-          <w:szCs w:val="28"/>
-          <w:lang w:val="en-US"/>
-        </w:rPr>
-      </w:pPr>
-      <w:r>
-        <w:rPr>
-          <w:color w:val="000000" w:themeColor="text1"/>
-          <w:sz w:val="28"/>
-          <w:szCs w:val="28"/>
-          <w:lang w:val="en-US"/>
-        </w:rPr>
-        <w:t xml:space="preserve">            </w:t>
-      </w:r>
-      <w:proofErr w:type="spellStart"/>
-      <w:r>
-        <w:rPr>
-          <w:color w:val="000000" w:themeColor="text1"/>
-          <w:sz w:val="28"/>
-          <w:szCs w:val="28"/>
-          <w:lang w:val="en-US"/>
-        </w:rPr>
-        <w:t>FileInfo</w:t>
-      </w:r>
-      <w:proofErr w:type="spellEnd"/>
-      <w:r>
-        <w:rPr>
-          <w:color w:val="000000" w:themeColor="text1"/>
-          <w:sz w:val="28"/>
-          <w:szCs w:val="28"/>
-          <w:lang w:val="en-US"/>
-        </w:rPr>
-        <w:t xml:space="preserve"> file = new </w:t>
-      </w:r>
-      <w:proofErr w:type="spellStart"/>
-      <w:r>
-        <w:rPr>
-          <w:color w:val="000000" w:themeColor="text1"/>
-          <w:sz w:val="28"/>
-          <w:szCs w:val="28"/>
-          <w:lang w:val="en-US"/>
-        </w:rPr>
-        <w:t>FileInfo</w:t>
-      </w:r>
-      <w:proofErr w:type="spellEnd"/>
-      <w:r>
-        <w:rPr>
-          <w:color w:val="000000" w:themeColor="text1"/>
-          <w:sz w:val="28"/>
-          <w:szCs w:val="28"/>
-          <w:lang w:val="en-US"/>
-        </w:rPr>
-        <w:t>(path);</w:t>
-      </w:r>
-    </w:p>
-    <w:p>
-      <w:pPr>
-        <w:pStyle w:val="aa"/>
-        <w:spacing w:before="0" w:beforeAutospacing="0" w:after="0" w:afterAutospacing="0"/>
-        <w:ind w:firstLine="709"/>
-        <w:rPr>
-          <w:color w:val="000000" w:themeColor="text1"/>
-          <w:sz w:val="28"/>
-          <w:szCs w:val="28"/>
-          <w:lang w:val="en-US"/>
-        </w:rPr>
-      </w:pPr>
-      <w:r>
-        <w:rPr>
-          <w:color w:val="000000" w:themeColor="text1"/>
-          <w:sz w:val="28"/>
-          <w:szCs w:val="28"/>
-          <w:lang w:val="en-US"/>
-        </w:rPr>
-        <w:t xml:space="preserve">            long size = </w:t>
-      </w:r>
-      <w:proofErr w:type="spellStart"/>
-      <w:proofErr w:type="gramStart"/>
-      <w:r>
-        <w:rPr>
-          <w:color w:val="000000" w:themeColor="text1"/>
-          <w:sz w:val="28"/>
-          <w:szCs w:val="28"/>
-          <w:lang w:val="en-US"/>
-        </w:rPr>
-        <w:t>file.Length</w:t>
-      </w:r>
-      <w:proofErr w:type="spellEnd"/>
-      <w:proofErr w:type="gramEnd"/>
-      <w:r>
-        <w:rPr>
-          <w:color w:val="000000" w:themeColor="text1"/>
-          <w:sz w:val="28"/>
-          <w:szCs w:val="28"/>
-          <w:lang w:val="en-US"/>
-        </w:rPr>
-        <w:t>;</w:t>
-      </w:r>
-    </w:p>
-    <w:p>
-      <w:pPr>
-        <w:pStyle w:val="aa"/>
-        <w:spacing w:before="0" w:beforeAutospacing="0" w:after="0" w:afterAutospacing="0"/>
-        <w:ind w:firstLine="709"/>
-        <w:rPr>
-          <w:color w:val="000000" w:themeColor="text1"/>
-          <w:sz w:val="28"/>
-          <w:szCs w:val="28"/>
-          <w:lang w:val="en-US"/>
-        </w:rPr>
-      </w:pPr>
-      <w:r>
-        <w:rPr>
-          <w:color w:val="000000" w:themeColor="text1"/>
-          <w:sz w:val="28"/>
-          <w:szCs w:val="28"/>
-          <w:lang w:val="en-US"/>
-        </w:rPr>
-        <w:t xml:space="preserve">            </w:t>
-      </w:r>
-      <w:proofErr w:type="spellStart"/>
-      <w:r>
-        <w:rPr>
-          <w:color w:val="000000" w:themeColor="text1"/>
-          <w:sz w:val="28"/>
-          <w:szCs w:val="28"/>
-          <w:lang w:val="en-US"/>
-        </w:rPr>
-        <w:t>Console.WriteLine</w:t>
-      </w:r>
-      <w:proofErr w:type="spellEnd"/>
-      <w:r>
-        <w:rPr>
-          <w:color w:val="000000" w:themeColor="text1"/>
-          <w:sz w:val="28"/>
-          <w:szCs w:val="28"/>
-          <w:lang w:val="en-US"/>
-        </w:rPr>
-        <w:t>("</w:t>
-      </w:r>
-      <w:proofErr w:type="spellStart"/>
-      <w:r>
-        <w:rPr>
-          <w:color w:val="000000" w:themeColor="text1"/>
-          <w:sz w:val="28"/>
-          <w:szCs w:val="28"/>
-          <w:lang w:val="en-US"/>
-        </w:rPr>
-        <w:t>Размер</w:t>
-      </w:r>
-      <w:proofErr w:type="spellEnd"/>
-      <w:r>
-        <w:rPr>
-          <w:color w:val="000000" w:themeColor="text1"/>
-          <w:sz w:val="28"/>
-          <w:szCs w:val="28"/>
-          <w:lang w:val="en-US"/>
-        </w:rPr>
-        <w:t xml:space="preserve"> </w:t>
-      </w:r>
-      <w:proofErr w:type="spellStart"/>
-      <w:r>
-        <w:rPr>
-          <w:color w:val="000000" w:themeColor="text1"/>
-          <w:sz w:val="28"/>
-          <w:szCs w:val="28"/>
-          <w:lang w:val="en-US"/>
-        </w:rPr>
-        <w:t>файла</w:t>
-      </w:r>
-      <w:proofErr w:type="spellEnd"/>
-      <w:r>
-        <w:rPr>
-          <w:color w:val="000000" w:themeColor="text1"/>
-          <w:sz w:val="28"/>
-          <w:szCs w:val="28"/>
-          <w:lang w:val="en-US"/>
-        </w:rPr>
-        <w:t>: " + size);</w:t>
-      </w:r>
-    </w:p>
-    <w:p>
-      <w:pPr>
-        <w:pStyle w:val="aa"/>
-        <w:spacing w:before="0" w:beforeAutospacing="0" w:after="0" w:afterAutospacing="0"/>
-        <w:ind w:firstLine="709"/>
-        <w:rPr>
-          <w:color w:val="000000" w:themeColor="text1"/>
-          <w:sz w:val="28"/>
-          <w:szCs w:val="28"/>
-          <w:lang w:val="en-US"/>
-        </w:rPr>
-      </w:pPr>
-      <w:r>
-        <w:rPr>
-          <w:color w:val="000000" w:themeColor="text1"/>
-          <w:sz w:val="28"/>
-          <w:szCs w:val="28"/>
-          <w:lang w:val="en-US"/>
-        </w:rPr>
-        <w:t xml:space="preserve">            return size;</w:t>
-      </w:r>
-    </w:p>
-    <w:p>
-      <w:pPr>
-        <w:pStyle w:val="aa"/>
-        <w:spacing w:before="0" w:beforeAutospacing="0" w:after="0" w:afterAutospacing="0"/>
-        <w:ind w:firstLine="709"/>
-        <w:rPr>
-          <w:color w:val="000000" w:themeColor="text1"/>
-          <w:sz w:val="28"/>
-          <w:szCs w:val="28"/>
-          <w:lang w:val="en-US"/>
-        </w:rPr>
-      </w:pPr>
-      <w:r>
-        <w:rPr>
-          <w:color w:val="000000" w:themeColor="text1"/>
-          <w:sz w:val="28"/>
-          <w:szCs w:val="28"/>
-          <w:lang w:val="en-US"/>
-        </w:rPr>
-        <w:t xml:space="preserve">        }</w:t>
-      </w:r>
-    </w:p>
-    <w:p>
-      <w:pPr>
-        <w:pStyle w:val="aa"/>
-        <w:spacing w:before="0" w:beforeAutospacing="0" w:after="0" w:afterAutospacing="0"/>
-        <w:ind w:firstLine="709"/>
-        <w:rPr>
-          <w:color w:val="000000" w:themeColor="text1"/>
-          <w:sz w:val="28"/>
-          <w:szCs w:val="28"/>
-          <w:lang w:val="en-US"/>
-        </w:rPr>
-      </w:pPr>
-    </w:p>
-    <w:p>
-      <w:pPr>
-        <w:pStyle w:val="aa"/>
-        <w:spacing w:before="0" w:beforeAutospacing="0" w:after="0" w:afterAutospacing="0"/>
-        <w:ind w:firstLine="709"/>
-        <w:rPr>
-          <w:color w:val="000000" w:themeColor="text1"/>
-          <w:sz w:val="28"/>
-          <w:szCs w:val="28"/>
-          <w:lang w:val="en-US"/>
-        </w:rPr>
-      </w:pPr>
-      <w:r>
-        <w:rPr>
-          <w:color w:val="000000" w:themeColor="text1"/>
-          <w:sz w:val="28"/>
-          <w:szCs w:val="28"/>
-          <w:lang w:val="en-US"/>
-        </w:rPr>
-        <w:t xml:space="preserve">        public void </w:t>
-      </w:r>
-      <w:proofErr w:type="spellStart"/>
-      <w:proofErr w:type="gramStart"/>
-      <w:r>
-        <w:rPr>
-          <w:color w:val="000000" w:themeColor="text1"/>
-          <w:sz w:val="28"/>
-          <w:szCs w:val="28"/>
-          <w:lang w:val="en-US"/>
-        </w:rPr>
-        <w:t>GetLastChangeFile</w:t>
-      </w:r>
-      <w:proofErr w:type="spellEnd"/>
-      <w:r>
-        <w:rPr>
-          <w:color w:val="000000" w:themeColor="text1"/>
-          <w:sz w:val="28"/>
-          <w:szCs w:val="28"/>
-          <w:lang w:val="en-US"/>
-        </w:rPr>
-        <w:t>(</w:t>
-      </w:r>
-      <w:proofErr w:type="gramEnd"/>
-      <w:r>
-        <w:rPr>
-          <w:color w:val="000000" w:themeColor="text1"/>
-          <w:sz w:val="28"/>
-          <w:szCs w:val="28"/>
-          <w:lang w:val="en-US"/>
-        </w:rPr>
-        <w:t>string path)</w:t>
-      </w:r>
-    </w:p>
-    <w:p>
-      <w:pPr>
-        <w:pStyle w:val="aa"/>
-        <w:spacing w:before="0" w:beforeAutospacing="0" w:after="0" w:afterAutospacing="0"/>
-        <w:ind w:firstLine="709"/>
-        <w:rPr>
-          <w:color w:val="000000" w:themeColor="text1"/>
-          <w:sz w:val="28"/>
-          <w:szCs w:val="28"/>
-          <w:lang w:val="en-US"/>
-        </w:rPr>
-      </w:pPr>
-      <w:r>
-        <w:rPr>
-          <w:color w:val="000000" w:themeColor="text1"/>
-          <w:sz w:val="28"/>
-          <w:szCs w:val="28"/>
-          <w:lang w:val="en-US"/>
-        </w:rPr>
-        <w:t xml:space="preserve">        {</w:t>
-      </w:r>
-    </w:p>
-    <w:p>
-      <w:pPr>
-        <w:pStyle w:val="aa"/>
-        <w:spacing w:before="0" w:beforeAutospacing="0" w:after="0" w:afterAutospacing="0"/>
-        <w:ind w:firstLine="709"/>
-        <w:rPr>
-          <w:color w:val="000000" w:themeColor="text1"/>
-          <w:sz w:val="28"/>
-          <w:szCs w:val="28"/>
-          <w:lang w:val="en-US"/>
-        </w:rPr>
-      </w:pPr>
-      <w:r>
-        <w:rPr>
-          <w:color w:val="000000" w:themeColor="text1"/>
-          <w:sz w:val="28"/>
-          <w:szCs w:val="28"/>
-          <w:lang w:val="en-US"/>
-        </w:rPr>
-        <w:t xml:space="preserve">            </w:t>
-      </w:r>
-      <w:proofErr w:type="spellStart"/>
-      <w:r>
-        <w:rPr>
-          <w:color w:val="000000" w:themeColor="text1"/>
-          <w:sz w:val="28"/>
-          <w:szCs w:val="28"/>
-          <w:lang w:val="en-US"/>
-        </w:rPr>
-        <w:t>FileInfo</w:t>
-      </w:r>
-      <w:proofErr w:type="spellEnd"/>
-      <w:r>
-        <w:rPr>
-          <w:color w:val="000000" w:themeColor="text1"/>
-          <w:sz w:val="28"/>
-          <w:szCs w:val="28"/>
-          <w:lang w:val="en-US"/>
-        </w:rPr>
-        <w:t xml:space="preserve"> file = new </w:t>
-      </w:r>
-      <w:proofErr w:type="spellStart"/>
-      <w:r>
-        <w:rPr>
-          <w:color w:val="000000" w:themeColor="text1"/>
-          <w:sz w:val="28"/>
-          <w:szCs w:val="28"/>
-          <w:lang w:val="en-US"/>
-        </w:rPr>
-        <w:t>FileInfo</w:t>
-      </w:r>
-      <w:proofErr w:type="spellEnd"/>
-      <w:r>
-        <w:rPr>
-          <w:color w:val="000000" w:themeColor="text1"/>
-          <w:sz w:val="28"/>
-          <w:szCs w:val="28"/>
-          <w:lang w:val="en-US"/>
-        </w:rPr>
-        <w:t>(path);</w:t>
-      </w:r>
-    </w:p>
-    <w:p>
-      <w:pPr>
-        <w:pStyle w:val="aa"/>
-        <w:spacing w:before="0" w:beforeAutospacing="0" w:after="0" w:afterAutospacing="0"/>
-        <w:ind w:firstLine="709"/>
-        <w:rPr>
-          <w:color w:val="000000" w:themeColor="text1"/>
-          <w:sz w:val="28"/>
-          <w:szCs w:val="28"/>
-          <w:lang w:val="en-US"/>
-        </w:rPr>
-      </w:pPr>
-      <w:r>
-        <w:rPr>
-          <w:color w:val="000000" w:themeColor="text1"/>
-          <w:sz w:val="28"/>
-          <w:szCs w:val="28"/>
-          <w:lang w:val="en-US"/>
-        </w:rPr>
-        <w:t xml:space="preserve">            string </w:t>
-      </w:r>
-      <w:proofErr w:type="spellStart"/>
-      <w:r>
-        <w:rPr>
-          <w:color w:val="000000" w:themeColor="text1"/>
-          <w:sz w:val="28"/>
-          <w:szCs w:val="28"/>
-          <w:lang w:val="en-US"/>
-        </w:rPr>
-        <w:t>lastChange</w:t>
-      </w:r>
-      <w:proofErr w:type="spellEnd"/>
-      <w:r>
-        <w:rPr>
-          <w:color w:val="000000" w:themeColor="text1"/>
-          <w:sz w:val="28"/>
-          <w:szCs w:val="28"/>
-          <w:lang w:val="en-US"/>
-        </w:rPr>
-        <w:t xml:space="preserve"> = </w:t>
-      </w:r>
-      <w:proofErr w:type="spellStart"/>
-      <w:r>
-        <w:rPr>
-          <w:color w:val="000000" w:themeColor="text1"/>
-          <w:sz w:val="28"/>
-          <w:szCs w:val="28"/>
-          <w:lang w:val="en-US"/>
-        </w:rPr>
-        <w:t>Convert.ToString</w:t>
-      </w:r>
-      <w:proofErr w:type="spellEnd"/>
-      <w:r>
-        <w:rPr>
-          <w:color w:val="000000" w:themeColor="text1"/>
-          <w:sz w:val="28"/>
-          <w:szCs w:val="28"/>
-          <w:lang w:val="en-US"/>
-        </w:rPr>
-        <w:t>(</w:t>
-      </w:r>
-      <w:proofErr w:type="spellStart"/>
-      <w:proofErr w:type="gramStart"/>
-      <w:r>
-        <w:rPr>
-          <w:color w:val="000000" w:themeColor="text1"/>
-          <w:sz w:val="28"/>
-          <w:szCs w:val="28"/>
-          <w:lang w:val="en-US"/>
-        </w:rPr>
-        <w:t>file.LastWriteTime</w:t>
-      </w:r>
-      <w:proofErr w:type="spellEnd"/>
-      <w:proofErr w:type="gramEnd"/>
-      <w:r>
-        <w:rPr>
-          <w:color w:val="000000" w:themeColor="text1"/>
-          <w:sz w:val="28"/>
-          <w:szCs w:val="28"/>
-          <w:lang w:val="en-US"/>
-        </w:rPr>
-        <w:t>);</w:t>
-      </w:r>
-    </w:p>
-    <w:p>
-      <w:pPr>
-        <w:pStyle w:val="aa"/>
-        <w:spacing w:before="0" w:beforeAutospacing="0" w:after="0" w:afterAutospacing="0"/>
-        <w:ind w:firstLine="709"/>
-        <w:rPr>
-          <w:color w:val="000000" w:themeColor="text1"/>
-          <w:sz w:val="28"/>
-          <w:szCs w:val="28"/>
-          <w:lang w:val="en-US"/>
-        </w:rPr>
-      </w:pPr>
-      <w:r>
-        <w:rPr>
-          <w:color w:val="000000" w:themeColor="text1"/>
-          <w:sz w:val="28"/>
-          <w:szCs w:val="28"/>
-          <w:lang w:val="en-US"/>
-        </w:rPr>
-        <w:t xml:space="preserve">            </w:t>
-      </w:r>
-      <w:proofErr w:type="spellStart"/>
-      <w:r>
-        <w:rPr>
-          <w:color w:val="000000" w:themeColor="text1"/>
-          <w:sz w:val="28"/>
-          <w:szCs w:val="28"/>
-          <w:lang w:val="en-US"/>
-        </w:rPr>
-        <w:t>Console.WriteLine</w:t>
-      </w:r>
-      <w:proofErr w:type="spellEnd"/>
-      <w:r>
-        <w:rPr>
-          <w:color w:val="000000" w:themeColor="text1"/>
-          <w:sz w:val="28"/>
-          <w:szCs w:val="28"/>
-          <w:lang w:val="en-US"/>
-        </w:rPr>
-        <w:t>("</w:t>
-      </w:r>
-      <w:proofErr w:type="spellStart"/>
-      <w:r>
-        <w:rPr>
-          <w:color w:val="000000" w:themeColor="text1"/>
-          <w:sz w:val="28"/>
-          <w:szCs w:val="28"/>
-          <w:lang w:val="en-US"/>
-        </w:rPr>
-        <w:t>Последнее</w:t>
-      </w:r>
-      <w:proofErr w:type="spellEnd"/>
-      <w:r>
-        <w:rPr>
-          <w:color w:val="000000" w:themeColor="text1"/>
-          <w:sz w:val="28"/>
-          <w:szCs w:val="28"/>
-          <w:lang w:val="en-US"/>
-        </w:rPr>
-        <w:t xml:space="preserve"> </w:t>
-      </w:r>
-      <w:proofErr w:type="spellStart"/>
-      <w:r>
-        <w:rPr>
-          <w:color w:val="000000" w:themeColor="text1"/>
-          <w:sz w:val="28"/>
-          <w:szCs w:val="28"/>
-          <w:lang w:val="en-US"/>
-        </w:rPr>
-        <w:t>изменение</w:t>
-      </w:r>
-      <w:proofErr w:type="spellEnd"/>
-      <w:r>
-        <w:rPr>
-          <w:color w:val="000000" w:themeColor="text1"/>
-          <w:sz w:val="28"/>
-          <w:szCs w:val="28"/>
-          <w:lang w:val="en-US"/>
-        </w:rPr>
-        <w:t xml:space="preserve">: " + </w:t>
-      </w:r>
-      <w:proofErr w:type="spellStart"/>
-      <w:r>
-        <w:rPr>
-          <w:color w:val="000000" w:themeColor="text1"/>
-          <w:sz w:val="28"/>
-          <w:szCs w:val="28"/>
-          <w:lang w:val="en-US"/>
-        </w:rPr>
-        <w:t>lastChange</w:t>
-      </w:r>
-      <w:proofErr w:type="spellEnd"/>
-      <w:r>
-        <w:rPr>
-          <w:color w:val="000000" w:themeColor="text1"/>
-          <w:sz w:val="28"/>
-          <w:szCs w:val="28"/>
-          <w:lang w:val="en-US"/>
-        </w:rPr>
-        <w:t>);</w:t>
-      </w:r>
-    </w:p>
-    <w:p>
-      <w:pPr>
-        <w:pStyle w:val="aa"/>
-        <w:spacing w:before="0" w:beforeAutospacing="0" w:after="0" w:afterAutospacing="0"/>
-        <w:ind w:firstLine="709"/>
-        <w:rPr>
-          <w:color w:val="000000" w:themeColor="text1"/>
-          <w:sz w:val="28"/>
-          <w:szCs w:val="28"/>
-          <w:lang w:val="en-US"/>
-        </w:rPr>
-      </w:pPr>
-    </w:p>
-    <w:p>
-      <w:pPr>
-        <w:pStyle w:val="aa"/>
-        <w:spacing w:before="0" w:beforeAutospacing="0" w:after="0" w:afterAutospacing="0"/>
-        <w:ind w:firstLine="709"/>
-        <w:rPr>
-          <w:color w:val="000000" w:themeColor="text1"/>
-          <w:sz w:val="28"/>
-          <w:szCs w:val="28"/>
-          <w:lang w:val="en-US"/>
-        </w:rPr>
-      </w:pPr>
-      <w:r>
-        <w:rPr>
-          <w:color w:val="000000" w:themeColor="text1"/>
-          <w:sz w:val="28"/>
-          <w:szCs w:val="28"/>
-          <w:lang w:val="en-US"/>
-        </w:rPr>
-        <w:t xml:space="preserve">        }</w:t>
-      </w:r>
-    </w:p>
-    <w:p>
-      <w:pPr>
-        <w:pStyle w:val="aa"/>
-        <w:spacing w:before="0" w:beforeAutospacing="0" w:after="0" w:afterAutospacing="0"/>
-        <w:ind w:firstLine="709"/>
-        <w:rPr>
-          <w:color w:val="000000" w:themeColor="text1"/>
-          <w:sz w:val="28"/>
-          <w:szCs w:val="28"/>
-          <w:lang w:val="en-US"/>
-        </w:rPr>
-      </w:pPr>
-      <w:r>
-        <w:rPr>
-          <w:color w:val="000000" w:themeColor="text1"/>
-          <w:sz w:val="28"/>
-          <w:szCs w:val="28"/>
-          <w:lang w:val="en-US"/>
-        </w:rPr>
-        <w:t xml:space="preserve">    }</w:t>
-      </w:r>
-    </w:p>
-    <w:p>
-      <w:pPr>
-        <w:pStyle w:val="aa"/>
-        <w:spacing w:before="0" w:beforeAutospacing="0" w:after="0" w:afterAutospacing="0"/>
-        <w:ind w:firstLine="709"/>
-        <w:rPr>
-          <w:color w:val="000000" w:themeColor="text1"/>
-          <w:sz w:val="28"/>
-          <w:szCs w:val="28"/>
-          <w:lang w:val="en-US"/>
-        </w:rPr>
-      </w:pPr>
-      <w:r>
-        <w:rPr>
-          <w:color w:val="000000" w:themeColor="text1"/>
-          <w:sz w:val="28"/>
-          <w:szCs w:val="28"/>
-          <w:lang w:val="en-US"/>
-        </w:rPr>
-        <w:t>}</w:t>
-      </w:r>
-    </w:p>
-    <w:p>
-      <w:pPr>
-        <w:pStyle w:val="aa"/>
-        <w:spacing w:before="0" w:beforeAutospacing="0" w:after="0" w:afterAutospacing="0"/>
-        <w:ind w:firstLine="709"/>
-        <w:rPr>
-          <w:color w:val="000000" w:themeColor="text1"/>
-          <w:sz w:val="28"/>
-          <w:szCs w:val="28"/>
-          <w:lang w:val="en-US"/>
-        </w:rPr>
-      </w:pPr>
-      <w:r>
-        <w:rPr>
-          <w:color w:val="000000" w:themeColor="text1"/>
-          <w:sz w:val="28"/>
-          <w:szCs w:val="28"/>
-          <w:lang w:val="en-US"/>
-        </w:rPr>
-        <w:t>using System;</w:t>
-      </w:r>
-    </w:p>
-    <w:p>
-      <w:pPr>
-        <w:pStyle w:val="aa"/>
-        <w:spacing w:before="0" w:beforeAutospacing="0" w:after="0" w:afterAutospacing="0"/>
-        <w:ind w:firstLine="709"/>
-        <w:rPr>
-          <w:color w:val="000000" w:themeColor="text1"/>
-          <w:sz w:val="28"/>
-          <w:szCs w:val="28"/>
-          <w:lang w:val="en-US"/>
-        </w:rPr>
-      </w:pPr>
-      <w:r>
-        <w:rPr>
-          <w:color w:val="000000" w:themeColor="text1"/>
-          <w:sz w:val="28"/>
-          <w:szCs w:val="28"/>
-          <w:lang w:val="en-US"/>
-        </w:rPr>
-        <w:t>using System.IO;</w:t>
-      </w:r>
-    </w:p>
-    <w:p>
-      <w:pPr>
-        <w:pStyle w:val="aa"/>
-        <w:spacing w:before="0" w:beforeAutospacing="0" w:after="0" w:afterAutospacing="0"/>
-        <w:ind w:firstLine="709"/>
-        <w:rPr>
-          <w:color w:val="000000" w:themeColor="text1"/>
-          <w:sz w:val="28"/>
-          <w:szCs w:val="28"/>
-          <w:lang w:val="en-US"/>
-        </w:rPr>
-      </w:pPr>
-    </w:p>
-    <w:p>
-      <w:pPr>
-        <w:pStyle w:val="aa"/>
-        <w:spacing w:before="0" w:beforeAutospacing="0" w:after="0" w:afterAutospacing="0"/>
-        <w:ind w:firstLine="709"/>
-        <w:rPr>
-          <w:color w:val="000000" w:themeColor="text1"/>
-          <w:sz w:val="28"/>
-          <w:szCs w:val="28"/>
-          <w:lang w:val="en-US"/>
-        </w:rPr>
-      </w:pPr>
-      <w:r>
-        <w:rPr>
-          <w:color w:val="000000" w:themeColor="text1"/>
-          <w:sz w:val="28"/>
-          <w:szCs w:val="28"/>
-          <w:lang w:val="en-US"/>
-        </w:rPr>
-        <w:t>namespace Task01</w:t>
-      </w:r>
-    </w:p>
-    <w:p>
-      <w:pPr>
-        <w:pStyle w:val="aa"/>
-        <w:spacing w:before="0" w:beforeAutospacing="0" w:after="0" w:afterAutospacing="0"/>
-        <w:ind w:firstLine="709"/>
-        <w:rPr>
-          <w:color w:val="000000" w:themeColor="text1"/>
-          <w:sz w:val="28"/>
-          <w:szCs w:val="28"/>
-          <w:lang w:val="en-US"/>
-        </w:rPr>
-      </w:pPr>
-      <w:r>
-        <w:rPr>
-          <w:color w:val="000000" w:themeColor="text1"/>
-          <w:sz w:val="28"/>
-          <w:szCs w:val="28"/>
-          <w:lang w:val="en-US"/>
-        </w:rPr>
-        <w:t>{</w:t>
-      </w:r>
-    </w:p>
-    <w:p>
-      <w:pPr>
-        <w:pStyle w:val="aa"/>
-        <w:spacing w:before="0" w:beforeAutospacing="0" w:after="0" w:afterAutospacing="0"/>
-        <w:ind w:firstLine="709"/>
-        <w:rPr>
-          <w:color w:val="000000" w:themeColor="text1"/>
-          <w:sz w:val="28"/>
-          <w:szCs w:val="28"/>
-          <w:lang w:val="en-US"/>
-        </w:rPr>
-      </w:pPr>
-      <w:r>
-        <w:rPr>
-          <w:color w:val="000000" w:themeColor="text1"/>
-          <w:sz w:val="28"/>
-          <w:szCs w:val="28"/>
-          <w:lang w:val="en-US"/>
-        </w:rPr>
-        <w:t xml:space="preserve">    public class </w:t>
-      </w:r>
-      <w:proofErr w:type="spellStart"/>
-      <w:r>
-        <w:rPr>
-          <w:color w:val="000000" w:themeColor="text1"/>
-          <w:sz w:val="28"/>
-          <w:szCs w:val="28"/>
-          <w:lang w:val="en-US"/>
-        </w:rPr>
-        <w:t>FileManager</w:t>
-      </w:r>
-      <w:proofErr w:type="spellEnd"/>
-    </w:p>
-    <w:p>
-      <w:pPr>
-        <w:pStyle w:val="aa"/>
-        <w:spacing w:before="0" w:beforeAutospacing="0" w:after="0" w:afterAutospacing="0"/>
-        <w:ind w:firstLine="709"/>
-        <w:rPr>
-          <w:color w:val="000000" w:themeColor="text1"/>
-          <w:sz w:val="28"/>
-          <w:szCs w:val="28"/>
-          <w:lang w:val="en-US"/>
-        </w:rPr>
-      </w:pPr>
-      <w:r>
-        <w:rPr>
-          <w:color w:val="000000" w:themeColor="text1"/>
-          <w:sz w:val="28"/>
-          <w:szCs w:val="28"/>
-          <w:lang w:val="en-US"/>
-        </w:rPr>
-        <w:t xml:space="preserve">    {</w:t>
-      </w:r>
-    </w:p>
-    <w:p>
-      <w:pPr>
-        <w:pStyle w:val="aa"/>
-        <w:spacing w:before="0" w:beforeAutospacing="0" w:after="0" w:afterAutospacing="0"/>
-        <w:ind w:firstLine="709"/>
-        <w:rPr>
-          <w:color w:val="000000" w:themeColor="text1"/>
-          <w:sz w:val="28"/>
-          <w:szCs w:val="28"/>
-          <w:lang w:val="en-US"/>
-        </w:rPr>
-      </w:pPr>
-      <w:r>
-        <w:rPr>
-          <w:color w:val="000000" w:themeColor="text1"/>
-          <w:sz w:val="28"/>
-          <w:szCs w:val="28"/>
-          <w:lang w:val="en-US"/>
-        </w:rPr>
-        <w:t xml:space="preserve">        public void </w:t>
-      </w:r>
-      <w:proofErr w:type="spellStart"/>
-      <w:proofErr w:type="gramStart"/>
-      <w:r>
-        <w:rPr>
-          <w:color w:val="000000" w:themeColor="text1"/>
-          <w:sz w:val="28"/>
-          <w:szCs w:val="28"/>
-          <w:lang w:val="en-US"/>
-        </w:rPr>
-        <w:t>CreateFile</w:t>
-      </w:r>
-      <w:proofErr w:type="spellEnd"/>
-      <w:r>
-        <w:rPr>
-          <w:color w:val="000000" w:themeColor="text1"/>
-          <w:sz w:val="28"/>
-          <w:szCs w:val="28"/>
-          <w:lang w:val="en-US"/>
-        </w:rPr>
-        <w:t>(</w:t>
-      </w:r>
-      <w:proofErr w:type="gramEnd"/>
-      <w:r>
-        <w:rPr>
-          <w:color w:val="000000" w:themeColor="text1"/>
-          <w:sz w:val="28"/>
-          <w:szCs w:val="28"/>
-          <w:lang w:val="en-US"/>
-        </w:rPr>
-        <w:t xml:space="preserve">string path) </w:t>
-      </w:r>
-    </w:p>
-    <w:p>
-      <w:pPr>
-        <w:pStyle w:val="aa"/>
-        <w:spacing w:before="0" w:beforeAutospacing="0" w:after="0" w:afterAutospacing="0"/>
-        <w:ind w:firstLine="709"/>
-        <w:rPr>
-          <w:color w:val="000000" w:themeColor="text1"/>
-          <w:sz w:val="28"/>
-          <w:szCs w:val="28"/>
-          <w:lang w:val="en-US"/>
-        </w:rPr>
-      </w:pPr>
-      <w:r>
-        <w:rPr>
-          <w:color w:val="000000" w:themeColor="text1"/>
-          <w:sz w:val="28"/>
-          <w:szCs w:val="28"/>
-          <w:lang w:val="en-US"/>
-        </w:rPr>
-        <w:t xml:space="preserve">        {</w:t>
-      </w:r>
-    </w:p>
-    <w:p>
-      <w:pPr>
-        <w:pStyle w:val="aa"/>
-        <w:spacing w:before="0" w:beforeAutospacing="0" w:after="0" w:afterAutospacing="0"/>
-        <w:ind w:firstLine="709"/>
-        <w:rPr>
-          <w:color w:val="000000" w:themeColor="text1"/>
-          <w:sz w:val="28"/>
-          <w:szCs w:val="28"/>
-          <w:lang w:val="en-US"/>
-        </w:rPr>
-      </w:pPr>
-      <w:r>
-        <w:rPr>
-          <w:color w:val="000000" w:themeColor="text1"/>
-          <w:sz w:val="28"/>
-          <w:szCs w:val="28"/>
-          <w:lang w:val="en-US"/>
-        </w:rPr>
-        <w:t xml:space="preserve">            </w:t>
-      </w:r>
-      <w:proofErr w:type="spellStart"/>
-      <w:r>
-        <w:rPr>
-          <w:color w:val="000000" w:themeColor="text1"/>
-          <w:sz w:val="28"/>
-          <w:szCs w:val="28"/>
-          <w:lang w:val="en-US"/>
-        </w:rPr>
-        <w:t>File.Create</w:t>
-      </w:r>
-      <w:proofErr w:type="spellEnd"/>
-      <w:r>
-        <w:rPr>
-          <w:color w:val="000000" w:themeColor="text1"/>
-          <w:sz w:val="28"/>
-          <w:szCs w:val="28"/>
-          <w:lang w:val="en-US"/>
-        </w:rPr>
-        <w:t>(path</w:t>
-      </w:r>
-      <w:proofErr w:type="gramStart"/>
-      <w:r>
-        <w:rPr>
-          <w:color w:val="000000" w:themeColor="text1"/>
-          <w:sz w:val="28"/>
-          <w:szCs w:val="28"/>
-          <w:lang w:val="en-US"/>
-        </w:rPr>
-        <w:t>).Close</w:t>
-      </w:r>
-      <w:proofErr w:type="gramEnd"/>
-      <w:r>
-        <w:rPr>
-          <w:color w:val="000000" w:themeColor="text1"/>
-          <w:sz w:val="28"/>
-          <w:szCs w:val="28"/>
-          <w:lang w:val="en-US"/>
-        </w:rPr>
-        <w:t>();</w:t>
-      </w:r>
-    </w:p>
-    <w:p>
-      <w:pPr>
-        <w:pStyle w:val="aa"/>
-        <w:spacing w:before="0" w:beforeAutospacing="0" w:after="0" w:afterAutospacing="0"/>
-        <w:ind w:firstLine="709"/>
-        <w:rPr>
-          <w:color w:val="000000" w:themeColor="text1"/>
-          <w:sz w:val="28"/>
-          <w:szCs w:val="28"/>
-          <w:lang w:val="en-US"/>
-        </w:rPr>
-      </w:pPr>
-      <w:r>
-        <w:rPr>
-          <w:color w:val="000000" w:themeColor="text1"/>
-          <w:sz w:val="28"/>
-          <w:szCs w:val="28"/>
-          <w:lang w:val="en-US"/>
-        </w:rPr>
-        <w:t xml:space="preserve">        }</w:t>
-      </w:r>
-    </w:p>
-    <w:p>
-      <w:pPr>
-        <w:pStyle w:val="aa"/>
-        <w:spacing w:before="0" w:beforeAutospacing="0" w:after="0" w:afterAutospacing="0"/>
-        <w:ind w:firstLine="709"/>
-        <w:rPr>
-          <w:color w:val="000000" w:themeColor="text1"/>
-          <w:sz w:val="28"/>
-          <w:szCs w:val="28"/>
-          <w:lang w:val="en-US"/>
-        </w:rPr>
-      </w:pPr>
-    </w:p>
-    <w:p>
-      <w:pPr>
-        <w:pStyle w:val="aa"/>
-        <w:spacing w:before="0" w:beforeAutospacing="0" w:after="0" w:afterAutospacing="0"/>
-        <w:ind w:firstLine="709"/>
-        <w:rPr>
-          <w:color w:val="000000" w:themeColor="text1"/>
-          <w:sz w:val="28"/>
-          <w:szCs w:val="28"/>
-          <w:lang w:val="en-US"/>
-        </w:rPr>
-      </w:pPr>
-      <w:r>
-        <w:rPr>
-          <w:color w:val="000000" w:themeColor="text1"/>
-          <w:sz w:val="28"/>
-          <w:szCs w:val="28"/>
-          <w:lang w:val="en-US"/>
-        </w:rPr>
-        <w:lastRenderedPageBreak/>
-        <w:t xml:space="preserve">        public void </w:t>
-      </w:r>
-      <w:proofErr w:type="spellStart"/>
-      <w:proofErr w:type="gramStart"/>
-      <w:r>
-        <w:rPr>
-          <w:color w:val="000000" w:themeColor="text1"/>
-          <w:sz w:val="28"/>
-          <w:szCs w:val="28"/>
-          <w:lang w:val="en-US"/>
-        </w:rPr>
-        <w:t>DeleteFile</w:t>
-      </w:r>
-      <w:proofErr w:type="spellEnd"/>
-      <w:r>
-        <w:rPr>
-          <w:color w:val="000000" w:themeColor="text1"/>
-          <w:sz w:val="28"/>
-          <w:szCs w:val="28"/>
-          <w:lang w:val="en-US"/>
-        </w:rPr>
-        <w:t>(</w:t>
-      </w:r>
-      <w:proofErr w:type="gramEnd"/>
-      <w:r>
-        <w:rPr>
-          <w:color w:val="000000" w:themeColor="text1"/>
-          <w:sz w:val="28"/>
-          <w:szCs w:val="28"/>
-          <w:lang w:val="en-US"/>
-        </w:rPr>
-        <w:t>string path)</w:t>
-      </w:r>
-    </w:p>
-    <w:p>
-      <w:pPr>
-        <w:pStyle w:val="aa"/>
-        <w:spacing w:before="0" w:beforeAutospacing="0" w:after="0" w:afterAutospacing="0"/>
-        <w:ind w:firstLine="709"/>
-        <w:rPr>
-          <w:color w:val="000000" w:themeColor="text1"/>
-          <w:sz w:val="28"/>
-          <w:szCs w:val="28"/>
-          <w:lang w:val="en-US"/>
-        </w:rPr>
-      </w:pPr>
-      <w:r>
-        <w:rPr>
-          <w:color w:val="000000" w:themeColor="text1"/>
-          <w:sz w:val="28"/>
-          <w:szCs w:val="28"/>
-          <w:lang w:val="en-US"/>
-        </w:rPr>
-        <w:t xml:space="preserve">        {</w:t>
-      </w:r>
-    </w:p>
-    <w:p>
-      <w:pPr>
-        <w:pStyle w:val="aa"/>
-        <w:spacing w:before="0" w:beforeAutospacing="0" w:after="0" w:afterAutospacing="0"/>
-        <w:ind w:firstLine="709"/>
-        <w:rPr>
-          <w:color w:val="000000" w:themeColor="text1"/>
-          <w:sz w:val="28"/>
-          <w:szCs w:val="28"/>
-          <w:lang w:val="en-US"/>
-        </w:rPr>
-      </w:pPr>
-      <w:r>
-        <w:rPr>
-          <w:color w:val="000000" w:themeColor="text1"/>
-          <w:sz w:val="28"/>
-          <w:szCs w:val="28"/>
-          <w:lang w:val="en-US"/>
-        </w:rPr>
-        <w:t xml:space="preserve">            </w:t>
-      </w:r>
-      <w:proofErr w:type="spellStart"/>
-      <w:r>
-        <w:rPr>
-          <w:color w:val="000000" w:themeColor="text1"/>
-          <w:sz w:val="28"/>
-          <w:szCs w:val="28"/>
-          <w:lang w:val="en-US"/>
-        </w:rPr>
-        <w:t>File.Delete</w:t>
-      </w:r>
-      <w:proofErr w:type="spellEnd"/>
-      <w:r>
-        <w:rPr>
-          <w:color w:val="000000" w:themeColor="text1"/>
-          <w:sz w:val="28"/>
-          <w:szCs w:val="28"/>
-          <w:lang w:val="en-US"/>
-        </w:rPr>
-        <w:t>(path);</w:t>
-      </w:r>
-    </w:p>
-    <w:p>
-      <w:pPr>
-        <w:pStyle w:val="aa"/>
-        <w:spacing w:before="0" w:beforeAutospacing="0" w:after="0" w:afterAutospacing="0"/>
-        <w:ind w:firstLine="709"/>
-        <w:rPr>
-          <w:color w:val="000000" w:themeColor="text1"/>
-          <w:sz w:val="28"/>
-          <w:szCs w:val="28"/>
-          <w:lang w:val="en-US"/>
-        </w:rPr>
-      </w:pPr>
-      <w:r>
-        <w:rPr>
-          <w:color w:val="000000" w:themeColor="text1"/>
-          <w:sz w:val="28"/>
-          <w:szCs w:val="28"/>
-          <w:lang w:val="en-US"/>
-        </w:rPr>
-        <w:t xml:space="preserve">        }</w:t>
-      </w:r>
-    </w:p>
-    <w:p>
-      <w:pPr>
-        <w:pStyle w:val="aa"/>
-        <w:spacing w:before="0" w:beforeAutospacing="0" w:after="0" w:afterAutospacing="0"/>
-        <w:ind w:firstLine="709"/>
-        <w:rPr>
-          <w:color w:val="000000" w:themeColor="text1"/>
-          <w:sz w:val="28"/>
-          <w:szCs w:val="28"/>
-          <w:lang w:val="en-US"/>
-        </w:rPr>
-      </w:pPr>
-    </w:p>
-    <w:p>
-      <w:pPr>
-        <w:pStyle w:val="aa"/>
-        <w:spacing w:before="0" w:beforeAutospacing="0" w:after="0" w:afterAutospacing="0"/>
-        <w:ind w:firstLine="709"/>
-        <w:rPr>
-          <w:color w:val="000000" w:themeColor="text1"/>
-          <w:sz w:val="28"/>
-          <w:szCs w:val="28"/>
-          <w:lang w:val="en-US"/>
-        </w:rPr>
-      </w:pPr>
-      <w:r>
-        <w:rPr>
-          <w:color w:val="000000" w:themeColor="text1"/>
-          <w:sz w:val="28"/>
-          <w:szCs w:val="28"/>
-          <w:lang w:val="en-US"/>
-        </w:rPr>
-        <w:t xml:space="preserve">        public void </w:t>
-      </w:r>
-      <w:proofErr w:type="spellStart"/>
-      <w:proofErr w:type="gramStart"/>
-      <w:r>
-        <w:rPr>
-          <w:color w:val="000000" w:themeColor="text1"/>
-          <w:sz w:val="28"/>
-          <w:szCs w:val="28"/>
-          <w:lang w:val="en-US"/>
-        </w:rPr>
-        <w:t>CopyFile</w:t>
-      </w:r>
-      <w:proofErr w:type="spellEnd"/>
-      <w:r>
-        <w:rPr>
-          <w:color w:val="000000" w:themeColor="text1"/>
-          <w:sz w:val="28"/>
-          <w:szCs w:val="28"/>
-          <w:lang w:val="en-US"/>
-        </w:rPr>
-        <w:t>(</w:t>
-      </w:r>
-      <w:proofErr w:type="gramEnd"/>
-      <w:r>
-        <w:rPr>
-          <w:color w:val="000000" w:themeColor="text1"/>
-          <w:sz w:val="28"/>
-          <w:szCs w:val="28"/>
-          <w:lang w:val="en-US"/>
-        </w:rPr>
-        <w:t>string path, string copy)</w:t>
-      </w:r>
-    </w:p>
-    <w:p>
-      <w:pPr>
-        <w:pStyle w:val="aa"/>
-        <w:spacing w:before="0" w:beforeAutospacing="0" w:after="0" w:afterAutospacing="0"/>
-        <w:ind w:firstLine="709"/>
-        <w:rPr>
-          <w:color w:val="000000" w:themeColor="text1"/>
-          <w:sz w:val="28"/>
-          <w:szCs w:val="28"/>
-          <w:lang w:val="en-US"/>
-        </w:rPr>
-      </w:pPr>
-      <w:r>
-        <w:rPr>
-          <w:color w:val="000000" w:themeColor="text1"/>
-          <w:sz w:val="28"/>
-          <w:szCs w:val="28"/>
-          <w:lang w:val="en-US"/>
-        </w:rPr>
-        <w:t xml:space="preserve">        {</w:t>
-      </w:r>
-    </w:p>
-    <w:p>
-      <w:pPr>
-        <w:pStyle w:val="aa"/>
-        <w:spacing w:before="0" w:beforeAutospacing="0" w:after="0" w:afterAutospacing="0"/>
-        <w:ind w:firstLine="709"/>
-        <w:rPr>
-          <w:color w:val="000000" w:themeColor="text1"/>
-          <w:sz w:val="28"/>
-          <w:szCs w:val="28"/>
-          <w:lang w:val="en-US"/>
-        </w:rPr>
-      </w:pPr>
-      <w:r>
-        <w:rPr>
-          <w:color w:val="000000" w:themeColor="text1"/>
-          <w:sz w:val="28"/>
-          <w:szCs w:val="28"/>
-          <w:lang w:val="en-US"/>
-        </w:rPr>
-        <w:t xml:space="preserve">            </w:t>
-      </w:r>
-      <w:proofErr w:type="spellStart"/>
-      <w:r>
-        <w:rPr>
-          <w:color w:val="000000" w:themeColor="text1"/>
-          <w:sz w:val="28"/>
-          <w:szCs w:val="28"/>
-          <w:lang w:val="en-US"/>
-        </w:rPr>
-        <w:t>File.Copy</w:t>
-      </w:r>
-      <w:proofErr w:type="spellEnd"/>
-      <w:r>
-        <w:rPr>
-          <w:color w:val="000000" w:themeColor="text1"/>
-          <w:sz w:val="28"/>
-          <w:szCs w:val="28"/>
-          <w:lang w:val="en-US"/>
-        </w:rPr>
-        <w:t>(path, copy);</w:t>
-      </w:r>
-    </w:p>
-    <w:p>
-      <w:pPr>
-        <w:pStyle w:val="aa"/>
-        <w:spacing w:before="0" w:beforeAutospacing="0" w:after="0" w:afterAutospacing="0"/>
-        <w:ind w:firstLine="709"/>
-        <w:rPr>
-          <w:color w:val="000000" w:themeColor="text1"/>
-          <w:sz w:val="28"/>
-          <w:szCs w:val="28"/>
-          <w:lang w:val="en-US"/>
-        </w:rPr>
-      </w:pPr>
-      <w:r>
-        <w:rPr>
-          <w:color w:val="000000" w:themeColor="text1"/>
-          <w:sz w:val="28"/>
-          <w:szCs w:val="28"/>
-          <w:lang w:val="en-US"/>
-        </w:rPr>
-        <w:t xml:space="preserve">        }</w:t>
-      </w:r>
-    </w:p>
-    <w:p>
-      <w:pPr>
-        <w:pStyle w:val="aa"/>
-        <w:spacing w:before="0" w:beforeAutospacing="0" w:after="0" w:afterAutospacing="0"/>
-        <w:ind w:firstLine="709"/>
-        <w:rPr>
-          <w:color w:val="000000" w:themeColor="text1"/>
-          <w:sz w:val="28"/>
-          <w:szCs w:val="28"/>
-          <w:lang w:val="en-US"/>
-        </w:rPr>
-      </w:pPr>
-    </w:p>
-    <w:p>
-      <w:pPr>
-        <w:pStyle w:val="aa"/>
-        <w:spacing w:before="0" w:beforeAutospacing="0" w:after="0" w:afterAutospacing="0"/>
-        <w:ind w:firstLine="709"/>
-        <w:rPr>
-          <w:color w:val="000000" w:themeColor="text1"/>
-          <w:sz w:val="28"/>
-          <w:szCs w:val="28"/>
-          <w:lang w:val="en-US"/>
-        </w:rPr>
-      </w:pPr>
-      <w:r>
-        <w:rPr>
-          <w:color w:val="000000" w:themeColor="text1"/>
-          <w:sz w:val="28"/>
-          <w:szCs w:val="28"/>
-          <w:lang w:val="en-US"/>
-        </w:rPr>
-        <w:t xml:space="preserve">        public void </w:t>
-      </w:r>
-      <w:proofErr w:type="spellStart"/>
-      <w:proofErr w:type="gramStart"/>
-      <w:r>
-        <w:rPr>
-          <w:color w:val="000000" w:themeColor="text1"/>
-          <w:sz w:val="28"/>
-          <w:szCs w:val="28"/>
-          <w:lang w:val="en-US"/>
-        </w:rPr>
-        <w:t>TransperentFile</w:t>
-      </w:r>
-      <w:proofErr w:type="spellEnd"/>
-      <w:r>
-        <w:rPr>
-          <w:color w:val="000000" w:themeColor="text1"/>
-          <w:sz w:val="28"/>
-          <w:szCs w:val="28"/>
-          <w:lang w:val="en-US"/>
-        </w:rPr>
-        <w:t>(</w:t>
-      </w:r>
-      <w:proofErr w:type="gramEnd"/>
-      <w:r>
-        <w:rPr>
-          <w:color w:val="000000" w:themeColor="text1"/>
-          <w:sz w:val="28"/>
-          <w:szCs w:val="28"/>
-          <w:lang w:val="en-US"/>
-        </w:rPr>
-        <w:t>string path, string to)</w:t>
-      </w:r>
-    </w:p>
-    <w:p>
-      <w:pPr>
-        <w:pStyle w:val="aa"/>
-        <w:spacing w:before="0" w:beforeAutospacing="0" w:after="0" w:afterAutospacing="0"/>
-        <w:ind w:firstLine="709"/>
-        <w:rPr>
-          <w:color w:val="000000" w:themeColor="text1"/>
-          <w:sz w:val="28"/>
-          <w:szCs w:val="28"/>
-          <w:lang w:val="en-US"/>
-        </w:rPr>
-      </w:pPr>
-      <w:r>
-        <w:rPr>
-          <w:color w:val="000000" w:themeColor="text1"/>
-          <w:sz w:val="28"/>
-          <w:szCs w:val="28"/>
-          <w:lang w:val="en-US"/>
-        </w:rPr>
-        <w:t xml:space="preserve">        {</w:t>
-      </w:r>
-    </w:p>
-    <w:p>
-      <w:pPr>
-        <w:pStyle w:val="aa"/>
-        <w:spacing w:before="0" w:beforeAutospacing="0" w:after="0" w:afterAutospacing="0"/>
-        <w:ind w:firstLine="709"/>
-        <w:rPr>
-          <w:color w:val="000000" w:themeColor="text1"/>
-          <w:sz w:val="28"/>
-          <w:szCs w:val="28"/>
-          <w:lang w:val="en-US"/>
-        </w:rPr>
-      </w:pPr>
-      <w:r>
-        <w:rPr>
-          <w:color w:val="000000" w:themeColor="text1"/>
-          <w:sz w:val="28"/>
-          <w:szCs w:val="28"/>
-          <w:lang w:val="en-US"/>
-        </w:rPr>
-        <w:t xml:space="preserve">            </w:t>
-      </w:r>
-      <w:proofErr w:type="spellStart"/>
-      <w:r>
-        <w:rPr>
-          <w:color w:val="000000" w:themeColor="text1"/>
-          <w:sz w:val="28"/>
-          <w:szCs w:val="28"/>
-          <w:lang w:val="en-US"/>
-        </w:rPr>
-        <w:t>File.Move</w:t>
-      </w:r>
-      <w:proofErr w:type="spellEnd"/>
-      <w:r>
-        <w:rPr>
-          <w:color w:val="000000" w:themeColor="text1"/>
-          <w:sz w:val="28"/>
-          <w:szCs w:val="28"/>
-          <w:lang w:val="en-US"/>
-        </w:rPr>
-        <w:t>(path, to);</w:t>
-      </w:r>
-    </w:p>
-    <w:p>
-      <w:pPr>
-        <w:pStyle w:val="aa"/>
-        <w:spacing w:before="0" w:beforeAutospacing="0" w:after="0" w:afterAutospacing="0"/>
-        <w:ind w:firstLine="709"/>
-        <w:rPr>
-          <w:color w:val="000000" w:themeColor="text1"/>
-          <w:sz w:val="28"/>
-          <w:szCs w:val="28"/>
-          <w:lang w:val="en-US"/>
-        </w:rPr>
-      </w:pPr>
-      <w:r>
-        <w:rPr>
-          <w:color w:val="000000" w:themeColor="text1"/>
-          <w:sz w:val="28"/>
-          <w:szCs w:val="28"/>
-          <w:lang w:val="en-US"/>
-        </w:rPr>
-        <w:t xml:space="preserve">        }</w:t>
-      </w:r>
-    </w:p>
-    <w:p>
-      <w:pPr>
-        <w:pStyle w:val="aa"/>
-        <w:spacing w:before="0" w:beforeAutospacing="0" w:after="0" w:afterAutospacing="0"/>
-        <w:ind w:firstLine="709"/>
-        <w:rPr>
-          <w:color w:val="000000" w:themeColor="text1"/>
-          <w:sz w:val="28"/>
-          <w:szCs w:val="28"/>
-          <w:lang w:val="en-US"/>
-        </w:rPr>
-      </w:pPr>
-      <w:r>
-        <w:rPr>
-          <w:color w:val="000000" w:themeColor="text1"/>
-          <w:sz w:val="28"/>
-          <w:szCs w:val="28"/>
-          <w:lang w:val="en-US"/>
-        </w:rPr>
-        <w:t xml:space="preserve">    }</w:t>
-      </w:r>
-    </w:p>
-    <w:p>
-      <w:pPr>
-        <w:pStyle w:val="aa"/>
-        <w:spacing w:before="0" w:beforeAutospacing="0" w:after="0" w:afterAutospacing="0"/>
-        <w:ind w:firstLine="709"/>
-        <w:rPr>
-          <w:color w:val="000000" w:themeColor="text1"/>
-          <w:sz w:val="28"/>
-          <w:szCs w:val="28"/>
-          <w:lang w:val="en-US"/>
-        </w:rPr>
-      </w:pPr>
-      <w:r>
-        <w:rPr>
-          <w:color w:val="000000" w:themeColor="text1"/>
-          <w:sz w:val="28"/>
-          <w:szCs w:val="28"/>
-          <w:lang w:val="en-US"/>
-        </w:rPr>
-        <w:t>}</w:t>
-      </w:r>
-    </w:p>
-    <w:p>
-      <w:pPr>
-        <w:pStyle w:val="aa"/>
-        <w:spacing w:before="0" w:beforeAutospacing="0" w:after="0" w:afterAutospacing="0"/>
-        <w:ind w:firstLine="709"/>
-        <w:rPr>
-          <w:color w:val="000000" w:themeColor="text1"/>
-          <w:sz w:val="28"/>
-          <w:szCs w:val="28"/>
-          <w:lang w:val="en-US"/>
         </w:rPr>
       </w:pPr>
     </w:p>
@@ -6859,7 +3614,6 @@
               </w:rPr>
               <w:t>/</w:t>
             </w:r>
-            <w:proofErr w:type="spellStart"/>
             <w:r>
               <w:rPr>
                 <w:color w:val="000000"/>
@@ -6869,7 +3623,6 @@
               </w:rPr>
               <w:t>boga</w:t>
             </w:r>
-            <w:proofErr w:type="spellEnd"/>
             <w:r>
               <w:rPr>
                 <w:color w:val="000000"/>
@@ -6893,25 +3646,7 @@
                 <w:sz w:val="28"/>
                 <w:szCs w:val="28"/>
               </w:rPr>
-              <w:t>/</w:t>
-            </w:r>
-            <w:proofErr w:type="spellStart"/>
-            <w:r>
-              <w:rPr>
-                <w:color w:val="000000"/>
-                <w:sz w:val="28"/>
-                <w:szCs w:val="28"/>
-              </w:rPr>
-              <w:t>КПиЯП</w:t>
-            </w:r>
-            <w:proofErr w:type="spellEnd"/>
-            <w:r>
-              <w:rPr>
-                <w:color w:val="000000"/>
-                <w:sz w:val="28"/>
-                <w:szCs w:val="28"/>
-              </w:rPr>
-              <w:t>/</w:t>
+              <w:t>/КПиЯП/</w:t>
             </w:r>
           </w:p>
           <w:p>
@@ -7004,41 +3739,13 @@
                 <w:szCs w:val="28"/>
               </w:rPr>
             </w:pPr>
-            <w:proofErr w:type="spellStart"/>
             <w:r>
               <w:rPr>
                 <w:color w:val="000000"/>
                 <w:sz w:val="28"/>
                 <w:szCs w:val="28"/>
               </w:rPr>
-              <w:t>Hello</w:t>
-            </w:r>
-            <w:proofErr w:type="spellEnd"/>
-            <w:r>
-              <w:rPr>
-                <w:color w:val="000000"/>
-                <w:sz w:val="28"/>
-                <w:szCs w:val="28"/>
-              </w:rPr>
-              <w:t xml:space="preserve"> </w:t>
-            </w:r>
-            <w:proofErr w:type="spellStart"/>
-            <w:r>
-              <w:rPr>
-                <w:color w:val="000000"/>
-                <w:sz w:val="28"/>
-                <w:szCs w:val="28"/>
-              </w:rPr>
-              <w:t>world</w:t>
-            </w:r>
-            <w:proofErr w:type="spellEnd"/>
-            <w:r>
-              <w:rPr>
-                <w:color w:val="000000"/>
-                <w:sz w:val="28"/>
-                <w:szCs w:val="28"/>
-              </w:rPr>
-              <w:t>!</w:t>
+              <w:t>Hello world!</w:t>
             </w:r>
           </w:p>
           <w:p>
@@ -7095,25 +3802,7 @@
                 <w:sz w:val="28"/>
                 <w:szCs w:val="28"/>
               </w:rPr>
-              <w:t xml:space="preserve">Файл </w:t>
-            </w:r>
-            <w:proofErr w:type="spellStart"/>
-            <w:r>
-              <w:rPr>
-                <w:color w:val="000000"/>
-                <w:sz w:val="28"/>
-                <w:szCs w:val="28"/>
-              </w:rPr>
-              <w:t>существет</w:t>
-            </w:r>
-            <w:proofErr w:type="spellEnd"/>
-            <w:r>
-              <w:rPr>
-                <w:color w:val="000000"/>
-                <w:sz w:val="28"/>
-                <w:szCs w:val="28"/>
-              </w:rPr>
-              <w:t>.</w:t>
+              <w:t>Файл существет.</w:t>
             </w:r>
           </w:p>
           <w:p>
@@ -7238,155 +3927,7 @@
                 <w:sz w:val="28"/>
                 <w:szCs w:val="28"/>
               </w:rPr>
-              <w:t>/</w:t>
-            </w:r>
-            <w:proofErr w:type="spellStart"/>
-            <w:r>
-              <w:rPr>
-                <w:color w:val="000000"/>
-                <w:sz w:val="28"/>
-                <w:szCs w:val="28"/>
-              </w:rPr>
-              <w:t>Users</w:t>
-            </w:r>
-            <w:proofErr w:type="spellEnd"/>
-            <w:r>
-              <w:rPr>
-                <w:color w:val="000000"/>
-                <w:sz w:val="28"/>
-                <w:szCs w:val="28"/>
-              </w:rPr>
-              <w:t>/</w:t>
-            </w:r>
-            <w:proofErr w:type="spellStart"/>
-            <w:r>
-              <w:rPr>
-                <w:color w:val="000000"/>
-                <w:sz w:val="28"/>
-                <w:szCs w:val="28"/>
-              </w:rPr>
-              <w:t>boga</w:t>
-            </w:r>
-            <w:proofErr w:type="spellEnd"/>
-            <w:r>
-              <w:rPr>
-                <w:color w:val="000000"/>
-                <w:sz w:val="28"/>
-                <w:szCs w:val="28"/>
-              </w:rPr>
-              <w:t>/Desktop/</w:t>
-            </w:r>
-            <w:proofErr w:type="spellStart"/>
-            <w:r>
-              <w:rPr>
-                <w:color w:val="000000"/>
-                <w:sz w:val="28"/>
-                <w:szCs w:val="28"/>
-              </w:rPr>
-              <w:t>КПиЯП</w:t>
-            </w:r>
-            <w:proofErr w:type="spellEnd"/>
-            <w:r>
-              <w:rPr>
-                <w:color w:val="000000"/>
-                <w:sz w:val="28"/>
-                <w:szCs w:val="28"/>
-              </w:rPr>
-              <w:t>/9_Работа_с_файлами/Topic_9/.</w:t>
-            </w:r>
-            <w:proofErr w:type="spellStart"/>
-            <w:r>
-              <w:rPr>
-                <w:color w:val="000000"/>
-                <w:sz w:val="28"/>
-                <w:szCs w:val="28"/>
-              </w:rPr>
-              <w:t>DS_Store</w:t>
-            </w:r>
-            <w:proofErr w:type="spellEnd"/>
-          </w:p>
-          <w:p>
-            <w:pPr>
-              <w:pStyle w:val="aa"/>
-              <w:spacing w:before="0" w:beforeAutospacing="0" w:after="0" w:afterAutospacing="0"/>
-              <w:rPr>
-                <w:color w:val="000000"/>
-                <w:sz w:val="28"/>
-                <w:szCs w:val="28"/>
-              </w:rPr>
-            </w:pPr>
-          </w:p>
-          <w:p>
-            <w:pPr>
-              <w:pStyle w:val="aa"/>
-              <w:spacing w:before="0" w:beforeAutospacing="0" w:after="0" w:afterAutospacing="0"/>
-              <w:rPr>
-                <w:color w:val="000000"/>
-                <w:sz w:val="28"/>
-                <w:szCs w:val="28"/>
-              </w:rPr>
-            </w:pPr>
-            <w:r>
-              <w:rPr>
-                <w:color w:val="000000"/>
-                <w:sz w:val="28"/>
-                <w:szCs w:val="28"/>
-              </w:rPr>
-              <w:t>/</w:t>
-            </w:r>
-            <w:proofErr w:type="spellStart"/>
-            <w:r>
-              <w:rPr>
-                <w:color w:val="000000"/>
-                <w:sz w:val="28"/>
-                <w:szCs w:val="28"/>
-              </w:rPr>
-              <w:t>Users</w:t>
-            </w:r>
-            <w:proofErr w:type="spellEnd"/>
-            <w:r>
-              <w:rPr>
-                <w:color w:val="000000"/>
-                <w:sz w:val="28"/>
-                <w:szCs w:val="28"/>
-              </w:rPr>
-              <w:t>/</w:t>
-            </w:r>
-            <w:proofErr w:type="spellStart"/>
-            <w:r>
-              <w:rPr>
-                <w:color w:val="000000"/>
-                <w:sz w:val="28"/>
-                <w:szCs w:val="28"/>
-              </w:rPr>
-              <w:t>boga</w:t>
-            </w:r>
-            <w:proofErr w:type="spellEnd"/>
-            <w:r>
-              <w:rPr>
-                <w:color w:val="000000"/>
-                <w:sz w:val="28"/>
-                <w:szCs w:val="28"/>
-              </w:rPr>
-              <w:t>/Desktop/</w:t>
-            </w:r>
-            <w:proofErr w:type="spellStart"/>
-            <w:r>
-              <w:rPr>
-                <w:color w:val="000000"/>
-                <w:sz w:val="28"/>
-                <w:szCs w:val="28"/>
-              </w:rPr>
-              <w:t>КПиЯП</w:t>
-            </w:r>
-            <w:proofErr w:type="spellEnd"/>
-            <w:r>
-              <w:rPr>
-                <w:color w:val="000000"/>
-                <w:sz w:val="28"/>
-                <w:szCs w:val="28"/>
-              </w:rPr>
-              <w:t>/9_Работа_с_файлами/Topic_9/Topic_9.sln</w:t>
+              <w:t>/Users/boga/Desktop/КПиЯП/9_Работа_с_файлами/Topic_9/.DS_Store</w:t>
             </w:r>
           </w:p>
           <w:p>
@@ -7416,72 +3957,8 @@
                 <w:sz w:val="28"/>
                 <w:szCs w:val="28"/>
               </w:rPr>
-              <w:t>/</w:t>
+              <w:t>/Users/boga/Desktop/КПиЯП/9_Работа_с_файлами/Topic_9/Topic_9.sln</w:t>
             </w:r>
-            <w:proofErr w:type="spellStart"/>
-            <w:r>
-              <w:rPr>
-                <w:color w:val="000000"/>
-                <w:sz w:val="28"/>
-                <w:szCs w:val="28"/>
-              </w:rPr>
-              <w:t>Users</w:t>
-            </w:r>
-            <w:proofErr w:type="spellEnd"/>
-            <w:r>
-              <w:rPr>
-                <w:color w:val="000000"/>
-                <w:sz w:val="28"/>
-                <w:szCs w:val="28"/>
-              </w:rPr>
-              <w:t>/</w:t>
-            </w:r>
-            <w:proofErr w:type="spellStart"/>
-            <w:r>
-              <w:rPr>
-                <w:color w:val="000000"/>
-                <w:sz w:val="28"/>
-                <w:szCs w:val="28"/>
-              </w:rPr>
-              <w:t>boga</w:t>
-            </w:r>
-            <w:proofErr w:type="spellEnd"/>
-            <w:r>
-              <w:rPr>
-                <w:color w:val="000000"/>
-                <w:sz w:val="28"/>
-                <w:szCs w:val="28"/>
-              </w:rPr>
-              <w:t>/Desktop/</w:t>
-            </w:r>
-            <w:proofErr w:type="spellStart"/>
-            <w:r>
-              <w:rPr>
-                <w:color w:val="000000"/>
-                <w:sz w:val="28"/>
-                <w:szCs w:val="28"/>
-              </w:rPr>
-              <w:t>КПиЯП</w:t>
-            </w:r>
-            <w:proofErr w:type="spellEnd"/>
-            <w:r>
-              <w:rPr>
-                <w:color w:val="000000"/>
-                <w:sz w:val="28"/>
-                <w:szCs w:val="28"/>
-              </w:rPr>
-              <w:t>/9_Работа_с_файлами/Topic_9/</w:t>
-            </w:r>
-            <w:proofErr w:type="spellStart"/>
-            <w:r>
-              <w:rPr>
-                <w:color w:val="000000"/>
-                <w:sz w:val="28"/>
-                <w:szCs w:val="28"/>
-              </w:rPr>
-              <w:t>Макарчук.БВ</w:t>
-            </w:r>
-            <w:proofErr w:type="spellEnd"/>
           </w:p>
           <w:p>
             <w:pPr>
@@ -7510,61 +3987,37 @@
                 <w:sz w:val="28"/>
                 <w:szCs w:val="28"/>
               </w:rPr>
-              <w:t>/</w:t>
+              <w:t>/Users/boga/Desktop/КПиЯП/9_Работа_с_файлами/Topic_9/Макарчук.БВ</w:t>
             </w:r>
-            <w:proofErr w:type="spellStart"/>
+          </w:p>
+          <w:p>
+            <w:pPr>
+              <w:pStyle w:val="aa"/>
+              <w:spacing w:before="0" w:beforeAutospacing="0" w:after="0" w:afterAutospacing="0"/>
+              <w:rPr>
+                <w:color w:val="000000"/>
+                <w:sz w:val="28"/>
+                <w:szCs w:val="28"/>
+              </w:rPr>
+            </w:pPr>
+          </w:p>
+          <w:p>
+            <w:pPr>
+              <w:pStyle w:val="aa"/>
+              <w:spacing w:before="0" w:beforeAutospacing="0" w:after="0" w:afterAutospacing="0"/>
+              <w:rPr>
+                <w:color w:val="000000"/>
+                <w:sz w:val="28"/>
+                <w:szCs w:val="28"/>
+              </w:rPr>
+            </w:pPr>
             <w:r>
               <w:rPr>
                 <w:color w:val="000000"/>
                 <w:sz w:val="28"/>
                 <w:szCs w:val="28"/>
               </w:rPr>
-              <w:t>Users</w:t>
-            </w:r>
-            <w:proofErr w:type="spellEnd"/>
-            <w:r>
-              <w:rPr>
-                <w:color w:val="000000"/>
-                <w:sz w:val="28"/>
-                <w:szCs w:val="28"/>
-              </w:rPr>
-              <w:t>/</w:t>
-            </w:r>
-            <w:proofErr w:type="spellStart"/>
-            <w:r>
-              <w:rPr>
-                <w:color w:val="000000"/>
-                <w:sz w:val="28"/>
-                <w:szCs w:val="28"/>
-              </w:rPr>
-              <w:t>boga</w:t>
-            </w:r>
-            <w:proofErr w:type="spellEnd"/>
-            <w:r>
-              <w:rPr>
-                <w:color w:val="000000"/>
-                <w:sz w:val="28"/>
-                <w:szCs w:val="28"/>
-              </w:rPr>
-              <w:t>/Desktop/</w:t>
-            </w:r>
-            <w:proofErr w:type="spellStart"/>
-            <w:r>
-              <w:rPr>
-                <w:color w:val="000000"/>
-                <w:sz w:val="28"/>
-                <w:szCs w:val="28"/>
-              </w:rPr>
-              <w:t>КПиЯП</w:t>
-            </w:r>
-            <w:proofErr w:type="spellEnd"/>
-            <w:r>
-              <w:rPr>
-                <w:color w:val="000000"/>
-                <w:sz w:val="28"/>
-                <w:szCs w:val="28"/>
-              </w:rPr>
-              <w:t>/9_Работа_с_файлами/Topic_9/input.txt</w:t>
+              <w:t>/Users/boga/Desktop/КПиЯП/9_Работа_с_файлами/Topic_9/input.txt</w:t>
             </w:r>
           </w:p>
           <w:p>
@@ -7631,7 +4084,6 @@
           <w:sz w:val="28"/>
           <w:szCs w:val="28"/>
         </w:rPr>
-        <w:lastRenderedPageBreak/>
         <w:t>Анализ результатов:</w:t>
       </w:r>
     </w:p>
@@ -7655,8 +4107,8 @@
           <w:szCs w:val="28"/>
         </w:rPr>
         <w:drawing>
-          <wp:inline distT="0" distB="0" distL="0" distR="0">
-            <wp:extent cx="5816600" cy="3035300"/>
+          <wp:inline distT="0" distB="0" distL="0" distR="0" wp14:anchorId="304BF0D0" wp14:editId="3E1DAF77">
+            <wp:extent cx="4161693" cy="2171713"/>
             <wp:effectExtent l="0" t="0" r="0" b="0"/>
             <wp:docPr id="1449489235" name="Рисунок 1"/>
             <wp:cNvGraphicFramePr>
@@ -7684,7 +4136,7 @@
                   <pic:spPr>
                     <a:xfrm>
                       <a:off x="0" y="0"/>
-                      <a:ext cx="5816600" cy="3035300"/>
+                      <a:ext cx="4172017" cy="2177100"/>
                     </a:xfrm>
                     <a:prstGeom prst="rect">
                       <a:avLst/>
@@ -7747,7 +4199,7 @@
 </file>
 
 <file path=word/endnotes.xml><?xml version="1.0" encoding="utf-8"?>
-<w:endnotes xmlns:wpc="http://schemas.microsoft.com/office/word/2010/wordprocessingCanvas" xmlns:cx="http://schemas.microsoft.com/office/drawing/2014/chartex" xmlns:cx1="http://schemas.microsoft.com/office/drawing/2015/9/8/chartex" xmlns:cx2="http://schemas.microsoft.com/office/drawing/2015/10/21/chartex" xmlns:cx3="http://schemas.microsoft.com/office/drawing/2016/5/9/chartex" xmlns:cx4="http://schemas.microsoft.com/office/drawing/2016/5/10/chartex" xmlns:cx5="http://schemas.microsoft.com/office/drawing/2016/5/11/chartex" xmlns:cx6="http://schemas.microsoft.com/office/drawing/2016/5/12/chartex" xmlns:cx7="http://schemas.microsoft.com/office/drawing/2016/5/13/chartex" xmlns:cx8="http://schemas.microsoft.com/office/drawing/2016/5/14/chartex" xmlns:mc="http://schemas.openxmlformats.org/markup-compatibility/2006" xmlns:aink="http://schemas.microsoft.com/office/drawing/2016/ink" xmlns:am3d="http://schemas.microsoft.com/office/drawing/2017/model3d" xmlns:o="urn:schemas-microsoft-com:office:office" xmlns:oel="http://schemas.microsoft.com/office/2019/extlst" xmlns:r="http://schemas.openxmlformats.org/officeDocument/2006/relationships" xmlns:m="http://schemas.openxmlformats.org/officeDocument/2006/math" xmlns:v="urn:schemas-microsoft-com:vml" xmlns:wp14="http://schemas.microsoft.com/office/word/2010/wordprocessingDrawing" xmlns:wp="http://schemas.openxmlformats.org/drawingml/2006/wordprocessingDrawing" xmlns:w10="urn:schemas-microsoft-com:office:word" xmlns:w="http://schemas.openxmlformats.org/wordprocessingml/2006/main" xmlns:w14="http://schemas.microsoft.com/office/word/2010/wordml" xmlns:w15="http://schemas.microsoft.com/office/word/2012/wordml" xmlns:w16cex="http://schemas.microsoft.com/office/word/2018/wordml/cex" xmlns:w16cid="http://schemas.microsoft.com/office/word/2016/wordml/cid" xmlns:w16="http://schemas.microsoft.com/office/word/2018/wordml" xmlns:w16sdtdh="http://schemas.microsoft.com/office/word/2020/wordml/sdtdatahash" xmlns:w16se="http://schemas.microsoft.com/office/word/2015/wordml/symex" xmlns:wpg="http://schemas.microsoft.com/office/word/2010/wordprocessingGroup" xmlns:wpi="http://schemas.microsoft.com/office/word/2010/wordprocessingInk" xmlns:wne="http://schemas.microsoft.com/office/word/2006/wordml" xmlns:wps="http://schemas.microsoft.com/office/word/2010/wordprocessingShape" mc:Ignorable="w14 w15 w16se w16cid w16 w16cex w16sdtdh wp14">
+<w:endnotes xmlns:wpc="http://schemas.microsoft.com/office/word/2010/wordprocessingCanvas" xmlns:cx="http://schemas.microsoft.com/office/drawing/2014/chartex" xmlns:cx1="http://schemas.microsoft.com/office/drawing/2015/9/8/chartex" xmlns:cx2="http://schemas.microsoft.com/office/drawing/2015/10/21/chartex" xmlns:cx3="http://schemas.microsoft.com/office/drawing/2016/5/9/chartex" xmlns:cx4="http://schemas.microsoft.com/office/drawing/2016/5/10/chartex" xmlns:cx5="http://schemas.microsoft.com/office/drawing/2016/5/11/chartex" xmlns:cx6="http://schemas.microsoft.com/office/drawing/2016/5/12/chartex" xmlns:cx7="http://schemas.microsoft.com/office/drawing/2016/5/13/chartex" xmlns:cx8="http://schemas.microsoft.com/office/drawing/2016/5/14/chartex" xmlns:mc="http://schemas.openxmlformats.org/markup-compatibility/2006" xmlns:aink="http://schemas.microsoft.com/office/drawing/2016/ink" xmlns:am3d="http://schemas.microsoft.com/office/drawing/2017/model3d" xmlns:o="urn:schemas-microsoft-com:office:office" xmlns:oel="http://schemas.microsoft.com/office/2019/extlst" xmlns:r="http://schemas.openxmlformats.org/officeDocument/2006/relationships" xmlns:m="http://schemas.openxmlformats.org/officeDocument/2006/math" xmlns:v="urn:schemas-microsoft-com:vml" xmlns:wp14="http://schemas.microsoft.com/office/word/2010/wordprocessingDrawing" xmlns:wp="http://schemas.openxmlformats.org/drawingml/2006/wordprocessingDrawing" xmlns:w10="urn:schemas-microsoft-com:office:word" xmlns:w="http://schemas.openxmlformats.org/wordprocessingml/2006/main" xmlns:w14="http://schemas.microsoft.com/office/word/2010/wordml" xmlns:w15="http://schemas.microsoft.com/office/word/2012/wordml" xmlns:w16cex="http://schemas.microsoft.com/office/word/2018/wordml/cex" xmlns:w16cid="http://schemas.microsoft.com/office/word/2016/wordml/cid" xmlns:w16="http://schemas.microsoft.com/office/word/2018/wordml" xmlns:w16du="http://schemas.microsoft.com/office/word/2023/wordml/word16du" xmlns:w16sdtdh="http://schemas.microsoft.com/office/word/2020/wordml/sdtdatahash" xmlns:w16sdtfl="http://schemas.microsoft.com/office/word/2024/wordml/sdtformatlock" xmlns:w16se="http://schemas.microsoft.com/office/word/2015/wordml/symex" xmlns:wpg="http://schemas.microsoft.com/office/word/2010/wordprocessingGroup" xmlns:wpi="http://schemas.microsoft.com/office/word/2010/wordprocessingInk" xmlns:wne="http://schemas.microsoft.com/office/word/2006/wordml" xmlns:wps="http://schemas.microsoft.com/office/word/2010/wordprocessingShape" mc:Ignorable="w14 w15 w16se w16cid w16 w16cex w16sdtdh w16sdtfl w16du wp14">
   <w:endnote w:type="separator" w:id="-1">
     <w:p>
       <w:r>
@@ -7766,7 +4218,7 @@
 </file>
 
 <file path=word/footer1.xml><?xml version="1.0" encoding="utf-8"?>
-<w:ftr xmlns:wpc="http://schemas.microsoft.com/office/word/2010/wordprocessingCanvas" xmlns:cx="http://schemas.microsoft.com/office/drawing/2014/chartex" xmlns:cx1="http://schemas.microsoft.com/office/drawing/2015/9/8/chartex" xmlns:cx2="http://schemas.microsoft.com/office/drawing/2015/10/21/chartex" xmlns:cx3="http://schemas.microsoft.com/office/drawing/2016/5/9/chartex" xmlns:cx4="http://schemas.microsoft.com/office/drawing/2016/5/10/chartex" xmlns:cx5="http://schemas.microsoft.com/office/drawing/2016/5/11/chartex" xmlns:cx6="http://schemas.microsoft.com/office/drawing/2016/5/12/chartex" xmlns:cx7="http://schemas.microsoft.com/office/drawing/2016/5/13/chartex" xmlns:cx8="http://schemas.microsoft.com/office/drawing/2016/5/14/chartex" xmlns:mc="http://schemas.openxmlformats.org/markup-compatibility/2006" xmlns:aink="http://schemas.microsoft.com/office/drawing/2016/ink" xmlns:am3d="http://schemas.microsoft.com/office/drawing/2017/model3d" xmlns:o="urn:schemas-microsoft-com:office:office" xmlns:oel="http://schemas.microsoft.com/office/2019/extlst" xmlns:r="http://schemas.openxmlformats.org/officeDocument/2006/relationships" xmlns:m="http://schemas.openxmlformats.org/officeDocument/2006/math" xmlns:v="urn:schemas-microsoft-com:vml" xmlns:wp14="http://schemas.microsoft.com/office/word/2010/wordprocessingDrawing" xmlns:wp="http://schemas.openxmlformats.org/drawingml/2006/wordprocessingDrawing" xmlns:w10="urn:schemas-microsoft-com:office:word" xmlns:w="http://schemas.openxmlformats.org/wordprocessingml/2006/main" xmlns:w14="http://schemas.microsoft.com/office/word/2010/wordml" xmlns:w15="http://schemas.microsoft.com/office/word/2012/wordml" xmlns:w16cex="http://schemas.microsoft.com/office/word/2018/wordml/cex" xmlns:w16cid="http://schemas.microsoft.com/office/word/2016/wordml/cid" xmlns:w16="http://schemas.microsoft.com/office/word/2018/wordml" xmlns:w16sdtdh="http://schemas.microsoft.com/office/word/2020/wordml/sdtdatahash" xmlns:w16se="http://schemas.microsoft.com/office/word/2015/wordml/symex" xmlns:wpg="http://schemas.microsoft.com/office/word/2010/wordprocessingGroup" xmlns:wpi="http://schemas.microsoft.com/office/word/2010/wordprocessingInk" xmlns:wne="http://schemas.microsoft.com/office/word/2006/wordml" xmlns:wps="http://schemas.microsoft.com/office/word/2010/wordprocessingShape" mc:Ignorable="w14 w15 w16se w16cid w16 w16cex w16sdtdh wp14">
+<w:ftr xmlns:wpc="http://schemas.microsoft.com/office/word/2010/wordprocessingCanvas" xmlns:cx="http://schemas.microsoft.com/office/drawing/2014/chartex" xmlns:cx1="http://schemas.microsoft.com/office/drawing/2015/9/8/chartex" xmlns:cx2="http://schemas.microsoft.com/office/drawing/2015/10/21/chartex" xmlns:cx3="http://schemas.microsoft.com/office/drawing/2016/5/9/chartex" xmlns:cx4="http://schemas.microsoft.com/office/drawing/2016/5/10/chartex" xmlns:cx5="http://schemas.microsoft.com/office/drawing/2016/5/11/chartex" xmlns:cx6="http://schemas.microsoft.com/office/drawing/2016/5/12/chartex" xmlns:cx7="http://schemas.microsoft.com/office/drawing/2016/5/13/chartex" xmlns:cx8="http://schemas.microsoft.com/office/drawing/2016/5/14/chartex" xmlns:mc="http://schemas.openxmlformats.org/markup-compatibility/2006" xmlns:aink="http://schemas.microsoft.com/office/drawing/2016/ink" xmlns:am3d="http://schemas.microsoft.com/office/drawing/2017/model3d" xmlns:o="urn:schemas-microsoft-com:office:office" xmlns:oel="http://schemas.microsoft.com/office/2019/extlst" xmlns:r="http://schemas.openxmlformats.org/officeDocument/2006/relationships" xmlns:m="http://schemas.openxmlformats.org/officeDocument/2006/math" xmlns:v="urn:schemas-microsoft-com:vml" xmlns:wp14="http://schemas.microsoft.com/office/word/2010/wordprocessingDrawing" xmlns:wp="http://schemas.openxmlformats.org/drawingml/2006/wordprocessingDrawing" xmlns:w10="urn:schemas-microsoft-com:office:word" xmlns:w="http://schemas.openxmlformats.org/wordprocessingml/2006/main" xmlns:w14="http://schemas.microsoft.com/office/word/2010/wordml" xmlns:w15="http://schemas.microsoft.com/office/word/2012/wordml" xmlns:w16cex="http://schemas.microsoft.com/office/word/2018/wordml/cex" xmlns:w16cid="http://schemas.microsoft.com/office/word/2016/wordml/cid" xmlns:w16="http://schemas.microsoft.com/office/word/2018/wordml" xmlns:w16du="http://schemas.microsoft.com/office/word/2023/wordml/word16du" xmlns:w16sdtdh="http://schemas.microsoft.com/office/word/2020/wordml/sdtdatahash" xmlns:w16sdtfl="http://schemas.microsoft.com/office/word/2024/wordml/sdtformatlock" xmlns:w16se="http://schemas.microsoft.com/office/word/2015/wordml/symex" xmlns:wpg="http://schemas.microsoft.com/office/word/2010/wordprocessingGroup" xmlns:wpi="http://schemas.microsoft.com/office/word/2010/wordprocessingInk" xmlns:wne="http://schemas.microsoft.com/office/word/2006/wordml" xmlns:wps="http://schemas.microsoft.com/office/word/2010/wordprocessingShape" mc:Ignorable="w14 w15 w16se w16cid w16 w16cex w16sdtdh w16sdtfl w16du wp14">
   <w:p>
     <w:pPr>
       <w:pStyle w:val="a4"/>
@@ -7804,7 +4256,7 @@
 </file>
 
 <file path=word/footer2.xml><?xml version="1.0" encoding="utf-8"?>
-<w:ftr xmlns:wpc="http://schemas.microsoft.com/office/word/2010/wordprocessingCanvas" xmlns:cx="http://schemas.microsoft.com/office/drawing/2014/chartex" xmlns:cx1="http://schemas.microsoft.com/office/drawing/2015/9/8/chartex" xmlns:cx2="http://schemas.microsoft.com/office/drawing/2015/10/21/chartex" xmlns:cx3="http://schemas.microsoft.com/office/drawing/2016/5/9/chartex" xmlns:cx4="http://schemas.microsoft.com/office/drawing/2016/5/10/chartex" xmlns:cx5="http://schemas.microsoft.com/office/drawing/2016/5/11/chartex" xmlns:cx6="http://schemas.microsoft.com/office/drawing/2016/5/12/chartex" xmlns:cx7="http://schemas.microsoft.com/office/drawing/2016/5/13/chartex" xmlns:cx8="http://schemas.microsoft.com/office/drawing/2016/5/14/chartex" xmlns:mc="http://schemas.openxmlformats.org/markup-compatibility/2006" xmlns:aink="http://schemas.microsoft.com/office/drawing/2016/ink" xmlns:am3d="http://schemas.microsoft.com/office/drawing/2017/model3d" xmlns:o="urn:schemas-microsoft-com:office:office" xmlns:oel="http://schemas.microsoft.com/office/2019/extlst" xmlns:r="http://schemas.openxmlformats.org/officeDocument/2006/relationships" xmlns:m="http://schemas.openxmlformats.org/officeDocument/2006/math" xmlns:v="urn:schemas-microsoft-com:vml" xmlns:wp14="http://schemas.microsoft.com/office/word/2010/wordprocessingDrawing" xmlns:wp="http://schemas.openxmlformats.org/drawingml/2006/wordprocessingDrawing" xmlns:w10="urn:schemas-microsoft-com:office:word" xmlns:w="http://schemas.openxmlformats.org/wordprocessingml/2006/main" xmlns:w14="http://schemas.microsoft.com/office/word/2010/wordml" xmlns:w15="http://schemas.microsoft.com/office/word/2012/wordml" xmlns:w16cex="http://schemas.microsoft.com/office/word/2018/wordml/cex" xmlns:w16cid="http://schemas.microsoft.com/office/word/2016/wordml/cid" xmlns:w16="http://schemas.microsoft.com/office/word/2018/wordml" xmlns:w16sdtdh="http://schemas.microsoft.com/office/word/2020/wordml/sdtdatahash" xmlns:w16se="http://schemas.microsoft.com/office/word/2015/wordml/symex" xmlns:wpg="http://schemas.microsoft.com/office/word/2010/wordprocessingGroup" xmlns:wpi="http://schemas.microsoft.com/office/word/2010/wordprocessingInk" xmlns:wne="http://schemas.microsoft.com/office/word/2006/wordml" xmlns:wps="http://schemas.microsoft.com/office/word/2010/wordprocessingShape" mc:Ignorable="w14 w15 w16se w16cid w16 w16cex w16sdtdh wp14">
+<w:ftr xmlns:wpc="http://schemas.microsoft.com/office/word/2010/wordprocessingCanvas" xmlns:cx="http://schemas.microsoft.com/office/drawing/2014/chartex" xmlns:cx1="http://schemas.microsoft.com/office/drawing/2015/9/8/chartex" xmlns:cx2="http://schemas.microsoft.com/office/drawing/2015/10/21/chartex" xmlns:cx3="http://schemas.microsoft.com/office/drawing/2016/5/9/chartex" xmlns:cx4="http://schemas.microsoft.com/office/drawing/2016/5/10/chartex" xmlns:cx5="http://schemas.microsoft.com/office/drawing/2016/5/11/chartex" xmlns:cx6="http://schemas.microsoft.com/office/drawing/2016/5/12/chartex" xmlns:cx7="http://schemas.microsoft.com/office/drawing/2016/5/13/chartex" xmlns:cx8="http://schemas.microsoft.com/office/drawing/2016/5/14/chartex" xmlns:mc="http://schemas.openxmlformats.org/markup-compatibility/2006" xmlns:aink="http://schemas.microsoft.com/office/drawing/2016/ink" xmlns:am3d="http://schemas.microsoft.com/office/drawing/2017/model3d" xmlns:o="urn:schemas-microsoft-com:office:office" xmlns:oel="http://schemas.microsoft.com/office/2019/extlst" xmlns:r="http://schemas.openxmlformats.org/officeDocument/2006/relationships" xmlns:m="http://schemas.openxmlformats.org/officeDocument/2006/math" xmlns:v="urn:schemas-microsoft-com:vml" xmlns:wp14="http://schemas.microsoft.com/office/word/2010/wordprocessingDrawing" xmlns:wp="http://schemas.openxmlformats.org/drawingml/2006/wordprocessingDrawing" xmlns:w10="urn:schemas-microsoft-com:office:word" xmlns:w="http://schemas.openxmlformats.org/wordprocessingml/2006/main" xmlns:w14="http://schemas.microsoft.com/office/word/2010/wordml" xmlns:w15="http://schemas.microsoft.com/office/word/2012/wordml" xmlns:w16cex="http://schemas.microsoft.com/office/word/2018/wordml/cex" xmlns:w16cid="http://schemas.microsoft.com/office/word/2016/wordml/cid" xmlns:w16="http://schemas.microsoft.com/office/word/2018/wordml" xmlns:w16du="http://schemas.microsoft.com/office/word/2023/wordml/word16du" xmlns:w16sdtdh="http://schemas.microsoft.com/office/word/2020/wordml/sdtdatahash" xmlns:w16sdtfl="http://schemas.microsoft.com/office/word/2024/wordml/sdtformatlock" xmlns:w16se="http://schemas.microsoft.com/office/word/2015/wordml/symex" xmlns:wpg="http://schemas.microsoft.com/office/word/2010/wordprocessingGroup" xmlns:wpi="http://schemas.microsoft.com/office/word/2010/wordprocessingInk" xmlns:wne="http://schemas.microsoft.com/office/word/2006/wordml" xmlns:wps="http://schemas.microsoft.com/office/word/2010/wordprocessingShape" mc:Ignorable="w14 w15 w16se w16cid w16 w16cex w16sdtdh w16sdtfl w16du wp14">
   <w:p>
     <w:pPr>
       <w:pStyle w:val="a4"/>
@@ -7820,7 +4272,7 @@
       <mc:AlternateContent>
         <mc:Choice Requires="wps">
           <w:drawing>
-            <wp:anchor distT="4294967295" distB="4294967295" distL="114300" distR="114300" simplePos="0" relativeHeight="251631616" behindDoc="0" locked="0" layoutInCell="1" allowOverlap="1" wp14:anchorId="4A4BA2A3">
+            <wp:anchor distT="4294967295" distB="4294967295" distL="114300" distR="114300" simplePos="0" relativeHeight="251631616" behindDoc="0" locked="0" layoutInCell="1" allowOverlap="1" wp14:anchorId="4A4BA2A3" wp14:editId="69F5F9D0">
               <wp:simplePos x="0" y="0"/>
               <wp:positionH relativeFrom="page">
                 <wp:posOffset>7021195</wp:posOffset>
@@ -7874,7 +4326,7 @@
         </mc:Choice>
         <mc:Fallback>
           <w:pict>
-            <v:line w14:anchorId="726189D0" id="Прямая соединительная линия 39" o:spid="_x0000_s1026" style="position:absolute;z-index:251631616;visibility:visible;mso-wrap-style:square;mso-width-percent:0;mso-height-percent:0;mso-wrap-distance-left:9pt;mso-wrap-distance-top:.mm;mso-wrap-distance-right:9pt;mso-wrap-distance-bottom:.mm;mso-position-horizontal:absolute;mso-position-horizontal-relative:page;mso-position-vertical:absolute;mso-position-vertical-relative:page;mso-width-percent:0;mso-height-percent:0;mso-width-relative:page;mso-height-relative:page" from="552.85pt,801.75pt" to="581.2pt,801.75pt" o:gfxdata="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" strokeweight="1.5pt">
+            <v:line w14:anchorId="726189D0" id="Прямая соединительная линия 39" o:spid="_x0000_s1026" style="position:absolute;z-index:251631616;visibility:visible;mso-wrap-style:square;mso-width-percent:0;mso-height-percent:0;mso-wrap-distance-left:9pt;mso-wrap-distance-top:.mm;mso-wrap-distance-right:9pt;mso-wrap-distance-bottom:.mm;mso-position-horizontal:absolute;mso-position-horizontal-relative:page;mso-position-vertical:absolute;mso-position-vertical-relative:page;mso-width-percent:0;mso-height-percent:0;mso-width-relative:page;mso-height-relative:page" from="552.85pt,801.75pt" to="581.2pt,801.75pt" o:gfxdata="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" strokeweight="1.5pt">
               <o:lock v:ext="edit" shapetype="f"/>
               <w10:wrap anchorx="page" anchory="page"/>
             </v:line>
@@ -7926,7 +4378,7 @@
       <mc:AlternateContent>
         <mc:Choice Requires="wps">
           <w:drawing>
-            <wp:anchor distT="0" distB="0" distL="114300" distR="114300" simplePos="0" relativeHeight="251641856" behindDoc="0" locked="0" layoutInCell="1" allowOverlap="1" wp14:anchorId="6A638B70">
+            <wp:anchor distT="0" distB="0" distL="114300" distR="114300" simplePos="0" relativeHeight="251641856" behindDoc="0" locked="0" layoutInCell="1" allowOverlap="1" wp14:anchorId="6A638B70" wp14:editId="1C7D92D5">
               <wp:simplePos x="0" y="0"/>
               <wp:positionH relativeFrom="column">
                 <wp:posOffset>6011545</wp:posOffset>
@@ -8003,7 +4455,7 @@
               <v:stroke joinstyle="miter"/>
               <v:path gradientshapeok="t" o:connecttype="rect"/>
             </v:shapetype>
-            <v:shape id="Надпись 38" o:spid="_x0000_s1026" type="#_x0000_t202" style="position:absolute;margin-left:473.35pt;margin-top:-7.65pt;width:45.75pt;height:21.8pt;z-index:251641856;visibility:visible;mso-wrap-style:square;mso-width-percent:0;mso-height-percent:0;mso-wrap-distance-left:9pt;mso-wrap-distance-top:0;mso-wrap-distance-right:9pt;mso-wrap-distance-bottom:0;mso-position-horizontal:absolute;mso-position-horizontal-relative:text;mso-position-vertical:absolute;mso-position-vertical-relative:text;mso-width-percent:0;mso-height-percent:0;mso-width-relative:page;mso-height-relative:page;v-text-anchor:top" o:gfxdata="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" filled="f" stroked="f">
+            <v:shape id="Надпись 38" o:spid="_x0000_s1026" type="#_x0000_t202" style="position:absolute;margin-left:473.35pt;margin-top:-7.65pt;width:45.75pt;height:21.8pt;z-index:251641856;visibility:visible;mso-wrap-style:square;mso-width-percent:0;mso-height-percent:0;mso-wrap-distance-left:9pt;mso-wrap-distance-top:0;mso-wrap-distance-right:9pt;mso-wrap-distance-bottom:0;mso-position-horizontal:absolute;mso-position-horizontal-relative:text;mso-position-vertical:absolute;mso-position-vertical-relative:text;mso-width-percent:0;mso-height-percent:0;mso-width-relative:page;mso-height-relative:page;v-text-anchor:top" o:gfxdata="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" filled="f" stroked="f">
               <v:textbox inset="0,0,0,0">
                 <w:txbxContent>
                   <w:p>
@@ -8038,7 +4490,7 @@
       <mc:AlternateContent>
         <mc:Choice Requires="wps">
           <w:drawing>
-            <wp:anchor distT="0" distB="0" distL="114298" distR="114298" simplePos="0" relativeHeight="251633664" behindDoc="0" locked="0" layoutInCell="1" allowOverlap="1" wp14:anchorId="69E8EE42">
+            <wp:anchor distT="0" distB="0" distL="114298" distR="114298" simplePos="0" relativeHeight="251633664" behindDoc="0" locked="0" layoutInCell="1" allowOverlap="1" wp14:anchorId="69E8EE42" wp14:editId="1876A8EF">
               <wp:simplePos x="0" y="0"/>
               <wp:positionH relativeFrom="page">
                 <wp:posOffset>1381124</wp:posOffset>
@@ -8092,7 +4544,7 @@
         </mc:Choice>
         <mc:Fallback>
           <w:pict>
-            <v:line w14:anchorId="0724975F" id="Прямая соединительная линия 37" o:spid="_x0000_s1026" style="position:absolute;z-index:251633664;visibility:visible;mso-wrap-style:square;mso-width-percent:0;mso-height-percent:0;mso-wrap-distance-left:3.17494mm;mso-wrap-distance-top:0;mso-wrap-distance-right:3.17494mm;mso-wrap-distance-bottom:0;mso-position-horizontal:absolute;mso-position-horizontal-relative:page;mso-position-vertical:absolute;mso-position-vertical-relative:page;mso-width-percent:0;mso-height-percent:0;mso-width-relative:page;mso-height-relative:page" from="108.75pt,782.95pt" to="108.75pt,825.45pt" o:gfxdata="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" strokeweight="1.5pt">
+            <v:line w14:anchorId="0724975F" id="Прямая соединительная линия 37" o:spid="_x0000_s1026" style="position:absolute;z-index:251633664;visibility:visible;mso-wrap-style:square;mso-width-percent:0;mso-height-percent:0;mso-wrap-distance-left:3.17494mm;mso-wrap-distance-top:0;mso-wrap-distance-right:3.17494mm;mso-wrap-distance-bottom:0;mso-position-horizontal:absolute;mso-position-horizontal-relative:page;mso-position-vertical:absolute;mso-position-vertical-relative:page;mso-width-percent:0;mso-height-percent:0;mso-width-relative:page;mso-height-relative:page" from="108.75pt,782.95pt" to="108.75pt,825.45pt" o:gfxdata="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" strokeweight="1.5pt">
               <o:lock v:ext="edit" shapetype="f"/>
               <w10:wrap anchorx="page" anchory="page"/>
             </v:line>
@@ -8107,7 +4559,7 @@
       <mc:AlternateContent>
         <mc:Choice Requires="wps">
           <w:drawing>
-            <wp:anchor distT="0" distB="0" distL="114298" distR="114298" simplePos="0" relativeHeight="251632640" behindDoc="0" locked="0" layoutInCell="1" allowOverlap="1" wp14:anchorId="5BC3678F">
+            <wp:anchor distT="0" distB="0" distL="114298" distR="114298" simplePos="0" relativeHeight="251632640" behindDoc="0" locked="0" layoutInCell="1" allowOverlap="1" wp14:anchorId="5BC3678F" wp14:editId="1B3B8B1B">
               <wp:simplePos x="0" y="0"/>
               <wp:positionH relativeFrom="page">
                 <wp:posOffset>1025524</wp:posOffset>
@@ -8161,7 +4613,7 @@
         </mc:Choice>
         <mc:Fallback>
           <w:pict>
-            <v:line w14:anchorId="4FBFAE97" id="Прямая соединительная линия 36" o:spid="_x0000_s1026" style="position:absolute;z-index:251632640;visibility:visible;mso-wrap-style:square;mso-width-percent:0;mso-height-percent:0;mso-wrap-distance-left:3.17494mm;mso-wrap-distance-top:0;mso-wrap-distance-right:3.17494mm;mso-wrap-distance-bottom:0;mso-position-horizontal:absolute;mso-position-horizontal-relative:page;mso-position-vertical:absolute;mso-position-vertical-relative:page;mso-width-percent:0;mso-height-percent:0;mso-width-relative:page;mso-height-relative:page" from="80.75pt,781.9pt" to="80.75pt,824.4pt" o:gfxdata="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" strokeweight="1.5pt">
+            <v:line w14:anchorId="4FBFAE97" id="Прямая соединительная линия 36" o:spid="_x0000_s1026" style="position:absolute;z-index:251632640;visibility:visible;mso-wrap-style:square;mso-width-percent:0;mso-height-percent:0;mso-wrap-distance-left:3.17494mm;mso-wrap-distance-top:0;mso-wrap-distance-right:3.17494mm;mso-wrap-distance-bottom:0;mso-position-horizontal:absolute;mso-position-horizontal-relative:page;mso-position-vertical:absolute;mso-position-vertical-relative:page;mso-width-percent:0;mso-height-percent:0;mso-width-relative:page;mso-height-relative:page" from="80.75pt,781.9pt" to="80.75pt,824.4pt" o:gfxdata="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" strokeweight="1.5pt">
               <o:lock v:ext="edit" shapetype="f"/>
               <w10:wrap anchorx="page" anchory="page"/>
             </v:line>
@@ -8176,7 +4628,7 @@
       <mc:AlternateContent>
         <mc:Choice Requires="wps">
           <w:drawing>
-            <wp:anchor distT="0" distB="0" distL="114300" distR="114300" simplePos="0" relativeHeight="251638784" behindDoc="0" locked="0" layoutInCell="1" allowOverlap="1" wp14:anchorId="619866A4">
+            <wp:anchor distT="0" distB="0" distL="114300" distR="114300" simplePos="0" relativeHeight="251638784" behindDoc="0" locked="0" layoutInCell="1" allowOverlap="1" wp14:anchorId="619866A4" wp14:editId="565439B6">
               <wp:simplePos x="0" y="0"/>
               <wp:positionH relativeFrom="column">
                 <wp:posOffset>589915</wp:posOffset>
@@ -8253,7 +4705,7 @@
         </mc:Choice>
         <mc:Fallback>
           <w:pict>
-            <v:shape w14:anchorId="619866A4" id="Надпись 35" o:spid="_x0000_s1027" type="#_x0000_t202" style="position:absolute;margin-left:46.45pt;margin-top:16.7pt;width:45.55pt;height:12.35pt;z-index:251638784;visibility:visible;mso-wrap-style:square;mso-width-percent:0;mso-height-percent:0;mso-wrap-distance-left:9pt;mso-wrap-distance-top:0;mso-wrap-distance-right:9pt;mso-wrap-distance-bottom:0;mso-position-horizontal:absolute;mso-position-horizontal-relative:text;mso-position-vertical:absolute;mso-position-vertical-relative:text;mso-width-percent:0;mso-height-percent:0;mso-width-relative:page;mso-height-relative:page;v-text-anchor:top" o:gfxdata="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" filled="f" stroked="f">
+            <v:shape w14:anchorId="619866A4" id="Надпись 35" o:spid="_x0000_s1027" type="#_x0000_t202" style="position:absolute;margin-left:46.45pt;margin-top:16.7pt;width:45.55pt;height:12.35pt;z-index:251638784;visibility:visible;mso-wrap-style:square;mso-width-percent:0;mso-height-percent:0;mso-wrap-distance-left:9pt;mso-wrap-distance-top:0;mso-wrap-distance-right:9pt;mso-wrap-distance-bottom:0;mso-position-horizontal:absolute;mso-position-horizontal-relative:text;mso-position-vertical:absolute;mso-position-vertical-relative:text;mso-width-percent:0;mso-height-percent:0;mso-width-relative:page;mso-height-relative:page;v-text-anchor:top" o:gfxdata="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" filled="f" stroked="f">
               <v:textbox inset="0,0,0,0">
                 <w:txbxContent>
                   <w:p>
@@ -8292,7 +4744,7 @@
       <mc:AlternateContent>
         <mc:Choice Requires="wps">
           <w:drawing>
-            <wp:anchor distT="0" distB="0" distL="114300" distR="114300" simplePos="0" relativeHeight="251679744" behindDoc="0" locked="0" layoutInCell="1" allowOverlap="1" wp14:anchorId="7FDAB895">
+            <wp:anchor distT="0" distB="0" distL="114300" distR="114300" simplePos="0" relativeHeight="251679744" behindDoc="0" locked="0" layoutInCell="1" allowOverlap="1" wp14:anchorId="7FDAB895" wp14:editId="7836F014">
               <wp:simplePos x="0" y="0"/>
               <wp:positionH relativeFrom="column">
                 <wp:posOffset>173355</wp:posOffset>
@@ -8392,7 +4844,7 @@
         </mc:Choice>
         <mc:Fallback>
           <w:pict>
-            <v:shape w14:anchorId="7FDAB895" id="Надпись 34" o:spid="_x0000_s1028" type="#_x0000_t202" style="position:absolute;margin-left:13.65pt;margin-top:16.55pt;width:28.3pt;height:14.5pt;z-index:251679744;visibility:visible;mso-wrap-style:square;mso-width-percent:0;mso-height-percent:0;mso-wrap-distance-left:9pt;mso-wrap-distance-top:0;mso-wrap-distance-right:9pt;mso-wrap-distance-bottom:0;mso-position-horizontal:absolute;mso-position-horizontal-relative:text;mso-position-vertical:absolute;mso-position-vertical-relative:text;mso-width-percent:0;mso-height-percent:0;mso-width-relative:page;mso-height-relative:page;v-text-anchor:top" o:gfxdata="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" filled="f" stroked="f">
+            <v:shape w14:anchorId="7FDAB895" id="Надпись 34" o:spid="_x0000_s1028" type="#_x0000_t202" style="position:absolute;margin-left:13.65pt;margin-top:16.55pt;width:28.3pt;height:14.5pt;z-index:251679744;visibility:visible;mso-wrap-style:square;mso-width-percent:0;mso-height-percent:0;mso-wrap-distance-left:9pt;mso-wrap-distance-top:0;mso-wrap-distance-right:9pt;mso-wrap-distance-bottom:0;mso-position-horizontal:absolute;mso-position-horizontal-relative:text;mso-position-vertical:absolute;mso-position-vertical-relative:text;mso-width-percent:0;mso-height-percent:0;mso-width-relative:page;mso-height-relative:page;v-text-anchor:top" o:gfxdata="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" filled="f" stroked="f">
               <v:textbox inset="0,0,0,0">
                 <w:txbxContent>
                   <w:p>
@@ -8454,7 +4906,7 @@
       <mc:AlternateContent>
         <mc:Choice Requires="wps">
           <w:drawing>
-            <wp:anchor distT="0" distB="0" distL="114300" distR="114300" simplePos="0" relativeHeight="251642880" behindDoc="0" locked="0" layoutInCell="1" allowOverlap="1" wp14:anchorId="262DC663">
+            <wp:anchor distT="0" distB="0" distL="114300" distR="114300" simplePos="0" relativeHeight="251642880" behindDoc="0" locked="0" layoutInCell="1" allowOverlap="1" wp14:anchorId="262DC663" wp14:editId="6EA51DDB">
               <wp:simplePos x="0" y="0"/>
               <wp:positionH relativeFrom="column">
                 <wp:posOffset>6130925</wp:posOffset>
@@ -8536,7 +4988,7 @@
         </mc:Choice>
         <mc:Fallback>
           <w:pict>
-            <v:shape w14:anchorId="262DC663" id="Text Box 75" o:spid="_x0000_s1029" type="#_x0000_t202" style="position:absolute;margin-left:482.75pt;margin-top:7.75pt;width:26.85pt;height:16.05pt;z-index:251642880;visibility:visible;mso-wrap-style:square;mso-width-percent:0;mso-height-percent:0;mso-wrap-distance-left:9pt;mso-wrap-distance-top:0;mso-wrap-distance-right:9pt;mso-wrap-distance-bottom:0;mso-position-horizontal:absolute;mso-position-horizontal-relative:text;mso-position-vertical:absolute;mso-position-vertical-relative:text;mso-width-percent:0;mso-height-percent:0;mso-width-relative:page;mso-height-relative:page;v-text-anchor:top" o:gfxdata="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" filled="f" stroked="f">
+            <v:shape w14:anchorId="262DC663" id="Text Box 75" o:spid="_x0000_s1029" type="#_x0000_t202" style="position:absolute;margin-left:482.75pt;margin-top:7.75pt;width:26.85pt;height:16.05pt;z-index:251642880;visibility:visible;mso-wrap-style:square;mso-width-percent:0;mso-height-percent:0;mso-wrap-distance-left:9pt;mso-wrap-distance-top:0;mso-wrap-distance-right:9pt;mso-wrap-distance-bottom:0;mso-position-horizontal:absolute;mso-position-horizontal-relative:text;mso-position-vertical:absolute;mso-position-vertical-relative:text;mso-width-percent:0;mso-height-percent:0;mso-width-relative:page;mso-height-relative:page;v-text-anchor:top" o:gfxdata="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" filled="f" stroked="f">
               <v:path arrowok="t"/>
               <v:textbox inset="0,0,0,0">
                 <w:txbxContent>
@@ -8562,7 +5014,7 @@
       <mc:AlternateContent>
         <mc:Choice Requires="wps">
           <w:drawing>
-            <wp:anchor distT="0" distB="0" distL="114300" distR="114300" simplePos="0" relativeHeight="251636736" behindDoc="0" locked="0" layoutInCell="1" allowOverlap="1" wp14:anchorId="343F13DE">
+            <wp:anchor distT="0" distB="0" distL="114300" distR="114300" simplePos="0" relativeHeight="251636736" behindDoc="0" locked="0" layoutInCell="1" allowOverlap="1" wp14:anchorId="343F13DE" wp14:editId="4F775EA8">
               <wp:simplePos x="0" y="0"/>
               <wp:positionH relativeFrom="column">
                 <wp:posOffset>2163445</wp:posOffset>
@@ -8630,15 +5082,7 @@
                               <w:sz w:val="28"/>
                               <w:szCs w:val="28"/>
                             </w:rPr>
-                            <w:t>УП 5-04-0612-</w:t>
-                          </w:r>
-                          <w:proofErr w:type="gramStart"/>
-                          <w:r>
-                            <w:rPr>
-                              <w:sz w:val="28"/>
-                              <w:szCs w:val="28"/>
-                            </w:rPr>
-                            <w:t>02.4</w:t>
+                            <w:t>УП 5-04-0612-02.4</w:t>
                           </w:r>
                           <w:r>
                             <w:rPr>
@@ -8659,15 +5103,7 @@
                               <w:sz w:val="28"/>
                               <w:szCs w:val="28"/>
                             </w:rPr>
-                            <w:t>М</w:t>
-                          </w:r>
-                          <w:proofErr w:type="gramEnd"/>
-                          <w:r>
-                            <w:rPr>
-                              <w:sz w:val="28"/>
-                              <w:szCs w:val="28"/>
-                            </w:rPr>
-                            <w:t>-134</w:t>
+                            <w:t>М-134</w:t>
                           </w:r>
                           <w:r>
                             <w:rPr>
@@ -8681,7 +5117,14 @@
                               <w:sz w:val="28"/>
                               <w:szCs w:val="28"/>
                             </w:rPr>
-                            <w:t>25</w:t>
+                            <w:t>2</w:t>
+                          </w:r>
+                          <w:r>
+                            <w:rPr>
+                              <w:sz w:val="28"/>
+                              <w:szCs w:val="28"/>
+                            </w:rPr>
+                            <w:t>6</w:t>
                           </w:r>
                           <w:r>
                             <w:rPr>
@@ -8724,11 +5167,7 @@
         </mc:Choice>
         <mc:Fallback>
           <w:pict>
-            <v:shapetype w14:anchorId="343F13DE" id="_x0000_t202" coordsize="21600,21600" o:spt="202" path="m,l,21600r21600,l21600,xe">
-              <v:stroke joinstyle="miter"/>
-              <v:path gradientshapeok="t" o:connecttype="rect"/>
-            </v:shapetype>
-            <v:shape id="Text Box 66" o:spid="_x0000_s1030" type="#_x0000_t202" style="position:absolute;margin-left:170.35pt;margin-top:.65pt;width:312.4pt;height:28.4pt;z-index:251636736;visibility:visible;mso-wrap-style:square;mso-width-percent:0;mso-height-percent:0;mso-wrap-distance-left:9pt;mso-wrap-distance-top:0;mso-wrap-distance-right:9pt;mso-wrap-distance-bottom:0;mso-position-horizontal:absolute;mso-position-horizontal-relative:text;mso-position-vertical:absolute;mso-position-vertical-relative:text;mso-width-percent:0;mso-height-percent:0;mso-width-relative:page;mso-height-relative:page;v-text-anchor:top" o:gfxdata="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" filled="f" stroked="f">
+            <v:shape w14:anchorId="343F13DE" id="Text Box 66" o:spid="_x0000_s1030" type="#_x0000_t202" style="position:absolute;margin-left:170.35pt;margin-top:.65pt;width:312.4pt;height:28.4pt;z-index:251636736;visibility:visible;mso-wrap-style:square;mso-width-percent:0;mso-height-percent:0;mso-wrap-distance-left:9pt;mso-wrap-distance-top:0;mso-wrap-distance-right:9pt;mso-wrap-distance-bottom:0;mso-position-horizontal:absolute;mso-position-horizontal-relative:text;mso-position-vertical:absolute;mso-position-vertical-relative:text;mso-width-percent:0;mso-height-percent:0;mso-width-relative:page;mso-height-relative:page;v-text-anchor:top" o:gfxdata="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" filled="f" stroked="f">
               <v:path arrowok="t"/>
               <v:textbox inset="0,0,0,0">
                 <w:txbxContent>
@@ -8745,15 +5184,7 @@
                         <w:sz w:val="28"/>
                         <w:szCs w:val="28"/>
                       </w:rPr>
-                      <w:t>УП 5-04-0612-</w:t>
-                    </w:r>
-                    <w:proofErr w:type="gramStart"/>
-                    <w:r>
-                      <w:rPr>
-                        <w:sz w:val="28"/>
-                        <w:szCs w:val="28"/>
-                      </w:rPr>
-                      <w:t>02.4</w:t>
+                      <w:t>УП 5-04-0612-02.4</w:t>
                     </w:r>
                     <w:r>
                       <w:rPr>
@@ -8774,15 +5205,7 @@
                         <w:sz w:val="28"/>
                         <w:szCs w:val="28"/>
                       </w:rPr>
-                      <w:t>М</w:t>
-                    </w:r>
-                    <w:proofErr w:type="gramEnd"/>
-                    <w:r>
-                      <w:rPr>
-                        <w:sz w:val="28"/>
-                        <w:szCs w:val="28"/>
-                      </w:rPr>
-                      <w:t>-134</w:t>
+                      <w:t>М-134</w:t>
                     </w:r>
                     <w:r>
                       <w:rPr>
@@ -8796,7 +5219,14 @@
                         <w:sz w:val="28"/>
                         <w:szCs w:val="28"/>
                       </w:rPr>
-                      <w:t>25</w:t>
+                      <w:t>2</w:t>
+                    </w:r>
+                    <w:r>
+                      <w:rPr>
+                        <w:sz w:val="28"/>
+                        <w:szCs w:val="28"/>
+                      </w:rPr>
+                      <w:t>6</w:t>
                     </w:r>
                     <w:r>
                       <w:rPr>
@@ -8834,7 +5264,7 @@
       <mc:AlternateContent>
         <mc:Choice Requires="wps">
           <w:drawing>
-            <wp:anchor distT="0" distB="0" distL="114300" distR="114300" simplePos="0" relativeHeight="251637760" behindDoc="0" locked="0" layoutInCell="1" allowOverlap="1" wp14:anchorId="56D08240">
+            <wp:anchor distT="0" distB="0" distL="114300" distR="114300" simplePos="0" relativeHeight="251637760" behindDoc="0" locked="0" layoutInCell="1" allowOverlap="1" wp14:anchorId="56D08240" wp14:editId="317735DD">
               <wp:simplePos x="0" y="0"/>
               <wp:positionH relativeFrom="column">
                 <wp:posOffset>-187325</wp:posOffset>
@@ -8920,7 +5350,7 @@
         </mc:Choice>
         <mc:Fallback>
           <w:pict>
-            <v:shape w14:anchorId="56D08240" id="Надпись 33" o:spid="_x0000_s1031" type="#_x0000_t202" style="position:absolute;margin-left:-14.75pt;margin-top:15.9pt;width:28.4pt;height:14.2pt;z-index:251637760;visibility:visible;mso-wrap-style:square;mso-width-percent:0;mso-height-percent:0;mso-wrap-distance-left:9pt;mso-wrap-distance-top:0;mso-wrap-distance-right:9pt;mso-wrap-distance-bottom:0;mso-position-horizontal:absolute;mso-position-horizontal-relative:text;mso-position-vertical:absolute;mso-position-vertical-relative:text;mso-width-percent:0;mso-height-percent:0;mso-width-relative:page;mso-height-relative:page;v-text-anchor:top" o:gfxdata="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" filled="f" stroked="f">
+            <v:shape w14:anchorId="56D08240" id="Надпись 33" o:spid="_x0000_s1031" type="#_x0000_t202" style="position:absolute;margin-left:-14.75pt;margin-top:15.9pt;width:28.4pt;height:14.2pt;z-index:251637760;visibility:visible;mso-wrap-style:square;mso-width-percent:0;mso-height-percent:0;mso-wrap-distance-left:9pt;mso-wrap-distance-top:0;mso-wrap-distance-right:9pt;mso-wrap-distance-bottom:0;mso-position-horizontal:absolute;mso-position-horizontal-relative:text;mso-position-vertical:absolute;mso-position-vertical-relative:text;mso-width-percent:0;mso-height-percent:0;mso-width-relative:page;mso-height-relative:page;v-text-anchor:top" o:gfxdata="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" filled="f" stroked="f">
               <v:textbox inset="0,0,0,0">
                 <w:txbxContent>
                   <w:p>
@@ -8968,7 +5398,7 @@
       <mc:AlternateContent>
         <mc:Choice Requires="wps">
           <w:drawing>
-            <wp:anchor distT="0" distB="0" distL="114300" distR="114300" simplePos="0" relativeHeight="251640832" behindDoc="0" locked="0" layoutInCell="1" allowOverlap="1" wp14:anchorId="03129BF9">
+            <wp:anchor distT="0" distB="0" distL="114300" distR="114300" simplePos="0" relativeHeight="251640832" behindDoc="0" locked="0" layoutInCell="1" allowOverlap="1" wp14:anchorId="03129BF9" wp14:editId="455A292A">
               <wp:simplePos x="0" y="0"/>
               <wp:positionH relativeFrom="column">
                 <wp:posOffset>1807845</wp:posOffset>
@@ -9044,7 +5474,7 @@
         </mc:Choice>
         <mc:Fallback>
           <w:pict>
-            <v:shape w14:anchorId="03129BF9" id="Надпись 32" o:spid="_x0000_s1032" type="#_x0000_t202" style="position:absolute;margin-left:142.35pt;margin-top:16.35pt;width:27.95pt;height:12.55pt;z-index:251640832;visibility:visible;mso-wrap-style:square;mso-width-percent:0;mso-height-percent:0;mso-wrap-distance-left:9pt;mso-wrap-distance-top:0;mso-wrap-distance-right:9pt;mso-wrap-distance-bottom:0;mso-position-horizontal:absolute;mso-position-horizontal-relative:text;mso-position-vertical:absolute;mso-position-vertical-relative:text;mso-width-percent:0;mso-height-percent:0;mso-width-relative:page;mso-height-relative:page;v-text-anchor:top" o:gfxdata="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" filled="f" stroked="f">
+            <v:shape w14:anchorId="03129BF9" id="Надпись 32" o:spid="_x0000_s1032" type="#_x0000_t202" style="position:absolute;margin-left:142.35pt;margin-top:16.35pt;width:27.95pt;height:12.55pt;z-index:251640832;visibility:visible;mso-wrap-style:square;mso-width-percent:0;mso-height-percent:0;mso-wrap-distance-left:9pt;mso-wrap-distance-top:0;mso-wrap-distance-right:9pt;mso-wrap-distance-bottom:0;mso-position-horizontal:absolute;mso-position-horizontal-relative:text;mso-position-vertical:absolute;mso-position-vertical-relative:text;mso-width-percent:0;mso-height-percent:0;mso-width-relative:page;mso-height-relative:page;v-text-anchor:top" o:gfxdata="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" filled="f" stroked="f">
               <v:textbox inset="0,0,0,0">
                 <w:txbxContent>
                   <w:p>
@@ -9082,7 +5512,7 @@
       <mc:AlternateContent>
         <mc:Choice Requires="wps">
           <w:drawing>
-            <wp:anchor distT="0" distB="0" distL="114300" distR="114300" simplePos="0" relativeHeight="251639808" behindDoc="0" locked="0" layoutInCell="1" allowOverlap="1" wp14:anchorId="51EDF13B">
+            <wp:anchor distT="0" distB="0" distL="114300" distR="114300" simplePos="0" relativeHeight="251639808" behindDoc="0" locked="0" layoutInCell="1" allowOverlap="1" wp14:anchorId="51EDF13B" wp14:editId="2EEA0DD8">
               <wp:simplePos x="0" y="0"/>
               <wp:positionH relativeFrom="column">
                 <wp:posOffset>1259205</wp:posOffset>
@@ -9166,7 +5596,7 @@
         </mc:Choice>
         <mc:Fallback>
           <w:pict>
-            <v:shape w14:anchorId="51EDF13B" id="Надпись 31" o:spid="_x0000_s1033" type="#_x0000_t202" style="position:absolute;margin-left:99.15pt;margin-top:16.55pt;width:42.6pt;height:13.05pt;z-index:251639808;visibility:visible;mso-wrap-style:square;mso-width-percent:0;mso-height-percent:0;mso-wrap-distance-left:9pt;mso-wrap-distance-top:0;mso-wrap-distance-right:9pt;mso-wrap-distance-bottom:0;mso-position-horizontal:absolute;mso-position-horizontal-relative:text;mso-position-vertical:absolute;mso-position-vertical-relative:text;mso-width-percent:0;mso-height-percent:0;mso-width-relative:page;mso-height-relative:page;v-text-anchor:top" o:gfxdata="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" filled="f" stroked="f">
+            <v:shape w14:anchorId="51EDF13B" id="Надпись 31" o:spid="_x0000_s1033" type="#_x0000_t202" style="position:absolute;margin-left:99.15pt;margin-top:16.55pt;width:42.6pt;height:13.05pt;z-index:251639808;visibility:visible;mso-wrap-style:square;mso-width-percent:0;mso-height-percent:0;mso-wrap-distance-left:9pt;mso-wrap-distance-top:0;mso-wrap-distance-right:9pt;mso-wrap-distance-bottom:0;mso-position-horizontal:absolute;mso-position-horizontal-relative:text;mso-position-vertical:absolute;mso-position-vertical-relative:text;mso-width-percent:0;mso-height-percent:0;mso-width-relative:page;mso-height-relative:page;v-text-anchor:top" o:gfxdata="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" filled="f" stroked="f">
               <v:textbox inset="0,0,0,0">
                 <w:txbxContent>
                   <w:p>
@@ -9212,7 +5642,7 @@
       <mc:AlternateContent>
         <mc:Choice Requires="wps">
           <w:drawing>
-            <wp:anchor distT="0" distB="0" distL="114299" distR="114299" simplePos="0" relativeHeight="251635712" behindDoc="0" locked="0" layoutInCell="1" allowOverlap="1" wp14:anchorId="0B262B1C">
+            <wp:anchor distT="0" distB="0" distL="114299" distR="114299" simplePos="0" relativeHeight="251635712" behindDoc="0" locked="0" layoutInCell="1" allowOverlap="1" wp14:anchorId="0B262B1C" wp14:editId="6421EC49">
               <wp:simplePos x="0" y="0"/>
               <wp:positionH relativeFrom="page">
                 <wp:posOffset>2700655</wp:posOffset>
@@ -9273,7 +5703,7 @@
         </mc:Choice>
         <mc:Fallback>
           <w:pict>
-            <v:line w14:anchorId="72FBCC97" id="Line 65" o:spid="_x0000_s1026" style="position:absolute;z-index:251635712;visibility:visible;mso-wrap-style:square;mso-width-percent:0;mso-height-percent:0;mso-wrap-distance-left:3.17497mm;mso-wrap-distance-top:0;mso-wrap-distance-right:3.17497mm;mso-wrap-distance-bottom:0;mso-position-horizontal:absolute;mso-position-horizontal-relative:page;mso-position-vertical:absolute;mso-position-vertical-relative:page;mso-width-percent:0;mso-height-percent:0;mso-width-relative:page;mso-height-relative:page" from="212.65pt,781.9pt" to="212.65pt,824.4pt" o:gfxdata="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" strokeweight="1.5pt">
+            <v:line w14:anchorId="72FBCC97" id="Line 65" o:spid="_x0000_s1026" style="position:absolute;z-index:251635712;visibility:visible;mso-wrap-style:square;mso-width-percent:0;mso-height-percent:0;mso-wrap-distance-left:3.17497mm;mso-wrap-distance-top:0;mso-wrap-distance-right:3.17497mm;mso-wrap-distance-bottom:0;mso-position-horizontal:absolute;mso-position-horizontal-relative:page;mso-position-vertical:absolute;mso-position-vertical-relative:page;mso-width-percent:0;mso-height-percent:0;mso-width-relative:page;mso-height-relative:page" from="212.65pt,781.9pt" to="212.65pt,824.4pt" o:gfxdata="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" strokeweight="1.5pt">
               <o:lock v:ext="edit" shapetype="f"/>
               <w10:wrap anchorx="page" anchory="page"/>
             </v:line>
@@ -9288,7 +5718,7 @@
       <mc:AlternateContent>
         <mc:Choice Requires="wps">
           <w:drawing>
-            <wp:anchor distT="0" distB="0" distL="114299" distR="114299" simplePos="0" relativeHeight="251634688" behindDoc="0" locked="0" layoutInCell="1" allowOverlap="1" wp14:anchorId="6269D94A">
+            <wp:anchor distT="0" distB="0" distL="114299" distR="114299" simplePos="0" relativeHeight="251634688" behindDoc="0" locked="0" layoutInCell="1" allowOverlap="1" wp14:anchorId="6269D94A" wp14:editId="04729E0A">
               <wp:simplePos x="0" y="0"/>
               <wp:positionH relativeFrom="page">
                 <wp:posOffset>2160270</wp:posOffset>
@@ -9349,7 +5779,7 @@
         </mc:Choice>
         <mc:Fallback>
           <w:pict>
-            <v:line w14:anchorId="68190816" id="Line 64" o:spid="_x0000_s1026" style="position:absolute;z-index:251634688;visibility:visible;mso-wrap-style:square;mso-width-percent:0;mso-height-percent:0;mso-wrap-distance-left:3.17497mm;mso-wrap-distance-top:0;mso-wrap-distance-right:3.17497mm;mso-wrap-distance-bottom:0;mso-position-horizontal:absolute;mso-position-horizontal-relative:page;mso-position-vertical:absolute;mso-position-vertical-relative:page;mso-width-percent:0;mso-height-percent:0;mso-width-relative:page;mso-height-relative:page" from="170.1pt,781.9pt" to="170.1pt,824.4pt" o:gfxdata="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" strokeweight="1.5pt">
+            <v:line w14:anchorId="68190816" id="Line 64" o:spid="_x0000_s1026" style="position:absolute;z-index:251634688;visibility:visible;mso-wrap-style:square;mso-width-percent:0;mso-height-percent:0;mso-wrap-distance-left:3.17497mm;mso-wrap-distance-top:0;mso-wrap-distance-right:3.17497mm;mso-wrap-distance-bottom:0;mso-position-horizontal:absolute;mso-position-horizontal-relative:page;mso-position-vertical:absolute;mso-position-vertical-relative:page;mso-width-percent:0;mso-height-percent:0;mso-width-relative:page;mso-height-relative:page" from="170.1pt,781.9pt" to="170.1pt,824.4pt" o:gfxdata="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" strokeweight="1.5pt">
               <o:lock v:ext="edit" shapetype="f"/>
               <w10:wrap anchorx="page" anchory="page"/>
             </v:line>
@@ -9364,7 +5794,7 @@
       <mc:AlternateContent>
         <mc:Choice Requires="wps">
           <w:drawing>
-            <wp:anchor distT="0" distB="0" distL="114299" distR="114299" simplePos="0" relativeHeight="251630592" behindDoc="0" locked="0" layoutInCell="1" allowOverlap="1" wp14:anchorId="19690808">
+            <wp:anchor distT="0" distB="0" distL="114299" distR="114299" simplePos="0" relativeHeight="251630592" behindDoc="0" locked="0" layoutInCell="1" allowOverlap="1" wp14:anchorId="19690808" wp14:editId="3C25A03A">
               <wp:simplePos x="0" y="0"/>
               <wp:positionH relativeFrom="page">
                 <wp:posOffset>7021195</wp:posOffset>
@@ -9425,7 +5855,7 @@
         </mc:Choice>
         <mc:Fallback>
           <w:pict>
-            <v:line w14:anchorId="61176B7A" id="Line 60" o:spid="_x0000_s1026" style="position:absolute;z-index:251630592;visibility:visible;mso-wrap-style:square;mso-width-percent:0;mso-height-percent:0;mso-wrap-distance-left:3.17497mm;mso-wrap-distance-top:0;mso-wrap-distance-right:3.17497mm;mso-wrap-distance-bottom:0;mso-position-horizontal:absolute;mso-position-horizontal-relative:page;mso-position-vertical:absolute;mso-position-vertical-relative:page;mso-width-percent:0;mso-height-percent:0;mso-width-relative:page;mso-height-relative:page" from="552.85pt,781.9pt" to="552.85pt,824.4pt" o:gfxdata="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" strokeweight="1.5pt">
+            <v:line w14:anchorId="61176B7A" id="Line 60" o:spid="_x0000_s1026" style="position:absolute;z-index:251630592;visibility:visible;mso-wrap-style:square;mso-width-percent:0;mso-height-percent:0;mso-wrap-distance-left:3.17497mm;mso-wrap-distance-top:0;mso-wrap-distance-right:3.17497mm;mso-wrap-distance-bottom:0;mso-position-horizontal:absolute;mso-position-horizontal-relative:page;mso-position-vertical:absolute;mso-position-vertical-relative:page;mso-width-percent:0;mso-height-percent:0;mso-width-relative:page;mso-height-relative:page" from="552.85pt,781.9pt" to="552.85pt,824.4pt" o:gfxdata="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" strokeweight="1.5pt">
               <o:lock v:ext="edit" shapetype="f"/>
               <w10:wrap anchorx="page" anchory="page"/>
             </v:line>
@@ -9440,7 +5870,7 @@
       <mc:AlternateContent>
         <mc:Choice Requires="wps">
           <w:drawing>
-            <wp:anchor distT="4294967295" distB="4294967295" distL="114300" distR="114300" simplePos="0" relativeHeight="251629568" behindDoc="0" locked="0" layoutInCell="1" allowOverlap="1" wp14:anchorId="3BEBEC2D">
+            <wp:anchor distT="4294967295" distB="4294967295" distL="114300" distR="114300" simplePos="0" relativeHeight="251629568" behindDoc="0" locked="0" layoutInCell="1" allowOverlap="1" wp14:anchorId="3BEBEC2D" wp14:editId="0A80AC90">
               <wp:simplePos x="0" y="0"/>
               <wp:positionH relativeFrom="page">
                 <wp:posOffset>720090</wp:posOffset>
@@ -9494,7 +5924,7 @@
         </mc:Choice>
         <mc:Fallback>
           <w:pict>
-            <v:line w14:anchorId="0C58205C" id="Прямая соединительная линия 30" o:spid="_x0000_s1026" style="position:absolute;z-index:251629568;visibility:visible;mso-wrap-style:square;mso-width-percent:0;mso-height-percent:0;mso-wrap-distance-left:9pt;mso-wrap-distance-top:.mm;mso-wrap-distance-right:9pt;mso-wrap-distance-bottom:.mm;mso-position-horizontal:absolute;mso-position-horizontal-relative:page;mso-position-vertical:absolute;mso-position-vertical-relative:page;mso-width-percent:0;mso-height-percent:0;mso-width-relative:page;mso-height-relative:page" from="56.7pt,810.25pt" to="240.95pt,810.25pt" o:gfxdata="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" strokeweight="1.5pt">
+            <v:line w14:anchorId="0C58205C" id="Прямая соединительная линия 30" o:spid="_x0000_s1026" style="position:absolute;z-index:251629568;visibility:visible;mso-wrap-style:square;mso-width-percent:0;mso-height-percent:0;mso-wrap-distance-left:9pt;mso-wrap-distance-top:.mm;mso-wrap-distance-right:9pt;mso-wrap-distance-bottom:.mm;mso-position-horizontal:absolute;mso-position-horizontal-relative:page;mso-position-vertical:absolute;mso-position-vertical-relative:page;mso-width-percent:0;mso-height-percent:0;mso-width-relative:page;mso-height-relative:page" from="56.7pt,810.25pt" to="240.95pt,810.25pt" o:gfxdata="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" strokeweight="1.5pt">
               <o:lock v:ext="edit" shapetype="f"/>
               <w10:wrap anchorx="page" anchory="page"/>
             </v:line>
@@ -9509,7 +5939,7 @@
       <mc:AlternateContent>
         <mc:Choice Requires="wps">
           <w:drawing>
-            <wp:anchor distT="0" distB="0" distL="114299" distR="114299" simplePos="0" relativeHeight="251628544" behindDoc="0" locked="0" layoutInCell="1" allowOverlap="1" wp14:anchorId="24CF8E4B">
+            <wp:anchor distT="0" distB="0" distL="114299" distR="114299" simplePos="0" relativeHeight="251628544" behindDoc="0" locked="0" layoutInCell="1" allowOverlap="1" wp14:anchorId="24CF8E4B" wp14:editId="0568BB7A">
               <wp:simplePos x="0" y="0"/>
               <wp:positionH relativeFrom="page">
                 <wp:posOffset>3060700</wp:posOffset>
@@ -9570,7 +6000,7 @@
         </mc:Choice>
         <mc:Fallback>
           <w:pict>
-            <v:line w14:anchorId="33CAF691" id="Line 58" o:spid="_x0000_s1026" style="position:absolute;z-index:251628544;visibility:visible;mso-wrap-style:square;mso-width-percent:0;mso-height-percent:0;mso-wrap-distance-left:3.17497mm;mso-wrap-distance-top:0;mso-wrap-distance-right:3.17497mm;mso-wrap-distance-bottom:0;mso-position-horizontal:absolute;mso-position-horizontal-relative:page;mso-position-vertical:absolute;mso-position-vertical-relative:page;mso-width-percent:0;mso-height-percent:0;mso-width-relative:page;mso-height-relative:page" from="241pt,781.9pt" to="241pt,824.4pt" o:gfxdata="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" strokeweight="1.5pt">
+            <v:line w14:anchorId="33CAF691" id="Line 58" o:spid="_x0000_s1026" style="position:absolute;z-index:251628544;visibility:visible;mso-wrap-style:square;mso-width-percent:0;mso-height-percent:0;mso-wrap-distance-left:3.17497mm;mso-wrap-distance-top:0;mso-wrap-distance-right:3.17497mm;mso-wrap-distance-bottom:0;mso-position-horizontal:absolute;mso-position-horizontal-relative:page;mso-position-vertical:absolute;mso-position-vertical-relative:page;mso-width-percent:0;mso-height-percent:0;mso-width-relative:page;mso-height-relative:page" from="241pt,781.9pt" to="241pt,824.4pt" o:gfxdata="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" strokeweight="1.5pt">
               <o:lock v:ext="edit" shapetype="f"/>
               <w10:wrap anchorx="page" anchory="page"/>
             </v:line>
@@ -9585,7 +6015,7 @@
       <mc:AlternateContent>
         <mc:Choice Requires="wps">
           <w:drawing>
-            <wp:anchor distT="0" distB="0" distL="114300" distR="114300" simplePos="0" relativeHeight="251627520" behindDoc="0" locked="0" layoutInCell="1" allowOverlap="1" wp14:anchorId="23E63FFE">
+            <wp:anchor distT="0" distB="0" distL="114300" distR="114300" simplePos="0" relativeHeight="251627520" behindDoc="0" locked="0" layoutInCell="1" allowOverlap="1" wp14:anchorId="23E63FFE" wp14:editId="1DECDC6A">
               <wp:simplePos x="0" y="0"/>
               <wp:positionH relativeFrom="page">
                 <wp:posOffset>720090</wp:posOffset>
@@ -9646,7 +6076,7 @@
         </mc:Choice>
         <mc:Fallback>
           <w:pict>
-            <v:line w14:anchorId="2E086853" id="Line 57" o:spid="_x0000_s1026" style="position:absolute;z-index:251627520;visibility:visible;mso-wrap-style:square;mso-width-percent:0;mso-height-percent:0;mso-wrap-distance-left:9pt;mso-wrap-distance-top:0;mso-wrap-distance-right:9pt;mso-wrap-distance-bottom:0;mso-position-horizontal:absolute;mso-position-horizontal-relative:page;mso-position-vertical:absolute;mso-position-vertical-relative:page;mso-width-percent:0;mso-height-percent:0;mso-width-relative:page;mso-height-relative:page" from="56.7pt,796.05pt" to="240.95pt,796.05pt" o:gfxdata="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">
+            <v:line w14:anchorId="2E086853" id="Line 57" o:spid="_x0000_s1026" style="position:absolute;z-index:251627520;visibility:visible;mso-wrap-style:square;mso-width-percent:0;mso-height-percent:0;mso-wrap-distance-left:9pt;mso-wrap-distance-top:0;mso-wrap-distance-right:9pt;mso-wrap-distance-bottom:0;mso-position-horizontal:absolute;mso-position-horizontal-relative:page;mso-position-vertical:absolute;mso-position-vertical-relative:page;mso-width-percent:0;mso-height-percent:0;mso-width-relative:page;mso-height-relative:page" from="56.7pt,796.05pt" to="240.95pt,796.05pt" o:gfxdata="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">
               <o:lock v:ext="edit" shapetype="f"/>
               <w10:wrap anchorx="page" anchory="page"/>
             </v:line>
@@ -9661,7 +6091,7 @@
       <mc:AlternateContent>
         <mc:Choice Requires="wps">
           <w:drawing>
-            <wp:anchor distT="4294967295" distB="4294967295" distL="114300" distR="114300" simplePos="0" relativeHeight="251626496" behindDoc="0" locked="0" layoutInCell="1" allowOverlap="1" wp14:anchorId="22617E75">
+            <wp:anchor distT="4294967295" distB="4294967295" distL="114300" distR="114300" simplePos="0" relativeHeight="251626496" behindDoc="0" locked="0" layoutInCell="1" allowOverlap="1" wp14:anchorId="22617E75" wp14:editId="22D07E9D">
               <wp:simplePos x="0" y="0"/>
               <wp:positionH relativeFrom="page">
                 <wp:posOffset>720090</wp:posOffset>
@@ -9715,7 +6145,7 @@
         </mc:Choice>
         <mc:Fallback>
           <w:pict>
-            <v:line w14:anchorId="6A7A2825" id="Прямая соединительная линия 29" o:spid="_x0000_s1026" style="position:absolute;z-index:251626496;visibility:visible;mso-wrap-style:square;mso-width-percent:0;mso-height-percent:0;mso-wrap-distance-left:9pt;mso-wrap-distance-top:.mm;mso-wrap-distance-right:9pt;mso-wrap-distance-bottom:.mm;mso-position-horizontal:absolute;mso-position-horizontal-relative:page;mso-position-vertical:absolute;mso-position-vertical-relative:page;mso-width-percent:0;mso-height-percent:0;mso-width-relative:page;mso-height-relative:page" from="56.7pt,781.9pt" to="581.1pt,781.9pt" o:gfxdata="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" strokeweight="1.5pt">
+            <v:line w14:anchorId="6A7A2825" id="Прямая соединительная линия 29" o:spid="_x0000_s1026" style="position:absolute;z-index:251626496;visibility:visible;mso-wrap-style:square;mso-width-percent:0;mso-height-percent:0;mso-wrap-distance-left:9pt;mso-wrap-distance-top:.mm;mso-wrap-distance-right:9pt;mso-wrap-distance-bottom:.mm;mso-position-horizontal:absolute;mso-position-horizontal-relative:page;mso-position-vertical:absolute;mso-position-vertical-relative:page;mso-width-percent:0;mso-height-percent:0;mso-width-relative:page;mso-height-relative:page" from="56.7pt,781.9pt" to="581.1pt,781.9pt" o:gfxdata="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" strokeweight="1.5pt">
               <o:lock v:ext="edit" shapetype="f"/>
               <w10:wrap anchorx="page" anchory="page"/>
             </v:line>
@@ -9728,7 +6158,7 @@
 </file>
 
 <file path=word/footer3.xml><?xml version="1.0" encoding="utf-8"?>
-<w:ftr xmlns:wpc="http://schemas.microsoft.com/office/word/2010/wordprocessingCanvas" xmlns:cx="http://schemas.microsoft.com/office/drawing/2014/chartex" xmlns:cx1="http://schemas.microsoft.com/office/drawing/2015/9/8/chartex" xmlns:cx2="http://schemas.microsoft.com/office/drawing/2015/10/21/chartex" xmlns:cx3="http://schemas.microsoft.com/office/drawing/2016/5/9/chartex" xmlns:cx4="http://schemas.microsoft.com/office/drawing/2016/5/10/chartex" xmlns:cx5="http://schemas.microsoft.com/office/drawing/2016/5/11/chartex" xmlns:cx6="http://schemas.microsoft.com/office/drawing/2016/5/12/chartex" xmlns:cx7="http://schemas.microsoft.com/office/drawing/2016/5/13/chartex" xmlns:cx8="http://schemas.microsoft.com/office/drawing/2016/5/14/chartex" xmlns:mc="http://schemas.openxmlformats.org/markup-compatibility/2006" xmlns:aink="http://schemas.microsoft.com/office/drawing/2016/ink" xmlns:am3d="http://schemas.microsoft.com/office/drawing/2017/model3d" xmlns:o="urn:schemas-microsoft-com:office:office" xmlns:oel="http://schemas.microsoft.com/office/2019/extlst" xmlns:r="http://schemas.openxmlformats.org/officeDocument/2006/relationships" xmlns:m="http://schemas.openxmlformats.org/officeDocument/2006/math" xmlns:v="urn:schemas-microsoft-com:vml" xmlns:wp14="http://schemas.microsoft.com/office/word/2010/wordprocessingDrawing" xmlns:wp="http://schemas.openxmlformats.org/drawingml/2006/wordprocessingDrawing" xmlns:w10="urn:schemas-microsoft-com:office:word" xmlns:w="http://schemas.openxmlformats.org/wordprocessingml/2006/main" xmlns:w14="http://schemas.microsoft.com/office/word/2010/wordml" xmlns:w15="http://schemas.microsoft.com/office/word/2012/wordml" xmlns:w16cex="http://schemas.microsoft.com/office/word/2018/wordml/cex" xmlns:w16cid="http://schemas.microsoft.com/office/word/2016/wordml/cid" xmlns:w16="http://schemas.microsoft.com/office/word/2018/wordml" xmlns:w16sdtdh="http://schemas.microsoft.com/office/word/2020/wordml/sdtdatahash" xmlns:w16se="http://schemas.microsoft.com/office/word/2015/wordml/symex" xmlns:wpg="http://schemas.microsoft.com/office/word/2010/wordprocessingGroup" xmlns:wpi="http://schemas.microsoft.com/office/word/2010/wordprocessingInk" xmlns:wne="http://schemas.microsoft.com/office/word/2006/wordml" xmlns:wps="http://schemas.microsoft.com/office/word/2010/wordprocessingShape" mc:Ignorable="w14 w15 w16se w16cid w16 w16cex w16sdtdh wp14">
+<w:ftr xmlns:wpc="http://schemas.microsoft.com/office/word/2010/wordprocessingCanvas" xmlns:cx="http://schemas.microsoft.com/office/drawing/2014/chartex" xmlns:cx1="http://schemas.microsoft.com/office/drawing/2015/9/8/chartex" xmlns:cx2="http://schemas.microsoft.com/office/drawing/2015/10/21/chartex" xmlns:cx3="http://schemas.microsoft.com/office/drawing/2016/5/9/chartex" xmlns:cx4="http://schemas.microsoft.com/office/drawing/2016/5/10/chartex" xmlns:cx5="http://schemas.microsoft.com/office/drawing/2016/5/11/chartex" xmlns:cx6="http://schemas.microsoft.com/office/drawing/2016/5/12/chartex" xmlns:cx7="http://schemas.microsoft.com/office/drawing/2016/5/13/chartex" xmlns:cx8="http://schemas.microsoft.com/office/drawing/2016/5/14/chartex" xmlns:mc="http://schemas.openxmlformats.org/markup-compatibility/2006" xmlns:aink="http://schemas.microsoft.com/office/drawing/2016/ink" xmlns:am3d="http://schemas.microsoft.com/office/drawing/2017/model3d" xmlns:o="urn:schemas-microsoft-com:office:office" xmlns:oel="http://schemas.microsoft.com/office/2019/extlst" xmlns:r="http://schemas.openxmlformats.org/officeDocument/2006/relationships" xmlns:m="http://schemas.openxmlformats.org/officeDocument/2006/math" xmlns:v="urn:schemas-microsoft-com:vml" xmlns:wp14="http://schemas.microsoft.com/office/word/2010/wordprocessingDrawing" xmlns:wp="http://schemas.openxmlformats.org/drawingml/2006/wordprocessingDrawing" xmlns:w10="urn:schemas-microsoft-com:office:word" xmlns:w="http://schemas.openxmlformats.org/wordprocessingml/2006/main" xmlns:w14="http://schemas.microsoft.com/office/word/2010/wordml" xmlns:w15="http://schemas.microsoft.com/office/word/2012/wordml" xmlns:w16cex="http://schemas.microsoft.com/office/word/2018/wordml/cex" xmlns:w16cid="http://schemas.microsoft.com/office/word/2016/wordml/cid" xmlns:w16="http://schemas.microsoft.com/office/word/2018/wordml" xmlns:w16du="http://schemas.microsoft.com/office/word/2023/wordml/word16du" xmlns:w16sdtdh="http://schemas.microsoft.com/office/word/2020/wordml/sdtdatahash" xmlns:w16sdtfl="http://schemas.microsoft.com/office/word/2024/wordml/sdtformatlock" xmlns:w16se="http://schemas.microsoft.com/office/word/2015/wordml/symex" xmlns:wpg="http://schemas.microsoft.com/office/word/2010/wordprocessingGroup" xmlns:wpi="http://schemas.microsoft.com/office/word/2010/wordprocessingInk" xmlns:wne="http://schemas.microsoft.com/office/word/2006/wordml" xmlns:wps="http://schemas.microsoft.com/office/word/2010/wordprocessingShape" mc:Ignorable="w14 w15 w16se w16cid w16 w16cex w16sdtdh w16sdtfl w16du wp14">
   <w:p>
     <w:pPr>
       <w:pStyle w:val="a4"/>
@@ -9787,7 +6217,7 @@
       <mc:AlternateContent>
         <mc:Choice Requires="wps">
           <w:drawing>
-            <wp:anchor distT="0" distB="0" distL="114300" distR="114300" simplePos="0" relativeHeight="251683840" behindDoc="0" locked="0" layoutInCell="1" allowOverlap="1" wp14:anchorId="35613A99">
+            <wp:anchor distT="0" distB="0" distL="114300" distR="114300" simplePos="0" relativeHeight="251683840" behindDoc="0" locked="0" layoutInCell="1" allowOverlap="1" wp14:anchorId="35613A99" wp14:editId="20250AA8">
               <wp:simplePos x="0" y="0"/>
               <wp:positionH relativeFrom="column">
                 <wp:posOffset>-19685</wp:posOffset>
@@ -9849,25 +6279,13 @@
                           <w:r>
                             <w:t xml:space="preserve"> </w:t>
                           </w:r>
-                          <w:proofErr w:type="spellStart"/>
-                          <w:proofErr w:type="gramStart"/>
                           <w:r>
                             <w:rPr>
                               <w:rFonts w:ascii="ISOCPEUR" w:hAnsi="ISOCPEUR"/>
                               <w:i/>
                               <w:sz w:val="22"/>
                             </w:rPr>
-                            <w:t>Н.контр</w:t>
-                          </w:r>
-                          <w:proofErr w:type="spellEnd"/>
-                          <w:proofErr w:type="gramEnd"/>
-                          <w:r>
-                            <w:rPr>
-                              <w:rFonts w:ascii="ISOCPEUR" w:hAnsi="ISOCPEUR"/>
-                              <w:i/>
-                              <w:sz w:val="22"/>
-                            </w:rPr>
-                            <w:t>.</w:t>
+                            <w:t>Н.контр.</w:t>
                           </w:r>
                         </w:p>
                       </w:txbxContent>
@@ -9893,7 +6311,7 @@
               <v:stroke joinstyle="miter"/>
               <v:path gradientshapeok="t" o:connecttype="rect"/>
             </v:shapetype>
-            <v:shape id="Text Box 110" o:spid="_x0000_s1035" type="#_x0000_t202" style="position:absolute;margin-left:-1.55pt;margin-top:14pt;width:56.55pt;height:14.05pt;z-index:251683840;visibility:visible;mso-wrap-style:square;mso-width-percent:0;mso-height-percent:0;mso-wrap-distance-left:9pt;mso-wrap-distance-top:0;mso-wrap-distance-right:9pt;mso-wrap-distance-bottom:0;mso-position-horizontal:absolute;mso-position-horizontal-relative:text;mso-position-vertical:absolute;mso-position-vertical-relative:text;mso-width-percent:0;mso-height-percent:0;mso-width-relative:page;mso-height-relative:page;v-text-anchor:top" o:gfxdata="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" stroked="f">
+            <v:shape id="Text Box 110" o:spid="_x0000_s1035" type="#_x0000_t202" style="position:absolute;margin-left:-1.55pt;margin-top:14pt;width:56.55pt;height:14.05pt;z-index:251683840;visibility:visible;mso-wrap-style:square;mso-width-percent:0;mso-height-percent:0;mso-wrap-distance-left:9pt;mso-wrap-distance-top:0;mso-wrap-distance-right:9pt;mso-wrap-distance-bottom:0;mso-position-horizontal:absolute;mso-position-horizontal-relative:text;mso-position-vertical:absolute;mso-position-vertical-relative:text;mso-width-percent:0;mso-height-percent:0;mso-width-relative:page;mso-height-relative:page;v-text-anchor:top" o:gfxdata="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" stroked="f">
               <v:fill opacity="0"/>
               <v:path arrowok="t"/>
               <v:textbox inset="0,0,0,0">
@@ -9908,25 +6326,13 @@
                     <w:r>
                       <w:t xml:space="preserve"> </w:t>
                     </w:r>
-                    <w:proofErr w:type="spellStart"/>
-                    <w:proofErr w:type="gramStart"/>
                     <w:r>
                       <w:rPr>
                         <w:rFonts w:ascii="ISOCPEUR" w:hAnsi="ISOCPEUR"/>
                         <w:i/>
                         <w:sz w:val="22"/>
                       </w:rPr>
-                      <w:t>Н.контр</w:t>
-                    </w:r>
-                    <w:proofErr w:type="spellEnd"/>
-                    <w:proofErr w:type="gramEnd"/>
-                    <w:r>
-                      <w:rPr>
-                        <w:rFonts w:ascii="ISOCPEUR" w:hAnsi="ISOCPEUR"/>
-                        <w:i/>
-                        <w:sz w:val="22"/>
-                      </w:rPr>
-                      <w:t>.</w:t>
+                      <w:t>Н.контр.</w:t>
                     </w:r>
                   </w:p>
                 </w:txbxContent>
@@ -9943,7 +6349,7 @@
       <mc:AlternateContent>
         <mc:Choice Requires="wps">
           <w:drawing>
-            <wp:anchor distT="0" distB="0" distL="114300" distR="114300" simplePos="0" relativeHeight="251682816" behindDoc="0" locked="0" layoutInCell="1" allowOverlap="1" wp14:anchorId="4673D2AE">
+            <wp:anchor distT="0" distB="0" distL="114300" distR="114300" simplePos="0" relativeHeight="251682816" behindDoc="0" locked="0" layoutInCell="1" allowOverlap="1" wp14:anchorId="4673D2AE" wp14:editId="48168C66">
               <wp:simplePos x="0" y="0"/>
               <wp:positionH relativeFrom="column">
                 <wp:posOffset>-17145</wp:posOffset>
@@ -10011,7 +6417,7 @@
         </mc:Choice>
         <mc:Fallback>
           <w:pict>
-            <v:shape w14:anchorId="4673D2AE" id="Надпись 27" o:spid="_x0000_s1036" type="#_x0000_t202" style="position:absolute;margin-left:-1.35pt;margin-top:.05pt;width:55.7pt;height:13.5pt;z-index:251682816;visibility:visible;mso-wrap-style:square;mso-width-percent:0;mso-height-percent:0;mso-wrap-distance-left:9pt;mso-wrap-distance-top:0;mso-wrap-distance-right:9pt;mso-wrap-distance-bottom:0;mso-position-horizontal:absolute;mso-position-horizontal-relative:text;mso-position-vertical:absolute;mso-position-vertical-relative:text;mso-width-percent:0;mso-height-percent:0;mso-width-relative:page;mso-height-relative:page;v-text-anchor:top" o:gfxdata="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" stroked="f">
+            <v:shape w14:anchorId="4673D2AE" id="Надпись 27" o:spid="_x0000_s1036" type="#_x0000_t202" style="position:absolute;margin-left:-1.35pt;margin-top:.05pt;width:55.7pt;height:13.5pt;z-index:251682816;visibility:visible;mso-wrap-style:square;mso-width-percent:0;mso-height-percent:0;mso-wrap-distance-left:9pt;mso-wrap-distance-top:0;mso-wrap-distance-right:9pt;mso-wrap-distance-bottom:0;mso-position-horizontal:absolute;mso-position-horizontal-relative:text;mso-position-vertical:absolute;mso-position-vertical-relative:text;mso-width-percent:0;mso-height-percent:0;mso-width-relative:page;mso-height-relative:page;v-text-anchor:top" o:gfxdata="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" stroked="f">
               <v:fill opacity="0"/>
               <v:textbox inset="0,0,0,0">
                 <w:txbxContent>
@@ -10036,23 +6442,7 @@
         <w:rFonts w:ascii="GOST type B" w:hAnsi="GOST type B"/>
         <w:i/>
       </w:rPr>
-      <w:t xml:space="preserve"> </w:t>
-    </w:r>
-    <w:proofErr w:type="spellStart"/>
-    <w:r>
-      <w:rPr>
-        <w:rFonts w:ascii="GOST type B" w:hAnsi="GOST type B"/>
-        <w:i/>
-      </w:rPr>
-      <w:t>Консульт</w:t>
-    </w:r>
-    <w:proofErr w:type="spellEnd"/>
-    <w:r>
-      <w:rPr>
-        <w:rFonts w:ascii="GOST type B" w:hAnsi="GOST type B"/>
-        <w:i/>
-      </w:rPr>
-      <w:t>.</w:t>
+      <w:t xml:space="preserve"> Консульт.</w:t>
     </w:r>
   </w:p>
   <w:p>
@@ -10121,7 +6511,7 @@
                               <w:sz w:val="28"/>
                               <w:szCs w:val="28"/>
                             </w:rPr>
-                            <w:t>Работа с файлами</w:t>
+                            <w:t>РАБОТА С ФАЙЛАМИ</w:t>
                           </w:r>
                         </w:p>
                       </w:txbxContent>
@@ -10143,11 +6533,7 @@
         </mc:Choice>
         <mc:Fallback>
           <w:pict>
-            <v:shapetype w14:anchorId="67FBF48E" id="_x0000_t202" coordsize="21600,21600" o:spt="202" path="m,l,21600r21600,l21600,xe">
-              <v:stroke joinstyle="miter"/>
-              <v:path gradientshapeok="t" o:connecttype="rect"/>
-            </v:shapetype>
-            <v:shape id="Надпись 25" o:spid="_x0000_s1037" type="#_x0000_t202" style="position:absolute;margin-left:173.25pt;margin-top:-38.55pt;width:191.7pt;height:71pt;z-index:251680768;visibility:visible;mso-wrap-style:square;mso-width-percent:0;mso-height-percent:0;mso-wrap-distance-left:9pt;mso-wrap-distance-top:0;mso-wrap-distance-right:9pt;mso-wrap-distance-bottom:0;mso-position-horizontal:absolute;mso-position-horizontal-relative:text;mso-position-vertical:absolute;mso-position-vertical-relative:text;mso-width-percent:0;mso-height-percent:0;mso-width-relative:page;mso-height-relative:page;v-text-anchor:top" o:gfxdata="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" filled="f" stroked="f">
+            <v:shape w14:anchorId="67FBF48E" id="Надпись 25" o:spid="_x0000_s1037" type="#_x0000_t202" style="position:absolute;margin-left:173.25pt;margin-top:-38.55pt;width:191.7pt;height:71pt;z-index:251680768;visibility:visible;mso-wrap-style:square;mso-width-percent:0;mso-height-percent:0;mso-wrap-distance-left:9pt;mso-wrap-distance-top:0;mso-wrap-distance-right:9pt;mso-wrap-distance-bottom:0;mso-position-horizontal:absolute;mso-position-horizontal-relative:text;mso-position-vertical:absolute;mso-position-vertical-relative:text;mso-width-percent:0;mso-height-percent:0;mso-width-relative:page;mso-height-relative:page;v-text-anchor:top" o:gfxdata="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" filled="f" stroked="f">
               <v:textbox inset="0,0,0,0">
                 <w:txbxContent>
                   <w:p>
@@ -10165,7 +6551,7 @@
                         <w:sz w:val="28"/>
                         <w:szCs w:val="28"/>
                       </w:rPr>
-                      <w:t>Работа с файлами</w:t>
+                      <w:t>РАБОТА С ФАЙЛАМИ</w:t>
                     </w:r>
                   </w:p>
                 </w:txbxContent>
@@ -10252,7 +6638,7 @@
         </mc:Choice>
         <mc:Fallback>
           <w:pict>
-            <v:shape w14:anchorId="41D32F9F" id="Надпись 26" o:spid="_x0000_s1038" type="#_x0000_t202" style="position:absolute;margin-left:38.7pt;margin-top:-39pt;width:60.4pt;height:11.05pt;z-index:251673600;visibility:visible;mso-wrap-style:square;mso-width-percent:0;mso-height-percent:0;mso-wrap-distance-left:9pt;mso-wrap-distance-top:0;mso-wrap-distance-right:9pt;mso-wrap-distance-bottom:0;mso-position-horizontal:absolute;mso-position-horizontal-relative:text;mso-position-vertical:absolute;mso-position-vertical-relative:text;mso-width-percent:0;mso-height-percent:0;mso-width-relative:page;mso-height-relative:page;v-text-anchor:top" o:gfxdata="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" filled="f" stroked="f">
+            <v:shape w14:anchorId="41D32F9F" id="Надпись 26" o:spid="_x0000_s1038" type="#_x0000_t202" style="position:absolute;margin-left:38.7pt;margin-top:-39pt;width:60.4pt;height:11.05pt;z-index:251673600;visibility:visible;mso-wrap-style:square;mso-width-percent:0;mso-height-percent:0;mso-wrap-distance-left:9pt;mso-wrap-distance-top:0;mso-wrap-distance-right:9pt;mso-wrap-distance-bottom:0;mso-position-horizontal:absolute;mso-position-horizontal-relative:text;mso-position-vertical:absolute;mso-position-vertical-relative:text;mso-width-percent:0;mso-height-percent:0;mso-width-relative:page;mso-height-relative:page;v-text-anchor:top" o:gfxdata="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" filled="f" stroked="f">
               <v:textbox inset="0,0,0,0">
                 <w:txbxContent>
                   <w:p>
@@ -10284,7 +6670,7 @@
       <mc:AlternateContent>
         <mc:Choice Requires="wps">
           <w:drawing>
-            <wp:anchor distT="0" distB="0" distL="114300" distR="114300" simplePos="0" relativeHeight="251666432" behindDoc="0" locked="0" layoutInCell="1" allowOverlap="1" wp14:anchorId="22D48FF2">
+            <wp:anchor distT="0" distB="0" distL="114300" distR="114300" simplePos="0" relativeHeight="251666432" behindDoc="0" locked="0" layoutInCell="1" allowOverlap="1" wp14:anchorId="22D48FF2" wp14:editId="2414F5D4">
               <wp:simplePos x="0" y="0"/>
               <wp:positionH relativeFrom="column">
                 <wp:posOffset>118110</wp:posOffset>
@@ -10370,7 +6756,7 @@
         </mc:Choice>
         <mc:Fallback>
           <w:pict>
-            <v:shape w14:anchorId="22D48FF2" id="Надпись 24" o:spid="_x0000_s1039" type="#_x0000_t202" style="position:absolute;margin-left:9.3pt;margin-top:-55.05pt;width:28.4pt;height:11.85pt;z-index:251666432;visibility:visible;mso-wrap-style:square;mso-width-percent:0;mso-height-percent:0;mso-wrap-distance-left:9pt;mso-wrap-distance-top:0;mso-wrap-distance-right:9pt;mso-wrap-distance-bottom:0;mso-position-horizontal:absolute;mso-position-horizontal-relative:text;mso-position-vertical:absolute;mso-position-vertical-relative:text;mso-width-percent:0;mso-height-percent:0;mso-width-relative:page;mso-height-relative:page;v-text-anchor:top" o:gfxdata="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" filled="f" stroked="f">
+            <v:shape w14:anchorId="22D48FF2" id="Надпись 24" o:spid="_x0000_s1039" type="#_x0000_t202" style="position:absolute;margin-left:9.3pt;margin-top:-55.05pt;width:28.4pt;height:11.85pt;z-index:251666432;visibility:visible;mso-wrap-style:square;mso-width-percent:0;mso-height-percent:0;mso-wrap-distance-left:9pt;mso-wrap-distance-top:0;mso-wrap-distance-right:9pt;mso-wrap-distance-bottom:0;mso-position-horizontal:absolute;mso-position-horizontal-relative:text;mso-position-vertical:absolute;mso-position-vertical-relative:text;mso-width-percent:0;mso-height-percent:0;mso-width-relative:page;mso-height-relative:page;v-text-anchor:top" o:gfxdata="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" filled="f" stroked="f">
               <v:textbox inset="0,0,0,0">
                 <w:txbxContent>
                   <w:p>
@@ -10418,7 +6804,7 @@
       <mc:AlternateContent>
         <mc:Choice Requires="wps">
           <w:drawing>
-            <wp:anchor distT="0" distB="0" distL="114299" distR="114299" simplePos="0" relativeHeight="251653120" behindDoc="0" locked="0" layoutInCell="1" allowOverlap="1" wp14:anchorId="2EDF42C4">
+            <wp:anchor distT="0" distB="0" distL="114299" distR="114299" simplePos="0" relativeHeight="251653120" behindDoc="0" locked="0" layoutInCell="1" allowOverlap="1" wp14:anchorId="2EDF42C4" wp14:editId="53279883">
               <wp:simplePos x="0" y="0"/>
               <wp:positionH relativeFrom="page">
                 <wp:posOffset>1379220</wp:posOffset>
@@ -10479,7 +6865,7 @@
         </mc:Choice>
         <mc:Fallback>
           <w:pict>
-            <v:line w14:anchorId="07F78F0A" id="Line 19" o:spid="_x0000_s1026" style="position:absolute;z-index:251653120;visibility:visible;mso-wrap-style:square;mso-width-percent:0;mso-height-percent:0;mso-wrap-distance-left:3.17497mm;mso-wrap-distance-top:0;mso-wrap-distance-right:3.17497mm;mso-wrap-distance-bottom:0;mso-position-horizontal:absolute;mso-position-horizontal-relative:page;mso-position-vertical:absolute;mso-position-vertical-relative:page;mso-width-percent:0;mso-height-percent:0;mso-width-relative:page;mso-height-relative:page" from="108.6pt,711.85pt" to="108.6pt,825.25pt" o:gfxdata="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" strokeweight="1.5pt">
+            <v:line w14:anchorId="07F78F0A" id="Line 19" o:spid="_x0000_s1026" style="position:absolute;z-index:251653120;visibility:visible;mso-wrap-style:square;mso-width-percent:0;mso-height-percent:0;mso-wrap-distance-left:3.17497mm;mso-wrap-distance-top:0;mso-wrap-distance-right:3.17497mm;mso-wrap-distance-bottom:0;mso-position-horizontal:absolute;mso-position-horizontal-relative:page;mso-position-vertical:absolute;mso-position-vertical-relative:page;mso-width-percent:0;mso-height-percent:0;mso-width-relative:page;mso-height-relative:page" from="108.6pt,711.85pt" to="108.6pt,825.25pt" o:gfxdata="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" strokeweight="1.5pt">
               <o:lock v:ext="edit" shapetype="f"/>
               <w10:wrap anchorx="page" anchory="page"/>
             </v:line>
@@ -10494,7 +6880,7 @@
       <mc:AlternateContent>
         <mc:Choice Requires="wps">
           <w:drawing>
-            <wp:anchor distT="0" distB="0" distL="114299" distR="114299" simplePos="0" relativeHeight="251652096" behindDoc="0" locked="0" layoutInCell="1" allowOverlap="1" wp14:anchorId="074BD3CE">
+            <wp:anchor distT="0" distB="0" distL="114299" distR="114299" simplePos="0" relativeHeight="251652096" behindDoc="0" locked="0" layoutInCell="1" allowOverlap="1" wp14:anchorId="074BD3CE" wp14:editId="3112B2E8">
               <wp:simplePos x="0" y="0"/>
               <wp:positionH relativeFrom="page">
                 <wp:posOffset>1012825</wp:posOffset>
@@ -10555,7 +6941,7 @@
         </mc:Choice>
         <mc:Fallback>
           <w:pict>
-            <v:line w14:anchorId="46A622F6" id="Line 18" o:spid="_x0000_s1026" style="position:absolute;z-index:251652096;visibility:visible;mso-wrap-style:square;mso-width-percent:0;mso-height-percent:0;mso-wrap-distance-left:3.17497mm;mso-wrap-distance-top:0;mso-wrap-distance-right:3.17497mm;mso-wrap-distance-bottom:0;mso-position-horizontal:absolute;mso-position-horizontal-relative:page;mso-position-vertical:absolute;mso-position-vertical-relative:page;mso-width-percent:0;mso-height-percent:0;mso-width-relative:page;mso-height-relative:page" from="79.75pt,711.85pt" to="79.75pt,754.35pt" o:gfxdata="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" strokeweight="1.5pt">
+            <v:line w14:anchorId="46A622F6" id="Line 18" o:spid="_x0000_s1026" style="position:absolute;z-index:251652096;visibility:visible;mso-wrap-style:square;mso-width-percent:0;mso-height-percent:0;mso-wrap-distance-left:3.17497mm;mso-wrap-distance-top:0;mso-wrap-distance-right:3.17497mm;mso-wrap-distance-bottom:0;mso-position-horizontal:absolute;mso-position-horizontal-relative:page;mso-position-vertical:absolute;mso-position-vertical-relative:page;mso-width-percent:0;mso-height-percent:0;mso-width-relative:page;mso-height-relative:page" from="79.75pt,711.85pt" to="79.75pt,754.35pt" o:gfxdata="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" strokeweight="1.5pt">
               <o:lock v:ext="edit" shapetype="f"/>
               <w10:wrap anchorx="page" anchory="page"/>
             </v:line>
@@ -10570,7 +6956,7 @@
       <mc:AlternateContent>
         <mc:Choice Requires="wps">
           <w:drawing>
-            <wp:anchor distT="0" distB="0" distL="114300" distR="114300" simplePos="0" relativeHeight="251668480" behindDoc="0" locked="0" layoutInCell="1" allowOverlap="1" wp14:anchorId="6B22EBB2">
+            <wp:anchor distT="0" distB="0" distL="114300" distR="114300" simplePos="0" relativeHeight="251668480" behindDoc="0" locked="0" layoutInCell="1" allowOverlap="1" wp14:anchorId="6B22EBB2" wp14:editId="3566358A">
               <wp:simplePos x="0" y="0"/>
               <wp:positionH relativeFrom="column">
                 <wp:posOffset>552450</wp:posOffset>
@@ -10642,19 +7028,8 @@
                               <w:spacing w:val="-20"/>
                               <w:sz w:val="22"/>
                             </w:rPr>
-                            <w:t xml:space="preserve">№ </w:t>
+                            <w:t>№ докум</w:t>
                           </w:r>
-                          <w:proofErr w:type="spellStart"/>
-                          <w:r>
-                            <w:rPr>
-                              <w:rFonts w:ascii="ISOCPEUR" w:hAnsi="ISOCPEUR"/>
-                              <w:i/>
-                              <w:spacing w:val="-20"/>
-                              <w:sz w:val="22"/>
-                            </w:rPr>
-                            <w:t>докум</w:t>
-                          </w:r>
-                          <w:proofErr w:type="spellEnd"/>
                         </w:p>
                       </w:txbxContent>
                     </wps:txbx>
@@ -10675,7 +7050,7 @@
         </mc:Choice>
         <mc:Fallback>
           <w:pict>
-            <v:shape w14:anchorId="6B22EBB2" id="Text Box 47" o:spid="_x0000_s1040" type="#_x0000_t202" style="position:absolute;margin-left:43.5pt;margin-top:-54.85pt;width:54.65pt;height:12.6pt;z-index:251668480;visibility:visible;mso-wrap-style:square;mso-width-percent:0;mso-height-percent:0;mso-wrap-distance-left:9pt;mso-wrap-distance-top:0;mso-wrap-distance-right:9pt;mso-wrap-distance-bottom:0;mso-position-horizontal:absolute;mso-position-horizontal-relative:text;mso-position-vertical:absolute;mso-position-vertical-relative:text;mso-width-percent:0;mso-height-percent:0;mso-width-relative:page;mso-height-relative:page;v-text-anchor:top" o:gfxdata="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" filled="f" stroked="f">
+            <v:shape w14:anchorId="6B22EBB2" id="Text Box 47" o:spid="_x0000_s1040" type="#_x0000_t202" style="position:absolute;margin-left:43.5pt;margin-top:-54.85pt;width:54.65pt;height:12.6pt;z-index:251668480;visibility:visible;mso-wrap-style:square;mso-width-percent:0;mso-height-percent:0;mso-wrap-distance-left:9pt;mso-wrap-distance-top:0;mso-wrap-distance-right:9pt;mso-wrap-distance-bottom:0;mso-position-horizontal:absolute;mso-position-horizontal-relative:text;mso-position-vertical:absolute;mso-position-vertical-relative:text;mso-width-percent:0;mso-height-percent:0;mso-width-relative:page;mso-height-relative:page;v-text-anchor:top" o:gfxdata="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" filled="f" stroked="f">
               <v:path arrowok="t"/>
               <v:textbox inset="0,0,0,0">
                 <w:txbxContent>
@@ -10696,19 +7071,8 @@
                         <w:spacing w:val="-20"/>
                         <w:sz w:val="22"/>
                       </w:rPr>
-                      <w:t xml:space="preserve">№ </w:t>
+                      <w:t>№ докум</w:t>
                     </w:r>
-                    <w:proofErr w:type="spellStart"/>
-                    <w:r>
-                      <w:rPr>
-                        <w:rFonts w:ascii="ISOCPEUR" w:hAnsi="ISOCPEUR"/>
-                        <w:i/>
-                        <w:spacing w:val="-20"/>
-                        <w:sz w:val="22"/>
-                      </w:rPr>
-                      <w:t>докум</w:t>
-                    </w:r>
-                    <w:proofErr w:type="spellEnd"/>
                   </w:p>
                 </w:txbxContent>
               </v:textbox>
@@ -10724,7 +7088,7 @@
       <mc:AlternateContent>
         <mc:Choice Requires="wps">
           <w:drawing>
-            <wp:anchor distT="0" distB="0" distL="114300" distR="114300" simplePos="0" relativeHeight="251678720" behindDoc="0" locked="0" layoutInCell="1" allowOverlap="1" wp14:anchorId="3F33EF6F">
+            <wp:anchor distT="0" distB="0" distL="114300" distR="114300" simplePos="0" relativeHeight="251678720" behindDoc="0" locked="0" layoutInCell="1" allowOverlap="1" wp14:anchorId="3F33EF6F" wp14:editId="2D20BF02">
               <wp:simplePos x="0" y="0"/>
               <wp:positionH relativeFrom="column">
                 <wp:posOffset>5212080</wp:posOffset>
@@ -10792,7 +7156,7 @@
         </mc:Choice>
         <mc:Fallback>
           <w:pict>
-            <v:shape w14:anchorId="3F33EF6F" id="Надпись 23" o:spid="_x0000_s1041" type="#_x0000_t202" style="position:absolute;margin-left:410.4pt;margin-top:-26.95pt;width:100.75pt;height:19.15pt;z-index:251678720;visibility:visible;mso-wrap-style:square;mso-width-percent:0;mso-height-percent:0;mso-wrap-distance-left:9pt;mso-wrap-distance-top:0;mso-wrap-distance-right:9pt;mso-wrap-distance-bottom:0;mso-position-horizontal:absolute;mso-position-horizontal-relative:text;mso-position-vertical:absolute;mso-position-vertical-relative:text;mso-width-percent:0;mso-height-percent:0;mso-width-relative:page;mso-height-relative:page;v-text-anchor:top" o:gfxdata="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" filled="f" stroked="f">
+            <v:shape w14:anchorId="3F33EF6F" id="Надпись 23" o:spid="_x0000_s1041" type="#_x0000_t202" style="position:absolute;margin-left:410.4pt;margin-top:-26.95pt;width:100.75pt;height:19.15pt;z-index:251678720;visibility:visible;mso-wrap-style:square;mso-width-percent:0;mso-height-percent:0;mso-wrap-distance-left:9pt;mso-wrap-distance-top:0;mso-wrap-distance-right:9pt;mso-wrap-distance-bottom:0;mso-position-horizontal:absolute;mso-position-horizontal-relative:text;mso-position-vertical:absolute;mso-position-vertical-relative:text;mso-width-percent:0;mso-height-percent:0;mso-width-relative:page;mso-height-relative:page;v-text-anchor:top" o:gfxdata="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" filled="f" stroked="f">
               <v:textbox inset="0,0,0,0">
                 <w:txbxContent>
                   <w:p>
@@ -10822,7 +7186,7 @@
       <mc:AlternateContent>
         <mc:Choice Requires="wps">
           <w:drawing>
-            <wp:anchor distT="0" distB="0" distL="114298" distR="114298" simplePos="0" relativeHeight="251689984" behindDoc="0" locked="0" layoutInCell="1" allowOverlap="1" wp14:anchorId="4166DD5C">
+            <wp:anchor distT="0" distB="0" distL="114298" distR="114298" simplePos="0" relativeHeight="251689984" behindDoc="0" locked="0" layoutInCell="1" allowOverlap="1" wp14:anchorId="4166DD5C" wp14:editId="5C4C7B54">
               <wp:simplePos x="0" y="0"/>
               <wp:positionH relativeFrom="page">
                 <wp:posOffset>5939154</wp:posOffset>
@@ -10876,7 +7240,7 @@
         </mc:Choice>
         <mc:Fallback>
           <w:pict>
-            <v:line w14:anchorId="39CA96B3" id="Прямая соединительная линия 22" o:spid="_x0000_s1026" style="position:absolute;z-index:251689984;visibility:visible;mso-wrap-style:square;mso-width-percent:0;mso-height-percent:0;mso-wrap-distance-left:3.17494mm;mso-wrap-distance-top:0;mso-wrap-distance-right:3.17494mm;mso-wrap-distance-bottom:0;mso-position-horizontal:absolute;mso-position-horizontal-relative:page;mso-position-vertical:absolute;mso-position-vertical-relative:page;mso-width-percent:0;mso-height-percent:0;mso-width-relative:page;mso-height-relative:page" from="467.65pt,768.45pt" to="467.65pt,781.65pt" o:gfxdata="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" strokeweight="1.5pt">
+            <v:line w14:anchorId="39CA96B3" id="Прямая соединительная линия 22" o:spid="_x0000_s1026" style="position:absolute;z-index:251689984;visibility:visible;mso-wrap-style:square;mso-width-percent:0;mso-height-percent:0;mso-wrap-distance-left:3.17494mm;mso-wrap-distance-top:0;mso-wrap-distance-right:3.17494mm;mso-wrap-distance-bottom:0;mso-position-horizontal:absolute;mso-position-horizontal-relative:page;mso-position-vertical:absolute;mso-position-vertical-relative:page;mso-width-percent:0;mso-height-percent:0;mso-width-relative:page;mso-height-relative:page" from="467.65pt,768.45pt" to="467.65pt,781.65pt" o:gfxdata="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" strokeweight="1.5pt">
               <o:lock v:ext="edit" shapetype="f"/>
               <w10:wrap anchorx="page" anchory="page"/>
             </v:line>
@@ -10891,7 +7255,7 @@
       <mc:AlternateContent>
         <mc:Choice Requires="wps">
           <w:drawing>
-            <wp:anchor distT="0" distB="0" distL="114299" distR="114299" simplePos="0" relativeHeight="251688960" behindDoc="0" locked="0" layoutInCell="1" allowOverlap="1" wp14:anchorId="11965FE8">
+            <wp:anchor distT="0" distB="0" distL="114299" distR="114299" simplePos="0" relativeHeight="251688960" behindDoc="0" locked="0" layoutInCell="1" allowOverlap="1" wp14:anchorId="11965FE8" wp14:editId="7D2429EB">
               <wp:simplePos x="0" y="0"/>
               <wp:positionH relativeFrom="page">
                 <wp:posOffset>5753100</wp:posOffset>
@@ -10952,7 +7316,7 @@
         </mc:Choice>
         <mc:Fallback>
           <w:pict>
-            <v:line w14:anchorId="290FF902" id="Line 115" o:spid="_x0000_s1026" style="position:absolute;z-index:251688960;visibility:visible;mso-wrap-style:square;mso-width-percent:0;mso-height-percent:0;mso-wrap-distance-left:3.17497mm;mso-wrap-distance-top:0;mso-wrap-distance-right:3.17497mm;mso-wrap-distance-bottom:0;mso-position-horizontal:absolute;mso-position-horizontal-relative:page;mso-position-vertical:absolute;mso-position-vertical-relative:page;mso-width-percent:0;mso-height-percent:0;mso-width-relative:page;mso-height-relative:page" from="453pt,767.45pt" to="453pt,782.2pt" o:gfxdata="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" strokeweight="1.5pt">
+            <v:line w14:anchorId="290FF902" id="Line 115" o:spid="_x0000_s1026" style="position:absolute;z-index:251688960;visibility:visible;mso-wrap-style:square;mso-width-percent:0;mso-height-percent:0;mso-wrap-distance-left:3.17497mm;mso-wrap-distance-top:0;mso-wrap-distance-right:3.17497mm;mso-wrap-distance-bottom:0;mso-position-horizontal:absolute;mso-position-horizontal-relative:page;mso-position-vertical:absolute;mso-position-vertical-relative:page;mso-width-percent:0;mso-height-percent:0;mso-width-relative:page;mso-height-relative:page" from="453pt,767.45pt" to="453pt,782.2pt" o:gfxdata="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" strokeweight="1.5pt">
               <o:lock v:ext="edit" shapetype="f"/>
               <w10:wrap anchorx="page" anchory="page"/>
             </v:line>
@@ -10967,7 +7331,7 @@
       <mc:AlternateContent>
         <mc:Choice Requires="wps">
           <w:drawing>
-            <wp:anchor distT="0" distB="0" distL="114299" distR="114299" simplePos="0" relativeHeight="251658240" behindDoc="0" locked="0" layoutInCell="1" allowOverlap="1" wp14:anchorId="0C45D489">
+            <wp:anchor distT="0" distB="0" distL="114299" distR="114299" simplePos="0" relativeHeight="251658240" behindDoc="0" locked="0" layoutInCell="1" allowOverlap="1" wp14:anchorId="0C45D489" wp14:editId="6F69057E">
               <wp:simplePos x="0" y="0"/>
               <wp:positionH relativeFrom="page">
                 <wp:posOffset>6120130</wp:posOffset>
@@ -11028,7 +7392,7 @@
         </mc:Choice>
         <mc:Fallback>
           <w:pict>
-            <v:line w14:anchorId="3361AF35" id="Line 25" o:spid="_x0000_s1026" style="position:absolute;z-index:251658240;visibility:visible;mso-wrap-style:square;mso-width-percent:0;mso-height-percent:0;mso-wrap-distance-left:3.17497mm;mso-wrap-distance-top:0;mso-wrap-distance-right:3.17497mm;mso-wrap-distance-bottom:0;mso-position-horizontal:absolute;mso-position-horizontal-relative:page;mso-position-vertical:absolute;mso-position-vertical-relative:page;mso-width-percent:0;mso-height-percent:0;mso-width-relative:page;mso-height-relative:page" from="481.9pt,753.5pt" to="481.9pt,781.85pt" o:gfxdata="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" strokeweight="1.5pt">
+            <v:line w14:anchorId="3361AF35" id="Line 25" o:spid="_x0000_s1026" style="position:absolute;z-index:251658240;visibility:visible;mso-wrap-style:square;mso-width-percent:0;mso-height-percent:0;mso-wrap-distance-left:3.17497mm;mso-wrap-distance-top:0;mso-wrap-distance-right:3.17497mm;mso-wrap-distance-bottom:0;mso-position-horizontal:absolute;mso-position-horizontal-relative:page;mso-position-vertical:absolute;mso-position-vertical-relative:page;mso-width-percent:0;mso-height-percent:0;mso-width-relative:page;mso-height-relative:page" from="481.9pt,753.5pt" to="481.9pt,781.85pt" o:gfxdata="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" strokeweight="1.5pt">
               <o:lock v:ext="edit" shapetype="f"/>
               <w10:wrap anchorx="page" anchory="page"/>
             </v:line>
@@ -11043,7 +7407,7 @@
       <mc:AlternateContent>
         <mc:Choice Requires="wps">
           <w:drawing>
-            <wp:anchor distT="0" distB="0" distL="114300" distR="114300" simplePos="0" relativeHeight="251687936" behindDoc="0" locked="0" layoutInCell="1" allowOverlap="1" wp14:anchorId="59237653">
+            <wp:anchor distT="0" distB="0" distL="114300" distR="114300" simplePos="0" relativeHeight="251687936" behindDoc="0" locked="0" layoutInCell="1" allowOverlap="1" wp14:anchorId="59237653" wp14:editId="2B04ACFC">
               <wp:simplePos x="0" y="0"/>
               <wp:positionH relativeFrom="column">
                 <wp:posOffset>539115</wp:posOffset>
@@ -11121,7 +7485,7 @@
         </mc:Choice>
         <mc:Fallback>
           <w:pict>
-            <v:shape w14:anchorId="59237653" id="Text Box 114" o:spid="_x0000_s1042" type="#_x0000_t202" style="position:absolute;margin-left:42.45pt;margin-top:15.9pt;width:56.75pt;height:14.2pt;z-index:251687936;visibility:visible;mso-wrap-style:square;mso-width-percent:0;mso-height-percent:0;mso-wrap-distance-left:9pt;mso-wrap-distance-top:0;mso-wrap-distance-right:9pt;mso-wrap-distance-bottom:0;mso-position-horizontal:absolute;mso-position-horizontal-relative:text;mso-position-vertical:absolute;mso-position-vertical-relative:text;mso-width-percent:0;mso-height-percent:0;mso-width-relative:page;mso-height-relative:page;v-text-anchor:top" o:gfxdata="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" stroked="f">
+            <v:shape w14:anchorId="59237653" id="Text Box 114" o:spid="_x0000_s1042" type="#_x0000_t202" style="position:absolute;margin-left:42.45pt;margin-top:15.9pt;width:56.75pt;height:14.2pt;z-index:251687936;visibility:visible;mso-wrap-style:square;mso-width-percent:0;mso-height-percent:0;mso-wrap-distance-left:9pt;mso-wrap-distance-top:0;mso-wrap-distance-right:9pt;mso-wrap-distance-bottom:0;mso-position-horizontal:absolute;mso-position-horizontal-relative:text;mso-position-vertical:absolute;mso-position-vertical-relative:text;mso-width-percent:0;mso-height-percent:0;mso-width-relative:page;mso-height-relative:page;v-text-anchor:top" o:gfxdata="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" stroked="f">
               <v:fill opacity="0"/>
               <v:path arrowok="t"/>
               <v:textbox inset="0,0,0,0">
@@ -11147,7 +7511,7 @@
       <mc:AlternateContent>
         <mc:Choice Requires="wps">
           <w:drawing>
-            <wp:anchor distT="0" distB="0" distL="114300" distR="114300" simplePos="0" relativeHeight="251686912" behindDoc="0" locked="0" layoutInCell="1" allowOverlap="1" wp14:anchorId="68CF6761">
+            <wp:anchor distT="0" distB="0" distL="114300" distR="114300" simplePos="0" relativeHeight="251686912" behindDoc="0" locked="0" layoutInCell="1" allowOverlap="1" wp14:anchorId="68CF6761" wp14:editId="6D6CFCE9">
               <wp:simplePos x="0" y="0"/>
               <wp:positionH relativeFrom="column">
                 <wp:posOffset>541655</wp:posOffset>
@@ -11207,7 +7571,7 @@
         </mc:Choice>
         <mc:Fallback>
           <w:pict>
-            <v:shape w14:anchorId="68CF6761" id="Надпись 21" o:spid="_x0000_s1043" type="#_x0000_t202" style="position:absolute;margin-left:42.65pt;margin-top:1.8pt;width:56.45pt;height:13.9pt;z-index:251686912;visibility:visible;mso-wrap-style:square;mso-width-percent:0;mso-height-percent:0;mso-wrap-distance-left:9pt;mso-wrap-distance-top:0;mso-wrap-distance-right:9pt;mso-wrap-distance-bottom:0;mso-position-horizontal:absolute;mso-position-horizontal-relative:text;mso-position-vertical:absolute;mso-position-vertical-relative:text;mso-width-percent:0;mso-height-percent:0;mso-width-relative:page;mso-height-relative:page;v-text-anchor:top" o:gfxdata="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" stroked="f">
+            <v:shape w14:anchorId="68CF6761" id="Надпись 21" o:spid="_x0000_s1043" type="#_x0000_t202" style="position:absolute;margin-left:42.65pt;margin-top:1.8pt;width:56.45pt;height:13.9pt;z-index:251686912;visibility:visible;mso-wrap-style:square;mso-width-percent:0;mso-height-percent:0;mso-wrap-distance-left:9pt;mso-wrap-distance-top:0;mso-wrap-distance-right:9pt;mso-wrap-distance-bottom:0;mso-position-horizontal:absolute;mso-position-horizontal-relative:text;mso-position-vertical:absolute;mso-position-vertical-relative:text;mso-width-percent:0;mso-height-percent:0;mso-width-relative:page;mso-height-relative:page;v-text-anchor:top" o:gfxdata="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" stroked="f">
               <v:fill opacity="0"/>
               <v:textbox inset="0,0,0,0">
                 <w:txbxContent>
@@ -11226,7 +7590,7 @@
       <mc:AlternateContent>
         <mc:Choice Requires="wps">
           <w:drawing>
-            <wp:anchor distT="0" distB="0" distL="114300" distR="114300" simplePos="0" relativeHeight="251685888" behindDoc="0" locked="0" layoutInCell="1" allowOverlap="1" wp14:anchorId="7DC1216D">
+            <wp:anchor distT="0" distB="0" distL="114300" distR="114300" simplePos="0" relativeHeight="251685888" behindDoc="0" locked="0" layoutInCell="1" allowOverlap="1" wp14:anchorId="7DC1216D" wp14:editId="092F6DC9">
               <wp:simplePos x="0" y="0"/>
               <wp:positionH relativeFrom="column">
                 <wp:posOffset>539115</wp:posOffset>
@@ -11290,7 +7654,7 @@
         </mc:Choice>
         <mc:Fallback>
           <w:pict>
-            <v:shape w14:anchorId="7DC1216D" id="Надпись 20" o:spid="_x0000_s1044" type="#_x0000_t202" style="position:absolute;margin-left:42.45pt;margin-top:-12.45pt;width:56.75pt;height:14.2pt;z-index:251685888;visibility:visible;mso-wrap-style:square;mso-width-percent:0;mso-height-percent:0;mso-wrap-distance-left:9pt;mso-wrap-distance-top:0;mso-wrap-distance-right:9pt;mso-wrap-distance-bottom:0;mso-position-horizontal:absolute;mso-position-horizontal-relative:text;mso-position-vertical:absolute;mso-position-vertical-relative:text;mso-width-percent:0;mso-height-percent:0;mso-width-relative:page;mso-height-relative:page;v-text-anchor:top" o:gfxdata="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" stroked="f">
+            <v:shape w14:anchorId="7DC1216D" id="Надпись 20" o:spid="_x0000_s1044" type="#_x0000_t202" style="position:absolute;margin-left:42.45pt;margin-top:-12.45pt;width:56.75pt;height:14.2pt;z-index:251685888;visibility:visible;mso-wrap-style:square;mso-width-percent:0;mso-height-percent:0;mso-wrap-distance-left:9pt;mso-wrap-distance-top:0;mso-wrap-distance-right:9pt;mso-wrap-distance-bottom:0;mso-position-horizontal:absolute;mso-position-horizontal-relative:text;mso-position-vertical:absolute;mso-position-vertical-relative:text;mso-width-percent:0;mso-height-percent:0;mso-width-relative:page;mso-height-relative:page;v-text-anchor:top" o:gfxdata="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" stroked="f">
               <v:fill opacity="0"/>
               <v:textbox inset="0,0,0,0">
                 <w:txbxContent>
@@ -11313,7 +7677,7 @@
       <mc:AlternateContent>
         <mc:Choice Requires="wps">
           <w:drawing>
-            <wp:anchor distT="0" distB="0" distL="114300" distR="114300" simplePos="0" relativeHeight="251684864" behindDoc="0" locked="0" layoutInCell="1" allowOverlap="1" wp14:anchorId="4FA1083E">
+            <wp:anchor distT="0" distB="0" distL="114300" distR="114300" simplePos="0" relativeHeight="251684864" behindDoc="0" locked="0" layoutInCell="1" allowOverlap="1" wp14:anchorId="4FA1083E" wp14:editId="7B93644D">
               <wp:simplePos x="0" y="0"/>
               <wp:positionH relativeFrom="column">
                 <wp:posOffset>-177800</wp:posOffset>
@@ -11407,7 +7771,7 @@
         </mc:Choice>
         <mc:Fallback>
           <w:pict>
-            <v:shape w14:anchorId="4FA1083E" id="Text Box 111" o:spid="_x0000_s1045" type="#_x0000_t202" style="position:absolute;margin-left:-14pt;margin-top:16.05pt;width:56.8pt;height:13.5pt;z-index:251684864;visibility:visible;mso-wrap-style:square;mso-width-percent:0;mso-height-percent:0;mso-wrap-distance-left:9pt;mso-wrap-distance-top:0;mso-wrap-distance-right:9pt;mso-wrap-distance-bottom:0;mso-position-horizontal:absolute;mso-position-horizontal-relative:text;mso-position-vertical:absolute;mso-position-vertical-relative:text;mso-width-percent:0;mso-height-percent:0;mso-width-relative:page;mso-height-relative:page;v-text-anchor:top" o:gfxdata="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" stroked="f">
+            <v:shape w14:anchorId="4FA1083E" id="Text Box 111" o:spid="_x0000_s1045" type="#_x0000_t202" style="position:absolute;margin-left:-14pt;margin-top:16.05pt;width:56.8pt;height:13.5pt;z-index:251684864;visibility:visible;mso-wrap-style:square;mso-width-percent:0;mso-height-percent:0;mso-wrap-distance-left:9pt;mso-wrap-distance-top:0;mso-wrap-distance-right:9pt;mso-wrap-distance-bottom:0;mso-position-horizontal:absolute;mso-position-horizontal-relative:text;mso-position-vertical:absolute;mso-position-vertical-relative:text;mso-width-percent:0;mso-height-percent:0;mso-width-relative:page;mso-height-relative:page;v-text-anchor:top" o:gfxdata="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" stroked="f">
               <v:fill opacity="0"/>
               <v:path arrowok="t"/>
               <v:textbox inset="0,0,0,0">
@@ -11449,7 +7813,7 @@
       <mc:AlternateContent>
         <mc:Choice Requires="wps">
           <w:drawing>
-            <wp:anchor distT="0" distB="0" distL="114300" distR="114300" simplePos="0" relativeHeight="251671552" behindDoc="0" locked="0" layoutInCell="1" allowOverlap="1" wp14:anchorId="73B4EDD9">
+            <wp:anchor distT="0" distB="0" distL="114300" distR="114300" simplePos="0" relativeHeight="251671552" behindDoc="0" locked="0" layoutInCell="1" allowOverlap="1" wp14:anchorId="73B4EDD9" wp14:editId="607BC539">
               <wp:simplePos x="0" y="0"/>
               <wp:positionH relativeFrom="column">
                 <wp:posOffset>-168910</wp:posOffset>
@@ -11520,23 +7884,13 @@
                             </w:rPr>
                             <w:t xml:space="preserve"> </w:t>
                           </w:r>
-                          <w:proofErr w:type="spellStart"/>
                           <w:r>
                             <w:rPr>
                               <w:rFonts w:ascii="ISOCPEUR" w:hAnsi="ISOCPEUR"/>
                               <w:i/>
                               <w:sz w:val="22"/>
                             </w:rPr>
-                            <w:t>Разраб</w:t>
-                          </w:r>
-                          <w:proofErr w:type="spellEnd"/>
-                          <w:r>
-                            <w:rPr>
-                              <w:rFonts w:ascii="ISOCPEUR" w:hAnsi="ISOCPEUR"/>
-                              <w:i/>
-                              <w:sz w:val="22"/>
-                            </w:rPr>
-                            <w:t>.</w:t>
+                            <w:t>Разраб.</w:t>
                           </w:r>
                         </w:p>
                       </w:txbxContent>
@@ -11558,7 +7912,7 @@
         </mc:Choice>
         <mc:Fallback>
           <w:pict>
-            <v:shape w14:anchorId="73B4EDD9" id="Text Box 50" o:spid="_x0000_s1046" type="#_x0000_t202" style="position:absolute;margin-left:-13.3pt;margin-top:-41.4pt;width:56.8pt;height:14.2pt;z-index:251671552;visibility:visible;mso-wrap-style:square;mso-width-percent:0;mso-height-percent:0;mso-wrap-distance-left:9pt;mso-wrap-distance-top:0;mso-wrap-distance-right:9pt;mso-wrap-distance-bottom:0;mso-position-horizontal:absolute;mso-position-horizontal-relative:text;mso-position-vertical:absolute;mso-position-vertical-relative:text;mso-width-percent:0;mso-height-percent:0;mso-width-relative:page;mso-height-relative:page;v-text-anchor:top" o:gfxdata="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" filled="f" stroked="f">
+            <v:shape w14:anchorId="73B4EDD9" id="Text Box 50" o:spid="_x0000_s1046" type="#_x0000_t202" style="position:absolute;margin-left:-13.3pt;margin-top:-41.4pt;width:56.8pt;height:14.2pt;z-index:251671552;visibility:visible;mso-wrap-style:square;mso-width-percent:0;mso-height-percent:0;mso-wrap-distance-left:9pt;mso-wrap-distance-top:0;mso-wrap-distance-right:9pt;mso-wrap-distance-bottom:0;mso-position-horizontal:absolute;mso-position-horizontal-relative:text;mso-position-vertical:absolute;mso-position-vertical-relative:text;mso-width-percent:0;mso-height-percent:0;mso-width-relative:page;mso-height-relative:page;v-text-anchor:top" o:gfxdata="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" filled="f" stroked="f">
               <v:path arrowok="t"/>
               <v:textbox inset="0,0,0,0">
                 <w:txbxContent>
@@ -11578,23 +7932,13 @@
                       </w:rPr>
                       <w:t xml:space="preserve"> </w:t>
                     </w:r>
-                    <w:proofErr w:type="spellStart"/>
                     <w:r>
                       <w:rPr>
                         <w:rFonts w:ascii="ISOCPEUR" w:hAnsi="ISOCPEUR"/>
                         <w:i/>
                         <w:sz w:val="22"/>
                       </w:rPr>
-                      <w:t>Разраб</w:t>
-                    </w:r>
-                    <w:proofErr w:type="spellEnd"/>
-                    <w:r>
-                      <w:rPr>
-                        <w:rFonts w:ascii="ISOCPEUR" w:hAnsi="ISOCPEUR"/>
-                        <w:i/>
-                        <w:sz w:val="22"/>
-                      </w:rPr>
-                      <w:t>.</w:t>
+                      <w:t>Разраб.</w:t>
                     </w:r>
                   </w:p>
                 </w:txbxContent>
@@ -11611,7 +7955,7 @@
       <mc:AlternateContent>
         <mc:Choice Requires="wps">
           <w:drawing>
-            <wp:anchor distT="0" distB="0" distL="114300" distR="114300" simplePos="0" relativeHeight="251672576" behindDoc="0" locked="0" layoutInCell="1" allowOverlap="1" wp14:anchorId="3E2231AE">
+            <wp:anchor distT="0" distB="0" distL="114300" distR="114300" simplePos="0" relativeHeight="251672576" behindDoc="0" locked="0" layoutInCell="1" allowOverlap="1" wp14:anchorId="3E2231AE" wp14:editId="074A013D">
               <wp:simplePos x="0" y="0"/>
               <wp:positionH relativeFrom="column">
                 <wp:posOffset>-182880</wp:posOffset>
@@ -11766,7 +8110,7 @@
         </mc:Choice>
         <mc:Fallback>
           <w:pict>
-            <v:shape w14:anchorId="3E2231AE" id="Text Box 51" o:spid="_x0000_s1047" type="#_x0000_t202" style="position:absolute;margin-left:-14.4pt;margin-top:-26.95pt;width:56.8pt;height:14.2pt;z-index:251672576;visibility:visible;mso-wrap-style:square;mso-width-percent:0;mso-height-percent:0;mso-wrap-distance-left:9pt;mso-wrap-distance-top:0;mso-wrap-distance-right:9pt;mso-wrap-distance-bottom:0;mso-position-horizontal:absolute;mso-position-horizontal-relative:text;mso-position-vertical:absolute;mso-position-vertical-relative:text;mso-width-percent:0;mso-height-percent:0;mso-width-relative:page;mso-height-relative:page;v-text-anchor:top" o:gfxdata="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" filled="f" stroked="f">
+            <v:shape w14:anchorId="3E2231AE" id="Text Box 51" o:spid="_x0000_s1047" type="#_x0000_t202" style="position:absolute;margin-left:-14.4pt;margin-top:-26.95pt;width:56.8pt;height:14.2pt;z-index:251672576;visibility:visible;mso-wrap-style:square;mso-width-percent:0;mso-height-percent:0;mso-wrap-distance-left:9pt;mso-wrap-distance-top:0;mso-wrap-distance-right:9pt;mso-wrap-distance-bottom:0;mso-position-horizontal:absolute;mso-position-horizontal-relative:text;mso-position-vertical:absolute;mso-position-vertical-relative:text;mso-width-percent:0;mso-height-percent:0;mso-width-relative:page;mso-height-relative:page;v-text-anchor:top" o:gfxdata="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" filled="f" stroked="f">
               <v:path arrowok="t"/>
               <v:textbox inset="0,0,0,0">
                 <w:txbxContent>
@@ -11865,7 +8209,7 @@
       <mc:AlternateContent>
         <mc:Choice Requires="wps">
           <w:drawing>
-            <wp:anchor distT="0" distB="0" distL="114300" distR="114300" simplePos="0" relativeHeight="251674624" behindDoc="0" locked="0" layoutInCell="1" allowOverlap="1" wp14:anchorId="07C2A482">
+            <wp:anchor distT="0" distB="0" distL="114300" distR="114300" simplePos="0" relativeHeight="251674624" behindDoc="0" locked="0" layoutInCell="1" allowOverlap="1" wp14:anchorId="07C2A482" wp14:editId="3D1E395B">
               <wp:simplePos x="0" y="0"/>
               <wp:positionH relativeFrom="column">
                 <wp:posOffset>537845</wp:posOffset>
@@ -11935,7 +8279,7 @@
         </mc:Choice>
         <mc:Fallback>
           <w:pict>
-            <v:shape w14:anchorId="07C2A482" id="Надпись 19" o:spid="_x0000_s1048" type="#_x0000_t202" style="position:absolute;margin-left:42.35pt;margin-top:-26.35pt;width:56.8pt;height:12.4pt;z-index:251674624;visibility:visible;mso-wrap-style:square;mso-width-percent:0;mso-height-percent:0;mso-wrap-distance-left:9pt;mso-wrap-distance-top:0;mso-wrap-distance-right:9pt;mso-wrap-distance-bottom:0;mso-position-horizontal:absolute;mso-position-horizontal-relative:text;mso-position-vertical:absolute;mso-position-vertical-relative:text;mso-width-percent:0;mso-height-percent:0;mso-width-relative:page;mso-height-relative:page;v-text-anchor:top" o:gfxdata="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" filled="f" stroked="f">
+            <v:shape w14:anchorId="07C2A482" id="Надпись 19" o:spid="_x0000_s1048" type="#_x0000_t202" style="position:absolute;margin-left:42.35pt;margin-top:-26.35pt;width:56.8pt;height:12.4pt;z-index:251674624;visibility:visible;mso-wrap-style:square;mso-width-percent:0;mso-height-percent:0;mso-wrap-distance-left:9pt;mso-wrap-distance-top:0;mso-wrap-distance-right:9pt;mso-wrap-distance-bottom:0;mso-position-horizontal:absolute;mso-position-horizontal-relative:text;mso-position-vertical:absolute;mso-position-vertical-relative:text;mso-width-percent:0;mso-height-percent:0;mso-width-relative:page;mso-height-relative:page;v-text-anchor:top" o:gfxdata="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" filled="f" stroked="f">
               <v:textbox inset="0,0,0,0">
                 <w:txbxContent>
                   <w:p>
@@ -11967,7 +8311,7 @@
       <mc:AlternateContent>
         <mc:Choice Requires="wps">
           <w:drawing>
-            <wp:anchor distT="0" distB="0" distL="114300" distR="114300" simplePos="0" relativeHeight="251681792" behindDoc="0" locked="0" layoutInCell="1" allowOverlap="1" wp14:anchorId="02417628">
+            <wp:anchor distT="0" distB="0" distL="114300" distR="114300" simplePos="0" relativeHeight="251681792" behindDoc="0" locked="0" layoutInCell="1" allowOverlap="1" wp14:anchorId="02417628" wp14:editId="4B8B3ABD">
               <wp:simplePos x="0" y="0"/>
               <wp:positionH relativeFrom="column">
                 <wp:posOffset>2157730</wp:posOffset>
@@ -12035,15 +8379,7 @@
                               <w:sz w:val="28"/>
                               <w:szCs w:val="28"/>
                             </w:rPr>
-                            <w:t>УП 5-04-0612-</w:t>
-                          </w:r>
-                          <w:proofErr w:type="gramStart"/>
-                          <w:r>
-                            <w:rPr>
-                              <w:sz w:val="28"/>
-                              <w:szCs w:val="28"/>
-                            </w:rPr>
-                            <w:t>02.4</w:t>
+                            <w:t>УП 5-04-0612-02.4</w:t>
                           </w:r>
                           <w:r>
                             <w:rPr>
@@ -12064,15 +8400,7 @@
                               <w:sz w:val="28"/>
                               <w:szCs w:val="28"/>
                             </w:rPr>
-                            <w:t>М</w:t>
-                          </w:r>
-                          <w:proofErr w:type="gramEnd"/>
-                          <w:r>
-                            <w:rPr>
-                              <w:sz w:val="28"/>
-                              <w:szCs w:val="28"/>
-                            </w:rPr>
-                            <w:t>-134</w:t>
+                            <w:t>М-134</w:t>
                           </w:r>
                           <w:r>
                             <w:rPr>
@@ -12086,7 +8414,21 @@
                               <w:sz w:val="28"/>
                               <w:szCs w:val="28"/>
                             </w:rPr>
-                            <w:t>25.</w:t>
+                            <w:t>2</w:t>
+                          </w:r>
+                          <w:r>
+                            <w:rPr>
+                              <w:sz w:val="28"/>
+                              <w:szCs w:val="28"/>
+                            </w:rPr>
+                            <w:t>6</w:t>
+                          </w:r>
+                          <w:r>
+                            <w:rPr>
+                              <w:sz w:val="28"/>
+                              <w:szCs w:val="28"/>
+                            </w:rPr>
+                            <w:t>.</w:t>
                           </w:r>
                           <w:r>
                             <w:rPr>
@@ -12132,7 +8474,7 @@
         </mc:Choice>
         <mc:Fallback>
           <w:pict>
-            <v:shape w14:anchorId="02417628" id="Text Box 103" o:spid="_x0000_s1049" type="#_x0000_t202" style="position:absolute;margin-left:169.9pt;margin-top:-69.25pt;width:340.8pt;height:28.4pt;z-index:251681792;visibility:visible;mso-wrap-style:square;mso-width-percent:0;mso-height-percent:0;mso-wrap-distance-left:9pt;mso-wrap-distance-top:0;mso-wrap-distance-right:9pt;mso-wrap-distance-bottom:0;mso-position-horizontal:absolute;mso-position-horizontal-relative:text;mso-position-vertical:absolute;mso-position-vertical-relative:text;mso-width-percent:0;mso-height-percent:0;mso-width-relative:page;mso-height-relative:page;v-text-anchor:top" o:gfxdata="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" filled="f" stroked="f">
+            <v:shape w14:anchorId="02417628" id="Text Box 103" o:spid="_x0000_s1049" type="#_x0000_t202" style="position:absolute;margin-left:169.9pt;margin-top:-69.25pt;width:340.8pt;height:28.4pt;z-index:251681792;visibility:visible;mso-wrap-style:square;mso-width-percent:0;mso-height-percent:0;mso-wrap-distance-left:9pt;mso-wrap-distance-top:0;mso-wrap-distance-right:9pt;mso-wrap-distance-bottom:0;mso-position-horizontal:absolute;mso-position-horizontal-relative:text;mso-position-vertical:absolute;mso-position-vertical-relative:text;mso-width-percent:0;mso-height-percent:0;mso-width-relative:page;mso-height-relative:page;v-text-anchor:top" o:gfxdata="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" filled="f" stroked="f">
               <v:path arrowok="t"/>
               <v:textbox inset="0,0,0,0">
                 <w:txbxContent>
@@ -12149,15 +8491,7 @@
                         <w:sz w:val="28"/>
                         <w:szCs w:val="28"/>
                       </w:rPr>
-                      <w:t>УП 5-04-0612-</w:t>
-                    </w:r>
-                    <w:proofErr w:type="gramStart"/>
-                    <w:r>
-                      <w:rPr>
-                        <w:sz w:val="28"/>
-                        <w:szCs w:val="28"/>
-                      </w:rPr>
-                      <w:t>02.4</w:t>
+                      <w:t>УП 5-04-0612-02.4</w:t>
                     </w:r>
                     <w:r>
                       <w:rPr>
@@ -12178,15 +8512,7 @@
                         <w:sz w:val="28"/>
                         <w:szCs w:val="28"/>
                       </w:rPr>
-                      <w:t>М</w:t>
-                    </w:r>
-                    <w:proofErr w:type="gramEnd"/>
-                    <w:r>
-                      <w:rPr>
-                        <w:sz w:val="28"/>
-                        <w:szCs w:val="28"/>
-                      </w:rPr>
-                      <w:t>-134</w:t>
+                      <w:t>М-134</w:t>
                     </w:r>
                     <w:r>
                       <w:rPr>
@@ -12200,7 +8526,21 @@
                         <w:sz w:val="28"/>
                         <w:szCs w:val="28"/>
                       </w:rPr>
-                      <w:t>25.</w:t>
+                      <w:t>2</w:t>
+                    </w:r>
+                    <w:r>
+                      <w:rPr>
+                        <w:sz w:val="28"/>
+                        <w:szCs w:val="28"/>
+                      </w:rPr>
+                      <w:t>6</w:t>
+                    </w:r>
+                    <w:r>
+                      <w:rPr>
+                        <w:sz w:val="28"/>
+                        <w:szCs w:val="28"/>
+                      </w:rPr>
+                      <w:t>.</w:t>
                     </w:r>
                     <w:r>
                       <w:rPr>
@@ -12241,7 +8581,7 @@
       <mc:AlternateContent>
         <mc:Choice Requires="wps">
           <w:drawing>
-            <wp:anchor distT="0" distB="0" distL="114300" distR="114300" simplePos="0" relativeHeight="251663360" behindDoc="0" locked="0" layoutInCell="1" allowOverlap="1" wp14:anchorId="58590639">
+            <wp:anchor distT="0" distB="0" distL="114300" distR="114300" simplePos="0" relativeHeight="251663360" behindDoc="0" locked="0" layoutInCell="1" allowOverlap="1" wp14:anchorId="58590639" wp14:editId="375946F8">
               <wp:simplePos x="0" y="0"/>
               <wp:positionH relativeFrom="column">
                 <wp:posOffset>4668520</wp:posOffset>
@@ -12314,7 +8654,7 @@
         </mc:Choice>
         <mc:Fallback>
           <w:pict>
-            <v:shape w14:anchorId="58590639" id="Надпись 18" o:spid="_x0000_s1050" type="#_x0000_t202" style="position:absolute;margin-left:367.6pt;margin-top:-40.05pt;width:42.8pt;height:12.8pt;z-index:251663360;visibility:visible;mso-wrap-style:square;mso-width-percent:0;mso-height-percent:0;mso-wrap-distance-left:9pt;mso-wrap-distance-top:0;mso-wrap-distance-right:9pt;mso-wrap-distance-bottom:0;mso-position-horizontal:absolute;mso-position-horizontal-relative:text;mso-position-vertical:absolute;mso-position-vertical-relative:text;mso-width-percent:0;mso-height-percent:0;mso-width-relative:page;mso-height-relative:page;v-text-anchor:top" o:gfxdata="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" filled="f" stroked="f">
+            <v:shape w14:anchorId="58590639" id="Надпись 18" o:spid="_x0000_s1050" type="#_x0000_t202" style="position:absolute;margin-left:367.6pt;margin-top:-40.05pt;width:42.8pt;height:12.8pt;z-index:251663360;visibility:visible;mso-wrap-style:square;mso-width-percent:0;mso-height-percent:0;mso-wrap-distance-left:9pt;mso-wrap-distance-top:0;mso-wrap-distance-right:9pt;mso-wrap-distance-bottom:0;mso-position-horizontal:absolute;mso-position-horizontal-relative:text;mso-position-vertical:absolute;mso-position-vertical-relative:text;mso-width-percent:0;mso-height-percent:0;mso-width-relative:page;mso-height-relative:page;v-text-anchor:top" o:gfxdata="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" filled="f" stroked="f">
               <v:textbox inset="0,0,0,0">
                 <w:txbxContent>
                   <w:p>
@@ -12349,7 +8689,7 @@
       <mc:AlternateContent>
         <mc:Choice Requires="wps">
           <w:drawing>
-            <wp:anchor distT="0" distB="0" distL="114300" distR="114300" simplePos="0" relativeHeight="251664384" behindDoc="0" locked="0" layoutInCell="1" allowOverlap="1" wp14:anchorId="2F0474E2">
+            <wp:anchor distT="0" distB="0" distL="114300" distR="114300" simplePos="0" relativeHeight="251664384" behindDoc="0" locked="0" layoutInCell="1" allowOverlap="1" wp14:anchorId="2F0474E2" wp14:editId="7704578E">
               <wp:simplePos x="0" y="0"/>
               <wp:positionH relativeFrom="column">
                 <wp:posOffset>5230495</wp:posOffset>
@@ -12422,7 +8762,7 @@
         </mc:Choice>
         <mc:Fallback>
           <w:pict>
-            <v:shape w14:anchorId="2F0474E2" id="Надпись 17" o:spid="_x0000_s1051" type="#_x0000_t202" style="position:absolute;margin-left:411.85pt;margin-top:-40.3pt;width:41.35pt;height:13pt;z-index:251664384;visibility:visible;mso-wrap-style:square;mso-width-percent:0;mso-height-percent:0;mso-wrap-distance-left:9pt;mso-wrap-distance-top:0;mso-wrap-distance-right:9pt;mso-wrap-distance-bottom:0;mso-position-horizontal:absolute;mso-position-horizontal-relative:text;mso-position-vertical:absolute;mso-position-vertical-relative:text;mso-width-percent:0;mso-height-percent:0;mso-width-relative:page;mso-height-relative:page;v-text-anchor:top" o:gfxdata="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" filled="f" stroked="f">
+            <v:shape w14:anchorId="2F0474E2" id="Надпись 17" o:spid="_x0000_s1051" type="#_x0000_t202" style="position:absolute;margin-left:411.85pt;margin-top:-40.3pt;width:41.35pt;height:13pt;z-index:251664384;visibility:visible;mso-wrap-style:square;mso-width-percent:0;mso-height-percent:0;mso-wrap-distance-left:9pt;mso-wrap-distance-top:0;mso-wrap-distance-right:9pt;mso-wrap-distance-bottom:0;mso-position-horizontal:absolute;mso-position-horizontal-relative:text;mso-position-vertical:absolute;mso-position-vertical-relative:text;mso-width-percent:0;mso-height-percent:0;mso-width-relative:page;mso-height-relative:page;v-text-anchor:top" o:gfxdata="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" filled="f" stroked="f">
               <v:textbox inset="0,0,0,0">
                 <w:txbxContent>
                   <w:p>
@@ -12457,7 +8797,7 @@
       <mc:AlternateContent>
         <mc:Choice Requires="wps">
           <w:drawing>
-            <wp:anchor distT="0" distB="0" distL="114300" distR="114300" simplePos="0" relativeHeight="251665408" behindDoc="0" locked="0" layoutInCell="1" allowOverlap="1" wp14:anchorId="296285C9">
+            <wp:anchor distT="0" distB="0" distL="114300" distR="114300" simplePos="0" relativeHeight="251665408" behindDoc="0" locked="0" layoutInCell="1" allowOverlap="1" wp14:anchorId="296285C9" wp14:editId="7C9FDD04">
               <wp:simplePos x="0" y="0"/>
               <wp:positionH relativeFrom="column">
                 <wp:posOffset>5775325</wp:posOffset>
@@ -12549,7 +8889,7 @@
         </mc:Choice>
         <mc:Fallback>
           <w:pict>
-            <v:shape w14:anchorId="296285C9" id="Text Box 41" o:spid="_x0000_s1052" type="#_x0000_t202" style="position:absolute;margin-left:454.75pt;margin-top:-39.95pt;width:54.8pt;height:12.4pt;z-index:251665408;visibility:visible;mso-wrap-style:square;mso-width-percent:0;mso-height-percent:0;mso-wrap-distance-left:9pt;mso-wrap-distance-top:0;mso-wrap-distance-right:9pt;mso-wrap-distance-bottom:0;mso-position-horizontal:absolute;mso-position-horizontal-relative:text;mso-position-vertical:absolute;mso-position-vertical-relative:text;mso-width-percent:0;mso-height-percent:0;mso-width-relative:page;mso-height-relative:page;v-text-anchor:top" o:gfxdata="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" filled="f" stroked="f">
+            <v:shape w14:anchorId="296285C9" id="Text Box 41" o:spid="_x0000_s1052" type="#_x0000_t202" style="position:absolute;margin-left:454.75pt;margin-top:-39.95pt;width:54.8pt;height:12.4pt;z-index:251665408;visibility:visible;mso-wrap-style:square;mso-width-percent:0;mso-height-percent:0;mso-wrap-distance-left:9pt;mso-wrap-distance-top:0;mso-wrap-distance-right:9pt;mso-wrap-distance-bottom:0;mso-position-horizontal:absolute;mso-position-horizontal-relative:text;mso-position-vertical:absolute;mso-position-vertical-relative:text;mso-width-percent:0;mso-height-percent:0;mso-width-relative:page;mso-height-relative:page;v-text-anchor:top" o:gfxdata="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" filled="f" stroked="f">
               <v:path arrowok="t"/>
               <v:textbox inset="0,0,0,0">
                 <w:txbxContent>
@@ -12585,7 +8925,7 @@
       <mc:AlternateContent>
         <mc:Choice Requires="wps">
           <w:drawing>
-            <wp:anchor distT="0" distB="0" distL="114300" distR="114300" simplePos="0" relativeHeight="251662336" behindDoc="0" locked="0" layoutInCell="1" allowOverlap="1" wp14:anchorId="31FDEF5C">
+            <wp:anchor distT="0" distB="0" distL="114300" distR="114300" simplePos="0" relativeHeight="251662336" behindDoc="0" locked="0" layoutInCell="1" allowOverlap="1" wp14:anchorId="31FDEF5C" wp14:editId="1BEEDB2A">
               <wp:simplePos x="0" y="0"/>
               <wp:positionH relativeFrom="column">
                 <wp:posOffset>4700270</wp:posOffset>
@@ -12633,17 +8973,8 @@
                               <w:sz w:val="28"/>
                               <w:szCs w:val="28"/>
                             </w:rPr>
-                            <w:t xml:space="preserve">Гродненский </w:t>
+                            <w:t>Гродненский ГКТТиД</w:t>
                           </w:r>
-                          <w:proofErr w:type="spellStart"/>
-                          <w:r>
-                            <w:rPr>
-                              <w:sz w:val="28"/>
-                              <w:szCs w:val="28"/>
-                            </w:rPr>
-                            <w:t>ГКТТиД</w:t>
-                          </w:r>
-                          <w:proofErr w:type="spellEnd"/>
                         </w:p>
                       </w:txbxContent>
                     </wps:txbx>
@@ -12664,7 +8995,7 @@
         </mc:Choice>
         <mc:Fallback>
           <w:pict>
-            <v:shape w14:anchorId="31FDEF5C" id="Надпись 16" o:spid="_x0000_s1053" type="#_x0000_t202" style="position:absolute;margin-left:370.1pt;margin-top:1.4pt;width:142pt;height:28.4pt;z-index:251662336;visibility:visible;mso-wrap-style:square;mso-width-percent:0;mso-height-percent:0;mso-wrap-distance-left:9pt;mso-wrap-distance-top:0;mso-wrap-distance-right:9pt;mso-wrap-distance-bottom:0;mso-position-horizontal:absolute;mso-position-horizontal-relative:text;mso-position-vertical:absolute;mso-position-vertical-relative:text;mso-width-percent:0;mso-height-percent:0;mso-width-relative:page;mso-height-relative:page;v-text-anchor:top" o:gfxdata="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" filled="f" stroked="f">
+            <v:shape w14:anchorId="31FDEF5C" id="Надпись 16" o:spid="_x0000_s1053" type="#_x0000_t202" style="position:absolute;margin-left:370.1pt;margin-top:1.4pt;width:142pt;height:28.4pt;z-index:251662336;visibility:visible;mso-wrap-style:square;mso-width-percent:0;mso-height-percent:0;mso-wrap-distance-left:9pt;mso-wrap-distance-top:0;mso-wrap-distance-right:9pt;mso-wrap-distance-bottom:0;mso-position-horizontal:absolute;mso-position-horizontal-relative:text;mso-position-vertical:absolute;mso-position-vertical-relative:text;mso-width-percent:0;mso-height-percent:0;mso-width-relative:page;mso-height-relative:page;v-text-anchor:top" o:gfxdata="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" filled="f" stroked="f">
               <v:textbox inset="0,0,0,0">
                 <w:txbxContent>
                   <w:p>
@@ -12679,17 +9010,8 @@
                         <w:sz w:val="28"/>
                         <w:szCs w:val="28"/>
                       </w:rPr>
-                      <w:t xml:space="preserve">Гродненский </w:t>
+                      <w:t>Гродненский ГКТТиД</w:t>
                     </w:r>
-                    <w:proofErr w:type="spellStart"/>
-                    <w:r>
-                      <w:rPr>
-                        <w:sz w:val="28"/>
-                        <w:szCs w:val="28"/>
-                      </w:rPr>
-                      <w:t>ГКТТиД</w:t>
-                    </w:r>
-                    <w:proofErr w:type="spellEnd"/>
                   </w:p>
                 </w:txbxContent>
               </v:textbox>
@@ -12705,7 +9027,7 @@
       <mc:AlternateContent>
         <mc:Choice Requires="wps">
           <w:drawing>
-            <wp:anchor distT="0" distB="0" distL="114300" distR="114300" simplePos="0" relativeHeight="251667456" behindDoc="0" locked="0" layoutInCell="1" allowOverlap="1" wp14:anchorId="01DEEB84">
+            <wp:anchor distT="0" distB="0" distL="114300" distR="114300" simplePos="0" relativeHeight="251667456" behindDoc="0" locked="0" layoutInCell="1" allowOverlap="1" wp14:anchorId="01DEEB84" wp14:editId="355AA5B6">
               <wp:simplePos x="0" y="0"/>
               <wp:positionH relativeFrom="column">
                 <wp:posOffset>-183515</wp:posOffset>
@@ -12807,7 +9129,7 @@
         </mc:Choice>
         <mc:Fallback>
           <w:pict>
-            <v:shape w14:anchorId="01DEEB84" id="Text Box 46" o:spid="_x0000_s1054" type="#_x0000_t202" style="position:absolute;margin-left:-14.45pt;margin-top:-54.15pt;width:28.4pt;height:12.2pt;z-index:251667456;visibility:visible;mso-wrap-style:square;mso-width-percent:0;mso-height-percent:0;mso-wrap-distance-left:9pt;mso-wrap-distance-top:0;mso-wrap-distance-right:9pt;mso-wrap-distance-bottom:0;mso-position-horizontal:absolute;mso-position-horizontal-relative:text;mso-position-vertical:absolute;mso-position-vertical-relative:text;mso-width-percent:0;mso-height-percent:0;mso-width-relative:page;mso-height-relative:page;v-text-anchor:top" o:gfxdata="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" filled="f" stroked="f">
+            <v:shape w14:anchorId="01DEEB84" id="Text Box 46" o:spid="_x0000_s1054" type="#_x0000_t202" style="position:absolute;margin-left:-14.45pt;margin-top:-54.15pt;width:28.4pt;height:12.2pt;z-index:251667456;visibility:visible;mso-wrap-style:square;mso-width-percent:0;mso-height-percent:0;mso-wrap-distance-left:9pt;mso-wrap-distance-top:0;mso-wrap-distance-right:9pt;mso-wrap-distance-bottom:0;mso-position-horizontal:absolute;mso-position-horizontal-relative:text;mso-position-vertical:absolute;mso-position-vertical-relative:text;mso-width-percent:0;mso-height-percent:0;mso-width-relative:page;mso-height-relative:page;v-text-anchor:top" o:gfxdata="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" filled="f" stroked="f">
               <v:path arrowok="t"/>
               <v:textbox inset="0,0,0,0">
                 <w:txbxContent>
@@ -12853,7 +9175,7 @@
       <mc:AlternateContent>
         <mc:Choice Requires="wps">
           <w:drawing>
-            <wp:anchor distT="0" distB="0" distL="114300" distR="114300" simplePos="0" relativeHeight="251669504" behindDoc="0" locked="0" layoutInCell="1" allowOverlap="1" wp14:anchorId="08D57D2D">
+            <wp:anchor distT="0" distB="0" distL="114300" distR="114300" simplePos="0" relativeHeight="251669504" behindDoc="0" locked="0" layoutInCell="1" allowOverlap="1" wp14:anchorId="08D57D2D" wp14:editId="71940D95">
               <wp:simplePos x="0" y="0"/>
               <wp:positionH relativeFrom="column">
                 <wp:posOffset>1270000</wp:posOffset>
@@ -12936,7 +9258,7 @@
         </mc:Choice>
         <mc:Fallback>
           <w:pict>
-            <v:shape w14:anchorId="08D57D2D" id="Надпись 15" o:spid="_x0000_s1055" type="#_x0000_t202" style="position:absolute;margin-left:100pt;margin-top:-54.5pt;width:40.55pt;height:12.9pt;z-index:251669504;visibility:visible;mso-wrap-style:square;mso-width-percent:0;mso-height-percent:0;mso-wrap-distance-left:9pt;mso-wrap-distance-top:0;mso-wrap-distance-right:9pt;mso-wrap-distance-bottom:0;mso-position-horizontal:absolute;mso-position-horizontal-relative:text;mso-position-vertical:absolute;mso-position-vertical-relative:text;mso-width-percent:0;mso-height-percent:0;mso-width-relative:page;mso-height-relative:page;v-text-anchor:top" o:gfxdata="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" filled="f" stroked="f">
+            <v:shape w14:anchorId="08D57D2D" id="Надпись 15" o:spid="_x0000_s1055" type="#_x0000_t202" style="position:absolute;margin-left:100pt;margin-top:-54.5pt;width:40.55pt;height:12.9pt;z-index:251669504;visibility:visible;mso-wrap-style:square;mso-width-percent:0;mso-height-percent:0;mso-wrap-distance-left:9pt;mso-wrap-distance-top:0;mso-wrap-distance-right:9pt;mso-wrap-distance-bottom:0;mso-position-horizontal:absolute;mso-position-horizontal-relative:text;mso-position-vertical:absolute;mso-position-vertical-relative:text;mso-width-percent:0;mso-height-percent:0;mso-width-relative:page;mso-height-relative:page;v-text-anchor:top" o:gfxdata="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" filled="f" stroked="f">
               <v:textbox inset="0,0,0,0">
                 <w:txbxContent>
                   <w:p>
@@ -12981,7 +9303,7 @@
       <mc:AlternateContent>
         <mc:Choice Requires="wps">
           <w:drawing>
-            <wp:anchor distT="0" distB="0" distL="114300" distR="114300" simplePos="0" relativeHeight="251670528" behindDoc="0" locked="0" layoutInCell="1" allowOverlap="1" wp14:anchorId="42D1EA30">
+            <wp:anchor distT="0" distB="0" distL="114300" distR="114300" simplePos="0" relativeHeight="251670528" behindDoc="0" locked="0" layoutInCell="1" allowOverlap="1" wp14:anchorId="42D1EA30" wp14:editId="57D9FE7F">
               <wp:simplePos x="0" y="0"/>
               <wp:positionH relativeFrom="column">
                 <wp:posOffset>1804035</wp:posOffset>
@@ -13054,7 +9376,7 @@
         </mc:Choice>
         <mc:Fallback>
           <w:pict>
-            <v:shape w14:anchorId="42D1EA30" id="Надпись 14" o:spid="_x0000_s1056" type="#_x0000_t202" style="position:absolute;margin-left:142.05pt;margin-top:-54.15pt;width:28.4pt;height:12.6pt;z-index:251670528;visibility:visible;mso-wrap-style:square;mso-width-percent:0;mso-height-percent:0;mso-wrap-distance-left:9pt;mso-wrap-distance-top:0;mso-wrap-distance-right:9pt;mso-wrap-distance-bottom:0;mso-position-horizontal:absolute;mso-position-horizontal-relative:text;mso-position-vertical:absolute;mso-position-vertical-relative:text;mso-width-percent:0;mso-height-percent:0;mso-width-relative:page;mso-height-relative:page;v-text-anchor:top" o:gfxdata="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" filled="f" stroked="f">
+            <v:shape w14:anchorId="42D1EA30" id="Надпись 14" o:spid="_x0000_s1056" type="#_x0000_t202" style="position:absolute;margin-left:142.05pt;margin-top:-54.15pt;width:28.4pt;height:12.6pt;z-index:251670528;visibility:visible;mso-wrap-style:square;mso-width-percent:0;mso-height-percent:0;mso-wrap-distance-left:9pt;mso-wrap-distance-top:0;mso-wrap-distance-right:9pt;mso-wrap-distance-bottom:0;mso-position-horizontal:absolute;mso-position-horizontal-relative:text;mso-position-vertical:absolute;mso-position-vertical-relative:text;mso-width-percent:0;mso-height-percent:0;mso-width-relative:page;mso-height-relative:page;v-text-anchor:top" o:gfxdata="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" filled="f" stroked="f">
               <v:textbox inset="0,0,0,0">
                 <w:txbxContent>
                   <w:p>
@@ -13089,7 +9411,7 @@
       <mc:AlternateContent>
         <mc:Choice Requires="wps">
           <w:drawing>
-            <wp:anchor distT="0" distB="0" distL="114300" distR="114300" simplePos="0" relativeHeight="251676672" behindDoc="0" locked="0" layoutInCell="1" allowOverlap="1" wp14:anchorId="262C7A98">
+            <wp:anchor distT="0" distB="0" distL="114300" distR="114300" simplePos="0" relativeHeight="251676672" behindDoc="0" locked="0" layoutInCell="1" allowOverlap="1" wp14:anchorId="262C7A98" wp14:editId="6105213B">
               <wp:simplePos x="0" y="0"/>
               <wp:positionH relativeFrom="page">
                 <wp:posOffset>720090</wp:posOffset>
@@ -13150,7 +9472,7 @@
         </mc:Choice>
         <mc:Fallback>
           <w:pict>
-            <v:line w14:anchorId="6FF523CD" id="Line 82" o:spid="_x0000_s1026" style="position:absolute;z-index:251676672;visibility:visible;mso-wrap-style:square;mso-width-percent:0;mso-height-percent:0;mso-wrap-distance-left:9pt;mso-wrap-distance-top:0;mso-wrap-distance-right:9pt;mso-wrap-distance-bottom:0;mso-position-horizontal:absolute;mso-position-horizontal-relative:page;mso-position-vertical:absolute;mso-position-vertical-relative:page;mso-width-percent:0;mso-height-percent:0;mso-width-relative:page;mso-height-relative:page" from="56.7pt,781.85pt" to="240.95pt,781.85pt" o:gfxdata="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">
+            <v:line w14:anchorId="6FF523CD" id="Line 82" o:spid="_x0000_s1026" style="position:absolute;z-index:251676672;visibility:visible;mso-wrap-style:square;mso-width-percent:0;mso-height-percent:0;mso-wrap-distance-left:9pt;mso-wrap-distance-top:0;mso-wrap-distance-right:9pt;mso-wrap-distance-bottom:0;mso-position-horizontal:absolute;mso-position-horizontal-relative:page;mso-position-vertical:absolute;mso-position-vertical-relative:page;mso-width-percent:0;mso-height-percent:0;mso-width-relative:page;mso-height-relative:page" from="56.7pt,781.85pt" to="240.95pt,781.85pt" o:gfxdata="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">
               <o:lock v:ext="edit" shapetype="f"/>
               <w10:wrap anchorx="page" anchory="page"/>
             </v:line>
@@ -13165,7 +9487,7 @@
       <mc:AlternateContent>
         <mc:Choice Requires="wps">
           <w:drawing>
-            <wp:anchor distT="4294967295" distB="4294967295" distL="114300" distR="114300" simplePos="0" relativeHeight="251675648" behindDoc="0" locked="0" layoutInCell="1" allowOverlap="1" wp14:anchorId="3BF60787">
+            <wp:anchor distT="4294967295" distB="4294967295" distL="114300" distR="114300" simplePos="0" relativeHeight="251675648" behindDoc="0" locked="0" layoutInCell="1" allowOverlap="1" wp14:anchorId="3BF60787" wp14:editId="1CD8BF22">
               <wp:simplePos x="0" y="0"/>
               <wp:positionH relativeFrom="page">
                 <wp:posOffset>5579745</wp:posOffset>
@@ -13219,7 +9541,7 @@
         </mc:Choice>
         <mc:Fallback>
           <w:pict>
-            <v:line w14:anchorId="0462D929" id="Прямая соединительная линия 13" o:spid="_x0000_s1026" style="position:absolute;z-index:251675648;visibility:visible;mso-wrap-style:square;mso-width-percent:0;mso-height-percent:0;mso-wrap-distance-left:9pt;mso-wrap-distance-top:.mm;mso-wrap-distance-right:9pt;mso-wrap-distance-bottom:.mm;mso-position-horizontal:absolute;mso-position-horizontal-relative:page;mso-position-vertical:absolute;mso-position-vertical-relative:page;mso-width-percent:0;mso-height-percent:0;mso-width-relative:page;mso-height-relative:page" from="439.35pt,781.85pt" to="581.1pt,781.85pt" o:gfxdata="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" strokeweight="1.5pt">
+            <v:line w14:anchorId="0462D929" id="Прямая соединительная линия 13" o:spid="_x0000_s1026" style="position:absolute;z-index:251675648;visibility:visible;mso-wrap-style:square;mso-width-percent:0;mso-height-percent:0;mso-wrap-distance-left:9pt;mso-wrap-distance-top:.mm;mso-wrap-distance-right:9pt;mso-wrap-distance-bottom:.mm;mso-position-horizontal:absolute;mso-position-horizontal-relative:page;mso-position-vertical:absolute;mso-position-vertical-relative:page;mso-width-percent:0;mso-height-percent:0;mso-width-relative:page;mso-height-relative:page" from="439.35pt,781.85pt" to="581.1pt,781.85pt" o:gfxdata="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" strokeweight="1.5pt">
               <o:lock v:ext="edit" shapetype="f"/>
               <w10:wrap anchorx="page" anchory="page"/>
             </v:line>
@@ -13234,7 +9556,7 @@
       <mc:AlternateContent>
         <mc:Choice Requires="wps">
           <w:drawing>
-            <wp:anchor distT="0" distB="0" distL="114300" distR="114300" simplePos="0" relativeHeight="251661312" behindDoc="0" locked="0" layoutInCell="1" allowOverlap="1" wp14:anchorId="355408BC">
+            <wp:anchor distT="0" distB="0" distL="114300" distR="114300" simplePos="0" relativeHeight="251661312" behindDoc="0" locked="0" layoutInCell="1" allowOverlap="1" wp14:anchorId="355408BC" wp14:editId="42294801">
               <wp:simplePos x="0" y="0"/>
               <wp:positionH relativeFrom="column">
                 <wp:posOffset>2101215</wp:posOffset>
@@ -13296,7 +9618,7 @@
         </mc:Choice>
         <mc:Fallback>
           <w:pict>
-            <v:shape w14:anchorId="355408BC" id="Надпись 12" o:spid="_x0000_s1057" type="#_x0000_t202" style="position:absolute;margin-left:165.45pt;margin-top:-85.1pt;width:321.65pt;height:11.5pt;z-index:251661312;visibility:visible;mso-wrap-style:square;mso-width-percent:0;mso-height-percent:0;mso-wrap-distance-left:9pt;mso-wrap-distance-top:0;mso-wrap-distance-right:9pt;mso-wrap-distance-bottom:0;mso-position-horizontal:absolute;mso-position-horizontal-relative:text;mso-position-vertical:absolute;mso-position-vertical-relative:text;mso-width-percent:0;mso-height-percent:0;mso-width-relative:page;mso-height-relative:page;v-text-anchor:top" o:gfxdata="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" filled="f" stroked="f">
+            <v:shape w14:anchorId="355408BC" id="Надпись 12" o:spid="_x0000_s1057" type="#_x0000_t202" style="position:absolute;margin-left:165.45pt;margin-top:-85.1pt;width:321.65pt;height:11.5pt;z-index:251661312;visibility:visible;mso-wrap-style:square;mso-width-percent:0;mso-height-percent:0;mso-wrap-distance-left:9pt;mso-wrap-distance-top:0;mso-wrap-distance-right:9pt;mso-wrap-distance-bottom:0;mso-position-horizontal:absolute;mso-position-horizontal-relative:text;mso-position-vertical:absolute;mso-position-vertical-relative:text;mso-width-percent:0;mso-height-percent:0;mso-width-relative:page;mso-height-relative:page;v-text-anchor:top" o:gfxdata="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" filled="f" stroked="f">
               <v:textbox style="mso-fit-shape-to-text:t" inset="0,0,0,0">
                 <w:txbxContent>
                   <w:p>
@@ -13320,7 +9642,7 @@
       <mc:AlternateContent>
         <mc:Choice Requires="wps">
           <w:drawing>
-            <wp:anchor distT="4294967295" distB="4294967295" distL="114300" distR="114300" simplePos="0" relativeHeight="251660288" behindDoc="0" locked="0" layoutInCell="1" allowOverlap="1" wp14:anchorId="1E55D120">
+            <wp:anchor distT="4294967295" distB="4294967295" distL="114300" distR="114300" simplePos="0" relativeHeight="251660288" behindDoc="0" locked="0" layoutInCell="1" allowOverlap="1" wp14:anchorId="1E55D120" wp14:editId="44BC213C">
               <wp:simplePos x="0" y="0"/>
               <wp:positionH relativeFrom="page">
                 <wp:posOffset>5578475</wp:posOffset>
@@ -13374,7 +9696,7 @@
         </mc:Choice>
         <mc:Fallback>
           <w:pict>
-            <v:line w14:anchorId="18E302E0" id="Прямая соединительная линия 11" o:spid="_x0000_s1026" style="position:absolute;z-index:251660288;visibility:visible;mso-wrap-style:square;mso-width-percent:0;mso-height-percent:0;mso-wrap-distance-left:9pt;mso-wrap-distance-top:.mm;mso-wrap-distance-right:9pt;mso-wrap-distance-bottom:.mm;mso-position-horizontal:absolute;mso-position-horizontal-relative:page;mso-position-vertical:absolute;mso-position-vertical-relative:page;mso-width-percent:0;mso-height-percent:0;mso-width-relative:page;mso-height-relative:page" from="439.25pt,767.7pt" to="581pt,767.7pt" o:gfxdata="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" strokeweight="1.5pt">
+            <v:line w14:anchorId="18E302E0" id="Прямая соединительная линия 11" o:spid="_x0000_s1026" style="position:absolute;z-index:251660288;visibility:visible;mso-wrap-style:square;mso-width-percent:0;mso-height-percent:0;mso-wrap-distance-left:9pt;mso-wrap-distance-top:.mm;mso-wrap-distance-right:9pt;mso-wrap-distance-bottom:.mm;mso-position-horizontal:absolute;mso-position-horizontal-relative:page;mso-position-vertical:absolute;mso-position-vertical-relative:page;mso-width-percent:0;mso-height-percent:0;mso-width-relative:page;mso-height-relative:page" from="439.25pt,767.7pt" to="581pt,767.7pt" o:gfxdata="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" strokeweight="1.5pt">
               <o:lock v:ext="edit" shapetype="f"/>
               <w10:wrap anchorx="page" anchory="page"/>
             </v:line>
@@ -13389,7 +9711,7 @@
       <mc:AlternateContent>
         <mc:Choice Requires="wps">
           <w:drawing>
-            <wp:anchor distT="0" distB="0" distL="114299" distR="114299" simplePos="0" relativeHeight="251659264" behindDoc="0" locked="0" layoutInCell="1" allowOverlap="1" wp14:anchorId="7D2A505C">
+            <wp:anchor distT="0" distB="0" distL="114299" distR="114299" simplePos="0" relativeHeight="251659264" behindDoc="0" locked="0" layoutInCell="1" allowOverlap="1" wp14:anchorId="7D2A505C" wp14:editId="0053D098">
               <wp:simplePos x="0" y="0"/>
               <wp:positionH relativeFrom="page">
                 <wp:posOffset>6658610</wp:posOffset>
@@ -13450,7 +9772,7 @@
         </mc:Choice>
         <mc:Fallback>
           <w:pict>
-            <v:line w14:anchorId="29F3B6A0" id="Line 26" o:spid="_x0000_s1026" style="position:absolute;z-index:251659264;visibility:visible;mso-wrap-style:square;mso-width-percent:0;mso-height-percent:0;mso-wrap-distance-left:3.17497mm;mso-wrap-distance-top:0;mso-wrap-distance-right:3.17497mm;mso-wrap-distance-bottom:0;mso-position-horizontal:absolute;mso-position-horizontal-relative:page;mso-position-vertical:absolute;mso-position-vertical-relative:page;mso-width-percent:0;mso-height-percent:0;mso-width-relative:page;mso-height-relative:page" from="524.3pt,753.55pt" to="524.3pt,781.9pt" o:gfxdata="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" strokeweight="1.5pt">
+            <v:line w14:anchorId="29F3B6A0" id="Line 26" o:spid="_x0000_s1026" style="position:absolute;z-index:251659264;visibility:visible;mso-wrap-style:square;mso-width-percent:0;mso-height-percent:0;mso-wrap-distance-left:3.17497mm;mso-wrap-distance-top:0;mso-wrap-distance-right:3.17497mm;mso-wrap-distance-bottom:0;mso-position-horizontal:absolute;mso-position-horizontal-relative:page;mso-position-vertical:absolute;mso-position-vertical-relative:page;mso-width-percent:0;mso-height-percent:0;mso-width-relative:page;mso-height-relative:page" from="524.3pt,753.55pt" to="524.3pt,781.9pt" o:gfxdata="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" strokeweight="1.5pt">
               <o:lock v:ext="edit" shapetype="f"/>
               <w10:wrap anchorx="page" anchory="page"/>
             </v:line>
@@ -13465,7 +9787,7 @@
       <mc:AlternateContent>
         <mc:Choice Requires="wps">
           <w:drawing>
-            <wp:anchor distT="0" distB="0" distL="114298" distR="114298" simplePos="0" relativeHeight="251657216" behindDoc="0" locked="0" layoutInCell="1" allowOverlap="1" wp14:anchorId="515C2F56">
+            <wp:anchor distT="0" distB="0" distL="114298" distR="114298" simplePos="0" relativeHeight="251657216" behindDoc="0" locked="0" layoutInCell="1" allowOverlap="1" wp14:anchorId="515C2F56" wp14:editId="2A7609DF">
               <wp:simplePos x="0" y="0"/>
               <wp:positionH relativeFrom="page">
                 <wp:posOffset>5579744</wp:posOffset>
@@ -13519,7 +9841,7 @@
         </mc:Choice>
         <mc:Fallback>
           <w:pict>
-            <v:line w14:anchorId="333D8AB8" id="Прямая соединительная линия 10" o:spid="_x0000_s1026" style="position:absolute;z-index:251657216;visibility:visible;mso-wrap-style:square;mso-width-percent:0;mso-height-percent:0;mso-wrap-distance-left:3.17494mm;mso-wrap-distance-top:0;mso-wrap-distance-right:3.17494mm;mso-wrap-distance-bottom:0;mso-position-horizontal:absolute;mso-position-horizontal-relative:page;mso-position-vertical:absolute;mso-position-vertical-relative:page;mso-width-percent:0;mso-height-percent:0;mso-width-relative:page;mso-height-relative:page" from="439.35pt,753.5pt" to="439.35pt,824.35pt" o:gfxdata="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" strokeweight="1.5pt">
+            <v:line w14:anchorId="333D8AB8" id="Прямая соединительная линия 10" o:spid="_x0000_s1026" style="position:absolute;z-index:251657216;visibility:visible;mso-wrap-style:square;mso-width-percent:0;mso-height-percent:0;mso-wrap-distance-left:3.17494mm;mso-wrap-distance-top:0;mso-wrap-distance-right:3.17494mm;mso-wrap-distance-bottom:0;mso-position-horizontal:absolute;mso-position-horizontal-relative:page;mso-position-vertical:absolute;mso-position-vertical-relative:page;mso-width-percent:0;mso-height-percent:0;mso-width-relative:page;mso-height-relative:page" from="439.35pt,753.5pt" to="439.35pt,824.35pt" o:gfxdata="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" strokeweight="1.5pt">
               <o:lock v:ext="edit" shapetype="f"/>
               <w10:wrap anchorx="page" anchory="page"/>
             </v:line>
@@ -13534,7 +9856,7 @@
       <mc:AlternateContent>
         <mc:Choice Requires="wps">
           <w:drawing>
-            <wp:anchor distT="4294967295" distB="4294967295" distL="114300" distR="114300" simplePos="0" relativeHeight="251656192" behindDoc="0" locked="0" layoutInCell="1" allowOverlap="1" wp14:anchorId="5E8E771A">
+            <wp:anchor distT="4294967295" distB="4294967295" distL="114300" distR="114300" simplePos="0" relativeHeight="251656192" behindDoc="0" locked="0" layoutInCell="1" allowOverlap="1" wp14:anchorId="5E8E771A" wp14:editId="0D6581C3">
               <wp:simplePos x="0" y="0"/>
               <wp:positionH relativeFrom="page">
                 <wp:posOffset>720090</wp:posOffset>
@@ -13588,7 +9910,7 @@
         </mc:Choice>
         <mc:Fallback>
           <w:pict>
-            <v:line w14:anchorId="196263DF" id="Прямая соединительная линия 9" o:spid="_x0000_s1026" style="position:absolute;z-index:251656192;visibility:visible;mso-wrap-style:square;mso-width-percent:0;mso-height-percent:0;mso-wrap-distance-left:9pt;mso-wrap-distance-top:.mm;mso-wrap-distance-right:9pt;mso-wrap-distance-bottom:.mm;mso-position-horizontal:absolute;mso-position-horizontal-relative:page;mso-position-vertical:absolute;mso-position-vertical-relative:page;mso-width-percent:0;mso-height-percent:0;mso-width-relative:page;mso-height-relative:page" from="56.7pt,753.5pt" to="581pt,753.5pt" o:gfxdata="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" strokeweight="1.5pt">
+            <v:line w14:anchorId="196263DF" id="Прямая соединительная линия 9" o:spid="_x0000_s1026" style="position:absolute;z-index:251656192;visibility:visible;mso-wrap-style:square;mso-width-percent:0;mso-height-percent:0;mso-wrap-distance-left:9pt;mso-wrap-distance-top:.mm;mso-wrap-distance-right:9pt;mso-wrap-distance-bottom:.mm;mso-position-horizontal:absolute;mso-position-horizontal-relative:page;mso-position-vertical:absolute;mso-position-vertical-relative:page;mso-width-percent:0;mso-height-percent:0;mso-width-relative:page;mso-height-relative:page" from="56.7pt,753.5pt" to="581pt,753.5pt" o:gfxdata="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" strokeweight="1.5pt">
               <o:lock v:ext="edit" shapetype="f"/>
               <w10:wrap anchorx="page" anchory="page"/>
             </v:line>
@@ -13603,7 +9925,7 @@
       <mc:AlternateContent>
         <mc:Choice Requires="wps">
           <w:drawing>
-            <wp:anchor distT="0" distB="0" distL="114298" distR="114298" simplePos="0" relativeHeight="251655168" behindDoc="0" locked="0" layoutInCell="1" allowOverlap="1" wp14:anchorId="1D2D6452">
+            <wp:anchor distT="0" distB="0" distL="114298" distR="114298" simplePos="0" relativeHeight="251655168" behindDoc="0" locked="0" layoutInCell="1" allowOverlap="1" wp14:anchorId="1D2D6452" wp14:editId="0A2FDE39">
               <wp:simplePos x="0" y="0"/>
               <wp:positionH relativeFrom="page">
                 <wp:posOffset>2700654</wp:posOffset>
@@ -13657,7 +9979,7 @@
         </mc:Choice>
         <mc:Fallback>
           <w:pict>
-            <v:line w14:anchorId="598B1892" id="Прямая соединительная линия 8" o:spid="_x0000_s1026" style="position:absolute;z-index:251655168;visibility:visible;mso-wrap-style:square;mso-width-percent:0;mso-height-percent:0;mso-wrap-distance-left:3.17494mm;mso-wrap-distance-top:0;mso-wrap-distance-right:3.17494mm;mso-wrap-distance-bottom:0;mso-position-horizontal:absolute;mso-position-horizontal-relative:page;mso-position-vertical:absolute;mso-position-vertical-relative:page;mso-width-percent:0;mso-height-percent:0;mso-width-relative:page;mso-height-relative:page" from="212.65pt,711pt" to="212.65pt,824.4pt" o:gfxdata="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" strokeweight="1.5pt">
+            <v:line w14:anchorId="598B1892" id="Прямая соединительная линия 8" o:spid="_x0000_s1026" style="position:absolute;z-index:251655168;visibility:visible;mso-wrap-style:square;mso-width-percent:0;mso-height-percent:0;mso-wrap-distance-left:3.17494mm;mso-wrap-distance-top:0;mso-wrap-distance-right:3.17494mm;mso-wrap-distance-bottom:0;mso-position-horizontal:absolute;mso-position-horizontal-relative:page;mso-position-vertical:absolute;mso-position-vertical-relative:page;mso-width-percent:0;mso-height-percent:0;mso-width-relative:page;mso-height-relative:page" from="212.65pt,711pt" to="212.65pt,824.4pt" o:gfxdata="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" strokeweight="1.5pt">
               <o:lock v:ext="edit" shapetype="f"/>
               <w10:wrap anchorx="page" anchory="page"/>
             </v:line>
@@ -13672,7 +9994,7 @@
       <mc:AlternateContent>
         <mc:Choice Requires="wps">
           <w:drawing>
-            <wp:anchor distT="0" distB="0" distL="114298" distR="114298" simplePos="0" relativeHeight="251654144" behindDoc="0" locked="0" layoutInCell="1" allowOverlap="1" wp14:anchorId="1CB32F48">
+            <wp:anchor distT="0" distB="0" distL="114298" distR="114298" simplePos="0" relativeHeight="251654144" behindDoc="0" locked="0" layoutInCell="1" allowOverlap="1" wp14:anchorId="1CB32F48" wp14:editId="696CF603">
               <wp:simplePos x="0" y="0"/>
               <wp:positionH relativeFrom="page">
                 <wp:posOffset>2159634</wp:posOffset>
@@ -13726,7 +10048,7 @@
         </mc:Choice>
         <mc:Fallback>
           <w:pict>
-            <v:line w14:anchorId="423B5DDA" id="Прямая соединительная линия 7" o:spid="_x0000_s1026" style="position:absolute;z-index:251654144;visibility:visible;mso-wrap-style:square;mso-width-percent:0;mso-height-percent:0;mso-wrap-distance-left:3.17494mm;mso-wrap-distance-top:0;mso-wrap-distance-right:3.17494mm;mso-wrap-distance-bottom:0;mso-position-horizontal:absolute;mso-position-horizontal-relative:page;mso-position-vertical:absolute;mso-position-vertical-relative:page;mso-width-percent:0;mso-height-percent:0;mso-width-relative:page;mso-height-relative:page" from="170.05pt,711pt" to="170.05pt,824.4pt" o:gfxdata="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" strokeweight="1.5pt">
+            <v:line w14:anchorId="423B5DDA" id="Прямая соединительная линия 7" o:spid="_x0000_s1026" style="position:absolute;z-index:251654144;visibility:visible;mso-wrap-style:square;mso-width-percent:0;mso-height-percent:0;mso-wrap-distance-left:3.17494mm;mso-wrap-distance-top:0;mso-wrap-distance-right:3.17494mm;mso-wrap-distance-bottom:0;mso-position-horizontal:absolute;mso-position-horizontal-relative:page;mso-position-vertical:absolute;mso-position-vertical-relative:page;mso-width-percent:0;mso-height-percent:0;mso-width-relative:page;mso-height-relative:page" from="170.05pt,711pt" to="170.05pt,824.4pt" o:gfxdata="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" strokeweight="1.5pt">
               <o:lock v:ext="edit" shapetype="f"/>
               <w10:wrap anchorx="page" anchory="page"/>
             </v:line>
@@ -13741,7 +10063,7 @@
       <mc:AlternateContent>
         <mc:Choice Requires="wps">
           <w:drawing>
-            <wp:anchor distT="0" distB="0" distL="114300" distR="114300" simplePos="0" relativeHeight="251651072" behindDoc="0" locked="0" layoutInCell="1" allowOverlap="1" wp14:anchorId="67A06BD8">
+            <wp:anchor distT="0" distB="0" distL="114300" distR="114300" simplePos="0" relativeHeight="251651072" behindDoc="0" locked="0" layoutInCell="1" allowOverlap="1" wp14:anchorId="67A06BD8" wp14:editId="1426D1F8">
               <wp:simplePos x="0" y="0"/>
               <wp:positionH relativeFrom="page">
                 <wp:posOffset>720725</wp:posOffset>
@@ -13802,7 +10124,7 @@
         </mc:Choice>
         <mc:Fallback>
           <w:pict>
-            <v:line w14:anchorId="266757ED" id="Line 17" o:spid="_x0000_s1026" style="position:absolute;z-index:251651072;visibility:visible;mso-wrap-style:square;mso-width-percent:0;mso-height-percent:0;mso-wrap-distance-left:9pt;mso-wrap-distance-top:0;mso-wrap-distance-right:9pt;mso-wrap-distance-bottom:0;mso-position-horizontal:absolute;mso-position-horizontal-relative:page;mso-position-vertical:absolute;mso-position-vertical-relative:page;mso-width-percent:0;mso-height-percent:0;mso-width-relative:page;mso-height-relative:page" from="56.75pt,725.15pt" to="241pt,725.15pt" o:gfxdata="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">
+            <v:line w14:anchorId="266757ED" id="Line 17" o:spid="_x0000_s1026" style="position:absolute;z-index:251651072;visibility:visible;mso-wrap-style:square;mso-width-percent:0;mso-height-percent:0;mso-wrap-distance-left:9pt;mso-wrap-distance-top:0;mso-wrap-distance-right:9pt;mso-wrap-distance-bottom:0;mso-position-horizontal:absolute;mso-position-horizontal-relative:page;mso-position-vertical:absolute;mso-position-vertical-relative:page;mso-width-percent:0;mso-height-percent:0;mso-width-relative:page;mso-height-relative:page" from="56.75pt,725.15pt" to="241pt,725.15pt" o:gfxdata="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">
               <o:lock v:ext="edit" shapetype="f"/>
               <w10:wrap anchorx="page" anchory="page"/>
             </v:line>
@@ -13817,7 +10139,7 @@
       <mc:AlternateContent>
         <mc:Choice Requires="wps">
           <w:drawing>
-            <wp:anchor distT="4294967295" distB="4294967295" distL="114300" distR="114300" simplePos="0" relativeHeight="251650048" behindDoc="0" locked="0" layoutInCell="1" allowOverlap="1" wp14:anchorId="0DB966E2">
+            <wp:anchor distT="4294967295" distB="4294967295" distL="114300" distR="114300" simplePos="0" relativeHeight="251650048" behindDoc="0" locked="0" layoutInCell="1" allowOverlap="1" wp14:anchorId="0DB966E2" wp14:editId="3051DAC1">
               <wp:simplePos x="0" y="0"/>
               <wp:positionH relativeFrom="page">
                 <wp:posOffset>720090</wp:posOffset>
@@ -13871,7 +10193,7 @@
         </mc:Choice>
         <mc:Fallback>
           <w:pict>
-            <v:line w14:anchorId="5C92E012" id="Прямая соединительная линия 6" o:spid="_x0000_s1026" style="position:absolute;z-index:251650048;visibility:visible;mso-wrap-style:square;mso-width-percent:0;mso-height-percent:0;mso-wrap-distance-left:9pt;mso-wrap-distance-top:.mm;mso-wrap-distance-right:9pt;mso-wrap-distance-bottom:.mm;mso-position-horizontal:absolute;mso-position-horizontal-relative:page;mso-position-vertical:absolute;mso-position-vertical-relative:page;mso-width-percent:0;mso-height-percent:0;mso-width-relative:page;mso-height-relative:page" from="56.7pt,739.35pt" to="240.95pt,739.35pt" o:gfxdata="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" strokeweight="1.5pt">
+            <v:line w14:anchorId="5C92E012" id="Прямая соединительная линия 6" o:spid="_x0000_s1026" style="position:absolute;z-index:251650048;visibility:visible;mso-wrap-style:square;mso-width-percent:0;mso-height-percent:0;mso-wrap-distance-left:9pt;mso-wrap-distance-top:.mm;mso-wrap-distance-right:9pt;mso-wrap-distance-bottom:.mm;mso-position-horizontal:absolute;mso-position-horizontal-relative:page;mso-position-vertical:absolute;mso-position-vertical-relative:page;mso-width-percent:0;mso-height-percent:0;mso-width-relative:page;mso-height-relative:page" from="56.7pt,739.35pt" to="240.95pt,739.35pt" o:gfxdata="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" strokeweight="1.5pt">
               <o:lock v:ext="edit" shapetype="f"/>
               <w10:wrap anchorx="page" anchory="page"/>
             </v:line>
@@ -13886,7 +10208,7 @@
       <mc:AlternateContent>
         <mc:Choice Requires="wps">
           <w:drawing>
-            <wp:anchor distT="4294967295" distB="4294967295" distL="114300" distR="114300" simplePos="0" relativeHeight="251649024" behindDoc="0" locked="0" layoutInCell="1" allowOverlap="1" wp14:anchorId="34FF7D93">
+            <wp:anchor distT="4294967295" distB="4294967295" distL="114300" distR="114300" simplePos="0" relativeHeight="251649024" behindDoc="0" locked="0" layoutInCell="1" allowOverlap="1" wp14:anchorId="34FF7D93" wp14:editId="4F41F8C7">
               <wp:simplePos x="0" y="0"/>
               <wp:positionH relativeFrom="page">
                 <wp:posOffset>720725</wp:posOffset>
@@ -13940,7 +10262,7 @@
         </mc:Choice>
         <mc:Fallback>
           <w:pict>
-            <v:line w14:anchorId="5C72FA5A" id="Прямая соединительная линия 5" o:spid="_x0000_s1026" style="position:absolute;z-index:251649024;visibility:visible;mso-wrap-style:square;mso-width-percent:0;mso-height-percent:0;mso-wrap-distance-left:9pt;mso-wrap-distance-top:.mm;mso-wrap-distance-right:9pt;mso-wrap-distance-bottom:.mm;mso-position-horizontal:absolute;mso-position-horizontal-relative:page;mso-position-vertical:absolute;mso-position-vertical-relative:page;mso-width-percent:0;mso-height-percent:0;mso-width-relative:page;mso-height-relative:page" from="56.75pt,767.7pt" to="241pt,767.7pt" o:gfxdata="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">
+            <v:line w14:anchorId="5C72FA5A" id="Прямая соединительная линия 5" o:spid="_x0000_s1026" style="position:absolute;z-index:251649024;visibility:visible;mso-wrap-style:square;mso-width-percent:0;mso-height-percent:0;mso-wrap-distance-left:9pt;mso-wrap-distance-top:.mm;mso-wrap-distance-right:9pt;mso-wrap-distance-bottom:.mm;mso-position-horizontal:absolute;mso-position-horizontal-relative:page;mso-position-vertical:absolute;mso-position-vertical-relative:page;mso-width-percent:0;mso-height-percent:0;mso-width-relative:page;mso-height-relative:page" from="56.75pt,767.7pt" to="241pt,767.7pt" o:gfxdata="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">
               <o:lock v:ext="edit" shapetype="f"/>
               <w10:wrap anchorx="page" anchory="page"/>
             </v:line>
@@ -13955,7 +10277,7 @@
       <mc:AlternateContent>
         <mc:Choice Requires="wps">
           <w:drawing>
-            <wp:anchor distT="0" distB="0" distL="114300" distR="114300" simplePos="0" relativeHeight="251648000" behindDoc="0" locked="0" layoutInCell="1" allowOverlap="1" wp14:anchorId="1E538660">
+            <wp:anchor distT="0" distB="0" distL="114300" distR="114300" simplePos="0" relativeHeight="251648000" behindDoc="0" locked="0" layoutInCell="1" allowOverlap="1" wp14:anchorId="1E538660" wp14:editId="30F1BBE4">
               <wp:simplePos x="0" y="0"/>
               <wp:positionH relativeFrom="page">
                 <wp:posOffset>720725</wp:posOffset>
@@ -14016,7 +10338,7 @@
         </mc:Choice>
         <mc:Fallback>
           <w:pict>
-            <v:line w14:anchorId="0E996B15" id="Line 12" o:spid="_x0000_s1026" style="position:absolute;z-index:251648000;visibility:visible;mso-wrap-style:square;mso-width-percent:0;mso-height-percent:0;mso-wrap-distance-left:9pt;mso-wrap-distance-top:0;mso-wrap-distance-right:9pt;mso-wrap-distance-bottom:0;mso-position-horizontal:absolute;mso-position-horizontal-relative:page;mso-position-vertical:absolute;mso-position-vertical-relative:page;mso-width-percent:0;mso-height-percent:0;mso-width-relative:page;mso-height-relative:page" from="56.75pt,796.05pt" to="241pt,796.05pt" o:gfxdata="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">
+            <v:line w14:anchorId="0E996B15" id="Line 12" o:spid="_x0000_s1026" style="position:absolute;z-index:251648000;visibility:visible;mso-wrap-style:square;mso-width-percent:0;mso-height-percent:0;mso-wrap-distance-left:9pt;mso-wrap-distance-top:0;mso-wrap-distance-right:9pt;mso-wrap-distance-bottom:0;mso-position-horizontal:absolute;mso-position-horizontal-relative:page;mso-position-vertical:absolute;mso-position-vertical-relative:page;mso-width-percent:0;mso-height-percent:0;mso-width-relative:page;mso-height-relative:page" from="56.75pt,796.05pt" to="241pt,796.05pt" o:gfxdata="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">
               <o:lock v:ext="edit" shapetype="f"/>
               <w10:wrap anchorx="page" anchory="page"/>
             </v:line>
@@ -14031,7 +10353,7 @@
       <mc:AlternateContent>
         <mc:Choice Requires="wps">
           <w:drawing>
-            <wp:anchor distT="4294967295" distB="4294967295" distL="114300" distR="114300" simplePos="0" relativeHeight="251646976" behindDoc="0" locked="0" layoutInCell="1" allowOverlap="1" wp14:anchorId="79050799">
+            <wp:anchor distT="4294967295" distB="4294967295" distL="114300" distR="114300" simplePos="0" relativeHeight="251646976" behindDoc="0" locked="0" layoutInCell="1" allowOverlap="1" wp14:anchorId="79050799" wp14:editId="44C1EC40">
               <wp:simplePos x="0" y="0"/>
               <wp:positionH relativeFrom="page">
                 <wp:posOffset>720725</wp:posOffset>
@@ -14085,7 +10407,7 @@
         </mc:Choice>
         <mc:Fallback>
           <w:pict>
-            <v:line w14:anchorId="1E47CD08" id="Прямая соединительная линия 4" o:spid="_x0000_s1026" style="position:absolute;z-index:251646976;visibility:visible;mso-wrap-style:square;mso-width-percent:0;mso-height-percent:0;mso-wrap-distance-left:9pt;mso-wrap-distance-top:.mm;mso-wrap-distance-right:9pt;mso-wrap-distance-bottom:.mm;mso-position-horizontal:absolute;mso-position-horizontal-relative:page;mso-position-vertical:absolute;mso-position-vertical-relative:page;mso-width-percent:0;mso-height-percent:0;mso-width-relative:page;mso-height-relative:page" from="56.75pt,810.2pt" to="241pt,810.2pt" o:gfxdata="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">
+            <v:line w14:anchorId="1E47CD08" id="Прямая соединительная линия 4" o:spid="_x0000_s1026" style="position:absolute;z-index:251646976;visibility:visible;mso-wrap-style:square;mso-width-percent:0;mso-height-percent:0;mso-wrap-distance-left:9pt;mso-wrap-distance-top:.mm;mso-wrap-distance-right:9pt;mso-wrap-distance-bottom:.mm;mso-position-horizontal:absolute;mso-position-horizontal-relative:page;mso-position-vertical:absolute;mso-position-vertical-relative:page;mso-width-percent:0;mso-height-percent:0;mso-width-relative:page;mso-height-relative:page" from="56.75pt,810.2pt" to="241pt,810.2pt" o:gfxdata="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">
               <o:lock v:ext="edit" shapetype="f"/>
               <w10:wrap anchorx="page" anchory="page"/>
             </v:line>
@@ -14100,7 +10422,7 @@
       <mc:AlternateContent>
         <mc:Choice Requires="wps">
           <w:drawing>
-            <wp:anchor distT="0" distB="0" distL="114298" distR="114298" simplePos="0" relativeHeight="251645952" behindDoc="0" locked="0" layoutInCell="1" allowOverlap="1" wp14:anchorId="3BA62BC0">
+            <wp:anchor distT="0" distB="0" distL="114298" distR="114298" simplePos="0" relativeHeight="251645952" behindDoc="0" locked="0" layoutInCell="1" allowOverlap="1" wp14:anchorId="3BA62BC0" wp14:editId="5E912598">
               <wp:simplePos x="0" y="0"/>
               <wp:positionH relativeFrom="page">
                 <wp:posOffset>3060699</wp:posOffset>
@@ -14154,7 +10476,7 @@
         </mc:Choice>
         <mc:Fallback>
           <w:pict>
-            <v:line w14:anchorId="76D1CC9D" id="Прямая соединительная линия 3" o:spid="_x0000_s1026" style="position:absolute;z-index:251645952;visibility:visible;mso-wrap-style:square;mso-width-percent:0;mso-height-percent:0;mso-wrap-distance-left:3.17494mm;mso-wrap-distance-top:0;mso-wrap-distance-right:3.17494mm;mso-wrap-distance-bottom:0;mso-position-horizontal:absolute;mso-position-horizontal-relative:page;mso-position-vertical:absolute;mso-position-vertical-relative:page;mso-width-percent:0;mso-height-percent:0;mso-width-relative:page;mso-height-relative:page" from="241pt,711pt" to="241pt,824.4pt" o:gfxdata="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" strokeweight="1.5pt">
+            <v:line w14:anchorId="76D1CC9D" id="Прямая соединительная линия 3" o:spid="_x0000_s1026" style="position:absolute;z-index:251645952;visibility:visible;mso-wrap-style:square;mso-width-percent:0;mso-height-percent:0;mso-wrap-distance-left:3.17494mm;mso-wrap-distance-top:0;mso-wrap-distance-right:3.17494mm;mso-wrap-distance-bottom:0;mso-position-horizontal:absolute;mso-position-horizontal-relative:page;mso-position-vertical:absolute;mso-position-vertical-relative:page;mso-width-percent:0;mso-height-percent:0;mso-width-relative:page;mso-height-relative:page" from="241pt,711pt" to="241pt,824.4pt" o:gfxdata="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" strokeweight="1.5pt">
               <o:lock v:ext="edit" shapetype="f"/>
               <w10:wrap anchorx="page" anchory="page"/>
             </v:line>
@@ -14169,7 +10491,7 @@
       <mc:AlternateContent>
         <mc:Choice Requires="wps">
           <w:drawing>
-            <wp:anchor distT="4294967295" distB="4294967295" distL="114300" distR="114300" simplePos="0" relativeHeight="251644928" behindDoc="0" locked="0" layoutInCell="1" allowOverlap="1" wp14:anchorId="22B82FB8">
+            <wp:anchor distT="4294967295" distB="4294967295" distL="114300" distR="114300" simplePos="0" relativeHeight="251644928" behindDoc="0" locked="0" layoutInCell="1" allowOverlap="1" wp14:anchorId="22B82FB8" wp14:editId="015C29F7">
               <wp:simplePos x="0" y="0"/>
               <wp:positionH relativeFrom="page">
                 <wp:posOffset>720090</wp:posOffset>
@@ -14223,7 +10545,7 @@
         </mc:Choice>
         <mc:Fallback>
           <w:pict>
-            <v:line w14:anchorId="110DA1CA" id="Прямая соединительная линия 2" o:spid="_x0000_s1026" style="position:absolute;z-index:251644928;visibility:visible;mso-wrap-style:square;mso-width-percent:0;mso-height-percent:0;mso-wrap-distance-left:9pt;mso-wrap-distance-top:.mm;mso-wrap-distance-right:9pt;mso-wrap-distance-bottom:.mm;mso-position-horizontal:absolute;mso-position-horizontal-relative:page;mso-position-vertical:absolute;mso-position-vertical-relative:page;mso-width-percent:0;mso-height-percent:0;mso-width-relative:page;mso-height-relative:page" from="56.7pt,711pt" to="581pt,711pt" o:gfxdata="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" strokeweight="1.5pt">
+            <v:line w14:anchorId="110DA1CA" id="Прямая соединительная линия 2" o:spid="_x0000_s1026" style="position:absolute;z-index:251644928;visibility:visible;mso-wrap-style:square;mso-width-percent:0;mso-height-percent:0;mso-wrap-distance-left:9pt;mso-wrap-distance-top:.mm;mso-wrap-distance-right:9pt;mso-wrap-distance-bottom:.mm;mso-position-horizontal:absolute;mso-position-horizontal-relative:page;mso-position-vertical:absolute;mso-position-vertical-relative:page;mso-width-percent:0;mso-height-percent:0;mso-width-relative:page;mso-height-relative:page" from="56.7pt,711pt" to="581pt,711pt" o:gfxdata="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" strokeweight="1.5pt">
               <o:lock v:ext="edit" shapetype="f"/>
               <w10:wrap anchorx="page" anchory="page"/>
             </v:line>
@@ -14238,7 +10560,7 @@
       <mc:AlternateContent>
         <mc:Choice Requires="wps">
           <w:drawing>
-            <wp:anchor distT="0" distB="0" distL="114300" distR="114300" simplePos="0" relativeHeight="251677696" behindDoc="0" locked="0" layoutInCell="1" allowOverlap="1" wp14:anchorId="7E57C65B">
+            <wp:anchor distT="0" distB="0" distL="114300" distR="114300" simplePos="0" relativeHeight="251677696" behindDoc="0" locked="0" layoutInCell="1" allowOverlap="1" wp14:anchorId="7E57C65B" wp14:editId="47C291DE">
               <wp:simplePos x="0" y="0"/>
               <wp:positionH relativeFrom="column">
                 <wp:posOffset>2026920</wp:posOffset>
@@ -14300,7 +10622,7 @@
         </mc:Choice>
         <mc:Fallback>
           <w:pict>
-            <v:shape w14:anchorId="7E57C65B" id="Надпись 1" o:spid="_x0000_s1058" type="#_x0000_t202" style="position:absolute;margin-left:159.6pt;margin-top:-19.25pt;width:190.4pt;height:31.25pt;z-index:251677696;visibility:visible;mso-wrap-style:square;mso-width-percent:0;mso-height-percent:0;mso-wrap-distance-left:9pt;mso-wrap-distance-top:0;mso-wrap-distance-right:9pt;mso-wrap-distance-bottom:0;mso-position-horizontal:absolute;mso-position-horizontal-relative:text;mso-position-vertical:absolute;mso-position-vertical-relative:text;mso-width-percent:0;mso-height-percent:0;mso-width-relative:page;mso-height-relative:page;v-text-anchor:top" o:gfxdata="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" filled="f" stroked="f">
+            <v:shape w14:anchorId="7E57C65B" id="Надпись 1" o:spid="_x0000_s1058" type="#_x0000_t202" style="position:absolute;margin-left:159.6pt;margin-top:-19.25pt;width:190.4pt;height:31.25pt;z-index:251677696;visibility:visible;mso-wrap-style:square;mso-width-percent:0;mso-height-percent:0;mso-wrap-distance-left:9pt;mso-wrap-distance-top:0;mso-wrap-distance-right:9pt;mso-wrap-distance-bottom:0;mso-position-horizontal:absolute;mso-position-horizontal-relative:text;mso-position-vertical:absolute;mso-position-vertical-relative:text;mso-width-percent:0;mso-height-percent:0;mso-width-relative:page;mso-height-relative:page;v-text-anchor:top" o:gfxdata="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" filled="f" stroked="f">
               <v:textbox inset="0,0,0,0">
                 <w:txbxContent>
                   <w:p>
@@ -14384,7 +10706,7 @@
 </file>
 
 <file path=word/footnotes.xml><?xml version="1.0" encoding="utf-8"?>
-<w:footnotes xmlns:wpc="http://schemas.microsoft.com/office/word/2010/wordprocessingCanvas" xmlns:cx="http://schemas.microsoft.com/office/drawing/2014/chartex" xmlns:cx1="http://schemas.microsoft.com/office/drawing/2015/9/8/chartex" xmlns:cx2="http://schemas.microsoft.com/office/drawing/2015/10/21/chartex" xmlns:cx3="http://schemas.microsoft.com/office/drawing/2016/5/9/chartex" xmlns:cx4="http://schemas.microsoft.com/office/drawing/2016/5/10/chartex" xmlns:cx5="http://schemas.microsoft.com/office/drawing/2016/5/11/chartex" xmlns:cx6="http://schemas.microsoft.com/office/drawing/2016/5/12/chartex" xmlns:cx7="http://schemas.microsoft.com/office/drawing/2016/5/13/chartex" xmlns:cx8="http://schemas.microsoft.com/office/drawing/2016/5/14/chartex" xmlns:mc="http://schemas.openxmlformats.org/markup-compatibility/2006" xmlns:aink="http://schemas.microsoft.com/office/drawing/2016/ink" xmlns:am3d="http://schemas.microsoft.com/office/drawing/2017/model3d" xmlns:o="urn:schemas-microsoft-com:office:office" xmlns:oel="http://schemas.microsoft.com/office/2019/extlst" xmlns:r="http://schemas.openxmlformats.org/officeDocument/2006/relationships" xmlns:m="http://schemas.openxmlformats.org/officeDocument/2006/math" xmlns:v="urn:schemas-microsoft-com:vml" xmlns:wp14="http://schemas.microsoft.com/office/word/2010/wordprocessingDrawing" xmlns:wp="http://schemas.openxmlformats.org/drawingml/2006/wordprocessingDrawing" xmlns:w10="urn:schemas-microsoft-com:office:word" xmlns:w="http://schemas.openxmlformats.org/wordprocessingml/2006/main" xmlns:w14="http://schemas.microsoft.com/office/word/2010/wordml" xmlns:w15="http://schemas.microsoft.com/office/word/2012/wordml" xmlns:w16cex="http://schemas.microsoft.com/office/word/2018/wordml/cex" xmlns:w16cid="http://schemas.microsoft.com/office/word/2016/wordml/cid" xmlns:w16="http://schemas.microsoft.com/office/word/2018/wordml" xmlns:w16sdtdh="http://schemas.microsoft.com/office/word/2020/wordml/sdtdatahash" xmlns:w16se="http://schemas.microsoft.com/office/word/2015/wordml/symex" xmlns:wpg="http://schemas.microsoft.com/office/word/2010/wordprocessingGroup" xmlns:wpi="http://schemas.microsoft.com/office/word/2010/wordprocessingInk" xmlns:wne="http://schemas.microsoft.com/office/word/2006/wordml" xmlns:wps="http://schemas.microsoft.com/office/word/2010/wordprocessingShape" mc:Ignorable="w14 w15 w16se w16cid w16 w16cex w16sdtdh wp14">
+<w:footnotes xmlns:wpc="http://schemas.microsoft.com/office/word/2010/wordprocessingCanvas" xmlns:cx="http://schemas.microsoft.com/office/drawing/2014/chartex" xmlns:cx1="http://schemas.microsoft.com/office/drawing/2015/9/8/chartex" xmlns:cx2="http://schemas.microsoft.com/office/drawing/2015/10/21/chartex" xmlns:cx3="http://schemas.microsoft.com/office/drawing/2016/5/9/chartex" xmlns:cx4="http://schemas.microsoft.com/office/drawing/2016/5/10/chartex" xmlns:cx5="http://schemas.microsoft.com/office/drawing/2016/5/11/chartex" xmlns:cx6="http://schemas.microsoft.com/office/drawing/2016/5/12/chartex" xmlns:cx7="http://schemas.microsoft.com/office/drawing/2016/5/13/chartex" xmlns:cx8="http://schemas.microsoft.com/office/drawing/2016/5/14/chartex" xmlns:mc="http://schemas.openxmlformats.org/markup-compatibility/2006" xmlns:aink="http://schemas.microsoft.com/office/drawing/2016/ink" xmlns:am3d="http://schemas.microsoft.com/office/drawing/2017/model3d" xmlns:o="urn:schemas-microsoft-com:office:office" xmlns:oel="http://schemas.microsoft.com/office/2019/extlst" xmlns:r="http://schemas.openxmlformats.org/officeDocument/2006/relationships" xmlns:m="http://schemas.openxmlformats.org/officeDocument/2006/math" xmlns:v="urn:schemas-microsoft-com:vml" xmlns:wp14="http://schemas.microsoft.com/office/word/2010/wordprocessingDrawing" xmlns:wp="http://schemas.openxmlformats.org/drawingml/2006/wordprocessingDrawing" xmlns:w10="urn:schemas-microsoft-com:office:word" xmlns:w="http://schemas.openxmlformats.org/wordprocessingml/2006/main" xmlns:w14="http://schemas.microsoft.com/office/word/2010/wordml" xmlns:w15="http://schemas.microsoft.com/office/word/2012/wordml" xmlns:w16cex="http://schemas.microsoft.com/office/word/2018/wordml/cex" xmlns:w16cid="http://schemas.microsoft.com/office/word/2016/wordml/cid" xmlns:w16="http://schemas.microsoft.com/office/word/2018/wordml" xmlns:w16du="http://schemas.microsoft.com/office/word/2023/wordml/word16du" xmlns:w16sdtdh="http://schemas.microsoft.com/office/word/2020/wordml/sdtdatahash" xmlns:w16sdtfl="http://schemas.microsoft.com/office/word/2024/wordml/sdtformatlock" xmlns:w16se="http://schemas.microsoft.com/office/word/2015/wordml/symex" xmlns:wpg="http://schemas.microsoft.com/office/word/2010/wordprocessingGroup" xmlns:wpi="http://schemas.microsoft.com/office/word/2010/wordprocessingInk" xmlns:wne="http://schemas.microsoft.com/office/word/2006/wordml" xmlns:wps="http://schemas.microsoft.com/office/word/2010/wordprocessingShape" mc:Ignorable="w14 w15 w16se w16cid w16 w16cex w16sdtdh w16sdtfl w16du wp14">
   <w:footnote w:type="separator" w:id="-1">
     <w:p>
       <w:r>
@@ -14403,7 +10725,7 @@
 </file>
 
 <file path=word/header1.xml><?xml version="1.0" encoding="utf-8"?>
-<w:hdr xmlns:wpc="http://schemas.microsoft.com/office/word/2010/wordprocessingCanvas" xmlns:cx="http://schemas.microsoft.com/office/drawing/2014/chartex" xmlns:cx1="http://schemas.microsoft.com/office/drawing/2015/9/8/chartex" xmlns:cx2="http://schemas.microsoft.com/office/drawing/2015/10/21/chartex" xmlns:cx3="http://schemas.microsoft.com/office/drawing/2016/5/9/chartex" xmlns:cx4="http://schemas.microsoft.com/office/drawing/2016/5/10/chartex" xmlns:cx5="http://schemas.microsoft.com/office/drawing/2016/5/11/chartex" xmlns:cx6="http://schemas.microsoft.com/office/drawing/2016/5/12/chartex" xmlns:cx7="http://schemas.microsoft.com/office/drawing/2016/5/13/chartex" xmlns:cx8="http://schemas.microsoft.com/office/drawing/2016/5/14/chartex" xmlns:mc="http://schemas.openxmlformats.org/markup-compatibility/2006" xmlns:aink="http://schemas.microsoft.com/office/drawing/2016/ink" xmlns:am3d="http://schemas.microsoft.com/office/drawing/2017/model3d" xmlns:o="urn:schemas-microsoft-com:office:office" xmlns:oel="http://schemas.microsoft.com/office/2019/extlst" xmlns:r="http://schemas.openxmlformats.org/officeDocument/2006/relationships" xmlns:m="http://schemas.openxmlformats.org/officeDocument/2006/math" xmlns:v="urn:schemas-microsoft-com:vml" xmlns:wp14="http://schemas.microsoft.com/office/word/2010/wordprocessingDrawing" xmlns:wp="http://schemas.openxmlformats.org/drawingml/2006/wordprocessingDrawing" xmlns:w10="urn:schemas-microsoft-com:office:word" xmlns:w="http://schemas.openxmlformats.org/wordprocessingml/2006/main" xmlns:w14="http://schemas.microsoft.com/office/word/2010/wordml" xmlns:w15="http://schemas.microsoft.com/office/word/2012/wordml" xmlns:w16cex="http://schemas.microsoft.com/office/word/2018/wordml/cex" xmlns:w16cid="http://schemas.microsoft.com/office/word/2016/wordml/cid" xmlns:w16="http://schemas.microsoft.com/office/word/2018/wordml" xmlns:w16sdtdh="http://schemas.microsoft.com/office/word/2020/wordml/sdtdatahash" xmlns:w16se="http://schemas.microsoft.com/office/word/2015/wordml/symex" xmlns:wpg="http://schemas.microsoft.com/office/word/2010/wordprocessingGroup" xmlns:wpi="http://schemas.microsoft.com/office/word/2010/wordprocessingInk" xmlns:wne="http://schemas.microsoft.com/office/word/2006/wordml" xmlns:wps="http://schemas.microsoft.com/office/word/2010/wordprocessingShape" mc:Ignorable="w14 w15 w16se w16cid w16 w16cex w16sdtdh wp14">
+<w:hdr xmlns:wpc="http://schemas.microsoft.com/office/word/2010/wordprocessingCanvas" xmlns:cx="http://schemas.microsoft.com/office/drawing/2014/chartex" xmlns:cx1="http://schemas.microsoft.com/office/drawing/2015/9/8/chartex" xmlns:cx2="http://schemas.microsoft.com/office/drawing/2015/10/21/chartex" xmlns:cx3="http://schemas.microsoft.com/office/drawing/2016/5/9/chartex" xmlns:cx4="http://schemas.microsoft.com/office/drawing/2016/5/10/chartex" xmlns:cx5="http://schemas.microsoft.com/office/drawing/2016/5/11/chartex" xmlns:cx6="http://schemas.microsoft.com/office/drawing/2016/5/12/chartex" xmlns:cx7="http://schemas.microsoft.com/office/drawing/2016/5/13/chartex" xmlns:cx8="http://schemas.microsoft.com/office/drawing/2016/5/14/chartex" xmlns:mc="http://schemas.openxmlformats.org/markup-compatibility/2006" xmlns:aink="http://schemas.microsoft.com/office/drawing/2016/ink" xmlns:am3d="http://schemas.microsoft.com/office/drawing/2017/model3d" xmlns:o="urn:schemas-microsoft-com:office:office" xmlns:oel="http://schemas.microsoft.com/office/2019/extlst" xmlns:r="http://schemas.openxmlformats.org/officeDocument/2006/relationships" xmlns:m="http://schemas.openxmlformats.org/officeDocument/2006/math" xmlns:v="urn:schemas-microsoft-com:vml" xmlns:wp14="http://schemas.microsoft.com/office/word/2010/wordprocessingDrawing" xmlns:wp="http://schemas.openxmlformats.org/drawingml/2006/wordprocessingDrawing" xmlns:w10="urn:schemas-microsoft-com:office:word" xmlns:w="http://schemas.openxmlformats.org/wordprocessingml/2006/main" xmlns:w14="http://schemas.microsoft.com/office/word/2010/wordml" xmlns:w15="http://schemas.microsoft.com/office/word/2012/wordml" xmlns:w16cex="http://schemas.microsoft.com/office/word/2018/wordml/cex" xmlns:w16cid="http://schemas.microsoft.com/office/word/2016/wordml/cid" xmlns:w16="http://schemas.microsoft.com/office/word/2018/wordml" xmlns:w16du="http://schemas.microsoft.com/office/word/2023/wordml/word16du" xmlns:w16sdtdh="http://schemas.microsoft.com/office/word/2020/wordml/sdtdatahash" xmlns:w16sdtfl="http://schemas.microsoft.com/office/word/2024/wordml/sdtformatlock" xmlns:w16se="http://schemas.microsoft.com/office/word/2015/wordml/symex" xmlns:wpg="http://schemas.microsoft.com/office/word/2010/wordprocessingGroup" xmlns:wpi="http://schemas.microsoft.com/office/word/2010/wordprocessingInk" xmlns:wne="http://schemas.microsoft.com/office/word/2006/wordml" xmlns:wps="http://schemas.microsoft.com/office/word/2010/wordprocessingShape" mc:Ignorable="w14 w15 w16se w16cid w16 w16cex w16sdtdh w16sdtfl w16du wp14">
   <w:p>
     <w:pPr>
       <w:pStyle w:val="a3"/>
@@ -14415,7 +10737,7 @@
       <mc:AlternateContent>
         <mc:Choice Requires="wps">
           <w:drawing>
-            <wp:anchor distT="0" distB="0" distL="114300" distR="114300" simplePos="0" relativeHeight="251625472" behindDoc="0" locked="0" layoutInCell="0" allowOverlap="1" wp14:anchorId="5BAE2EBE">
+            <wp:anchor distT="0" distB="0" distL="114300" distR="114300" simplePos="0" relativeHeight="251625472" behindDoc="0" locked="0" layoutInCell="0" allowOverlap="1" wp14:anchorId="5BAE2EBE" wp14:editId="5AD2F460">
               <wp:simplePos x="0" y="0"/>
               <wp:positionH relativeFrom="page">
                 <wp:posOffset>712470</wp:posOffset>
@@ -14473,7 +10795,7 @@
         </mc:Choice>
         <mc:Fallback>
           <w:pict>
-            <v:rect w14:anchorId="18D37AF1" id="Rectangle 55" o:spid="_x0000_s1026" style="position:absolute;margin-left:56.1pt;margin-top:16.45pt;width:524.4pt;height:807.85pt;z-index:251625472;visibility:visible;mso-wrap-style:square;mso-width-percent:0;mso-height-percent:0;mso-wrap-distance-left:9pt;mso-wrap-distance-top:0;mso-wrap-distance-right:9pt;mso-wrap-distance-bottom:0;mso-position-horizontal:absolute;mso-position-horizontal-relative:page;mso-position-vertical:absolute;mso-position-vertical-relative:page;mso-width-percent:0;mso-height-percent:0;mso-width-relative:page;mso-height-relative:page;v-text-anchor:top" o:gfxdata="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" o:allowincell="f" strokeweight="1.5pt">
+            <v:rect w14:anchorId="18D37AF1" id="Rectangle 55" o:spid="_x0000_s1026" style="position:absolute;margin-left:56.1pt;margin-top:16.45pt;width:524.4pt;height:807.85pt;z-index:251625472;visibility:visible;mso-wrap-style:square;mso-width-percent:0;mso-height-percent:0;mso-wrap-distance-left:9pt;mso-wrap-distance-top:0;mso-wrap-distance-right:9pt;mso-wrap-distance-bottom:0;mso-position-horizontal:absolute;mso-position-horizontal-relative:page;mso-position-vertical:absolute;mso-position-vertical-relative:page;mso-width-percent:0;mso-height-percent:0;mso-width-relative:page;mso-height-relative:page;v-text-anchor:top" o:gfxdata="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" o:allowincell="f" strokeweight="1.5pt">
               <v:path arrowok="t"/>
               <w10:wrap anchorx="page" anchory="page"/>
             </v:rect>
@@ -14486,7 +10808,7 @@
 </file>
 
 <file path=word/header2.xml><?xml version="1.0" encoding="utf-8"?>
-<w:hdr xmlns:wpc="http://schemas.microsoft.com/office/word/2010/wordprocessingCanvas" xmlns:cx="http://schemas.microsoft.com/office/drawing/2014/chartex" xmlns:cx1="http://schemas.microsoft.com/office/drawing/2015/9/8/chartex" xmlns:cx2="http://schemas.microsoft.com/office/drawing/2015/10/21/chartex" xmlns:cx3="http://schemas.microsoft.com/office/drawing/2016/5/9/chartex" xmlns:cx4="http://schemas.microsoft.com/office/drawing/2016/5/10/chartex" xmlns:cx5="http://schemas.microsoft.com/office/drawing/2016/5/11/chartex" xmlns:cx6="http://schemas.microsoft.com/office/drawing/2016/5/12/chartex" xmlns:cx7="http://schemas.microsoft.com/office/drawing/2016/5/13/chartex" xmlns:cx8="http://schemas.microsoft.com/office/drawing/2016/5/14/chartex" xmlns:mc="http://schemas.openxmlformats.org/markup-compatibility/2006" xmlns:aink="http://schemas.microsoft.com/office/drawing/2016/ink" xmlns:am3d="http://schemas.microsoft.com/office/drawing/2017/model3d" xmlns:o="urn:schemas-microsoft-com:office:office" xmlns:oel="http://schemas.microsoft.com/office/2019/extlst" xmlns:r="http://schemas.openxmlformats.org/officeDocument/2006/relationships" xmlns:m="http://schemas.openxmlformats.org/officeDocument/2006/math" xmlns:v="urn:schemas-microsoft-com:vml" xmlns:wp14="http://schemas.microsoft.com/office/word/2010/wordprocessingDrawing" xmlns:wp="http://schemas.openxmlformats.org/drawingml/2006/wordprocessingDrawing" xmlns:w10="urn:schemas-microsoft-com:office:word" xmlns:w="http://schemas.openxmlformats.org/wordprocessingml/2006/main" xmlns:w14="http://schemas.microsoft.com/office/word/2010/wordml" xmlns:w15="http://schemas.microsoft.com/office/word/2012/wordml" xmlns:w16cex="http://schemas.microsoft.com/office/word/2018/wordml/cex" xmlns:w16cid="http://schemas.microsoft.com/office/word/2016/wordml/cid" xmlns:w16="http://schemas.microsoft.com/office/word/2018/wordml" xmlns:w16sdtdh="http://schemas.microsoft.com/office/word/2020/wordml/sdtdatahash" xmlns:w16se="http://schemas.microsoft.com/office/word/2015/wordml/symex" xmlns:wpg="http://schemas.microsoft.com/office/word/2010/wordprocessingGroup" xmlns:wpi="http://schemas.microsoft.com/office/word/2010/wordprocessingInk" xmlns:wne="http://schemas.microsoft.com/office/word/2006/wordml" xmlns:wps="http://schemas.microsoft.com/office/word/2010/wordprocessingShape" mc:Ignorable="w14 w15 w16se w16cid w16 w16cex w16sdtdh wp14">
+<w:hdr xmlns:wpc="http://schemas.microsoft.com/office/word/2010/wordprocessingCanvas" xmlns:cx="http://schemas.microsoft.com/office/drawing/2014/chartex" xmlns:cx1="http://schemas.microsoft.com/office/drawing/2015/9/8/chartex" xmlns:cx2="http://schemas.microsoft.com/office/drawing/2015/10/21/chartex" xmlns:cx3="http://schemas.microsoft.com/office/drawing/2016/5/9/chartex" xmlns:cx4="http://schemas.microsoft.com/office/drawing/2016/5/10/chartex" xmlns:cx5="http://schemas.microsoft.com/office/drawing/2016/5/11/chartex" xmlns:cx6="http://schemas.microsoft.com/office/drawing/2016/5/12/chartex" xmlns:cx7="http://schemas.microsoft.com/office/drawing/2016/5/13/chartex" xmlns:cx8="http://schemas.microsoft.com/office/drawing/2016/5/14/chartex" xmlns:mc="http://schemas.openxmlformats.org/markup-compatibility/2006" xmlns:aink="http://schemas.microsoft.com/office/drawing/2016/ink" xmlns:am3d="http://schemas.microsoft.com/office/drawing/2017/model3d" xmlns:o="urn:schemas-microsoft-com:office:office" xmlns:oel="http://schemas.microsoft.com/office/2019/extlst" xmlns:r="http://schemas.openxmlformats.org/officeDocument/2006/relationships" xmlns:m="http://schemas.openxmlformats.org/officeDocument/2006/math" xmlns:v="urn:schemas-microsoft-com:vml" xmlns:wp14="http://schemas.microsoft.com/office/word/2010/wordprocessingDrawing" xmlns:wp="http://schemas.openxmlformats.org/drawingml/2006/wordprocessingDrawing" xmlns:w10="urn:schemas-microsoft-com:office:word" xmlns:w="http://schemas.openxmlformats.org/wordprocessingml/2006/main" xmlns:w14="http://schemas.microsoft.com/office/word/2010/wordml" xmlns:w15="http://schemas.microsoft.com/office/word/2012/wordml" xmlns:w16cex="http://schemas.microsoft.com/office/word/2018/wordml/cex" xmlns:w16cid="http://schemas.microsoft.com/office/word/2016/wordml/cid" xmlns:w16="http://schemas.microsoft.com/office/word/2018/wordml" xmlns:w16du="http://schemas.microsoft.com/office/word/2023/wordml/word16du" xmlns:w16sdtdh="http://schemas.microsoft.com/office/word/2020/wordml/sdtdatahash" xmlns:w16sdtfl="http://schemas.microsoft.com/office/word/2024/wordml/sdtformatlock" xmlns:w16se="http://schemas.microsoft.com/office/word/2015/wordml/symex" xmlns:wpg="http://schemas.microsoft.com/office/word/2010/wordprocessingGroup" xmlns:wpi="http://schemas.microsoft.com/office/word/2010/wordprocessingInk" xmlns:wne="http://schemas.microsoft.com/office/word/2006/wordml" xmlns:wps="http://schemas.microsoft.com/office/word/2010/wordprocessingShape" mc:Ignorable="w14 w15 w16se w16cid w16 w16cex w16sdtdh w16sdtfl w16du wp14">
   <w:p>
     <w:pPr>
       <w:pStyle w:val="a3"/>
@@ -14498,7 +10820,7 @@
       <mc:AlternateContent>
         <mc:Choice Requires="wps">
           <w:drawing>
-            <wp:anchor distT="0" distB="0" distL="114300" distR="114300" simplePos="0" relativeHeight="251643904" behindDoc="0" locked="0" layoutInCell="1" allowOverlap="1" wp14:anchorId="6C58BEA0">
+            <wp:anchor distT="0" distB="0" distL="114300" distR="114300" simplePos="0" relativeHeight="251643904" behindDoc="0" locked="0" layoutInCell="1" allowOverlap="1" wp14:anchorId="6C58BEA0" wp14:editId="3396180A">
               <wp:simplePos x="0" y="0"/>
               <wp:positionH relativeFrom="page">
                 <wp:posOffset>720090</wp:posOffset>
@@ -14568,7 +10890,7 @@
         </mc:Choice>
         <mc:Fallback>
           <w:pict>
-            <v:rect w14:anchorId="6C58BEA0" id="Прямоугольник 28" o:spid="_x0000_s1034" style="position:absolute;margin-left:56.7pt;margin-top:16.45pt;width:524.4pt;height:807.85pt;z-index:251643904;visibility:visible;mso-wrap-style:square;mso-width-percent:0;mso-height-percent:0;mso-wrap-distance-left:9pt;mso-wrap-distance-top:0;mso-wrap-distance-right:9pt;mso-wrap-distance-bottom:0;mso-position-horizontal:absolute;mso-position-horizontal-relative:page;mso-position-vertical:absolute;mso-position-vertical-relative:page;mso-width-percent:0;mso-height-percent:0;mso-width-relative:page;mso-height-relative:page;v-text-anchor:top" o:gfxdata="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" strokeweight="1.5pt">
+            <v:rect w14:anchorId="6C58BEA0" id="Прямоугольник 28" o:spid="_x0000_s1034" style="position:absolute;margin-left:56.7pt;margin-top:16.45pt;width:524.4pt;height:807.85pt;z-index:251643904;visibility:visible;mso-wrap-style:square;mso-width-percent:0;mso-height-percent:0;mso-wrap-distance-left:9pt;mso-wrap-distance-top:0;mso-wrap-distance-right:9pt;mso-wrap-distance-bottom:0;mso-position-horizontal:absolute;mso-position-horizontal-relative:page;mso-position-vertical:absolute;mso-position-vertical-relative:page;mso-width-percent:0;mso-height-percent:0;mso-width-relative:page;mso-height-relative:page;v-text-anchor:top" o:gfxdata="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" strokeweight="1.5pt">
               <v:path arrowok="t"/>
               <v:textbox>
                 <w:txbxContent>
@@ -14593,7 +10915,7 @@
 </file>
 
 <file path=word/numbering.xml><?xml version="1.0" encoding="utf-8"?>
-<w:numbering xmlns:wpc="http://schemas.microsoft.com/office/word/2010/wordprocessingCanvas" xmlns:cx="http://schemas.microsoft.com/office/drawing/2014/chartex" xmlns:cx1="http://schemas.microsoft.com/office/drawing/2015/9/8/chartex" xmlns:cx2="http://schemas.microsoft.com/office/drawing/2015/10/21/chartex" xmlns:cx3="http://schemas.microsoft.com/office/drawing/2016/5/9/chartex" xmlns:cx4="http://schemas.microsoft.com/office/drawing/2016/5/10/chartex" xmlns:cx5="http://schemas.microsoft.com/office/drawing/2016/5/11/chartex" xmlns:cx6="http://schemas.microsoft.com/office/drawing/2016/5/12/chartex" xmlns:cx7="http://schemas.microsoft.com/office/drawing/2016/5/13/chartex" xmlns:cx8="http://schemas.microsoft.com/office/drawing/2016/5/14/chartex" xmlns:mc="http://schemas.openxmlformats.org/markup-compatibility/2006" xmlns:aink="http://schemas.microsoft.com/office/drawing/2016/ink" xmlns:am3d="http://schemas.microsoft.com/office/drawing/2017/model3d" xmlns:o="urn:schemas-microsoft-com:office:office" xmlns:oel="http://schemas.microsoft.com/office/2019/extlst" xmlns:r="http://schemas.openxmlformats.org/officeDocument/2006/relationships" xmlns:m="http://schemas.openxmlformats.org/officeDocument/2006/math" xmlns:v="urn:schemas-microsoft-com:vml" xmlns:wp14="http://schemas.microsoft.com/office/word/2010/wordprocessingDrawing" xmlns:wp="http://schemas.openxmlformats.org/drawingml/2006/wordprocessingDrawing" xmlns:w10="urn:schemas-microsoft-com:office:word" xmlns:w="http://schemas.openxmlformats.org/wordprocessingml/2006/main" xmlns:w14="http://schemas.microsoft.com/office/word/2010/wordml" xmlns:w15="http://schemas.microsoft.com/office/word/2012/wordml" xmlns:w16cex="http://schemas.microsoft.com/office/word/2018/wordml/cex" xmlns:w16cid="http://schemas.microsoft.com/office/word/2016/wordml/cid" xmlns:w16="http://schemas.microsoft.com/office/word/2018/wordml" xmlns:w16sdtdh="http://schemas.microsoft.com/office/word/2020/wordml/sdtdatahash" xmlns:w16se="http://schemas.microsoft.com/office/word/2015/wordml/symex" xmlns:wpg="http://schemas.microsoft.com/office/word/2010/wordprocessingGroup" xmlns:wpi="http://schemas.microsoft.com/office/word/2010/wordprocessingInk" xmlns:wne="http://schemas.microsoft.com/office/word/2006/wordml" xmlns:wps="http://schemas.microsoft.com/office/word/2010/wordprocessingShape" mc:Ignorable="w14 w15 w16se w16cid w16 w16cex w16sdtdh wp14">
+<w:numbering xmlns:wpc="http://schemas.microsoft.com/office/word/2010/wordprocessingCanvas" xmlns:cx="http://schemas.microsoft.com/office/drawing/2014/chartex" xmlns:cx1="http://schemas.microsoft.com/office/drawing/2015/9/8/chartex" xmlns:cx2="http://schemas.microsoft.com/office/drawing/2015/10/21/chartex" xmlns:cx3="http://schemas.microsoft.com/office/drawing/2016/5/9/chartex" xmlns:cx4="http://schemas.microsoft.com/office/drawing/2016/5/10/chartex" xmlns:cx5="http://schemas.microsoft.com/office/drawing/2016/5/11/chartex" xmlns:cx6="http://schemas.microsoft.com/office/drawing/2016/5/12/chartex" xmlns:cx7="http://schemas.microsoft.com/office/drawing/2016/5/13/chartex" xmlns:cx8="http://schemas.microsoft.com/office/drawing/2016/5/14/chartex" xmlns:mc="http://schemas.openxmlformats.org/markup-compatibility/2006" xmlns:aink="http://schemas.microsoft.com/office/drawing/2016/ink" xmlns:am3d="http://schemas.microsoft.com/office/drawing/2017/model3d" xmlns:o="urn:schemas-microsoft-com:office:office" xmlns:oel="http://schemas.microsoft.com/office/2019/extlst" xmlns:r="http://schemas.openxmlformats.org/officeDocument/2006/relationships" xmlns:m="http://schemas.openxmlformats.org/officeDocument/2006/math" xmlns:v="urn:schemas-microsoft-com:vml" xmlns:wp14="http://schemas.microsoft.com/office/word/2010/wordprocessingDrawing" xmlns:wp="http://schemas.openxmlformats.org/drawingml/2006/wordprocessingDrawing" xmlns:w10="urn:schemas-microsoft-com:office:word" xmlns:w="http://schemas.openxmlformats.org/wordprocessingml/2006/main" xmlns:w14="http://schemas.microsoft.com/office/word/2010/wordml" xmlns:w15="http://schemas.microsoft.com/office/word/2012/wordml" xmlns:w16cex="http://schemas.microsoft.com/office/word/2018/wordml/cex" xmlns:w16cid="http://schemas.microsoft.com/office/word/2016/wordml/cid" xmlns:w16="http://schemas.microsoft.com/office/word/2018/wordml" xmlns:w16du="http://schemas.microsoft.com/office/word/2023/wordml/word16du" xmlns:w16sdtdh="http://schemas.microsoft.com/office/word/2020/wordml/sdtdatahash" xmlns:w16sdtfl="http://schemas.microsoft.com/office/word/2024/wordml/sdtformatlock" xmlns:w16se="http://schemas.microsoft.com/office/word/2015/wordml/symex" xmlns:wpg="http://schemas.microsoft.com/office/word/2010/wordprocessingGroup" xmlns:wpi="http://schemas.microsoft.com/office/word/2010/wordprocessingInk" xmlns:wne="http://schemas.microsoft.com/office/word/2006/wordml" xmlns:wps="http://schemas.microsoft.com/office/word/2010/wordprocessingShape" mc:Ignorable="w14 w15 w16se w16cid w16 w16cex w16sdtdh w16sdtfl w16du wp14">
   <w:abstractNum w:abstractNumId="0" w15:restartNumberingAfterBreak="0">
     <w:nsid w:val="020655F9"/>
     <w:multiLevelType w:val="hybridMultilevel"/>
@@ -16784,7 +13106,7 @@
 </file>
 
 <file path=word/styles.xml><?xml version="1.0" encoding="utf-8"?>
-<w:styles xmlns:mc="http://schemas.openxmlformats.org/markup-compatibility/2006" xmlns:r="http://schemas.openxmlformats.org/officeDocument/2006/relationships" xmlns:w="http://schemas.openxmlformats.org/wordprocessingml/2006/main" xmlns:w14="http://schemas.microsoft.com/office/word/2010/wordml" xmlns:w15="http://schemas.microsoft.com/office/word/2012/wordml" xmlns:w16cex="http://schemas.microsoft.com/office/word/2018/wordml/cex" xmlns:w16cid="http://schemas.microsoft.com/office/word/2016/wordml/cid" xmlns:w16="http://schemas.microsoft.com/office/word/2018/wordml" xmlns:w16sdtdh="http://schemas.microsoft.com/office/word/2020/wordml/sdtdatahash" xmlns:w16se="http://schemas.microsoft.com/office/word/2015/wordml/symex" mc:Ignorable="w14 w15 w16se w16cid w16 w16cex w16sdtdh">
+<w:styles xmlns:mc="http://schemas.openxmlformats.org/markup-compatibility/2006" xmlns:r="http://schemas.openxmlformats.org/officeDocument/2006/relationships" xmlns:w="http://schemas.openxmlformats.org/wordprocessingml/2006/main" xmlns:w14="http://schemas.microsoft.com/office/word/2010/wordml" xmlns:w15="http://schemas.microsoft.com/office/word/2012/wordml" xmlns:w16cex="http://schemas.microsoft.com/office/word/2018/wordml/cex" xmlns:w16cid="http://schemas.microsoft.com/office/word/2016/wordml/cid" xmlns:w16="http://schemas.microsoft.com/office/word/2018/wordml" xmlns:w16du="http://schemas.microsoft.com/office/word/2023/wordml/word16du" xmlns:w16sdtdh="http://schemas.microsoft.com/office/word/2020/wordml/sdtdatahash" xmlns:w16sdtfl="http://schemas.microsoft.com/office/word/2024/wordml/sdtformatlock" xmlns:w16se="http://schemas.microsoft.com/office/word/2015/wordml/symex" mc:Ignorable="w14 w15 w16se w16cid w16 w16cex w16sdtdh w16sdtfl w16du">
   <w:docDefaults>
     <w:rPrDefault>
       <w:rPr>
